--- a/docs/R-Secured_Webshop-EmiKrasniqi-Rapport.docx
+++ b/docs/R-Secured_Webshop-EmiKrasniqi-Rapport.docx
@@ -6,7 +6,7 @@
       <w:pPr>
         <w:pStyle w:val="Titre1"/>
       </w:pPr>
-      <w:bookmarkStart w:id="0" w:name="_Toc188950850"/>
+      <w:bookmarkStart w:id="0" w:name="_Toc192509014"/>
       <w:r>
         <w:t>S</w:t>
       </w:r>
@@ -278,7 +278,7 @@
           <w:sz w:val="18"/>
           <w:szCs w:val="18"/>
         </w:rPr>
-        <w:t>2</w:t>
+        <w:t>10</w:t>
       </w:r>
       <w:r>
         <w:rPr>
@@ -290,7 +290,7 @@
           <w:sz w:val="18"/>
           <w:szCs w:val="18"/>
         </w:rPr>
-        <w:t>8</w:t>
+        <w:t>.</w:t>
       </w:r>
       <w:r>
         <w:rPr>
@@ -302,7 +302,7 @@
           <w:sz w:val="18"/>
           <w:szCs w:val="18"/>
         </w:rPr>
-        <w:t>.</w:t>
+        <w:t>0</w:t>
       </w:r>
       <w:r>
         <w:rPr>
@@ -314,7 +314,7 @@
           <w:sz w:val="18"/>
           <w:szCs w:val="18"/>
         </w:rPr>
-        <w:t>01</w:t>
+        <w:t>3</w:t>
       </w:r>
       <w:r>
         <w:rPr>
@@ -341,7 +341,7 @@
         <w:t>2025</w:t>
       </w:r>
     </w:p>
-    <w:bookmarkStart w:id="1" w:name="_Toc188950851" w:displacedByCustomXml="next"/>
+    <w:bookmarkStart w:id="1" w:name="_Toc192509015" w:displacedByCustomXml="next"/>
     <w:sdt>
       <w:sdtPr>
         <w:rPr>
@@ -406,7 +406,7 @@
           <w:r>
             <w:fldChar w:fldCharType="separate"/>
           </w:r>
-          <w:hyperlink w:anchor="_Toc188950850" w:history="1">
+          <w:hyperlink w:anchor="_Toc192509014" w:history="1">
             <w:r>
               <w:rPr>
                 <w:rStyle w:val="Lienhypertexte"/>
@@ -434,7 +434,7 @@
                 <w:noProof/>
                 <w:webHidden/>
               </w:rPr>
-              <w:instrText xml:space="preserve"> PAGEREF _Toc188950850 \h </w:instrText>
+              <w:instrText xml:space="preserve"> PAGEREF _Toc192509014 \h </w:instrText>
             </w:r>
             <w:r>
               <w:rPr>
@@ -481,7 +481,7 @@
               <w14:ligatures w14:val="standardContextual"/>
             </w:rPr>
           </w:pPr>
-          <w:hyperlink w:anchor="_Toc188950851" w:history="1">
+          <w:hyperlink w:anchor="_Toc192509015" w:history="1">
             <w:r>
               <w:rPr>
                 <w:rStyle w:val="Lienhypertexte"/>
@@ -509,7 +509,7 @@
                 <w:noProof/>
                 <w:webHidden/>
               </w:rPr>
-              <w:instrText xml:space="preserve"> PAGEREF _Toc188950851 \h </w:instrText>
+              <w:instrText xml:space="preserve"> PAGEREF _Toc192509015 \h </w:instrText>
             </w:r>
             <w:r>
               <w:rPr>
@@ -556,7 +556,7 @@
               <w14:ligatures w14:val="standardContextual"/>
             </w:rPr>
           </w:pPr>
-          <w:hyperlink w:anchor="_Toc188950852" w:history="1">
+          <w:hyperlink w:anchor="_Toc192509016" w:history="1">
             <w:r>
               <w:rPr>
                 <w:rStyle w:val="Lienhypertexte"/>
@@ -584,7 +584,7 @@
                 <w:noProof/>
                 <w:webHidden/>
               </w:rPr>
-              <w:instrText xml:space="preserve"> PAGEREF _Toc188950852 \h </w:instrText>
+              <w:instrText xml:space="preserve"> PAGEREF _Toc192509016 \h </w:instrText>
             </w:r>
             <w:r>
               <w:rPr>
@@ -632,7 +632,7 @@
               <w14:ligatures w14:val="standardContextual"/>
             </w:rPr>
           </w:pPr>
-          <w:hyperlink w:anchor="_Toc188950853" w:history="1">
+          <w:hyperlink w:anchor="_Toc192509017" w:history="1">
             <w:r>
               <w:rPr>
                 <w:rStyle w:val="Lienhypertexte"/>
@@ -682,7 +682,7 @@
                 <w:noProof/>
                 <w:webHidden/>
               </w:rPr>
-              <w:instrText xml:space="preserve"> PAGEREF _Toc188950853 \h </w:instrText>
+              <w:instrText xml:space="preserve"> PAGEREF _Toc192509017 \h </w:instrText>
             </w:r>
             <w:r>
               <w:rPr>
@@ -730,7 +730,7 @@
               <w14:ligatures w14:val="standardContextual"/>
             </w:rPr>
           </w:pPr>
-          <w:hyperlink w:anchor="_Toc188950854" w:history="1">
+          <w:hyperlink w:anchor="_Toc192509018" w:history="1">
             <w:r>
               <w:rPr>
                 <w:rStyle w:val="Lienhypertexte"/>
@@ -780,7 +780,7 @@
                 <w:noProof/>
                 <w:webHidden/>
               </w:rPr>
-              <w:instrText xml:space="preserve"> PAGEREF _Toc188950854 \h </w:instrText>
+              <w:instrText xml:space="preserve"> PAGEREF _Toc192509018 \h </w:instrText>
             </w:r>
             <w:r>
               <w:rPr>
@@ -828,7 +828,7 @@
               <w14:ligatures w14:val="standardContextual"/>
             </w:rPr>
           </w:pPr>
-          <w:hyperlink w:anchor="_Toc188950855" w:history="1">
+          <w:hyperlink w:anchor="_Toc192509019" w:history="1">
             <w:r>
               <w:rPr>
                 <w:rStyle w:val="Lienhypertexte"/>
@@ -878,7 +878,7 @@
                 <w:noProof/>
                 <w:webHidden/>
               </w:rPr>
-              <w:instrText xml:space="preserve"> PAGEREF _Toc188950855 \h </w:instrText>
+              <w:instrText xml:space="preserve"> PAGEREF _Toc192509019 \h </w:instrText>
             </w:r>
             <w:r>
               <w:rPr>
@@ -925,7 +925,7 @@
               <w14:ligatures w14:val="standardContextual"/>
             </w:rPr>
           </w:pPr>
-          <w:hyperlink w:anchor="_Toc188950856" w:history="1">
+          <w:hyperlink w:anchor="_Toc192509020" w:history="1">
             <w:r>
               <w:rPr>
                 <w:rStyle w:val="Lienhypertexte"/>
@@ -953,7 +953,7 @@
                 <w:noProof/>
                 <w:webHidden/>
               </w:rPr>
-              <w:instrText xml:space="preserve"> PAGEREF _Toc188950856 \h </w:instrText>
+              <w:instrText xml:space="preserve"> PAGEREF _Toc192509020 \h </w:instrText>
             </w:r>
             <w:r>
               <w:rPr>
@@ -974,81 +974,6 @@
                 <w:webHidden/>
               </w:rPr>
               <w:t>4</w:t>
-            </w:r>
-            <w:r>
-              <w:rPr>
-                <w:noProof/>
-                <w:webHidden/>
-              </w:rPr>
-              <w:fldChar w:fldCharType="end"/>
-            </w:r>
-          </w:hyperlink>
-        </w:p>
-        <w:p>
-          <w:pPr>
-            <w:pStyle w:val="TM2"/>
-            <w:tabs>
-              <w:tab w:val="right" w:leader="dot" w:pos="9062"/>
-            </w:tabs>
-            <w:rPr>
-              <w:rFonts w:asciiTheme="minorHAnsi" w:eastAsiaTheme="minorEastAsia" w:hAnsiTheme="minorHAnsi" w:cstheme="minorBidi"/>
-              <w:noProof/>
-              <w:kern w:val="2"/>
-              <w:sz w:val="22"/>
-              <w:szCs w:val="22"/>
-              <w:lang w:eastAsia="fr-CH"/>
-              <w14:ligatures w14:val="standardContextual"/>
-            </w:rPr>
-          </w:pPr>
-          <w:hyperlink w:anchor="_Toc188950857" w:history="1">
-            <w:r>
-              <w:rPr>
-                <w:rStyle w:val="Lienhypertexte"/>
-                <w:rFonts w:eastAsiaTheme="majorEastAsia"/>
-                <w:noProof/>
-              </w:rPr>
-              <w:t>Explication code</w:t>
-            </w:r>
-            <w:r>
-              <w:rPr>
-                <w:noProof/>
-                <w:webHidden/>
-              </w:rPr>
-              <w:tab/>
-            </w:r>
-            <w:r>
-              <w:rPr>
-                <w:noProof/>
-                <w:webHidden/>
-              </w:rPr>
-              <w:fldChar w:fldCharType="begin"/>
-            </w:r>
-            <w:r>
-              <w:rPr>
-                <w:noProof/>
-                <w:webHidden/>
-              </w:rPr>
-              <w:instrText xml:space="preserve"> PAGEREF _Toc188950857 \h </w:instrText>
-            </w:r>
-            <w:r>
-              <w:rPr>
-                <w:noProof/>
-                <w:webHidden/>
-              </w:rPr>
-            </w:r>
-            <w:r>
-              <w:rPr>
-                <w:noProof/>
-                <w:webHidden/>
-              </w:rPr>
-              <w:fldChar w:fldCharType="separate"/>
-            </w:r>
-            <w:r>
-              <w:rPr>
-                <w:noProof/>
-                <w:webHidden/>
-              </w:rPr>
-              <w:t>5</w:t>
             </w:r>
             <w:r>
               <w:rPr>
@@ -1076,7 +1001,7 @@
               <w14:ligatures w14:val="standardContextual"/>
             </w:rPr>
           </w:pPr>
-          <w:hyperlink w:anchor="_Toc188950858" w:history="1">
+          <w:hyperlink w:anchor="_Toc192509021" w:history="1">
             <w:r>
               <w:rPr>
                 <w:rStyle w:val="Lienhypertexte"/>
@@ -1105,7 +1030,7 @@
                 <w:noProof/>
                 <w:lang w:eastAsia="fr-CH"/>
               </w:rPr>
-              <w:t>Configuration OpenSSL</w:t>
+              <w:t>Client</w:t>
             </w:r>
             <w:r>
               <w:rPr>
@@ -1126,7 +1051,399 @@
                 <w:noProof/>
                 <w:webHidden/>
               </w:rPr>
-              <w:instrText xml:space="preserve"> PAGEREF _Toc188950858 \h </w:instrText>
+              <w:instrText xml:space="preserve"> PAGEREF _Toc192509021 \h </w:instrText>
+            </w:r>
+            <w:r>
+              <w:rPr>
+                <w:noProof/>
+                <w:webHidden/>
+              </w:rPr>
+            </w:r>
+            <w:r>
+              <w:rPr>
+                <w:noProof/>
+                <w:webHidden/>
+              </w:rPr>
+              <w:fldChar w:fldCharType="separate"/>
+            </w:r>
+            <w:r>
+              <w:rPr>
+                <w:noProof/>
+                <w:webHidden/>
+              </w:rPr>
+              <w:t>4</w:t>
+            </w:r>
+            <w:r>
+              <w:rPr>
+                <w:noProof/>
+                <w:webHidden/>
+              </w:rPr>
+              <w:fldChar w:fldCharType="end"/>
+            </w:r>
+          </w:hyperlink>
+        </w:p>
+        <w:p>
+          <w:pPr>
+            <w:pStyle w:val="TM3"/>
+            <w:tabs>
+              <w:tab w:val="left" w:pos="1100"/>
+              <w:tab w:val="right" w:leader="dot" w:pos="9062"/>
+            </w:tabs>
+            <w:rPr>
+              <w:rFonts w:asciiTheme="minorHAnsi" w:eastAsiaTheme="minorEastAsia" w:hAnsiTheme="minorHAnsi" w:cstheme="minorBidi"/>
+              <w:noProof/>
+              <w:kern w:val="2"/>
+              <w:sz w:val="22"/>
+              <w:szCs w:val="22"/>
+              <w:lang w:eastAsia="fr-CH"/>
+              <w14:ligatures w14:val="standardContextual"/>
+            </w:rPr>
+          </w:pPr>
+          <w:hyperlink w:anchor="_Toc192509022" w:history="1">
+            <w:r>
+              <w:rPr>
+                <w:rStyle w:val="Lienhypertexte"/>
+                <w:rFonts w:eastAsiaTheme="majorEastAsia"/>
+                <w:noProof/>
+                <w:lang w:eastAsia="fr-CH"/>
+              </w:rPr>
+              <w:t>II.</w:t>
+            </w:r>
+            <w:r>
+              <w:rPr>
+                <w:rFonts w:asciiTheme="minorHAnsi" w:eastAsiaTheme="minorEastAsia" w:hAnsiTheme="minorHAnsi" w:cstheme="minorBidi"/>
+                <w:noProof/>
+                <w:kern w:val="2"/>
+                <w:sz w:val="22"/>
+                <w:szCs w:val="22"/>
+                <w:lang w:eastAsia="fr-CH"/>
+                <w14:ligatures w14:val="standardContextual"/>
+              </w:rPr>
+              <w:tab/>
+            </w:r>
+            <w:r>
+              <w:rPr>
+                <w:rStyle w:val="Lienhypertexte"/>
+                <w:rFonts w:eastAsiaTheme="majorEastAsia"/>
+                <w:noProof/>
+                <w:lang w:eastAsia="fr-CH"/>
+              </w:rPr>
+              <w:t>Serveur</w:t>
+            </w:r>
+            <w:r>
+              <w:rPr>
+                <w:noProof/>
+                <w:webHidden/>
+              </w:rPr>
+              <w:tab/>
+            </w:r>
+            <w:r>
+              <w:rPr>
+                <w:noProof/>
+                <w:webHidden/>
+              </w:rPr>
+              <w:fldChar w:fldCharType="begin"/>
+            </w:r>
+            <w:r>
+              <w:rPr>
+                <w:noProof/>
+                <w:webHidden/>
+              </w:rPr>
+              <w:instrText xml:space="preserve"> PAGEREF _Toc192509022 \h </w:instrText>
+            </w:r>
+            <w:r>
+              <w:rPr>
+                <w:noProof/>
+                <w:webHidden/>
+              </w:rPr>
+            </w:r>
+            <w:r>
+              <w:rPr>
+                <w:noProof/>
+                <w:webHidden/>
+              </w:rPr>
+              <w:fldChar w:fldCharType="separate"/>
+            </w:r>
+            <w:r>
+              <w:rPr>
+                <w:noProof/>
+                <w:webHidden/>
+              </w:rPr>
+              <w:t>4</w:t>
+            </w:r>
+            <w:r>
+              <w:rPr>
+                <w:noProof/>
+                <w:webHidden/>
+              </w:rPr>
+              <w:fldChar w:fldCharType="end"/>
+            </w:r>
+          </w:hyperlink>
+        </w:p>
+        <w:p>
+          <w:pPr>
+            <w:pStyle w:val="TM3"/>
+            <w:tabs>
+              <w:tab w:val="left" w:pos="1100"/>
+              <w:tab w:val="right" w:leader="dot" w:pos="9062"/>
+            </w:tabs>
+            <w:rPr>
+              <w:rFonts w:asciiTheme="minorHAnsi" w:eastAsiaTheme="minorEastAsia" w:hAnsiTheme="minorHAnsi" w:cstheme="minorBidi"/>
+              <w:noProof/>
+              <w:kern w:val="2"/>
+              <w:sz w:val="22"/>
+              <w:szCs w:val="22"/>
+              <w:lang w:eastAsia="fr-CH"/>
+              <w14:ligatures w14:val="standardContextual"/>
+            </w:rPr>
+          </w:pPr>
+          <w:hyperlink w:anchor="_Toc192509023" w:history="1">
+            <w:r>
+              <w:rPr>
+                <w:rStyle w:val="Lienhypertexte"/>
+                <w:rFonts w:eastAsiaTheme="majorEastAsia"/>
+                <w:noProof/>
+                <w:lang w:eastAsia="fr-CH"/>
+              </w:rPr>
+              <w:t>III.</w:t>
+            </w:r>
+            <w:r>
+              <w:rPr>
+                <w:rFonts w:asciiTheme="minorHAnsi" w:eastAsiaTheme="minorEastAsia" w:hAnsiTheme="minorHAnsi" w:cstheme="minorBidi"/>
+                <w:noProof/>
+                <w:kern w:val="2"/>
+                <w:sz w:val="22"/>
+                <w:szCs w:val="22"/>
+                <w:lang w:eastAsia="fr-CH"/>
+                <w14:ligatures w14:val="standardContextual"/>
+              </w:rPr>
+              <w:tab/>
+            </w:r>
+            <w:r>
+              <w:rPr>
+                <w:rStyle w:val="Lienhypertexte"/>
+                <w:rFonts w:eastAsiaTheme="majorEastAsia"/>
+                <w:noProof/>
+                <w:lang w:eastAsia="fr-CH"/>
+              </w:rPr>
+              <w:t>Base de données</w:t>
+            </w:r>
+            <w:r>
+              <w:rPr>
+                <w:noProof/>
+                <w:webHidden/>
+              </w:rPr>
+              <w:tab/>
+            </w:r>
+            <w:r>
+              <w:rPr>
+                <w:noProof/>
+                <w:webHidden/>
+              </w:rPr>
+              <w:fldChar w:fldCharType="begin"/>
+            </w:r>
+            <w:r>
+              <w:rPr>
+                <w:noProof/>
+                <w:webHidden/>
+              </w:rPr>
+              <w:instrText xml:space="preserve"> PAGEREF _Toc192509023 \h </w:instrText>
+            </w:r>
+            <w:r>
+              <w:rPr>
+                <w:noProof/>
+                <w:webHidden/>
+              </w:rPr>
+            </w:r>
+            <w:r>
+              <w:rPr>
+                <w:noProof/>
+                <w:webHidden/>
+              </w:rPr>
+              <w:fldChar w:fldCharType="separate"/>
+            </w:r>
+            <w:r>
+              <w:rPr>
+                <w:noProof/>
+                <w:webHidden/>
+              </w:rPr>
+              <w:t>4</w:t>
+            </w:r>
+            <w:r>
+              <w:rPr>
+                <w:noProof/>
+                <w:webHidden/>
+              </w:rPr>
+              <w:fldChar w:fldCharType="end"/>
+            </w:r>
+          </w:hyperlink>
+        </w:p>
+        <w:p>
+          <w:pPr>
+            <w:pStyle w:val="TM3"/>
+            <w:tabs>
+              <w:tab w:val="left" w:pos="1100"/>
+              <w:tab w:val="right" w:leader="dot" w:pos="9062"/>
+            </w:tabs>
+            <w:rPr>
+              <w:rFonts w:asciiTheme="minorHAnsi" w:eastAsiaTheme="minorEastAsia" w:hAnsiTheme="minorHAnsi" w:cstheme="minorBidi"/>
+              <w:noProof/>
+              <w:kern w:val="2"/>
+              <w:sz w:val="22"/>
+              <w:szCs w:val="22"/>
+              <w:lang w:eastAsia="fr-CH"/>
+              <w14:ligatures w14:val="standardContextual"/>
+            </w:rPr>
+          </w:pPr>
+          <w:hyperlink w:anchor="_Toc192509024" w:history="1">
+            <w:r>
+              <w:rPr>
+                <w:rStyle w:val="Lienhypertexte"/>
+                <w:rFonts w:eastAsiaTheme="majorEastAsia"/>
+                <w:noProof/>
+                <w:lang w:eastAsia="fr-CH"/>
+              </w:rPr>
+              <w:t>IV.</w:t>
+            </w:r>
+            <w:r>
+              <w:rPr>
+                <w:rFonts w:asciiTheme="minorHAnsi" w:eastAsiaTheme="minorEastAsia" w:hAnsiTheme="minorHAnsi" w:cstheme="minorBidi"/>
+                <w:noProof/>
+                <w:kern w:val="2"/>
+                <w:sz w:val="22"/>
+                <w:szCs w:val="22"/>
+                <w:lang w:eastAsia="fr-CH"/>
+                <w14:ligatures w14:val="standardContextual"/>
+              </w:rPr>
+              <w:tab/>
+            </w:r>
+            <w:r>
+              <w:rPr>
+                <w:rStyle w:val="Lienhypertexte"/>
+                <w:rFonts w:eastAsiaTheme="majorEastAsia"/>
+                <w:noProof/>
+                <w:lang w:eastAsia="fr-CH"/>
+              </w:rPr>
+              <w:t>Sécurité</w:t>
+            </w:r>
+            <w:r>
+              <w:rPr>
+                <w:noProof/>
+                <w:webHidden/>
+              </w:rPr>
+              <w:tab/>
+            </w:r>
+            <w:r>
+              <w:rPr>
+                <w:noProof/>
+                <w:webHidden/>
+              </w:rPr>
+              <w:fldChar w:fldCharType="begin"/>
+            </w:r>
+            <w:r>
+              <w:rPr>
+                <w:noProof/>
+                <w:webHidden/>
+              </w:rPr>
+              <w:instrText xml:space="preserve"> PAGEREF _Toc192509024 \h </w:instrText>
+            </w:r>
+            <w:r>
+              <w:rPr>
+                <w:noProof/>
+                <w:webHidden/>
+              </w:rPr>
+            </w:r>
+            <w:r>
+              <w:rPr>
+                <w:noProof/>
+                <w:webHidden/>
+              </w:rPr>
+              <w:fldChar w:fldCharType="separate"/>
+            </w:r>
+            <w:r>
+              <w:rPr>
+                <w:noProof/>
+                <w:webHidden/>
+              </w:rPr>
+              <w:t>4</w:t>
+            </w:r>
+            <w:r>
+              <w:rPr>
+                <w:noProof/>
+                <w:webHidden/>
+              </w:rPr>
+              <w:fldChar w:fldCharType="end"/>
+            </w:r>
+          </w:hyperlink>
+        </w:p>
+        <w:p>
+          <w:pPr>
+            <w:pStyle w:val="TM3"/>
+            <w:tabs>
+              <w:tab w:val="left" w:pos="1100"/>
+              <w:tab w:val="right" w:leader="dot" w:pos="9062"/>
+            </w:tabs>
+            <w:rPr>
+              <w:rFonts w:asciiTheme="minorHAnsi" w:eastAsiaTheme="minorEastAsia" w:hAnsiTheme="minorHAnsi" w:cstheme="minorBidi"/>
+              <w:noProof/>
+              <w:kern w:val="2"/>
+              <w:sz w:val="22"/>
+              <w:szCs w:val="22"/>
+              <w:lang w:eastAsia="fr-CH"/>
+              <w14:ligatures w14:val="standardContextual"/>
+            </w:rPr>
+          </w:pPr>
+          <w:hyperlink w:anchor="_Toc192509025" w:history="1">
+            <w:r>
+              <w:rPr>
+                <w:rStyle w:val="Lienhypertexte"/>
+                <w:rFonts w:eastAsiaTheme="majorEastAsia"/>
+                <w:noProof/>
+                <w:lang w:eastAsia="fr-CH"/>
+              </w:rPr>
+              <w:t>V.</w:t>
+            </w:r>
+            <w:r>
+              <w:rPr>
+                <w:rFonts w:asciiTheme="minorHAnsi" w:eastAsiaTheme="minorEastAsia" w:hAnsiTheme="minorHAnsi" w:cstheme="minorBidi"/>
+                <w:noProof/>
+                <w:kern w:val="2"/>
+                <w:sz w:val="22"/>
+                <w:szCs w:val="22"/>
+                <w:lang w:eastAsia="fr-CH"/>
+                <w14:ligatures w14:val="standardContextual"/>
+              </w:rPr>
+              <w:tab/>
+            </w:r>
+            <w:r>
+              <w:rPr>
+                <w:rStyle w:val="Lienhypertexte"/>
+                <w:rFonts w:eastAsiaTheme="majorEastAsia"/>
+                <w:noProof/>
+                <w:lang w:eastAsia="fr-CH"/>
+              </w:rPr>
+              <w:t>Docker</w:t>
+            </w:r>
+            <w:r>
+              <w:rPr>
+                <w:noProof/>
+                <w:webHidden/>
+              </w:rPr>
+              <w:tab/>
+            </w:r>
+            <w:r>
+              <w:rPr>
+                <w:noProof/>
+                <w:webHidden/>
+              </w:rPr>
+              <w:fldChar w:fldCharType="begin"/>
+            </w:r>
+            <w:r>
+              <w:rPr>
+                <w:noProof/>
+                <w:webHidden/>
+              </w:rPr>
+              <w:instrText xml:space="preserve"> PAGEREF _Toc192509025 \h </w:instrText>
             </w:r>
             <w:r>
               <w:rPr>
@@ -1173,14 +1490,14 @@
               <w14:ligatures w14:val="standardContextual"/>
             </w:rPr>
           </w:pPr>
-          <w:hyperlink w:anchor="_Toc188950859" w:history="1">
+          <w:hyperlink w:anchor="_Toc192509026" w:history="1">
             <w:r>
               <w:rPr>
                 <w:rStyle w:val="Lienhypertexte"/>
                 <w:rFonts w:eastAsiaTheme="majorEastAsia"/>
                 <w:noProof/>
               </w:rPr>
-              <w:t>Conclusion</w:t>
+              <w:t>Explication code</w:t>
             </w:r>
             <w:r>
               <w:rPr>
@@ -1201,7 +1518,7 @@
                 <w:noProof/>
                 <w:webHidden/>
               </w:rPr>
-              <w:instrText xml:space="preserve"> PAGEREF _Toc188950859 \h </w:instrText>
+              <w:instrText xml:space="preserve"> PAGEREF _Toc192509026 \h </w:instrText>
             </w:r>
             <w:r>
               <w:rPr>
@@ -1249,7 +1566,7 @@
               <w14:ligatures w14:val="standardContextual"/>
             </w:rPr>
           </w:pPr>
-          <w:hyperlink w:anchor="_Toc188950860" w:history="1">
+          <w:hyperlink w:anchor="_Toc192509027" w:history="1">
             <w:r>
               <w:rPr>
                 <w:rStyle w:val="Lienhypertexte"/>
@@ -1278,7 +1595,7 @@
                 <w:noProof/>
                 <w:lang w:eastAsia="fr-CH"/>
               </w:rPr>
-              <w:t>Déroulement du projet</w:t>
+              <w:t>Configuration OpenSSL</w:t>
             </w:r>
             <w:r>
               <w:rPr>
@@ -1299,7 +1616,7 @@
                 <w:noProof/>
                 <w:webHidden/>
               </w:rPr>
-              <w:instrText xml:space="preserve"> PAGEREF _Toc188950860 \h </w:instrText>
+              <w:instrText xml:space="preserve"> PAGEREF _Toc192509027 \h </w:instrText>
             </w:r>
             <w:r>
               <w:rPr>
@@ -1347,7 +1664,7 @@
               <w14:ligatures w14:val="standardContextual"/>
             </w:rPr>
           </w:pPr>
-          <w:hyperlink w:anchor="_Toc188950861" w:history="1">
+          <w:hyperlink w:anchor="_Toc192509028" w:history="1">
             <w:r>
               <w:rPr>
                 <w:rStyle w:val="Lienhypertexte"/>
@@ -1376,7 +1693,7 @@
                 <w:noProof/>
                 <w:lang w:eastAsia="fr-CH"/>
               </w:rPr>
-              <w:t>Connaissances apprises</w:t>
+              <w:t>Gestion des utilisateurs</w:t>
             </w:r>
             <w:r>
               <w:rPr>
@@ -1397,7 +1714,7 @@
                 <w:noProof/>
                 <w:webHidden/>
               </w:rPr>
-              <w:instrText xml:space="preserve"> PAGEREF _Toc188950861 \h </w:instrText>
+              <w:instrText xml:space="preserve"> PAGEREF _Toc192509028 \h </w:instrText>
             </w:r>
             <w:r>
               <w:rPr>
@@ -1445,7 +1762,7 @@
               <w14:ligatures w14:val="standardContextual"/>
             </w:rPr>
           </w:pPr>
-          <w:hyperlink w:anchor="_Toc188950862" w:history="1">
+          <w:hyperlink w:anchor="_Toc192509029" w:history="1">
             <w:r>
               <w:rPr>
                 <w:rStyle w:val="Lienhypertexte"/>
@@ -1474,6 +1791,375 @@
                 <w:noProof/>
                 <w:lang w:eastAsia="fr-CH"/>
               </w:rPr>
+              <w:t>Implémentation EJS (HTML dynamique)</w:t>
+            </w:r>
+            <w:r>
+              <w:rPr>
+                <w:noProof/>
+                <w:webHidden/>
+              </w:rPr>
+              <w:tab/>
+            </w:r>
+            <w:r>
+              <w:rPr>
+                <w:noProof/>
+                <w:webHidden/>
+              </w:rPr>
+              <w:fldChar w:fldCharType="begin"/>
+            </w:r>
+            <w:r>
+              <w:rPr>
+                <w:noProof/>
+                <w:webHidden/>
+              </w:rPr>
+              <w:instrText xml:space="preserve"> PAGEREF _Toc192509029 \h </w:instrText>
+            </w:r>
+            <w:r>
+              <w:rPr>
+                <w:noProof/>
+                <w:webHidden/>
+              </w:rPr>
+            </w:r>
+            <w:r>
+              <w:rPr>
+                <w:noProof/>
+                <w:webHidden/>
+              </w:rPr>
+              <w:fldChar w:fldCharType="separate"/>
+            </w:r>
+            <w:r>
+              <w:rPr>
+                <w:noProof/>
+                <w:webHidden/>
+              </w:rPr>
+              <w:t>10</w:t>
+            </w:r>
+            <w:r>
+              <w:rPr>
+                <w:noProof/>
+                <w:webHidden/>
+              </w:rPr>
+              <w:fldChar w:fldCharType="end"/>
+            </w:r>
+          </w:hyperlink>
+        </w:p>
+        <w:p>
+          <w:pPr>
+            <w:pStyle w:val="TM2"/>
+            <w:tabs>
+              <w:tab w:val="right" w:leader="dot" w:pos="9062"/>
+            </w:tabs>
+            <w:rPr>
+              <w:rFonts w:asciiTheme="minorHAnsi" w:eastAsiaTheme="minorEastAsia" w:hAnsiTheme="minorHAnsi" w:cstheme="minorBidi"/>
+              <w:noProof/>
+              <w:kern w:val="2"/>
+              <w:sz w:val="22"/>
+              <w:szCs w:val="22"/>
+              <w:lang w:eastAsia="fr-CH"/>
+              <w14:ligatures w14:val="standardContextual"/>
+            </w:rPr>
+          </w:pPr>
+          <w:hyperlink w:anchor="_Toc192509030" w:history="1">
+            <w:r>
+              <w:rPr>
+                <w:rStyle w:val="Lienhypertexte"/>
+                <w:rFonts w:eastAsiaTheme="majorEastAsia"/>
+                <w:noProof/>
+              </w:rPr>
+              <w:t>Conclusion</w:t>
+            </w:r>
+            <w:r>
+              <w:rPr>
+                <w:noProof/>
+                <w:webHidden/>
+              </w:rPr>
+              <w:tab/>
+            </w:r>
+            <w:r>
+              <w:rPr>
+                <w:noProof/>
+                <w:webHidden/>
+              </w:rPr>
+              <w:fldChar w:fldCharType="begin"/>
+            </w:r>
+            <w:r>
+              <w:rPr>
+                <w:noProof/>
+                <w:webHidden/>
+              </w:rPr>
+              <w:instrText xml:space="preserve"> PAGEREF _Toc192509030 \h </w:instrText>
+            </w:r>
+            <w:r>
+              <w:rPr>
+                <w:noProof/>
+                <w:webHidden/>
+              </w:rPr>
+            </w:r>
+            <w:r>
+              <w:rPr>
+                <w:noProof/>
+                <w:webHidden/>
+              </w:rPr>
+              <w:fldChar w:fldCharType="separate"/>
+            </w:r>
+            <w:r>
+              <w:rPr>
+                <w:noProof/>
+                <w:webHidden/>
+              </w:rPr>
+              <w:t>11</w:t>
+            </w:r>
+            <w:r>
+              <w:rPr>
+                <w:noProof/>
+                <w:webHidden/>
+              </w:rPr>
+              <w:fldChar w:fldCharType="end"/>
+            </w:r>
+          </w:hyperlink>
+        </w:p>
+        <w:p>
+          <w:pPr>
+            <w:pStyle w:val="TM3"/>
+            <w:tabs>
+              <w:tab w:val="left" w:pos="880"/>
+              <w:tab w:val="right" w:leader="dot" w:pos="9062"/>
+            </w:tabs>
+            <w:rPr>
+              <w:rFonts w:asciiTheme="minorHAnsi" w:eastAsiaTheme="minorEastAsia" w:hAnsiTheme="minorHAnsi" w:cstheme="minorBidi"/>
+              <w:noProof/>
+              <w:kern w:val="2"/>
+              <w:sz w:val="22"/>
+              <w:szCs w:val="22"/>
+              <w:lang w:eastAsia="fr-CH"/>
+              <w14:ligatures w14:val="standardContextual"/>
+            </w:rPr>
+          </w:pPr>
+          <w:hyperlink w:anchor="_Toc192509031" w:history="1">
+            <w:r>
+              <w:rPr>
+                <w:rStyle w:val="Lienhypertexte"/>
+                <w:rFonts w:eastAsiaTheme="majorEastAsia"/>
+                <w:noProof/>
+                <w:lang w:eastAsia="fr-CH"/>
+              </w:rPr>
+              <w:t>I.</w:t>
+            </w:r>
+            <w:r>
+              <w:rPr>
+                <w:rFonts w:asciiTheme="minorHAnsi" w:eastAsiaTheme="minorEastAsia" w:hAnsiTheme="minorHAnsi" w:cstheme="minorBidi"/>
+                <w:noProof/>
+                <w:kern w:val="2"/>
+                <w:sz w:val="22"/>
+                <w:szCs w:val="22"/>
+                <w:lang w:eastAsia="fr-CH"/>
+                <w14:ligatures w14:val="standardContextual"/>
+              </w:rPr>
+              <w:tab/>
+            </w:r>
+            <w:r>
+              <w:rPr>
+                <w:rStyle w:val="Lienhypertexte"/>
+                <w:rFonts w:eastAsiaTheme="majorEastAsia"/>
+                <w:noProof/>
+                <w:lang w:eastAsia="fr-CH"/>
+              </w:rPr>
+              <w:t>Déroulement du projet</w:t>
+            </w:r>
+            <w:r>
+              <w:rPr>
+                <w:noProof/>
+                <w:webHidden/>
+              </w:rPr>
+              <w:tab/>
+            </w:r>
+            <w:r>
+              <w:rPr>
+                <w:noProof/>
+                <w:webHidden/>
+              </w:rPr>
+              <w:fldChar w:fldCharType="begin"/>
+            </w:r>
+            <w:r>
+              <w:rPr>
+                <w:noProof/>
+                <w:webHidden/>
+              </w:rPr>
+              <w:instrText xml:space="preserve"> PAGEREF _Toc192509031 \h </w:instrText>
+            </w:r>
+            <w:r>
+              <w:rPr>
+                <w:noProof/>
+                <w:webHidden/>
+              </w:rPr>
+            </w:r>
+            <w:r>
+              <w:rPr>
+                <w:noProof/>
+                <w:webHidden/>
+              </w:rPr>
+              <w:fldChar w:fldCharType="separate"/>
+            </w:r>
+            <w:r>
+              <w:rPr>
+                <w:noProof/>
+                <w:webHidden/>
+              </w:rPr>
+              <w:t>11</w:t>
+            </w:r>
+            <w:r>
+              <w:rPr>
+                <w:noProof/>
+                <w:webHidden/>
+              </w:rPr>
+              <w:fldChar w:fldCharType="end"/>
+            </w:r>
+          </w:hyperlink>
+        </w:p>
+        <w:p>
+          <w:pPr>
+            <w:pStyle w:val="TM3"/>
+            <w:tabs>
+              <w:tab w:val="left" w:pos="1100"/>
+              <w:tab w:val="right" w:leader="dot" w:pos="9062"/>
+            </w:tabs>
+            <w:rPr>
+              <w:rFonts w:asciiTheme="minorHAnsi" w:eastAsiaTheme="minorEastAsia" w:hAnsiTheme="minorHAnsi" w:cstheme="minorBidi"/>
+              <w:noProof/>
+              <w:kern w:val="2"/>
+              <w:sz w:val="22"/>
+              <w:szCs w:val="22"/>
+              <w:lang w:eastAsia="fr-CH"/>
+              <w14:ligatures w14:val="standardContextual"/>
+            </w:rPr>
+          </w:pPr>
+          <w:hyperlink w:anchor="_Toc192509032" w:history="1">
+            <w:r>
+              <w:rPr>
+                <w:rStyle w:val="Lienhypertexte"/>
+                <w:rFonts w:eastAsiaTheme="majorEastAsia"/>
+                <w:noProof/>
+                <w:lang w:eastAsia="fr-CH"/>
+              </w:rPr>
+              <w:t>II.</w:t>
+            </w:r>
+            <w:r>
+              <w:rPr>
+                <w:rFonts w:asciiTheme="minorHAnsi" w:eastAsiaTheme="minorEastAsia" w:hAnsiTheme="minorHAnsi" w:cstheme="minorBidi"/>
+                <w:noProof/>
+                <w:kern w:val="2"/>
+                <w:sz w:val="22"/>
+                <w:szCs w:val="22"/>
+                <w:lang w:eastAsia="fr-CH"/>
+                <w14:ligatures w14:val="standardContextual"/>
+              </w:rPr>
+              <w:tab/>
+            </w:r>
+            <w:r>
+              <w:rPr>
+                <w:rStyle w:val="Lienhypertexte"/>
+                <w:rFonts w:eastAsiaTheme="majorEastAsia"/>
+                <w:noProof/>
+                <w:lang w:eastAsia="fr-CH"/>
+              </w:rPr>
+              <w:t>Connaissances apprises</w:t>
+            </w:r>
+            <w:r>
+              <w:rPr>
+                <w:noProof/>
+                <w:webHidden/>
+              </w:rPr>
+              <w:tab/>
+            </w:r>
+            <w:r>
+              <w:rPr>
+                <w:noProof/>
+                <w:webHidden/>
+              </w:rPr>
+              <w:fldChar w:fldCharType="begin"/>
+            </w:r>
+            <w:r>
+              <w:rPr>
+                <w:noProof/>
+                <w:webHidden/>
+              </w:rPr>
+              <w:instrText xml:space="preserve"> PAGEREF _Toc192509032 \h </w:instrText>
+            </w:r>
+            <w:r>
+              <w:rPr>
+                <w:noProof/>
+                <w:webHidden/>
+              </w:rPr>
+            </w:r>
+            <w:r>
+              <w:rPr>
+                <w:noProof/>
+                <w:webHidden/>
+              </w:rPr>
+              <w:fldChar w:fldCharType="separate"/>
+            </w:r>
+            <w:r>
+              <w:rPr>
+                <w:noProof/>
+                <w:webHidden/>
+              </w:rPr>
+              <w:t>11</w:t>
+            </w:r>
+            <w:r>
+              <w:rPr>
+                <w:noProof/>
+                <w:webHidden/>
+              </w:rPr>
+              <w:fldChar w:fldCharType="end"/>
+            </w:r>
+          </w:hyperlink>
+        </w:p>
+        <w:p>
+          <w:pPr>
+            <w:pStyle w:val="TM3"/>
+            <w:tabs>
+              <w:tab w:val="left" w:pos="1100"/>
+              <w:tab w:val="right" w:leader="dot" w:pos="9062"/>
+            </w:tabs>
+            <w:rPr>
+              <w:rFonts w:asciiTheme="minorHAnsi" w:eastAsiaTheme="minorEastAsia" w:hAnsiTheme="minorHAnsi" w:cstheme="minorBidi"/>
+              <w:noProof/>
+              <w:kern w:val="2"/>
+              <w:sz w:val="22"/>
+              <w:szCs w:val="22"/>
+              <w:lang w:eastAsia="fr-CH"/>
+              <w14:ligatures w14:val="standardContextual"/>
+            </w:rPr>
+          </w:pPr>
+          <w:hyperlink w:anchor="_Toc192509033" w:history="1">
+            <w:r>
+              <w:rPr>
+                <w:rStyle w:val="Lienhypertexte"/>
+                <w:rFonts w:eastAsiaTheme="majorEastAsia"/>
+                <w:noProof/>
+                <w:lang w:eastAsia="fr-CH"/>
+              </w:rPr>
+              <w:t>III.</w:t>
+            </w:r>
+            <w:r>
+              <w:rPr>
+                <w:rFonts w:asciiTheme="minorHAnsi" w:eastAsiaTheme="minorEastAsia" w:hAnsiTheme="minorHAnsi" w:cstheme="minorBidi"/>
+                <w:noProof/>
+                <w:kern w:val="2"/>
+                <w:sz w:val="22"/>
+                <w:szCs w:val="22"/>
+                <w:lang w:eastAsia="fr-CH"/>
+                <w14:ligatures w14:val="standardContextual"/>
+              </w:rPr>
+              <w:tab/>
+            </w:r>
+            <w:r>
+              <w:rPr>
+                <w:rStyle w:val="Lienhypertexte"/>
+                <w:rFonts w:eastAsiaTheme="majorEastAsia"/>
+                <w:noProof/>
+                <w:lang w:eastAsia="fr-CH"/>
+              </w:rPr>
               <w:t>Points à améliorer</w:t>
             </w:r>
             <w:r>
@@ -1495,7 +2181,7 @@
                 <w:noProof/>
                 <w:webHidden/>
               </w:rPr>
-              <w:instrText xml:space="preserve"> PAGEREF _Toc188950862 \h </w:instrText>
+              <w:instrText xml:space="preserve"> PAGEREF _Toc192509033 \h </w:instrText>
             </w:r>
             <w:r>
               <w:rPr>
@@ -1515,7 +2201,7 @@
                 <w:noProof/>
                 <w:webHidden/>
               </w:rPr>
-              <w:t>6</w:t>
+              <w:t>11</w:t>
             </w:r>
             <w:r>
               <w:rPr>
@@ -1547,7 +2233,7 @@
       <w:pPr>
         <w:pStyle w:val="Titre2"/>
       </w:pPr>
-      <w:bookmarkStart w:id="2" w:name="_Toc188950852"/>
+      <w:bookmarkStart w:id="2" w:name="_Toc192509016"/>
       <w:r>
         <w:lastRenderedPageBreak/>
         <w:t>Mis en place des outils</w:t>
@@ -1561,7 +2247,7 @@
           <w:lang w:eastAsia="fr-CH"/>
         </w:rPr>
       </w:pPr>
-      <w:bookmarkStart w:id="3" w:name="_Toc188950853"/>
+      <w:bookmarkStart w:id="3" w:name="_Toc192509017"/>
       <w:r>
         <w:rPr>
           <w:lang w:eastAsia="fr-CH"/>
@@ -1644,7 +2330,7 @@
           <w:lang w:eastAsia="fr-CH"/>
         </w:rPr>
       </w:pPr>
-      <w:bookmarkStart w:id="4" w:name="_Toc188950854"/>
+      <w:bookmarkStart w:id="4" w:name="_Toc192509018"/>
       <w:r>
         <w:rPr>
           <w:lang w:eastAsia="fr-CH"/>
@@ -1844,7 +2530,7 @@
           <w:lang w:eastAsia="fr-CH"/>
         </w:rPr>
       </w:pPr>
-      <w:bookmarkStart w:id="5" w:name="_Toc188950855"/>
+      <w:bookmarkStart w:id="5" w:name="_Toc192509019"/>
       <w:r>
         <w:rPr>
           <w:lang w:eastAsia="fr-CH"/>
@@ -2053,7 +2739,7 @@
       <w:pPr>
         <w:pStyle w:val="Titre2"/>
       </w:pPr>
-      <w:bookmarkStart w:id="6" w:name="_Toc188950856"/>
+      <w:bookmarkStart w:id="6" w:name="_Toc192509020"/>
       <w:r>
         <w:lastRenderedPageBreak/>
         <w:t>Conceptualisation (schéma)</w:t>
@@ -2062,21 +2748,679 @@
     </w:p>
     <w:p>
       <w:pPr>
-        <w:rPr>
-          <w:lang w:eastAsia="fr-CH"/>
-        </w:rPr>
-      </w:pPr>
+        <w:jc w:val="center"/>
+        <w:rPr>
+          <w:lang w:eastAsia="fr-CH"/>
+        </w:rPr>
+      </w:pPr>
+      <w:r>
+        <w:rPr>
+          <w:lang w:eastAsia="fr-CH"/>
+        </w:rPr>
+        <w:drawing>
+          <wp:inline distT="0" distB="0" distL="0" distR="0" wp14:anchorId="27524C23" wp14:editId="46FB90AF">
+            <wp:extent cx="5760720" cy="975360"/>
+            <wp:effectExtent l="19050" t="19050" r="11430" b="15240"/>
+            <wp:docPr id="9" name="Image 9"/>
+            <wp:cNvGraphicFramePr>
+              <a:graphicFrameLocks xmlns:a="http://schemas.openxmlformats.org/drawingml/2006/main" noChangeAspect="1"/>
+            </wp:cNvGraphicFramePr>
+            <a:graphic xmlns:a="http://schemas.openxmlformats.org/drawingml/2006/main">
+              <a:graphicData uri="http://schemas.openxmlformats.org/drawingml/2006/picture">
+                <pic:pic xmlns:pic="http://schemas.openxmlformats.org/drawingml/2006/picture">
+                  <pic:nvPicPr>
+                    <pic:cNvPr id="1" name=""/>
+                    <pic:cNvPicPr/>
+                  </pic:nvPicPr>
+                  <pic:blipFill>
+                    <a:blip r:embed="rId18"/>
+                    <a:stretch>
+                      <a:fillRect/>
+                    </a:stretch>
+                  </pic:blipFill>
+                  <pic:spPr>
+                    <a:xfrm>
+                      <a:off x="0" y="0"/>
+                      <a:ext cx="5760720" cy="975360"/>
+                    </a:xfrm>
+                    <a:prstGeom prst="rect">
+                      <a:avLst/>
+                    </a:prstGeom>
+                    <a:ln>
+                      <a:solidFill>
+                        <a:schemeClr val="bg1">
+                          <a:lumMod val="75000"/>
+                        </a:schemeClr>
+                      </a:solidFill>
+                    </a:ln>
+                  </pic:spPr>
+                </pic:pic>
+              </a:graphicData>
+            </a:graphic>
+          </wp:inline>
+        </w:drawing>
+      </w:r>
+    </w:p>
+    <w:p>
+      <w:pPr>
+        <w:pStyle w:val="Titre3"/>
+        <w:numPr>
+          <w:ilvl w:val="0"/>
+          <w:numId w:val="17"/>
+        </w:numPr>
+        <w:rPr>
+          <w:lang w:eastAsia="fr-CH"/>
+        </w:rPr>
+      </w:pPr>
+      <w:bookmarkStart w:id="7" w:name="_Toc192509021"/>
+      <w:r>
+        <w:rPr>
+          <w:lang w:eastAsia="fr-CH"/>
+        </w:rPr>
+        <w:t>Client</w:t>
+      </w:r>
+      <w:bookmarkEnd w:id="7"/>
+    </w:p>
+    <w:p>
+      <w:pPr>
+        <w:rPr>
+          <w:lang w:eastAsia="fr-CH"/>
+        </w:rPr>
+      </w:pPr>
+      <w:r>
+        <w:rPr>
+          <w:lang w:eastAsia="fr-CH"/>
+        </w:rPr>
+        <w:t xml:space="preserve">Le client est l'interface utilisateur de </w:t>
+      </w:r>
+      <w:r>
+        <w:rPr>
+          <w:lang w:eastAsia="fr-CH"/>
+        </w:rPr>
+        <w:t>l’a</w:t>
+      </w:r>
+      <w:r>
+        <w:rPr>
+          <w:lang w:eastAsia="fr-CH"/>
+        </w:rPr>
+        <w:t xml:space="preserve">pplication. Il s'agit d'un navigateur web qui permet aux utilisateurs d'interagir avec </w:t>
+      </w:r>
+      <w:r>
+        <w:rPr>
+          <w:lang w:eastAsia="fr-CH"/>
+        </w:rPr>
+        <w:t>l’</w:t>
+      </w:r>
+      <w:r>
+        <w:rPr>
+          <w:lang w:eastAsia="fr-CH"/>
+        </w:rPr>
+        <w:t xml:space="preserve">application en envoyant des requêtes </w:t>
+      </w:r>
+      <w:r>
+        <w:rPr>
+          <w:i/>
+          <w:iCs/>
+          <w:lang w:eastAsia="fr-CH"/>
+        </w:rPr>
+        <w:t>HTTP</w:t>
+      </w:r>
+      <w:r>
+        <w:rPr>
+          <w:lang w:eastAsia="fr-CH"/>
+        </w:rPr>
+        <w:t xml:space="preserve"> au serveur.</w:t>
+      </w:r>
+    </w:p>
+    <w:p>
+      <w:pPr>
+        <w:pStyle w:val="Titre3"/>
+        <w:rPr>
+          <w:lang w:eastAsia="fr-CH"/>
+        </w:rPr>
+      </w:pPr>
+      <w:bookmarkStart w:id="8" w:name="_Toc192509022"/>
+      <w:r>
+        <w:rPr>
+          <w:lang w:eastAsia="fr-CH"/>
+        </w:rPr>
+        <w:t>Serveur</w:t>
+      </w:r>
+      <w:bookmarkEnd w:id="8"/>
+    </w:p>
+    <w:p>
+      <w:pPr>
+        <w:rPr>
+          <w:lang w:eastAsia="fr-CH"/>
+        </w:rPr>
+      </w:pPr>
+      <w:r>
+        <w:rPr>
+          <w:lang w:eastAsia="fr-CH"/>
+        </w:rPr>
+        <w:t>Le serveur est développé avec Node.js et Express. Il reçoit les requêtes du client, traite les données et renvoie les réponses appropriées. Le serveur est structuré en plusieurs parties :</w:t>
+      </w:r>
+    </w:p>
+    <w:p>
+      <w:pPr>
+        <w:pStyle w:val="Paragraphedeliste"/>
+        <w:numPr>
+          <w:ilvl w:val="0"/>
+          <w:numId w:val="18"/>
+        </w:numPr>
+        <w:rPr>
+          <w:lang w:eastAsia="fr-CH"/>
+        </w:rPr>
+      </w:pPr>
+      <w:r>
+        <w:rPr>
+          <w:b/>
+          <w:bCs/>
+          <w:lang w:eastAsia="fr-CH"/>
+        </w:rPr>
+        <w:t>Contrôleurs</w:t>
+      </w:r>
+      <w:r>
+        <w:rPr>
+          <w:lang w:eastAsia="fr-CH"/>
+        </w:rPr>
+        <w:t xml:space="preserve"> : Les contrôleurs, comme </w:t>
+      </w:r>
+      <w:r>
+        <w:rPr>
+          <w:lang w:eastAsia="fr-CH"/>
+        </w:rPr>
+        <w:t>« </w:t>
+      </w:r>
+      <w:r>
+        <w:rPr>
+          <w:i/>
+          <w:iCs/>
+          <w:lang w:eastAsia="fr-CH"/>
+        </w:rPr>
+        <w:t>userController.mjs</w:t>
+      </w:r>
+      <w:r>
+        <w:rPr>
+          <w:lang w:eastAsia="fr-CH"/>
+        </w:rPr>
+        <w:t> »</w:t>
+      </w:r>
+      <w:r>
+        <w:rPr>
+          <w:lang w:eastAsia="fr-CH"/>
+        </w:rPr>
+        <w:t>, contiennent la logique pour gérer les utilisateurs (inscription, connexion, recherche).</w:t>
+      </w:r>
+    </w:p>
+    <w:p>
+      <w:pPr>
+        <w:pStyle w:val="Paragraphedeliste"/>
+        <w:numPr>
+          <w:ilvl w:val="0"/>
+          <w:numId w:val="18"/>
+        </w:numPr>
+        <w:rPr>
+          <w:lang w:eastAsia="fr-CH"/>
+        </w:rPr>
+      </w:pPr>
+      <w:r>
+        <w:rPr>
+          <w:b/>
+          <w:bCs/>
+          <w:lang w:eastAsia="fr-CH"/>
+        </w:rPr>
+        <w:t>Middleware</w:t>
+      </w:r>
+      <w:r>
+        <w:rPr>
+          <w:lang w:eastAsia="fr-CH"/>
+        </w:rPr>
+        <w:t xml:space="preserve"> : Les </w:t>
+      </w:r>
+      <w:r>
+        <w:rPr>
+          <w:i/>
+          <w:iCs/>
+          <w:lang w:eastAsia="fr-CH"/>
+        </w:rPr>
+        <w:t>middlewares</w:t>
+      </w:r>
+      <w:r>
+        <w:rPr>
+          <w:lang w:eastAsia="fr-CH"/>
+        </w:rPr>
+        <w:t xml:space="preserve"> gèrent l'authentification et les redirections.</w:t>
+      </w:r>
+    </w:p>
+    <w:p>
+      <w:pPr>
+        <w:pStyle w:val="Paragraphedeliste"/>
+        <w:numPr>
+          <w:ilvl w:val="0"/>
+          <w:numId w:val="18"/>
+        </w:numPr>
+        <w:rPr>
+          <w:lang w:eastAsia="fr-CH"/>
+        </w:rPr>
+      </w:pPr>
+      <w:r>
+        <w:rPr>
+          <w:b/>
+          <w:bCs/>
+          <w:lang w:eastAsia="fr-CH"/>
+        </w:rPr>
+        <w:t>Routes</w:t>
+      </w:r>
+      <w:r>
+        <w:rPr>
+          <w:lang w:eastAsia="fr-CH"/>
+        </w:rPr>
+        <w:t xml:space="preserve"> : Les routes définissent les points d'entrée de l'application et mappent les </w:t>
+      </w:r>
+      <w:r>
+        <w:rPr>
+          <w:i/>
+          <w:iCs/>
+          <w:lang w:eastAsia="fr-CH"/>
+        </w:rPr>
+        <w:t>URL</w:t>
+      </w:r>
+      <w:r>
+        <w:rPr>
+          <w:lang w:eastAsia="fr-CH"/>
+        </w:rPr>
+        <w:t xml:space="preserve"> aux contrôleurs.</w:t>
+      </w:r>
+    </w:p>
+    <w:p>
+      <w:pPr>
+        <w:pStyle w:val="Paragraphedeliste"/>
+        <w:numPr>
+          <w:ilvl w:val="0"/>
+          <w:numId w:val="18"/>
+        </w:numPr>
+        <w:rPr>
+          <w:lang w:eastAsia="fr-CH"/>
+        </w:rPr>
+      </w:pPr>
+      <w:r>
+        <w:rPr>
+          <w:b/>
+          <w:bCs/>
+          <w:lang w:eastAsia="fr-CH"/>
+        </w:rPr>
+        <w:t>Vues</w:t>
+      </w:r>
+      <w:r>
+        <w:rPr>
+          <w:lang w:eastAsia="fr-CH"/>
+        </w:rPr>
+        <w:t xml:space="preserve"> : Les vues sont des </w:t>
+      </w:r>
+      <w:r>
+        <w:rPr>
+          <w:i/>
+          <w:iCs/>
+          <w:lang w:eastAsia="fr-CH"/>
+        </w:rPr>
+        <w:t>templates EJS</w:t>
+      </w:r>
+      <w:r>
+        <w:rPr>
+          <w:lang w:eastAsia="fr-CH"/>
+        </w:rPr>
+        <w:t xml:space="preserve"> qui génèrent le </w:t>
+      </w:r>
+      <w:r>
+        <w:rPr>
+          <w:i/>
+          <w:iCs/>
+          <w:lang w:eastAsia="fr-CH"/>
+        </w:rPr>
+        <w:t>HTML</w:t>
+      </w:r>
+      <w:r>
+        <w:rPr>
+          <w:lang w:eastAsia="fr-CH"/>
+        </w:rPr>
+        <w:t xml:space="preserve"> dynamique.</w:t>
+      </w:r>
+    </w:p>
+    <w:p>
+      <w:pPr>
+        <w:pStyle w:val="Titre3"/>
+        <w:rPr>
+          <w:lang w:eastAsia="fr-CH"/>
+        </w:rPr>
+      </w:pPr>
+      <w:bookmarkStart w:id="9" w:name="_Toc192509023"/>
+      <w:r>
+        <w:rPr>
+          <w:lang w:eastAsia="fr-CH"/>
+        </w:rPr>
+        <w:t>Base de données</w:t>
+      </w:r>
+      <w:bookmarkEnd w:id="9"/>
+    </w:p>
+    <w:p>
+      <w:pPr>
+        <w:rPr>
+          <w:lang w:eastAsia="fr-CH"/>
+        </w:rPr>
+      </w:pPr>
+      <w:r>
+        <w:rPr>
+          <w:lang w:eastAsia="fr-CH"/>
+        </w:rPr>
+        <w:t xml:space="preserve">La base de données est un serveur </w:t>
+      </w:r>
+      <w:r>
+        <w:rPr>
+          <w:i/>
+          <w:iCs/>
+          <w:lang w:eastAsia="fr-CH"/>
+        </w:rPr>
+        <w:t>MySQL</w:t>
+      </w:r>
+      <w:r>
+        <w:rPr>
+          <w:lang w:eastAsia="fr-CH"/>
+        </w:rPr>
+        <w:t xml:space="preserve">, géré via </w:t>
+      </w:r>
+      <w:r>
+        <w:rPr>
+          <w:i/>
+          <w:iCs/>
+          <w:lang w:eastAsia="fr-CH"/>
+        </w:rPr>
+        <w:t>Docker</w:t>
+      </w:r>
+      <w:r>
+        <w:rPr>
+          <w:lang w:eastAsia="fr-CH"/>
+        </w:rPr>
+        <w:t>. Elle stocke les informations des utilisateurs, comme les noms d'utilisateur, les mots de passe hachés et les rôles d'administrateur.</w:t>
+      </w:r>
+    </w:p>
+    <w:p>
+      <w:pPr>
+        <w:pStyle w:val="Titre3"/>
+        <w:rPr>
+          <w:lang w:eastAsia="fr-CH"/>
+        </w:rPr>
+      </w:pPr>
+      <w:bookmarkStart w:id="10" w:name="_Toc192509024"/>
+      <w:r>
+        <w:rPr>
+          <w:lang w:eastAsia="fr-CH"/>
+        </w:rPr>
+        <w:t>Sécurité</w:t>
+      </w:r>
+      <w:bookmarkEnd w:id="10"/>
+    </w:p>
+    <w:p>
+      <w:pPr>
+        <w:rPr>
+          <w:lang w:eastAsia="fr-CH"/>
+        </w:rPr>
+      </w:pPr>
+      <w:r>
+        <w:rPr>
+          <w:lang w:eastAsia="fr-CH"/>
+        </w:rPr>
+        <w:t>L'application utilise plusieurs mécanismes de sécurité :</w:t>
+      </w:r>
+    </w:p>
+    <w:p>
+      <w:pPr>
+        <w:pStyle w:val="Paragraphedeliste"/>
+        <w:numPr>
+          <w:ilvl w:val="0"/>
+          <w:numId w:val="19"/>
+        </w:numPr>
+        <w:rPr>
+          <w:lang w:eastAsia="fr-CH"/>
+        </w:rPr>
+      </w:pPr>
+      <w:r>
+        <w:rPr>
+          <w:b/>
+          <w:bCs/>
+          <w:lang w:eastAsia="fr-CH"/>
+        </w:rPr>
+        <w:t>Hachage des mots de passe</w:t>
+      </w:r>
+      <w:r>
+        <w:rPr>
+          <w:lang w:eastAsia="fr-CH"/>
+        </w:rPr>
+        <w:t xml:space="preserve"> : Les mots de passe sont hachés avec </w:t>
+      </w:r>
+      <w:r>
+        <w:rPr>
+          <w:i/>
+          <w:iCs/>
+          <w:lang w:eastAsia="fr-CH"/>
+        </w:rPr>
+        <w:t>bcrypt</w:t>
+      </w:r>
+      <w:r>
+        <w:rPr>
+          <w:lang w:eastAsia="fr-CH"/>
+        </w:rPr>
+        <w:t xml:space="preserve"> avant d'être stockés</w:t>
+      </w:r>
+      <w:r>
+        <w:rPr>
+          <w:lang w:eastAsia="fr-CH"/>
+        </w:rPr>
+        <w:t xml:space="preserve"> dans la DB</w:t>
+      </w:r>
+      <w:r>
+        <w:rPr>
+          <w:lang w:eastAsia="fr-CH"/>
+        </w:rPr>
+        <w:t>.</w:t>
+      </w:r>
+    </w:p>
+    <w:p>
+      <w:pPr>
+        <w:pStyle w:val="Paragraphedeliste"/>
+        <w:numPr>
+          <w:ilvl w:val="0"/>
+          <w:numId w:val="19"/>
+        </w:numPr>
+        <w:rPr>
+          <w:lang w:eastAsia="fr-CH"/>
+        </w:rPr>
+      </w:pPr>
+      <w:r>
+        <w:rPr>
+          <w:b/>
+          <w:bCs/>
+          <w:i/>
+          <w:iCs/>
+          <w:lang w:eastAsia="fr-CH"/>
+        </w:rPr>
+        <w:t>JWT</w:t>
+      </w:r>
+      <w:r>
+        <w:rPr>
+          <w:b/>
+          <w:bCs/>
+          <w:lang w:eastAsia="fr-CH"/>
+        </w:rPr>
+        <w:t xml:space="preserve"> (JSON Web Tokens)</w:t>
+      </w:r>
+      <w:r>
+        <w:rPr>
+          <w:lang w:eastAsia="fr-CH"/>
+        </w:rPr>
+        <w:t xml:space="preserve"> : Les </w:t>
+      </w:r>
+      <w:r>
+        <w:rPr>
+          <w:i/>
+          <w:iCs/>
+          <w:lang w:eastAsia="fr-CH"/>
+        </w:rPr>
+        <w:t>tokens JWT</w:t>
+      </w:r>
+      <w:r>
+        <w:rPr>
+          <w:lang w:eastAsia="fr-CH"/>
+        </w:rPr>
+        <w:t xml:space="preserve"> sont utilisés pour authentifier les utilisateurs</w:t>
+      </w:r>
+      <w:r>
+        <w:rPr>
+          <w:lang w:eastAsia="fr-CH"/>
+        </w:rPr>
+        <w:t xml:space="preserve"> et pour garder l’accès</w:t>
+      </w:r>
+      <w:r>
+        <w:rPr>
+          <w:lang w:eastAsia="fr-CH"/>
+        </w:rPr>
+        <w:t>.</w:t>
+      </w:r>
+    </w:p>
+    <w:p>
+      <w:pPr>
+        <w:pStyle w:val="Paragraphedeliste"/>
+        <w:numPr>
+          <w:ilvl w:val="0"/>
+          <w:numId w:val="19"/>
+        </w:numPr>
+        <w:rPr>
+          <w:lang w:eastAsia="fr-CH"/>
+        </w:rPr>
+      </w:pPr>
+      <w:r>
+        <w:rPr>
+          <w:b/>
+          <w:bCs/>
+          <w:i/>
+          <w:iCs/>
+          <w:lang w:eastAsia="fr-CH"/>
+        </w:rPr>
+        <w:t>SSL/TLS</w:t>
+      </w:r>
+      <w:r>
+        <w:rPr>
+          <w:lang w:eastAsia="fr-CH"/>
+        </w:rPr>
+        <w:t xml:space="preserve"> : Les communications entre le client et le serveur sont chiffrées</w:t>
+      </w:r>
+      <w:r>
+        <w:rPr>
+          <w:lang w:eastAsia="fr-CH"/>
+        </w:rPr>
+        <w:t xml:space="preserve"> (</w:t>
+      </w:r>
+      <w:r>
+        <w:rPr>
+          <w:i/>
+          <w:iCs/>
+          <w:lang w:eastAsia="fr-CH"/>
+        </w:rPr>
+        <w:t>https</w:t>
+      </w:r>
+      <w:r>
+        <w:rPr>
+          <w:lang w:eastAsia="fr-CH"/>
+        </w:rPr>
+        <w:t>)</w:t>
+      </w:r>
+      <w:r>
+        <w:rPr>
+          <w:lang w:eastAsia="fr-CH"/>
+        </w:rPr>
+        <w:t>.</w:t>
+      </w:r>
+    </w:p>
+    <w:p>
+      <w:pPr>
+        <w:pStyle w:val="Titre3"/>
+        <w:rPr>
+          <w:lang w:eastAsia="fr-CH"/>
+        </w:rPr>
+      </w:pPr>
+      <w:bookmarkStart w:id="11" w:name="_Toc192509025"/>
+      <w:r>
+        <w:rPr>
+          <w:lang w:eastAsia="fr-CH"/>
+        </w:rPr>
+        <w:lastRenderedPageBreak/>
+        <w:t>Docker</w:t>
+      </w:r>
+      <w:bookmarkEnd w:id="11"/>
+    </w:p>
+    <w:p>
+      <w:pPr>
+        <w:rPr>
+          <w:lang w:eastAsia="fr-CH"/>
+        </w:rPr>
+      </w:pPr>
+      <w:r>
+        <w:rPr>
+          <w:lang w:eastAsia="fr-CH"/>
+        </w:rPr>
+        <w:t xml:space="preserve">Docker est utilisé pour containeriser l'application et ses dépendances. Le fichier </w:t>
+      </w:r>
+      <w:r>
+        <w:rPr>
+          <w:lang w:eastAsia="fr-CH"/>
+        </w:rPr>
+        <w:t>« </w:t>
+      </w:r>
+      <w:r>
+        <w:rPr>
+          <w:i/>
+          <w:iCs/>
+          <w:lang w:eastAsia="fr-CH"/>
+        </w:rPr>
+        <w:t>docker-compose.yml</w:t>
+      </w:r>
+      <w:r>
+        <w:rPr>
+          <w:lang w:eastAsia="fr-CH"/>
+        </w:rPr>
+        <w:t> »</w:t>
+      </w:r>
+      <w:r>
+        <w:rPr>
+          <w:lang w:eastAsia="fr-CH"/>
+        </w:rPr>
+        <w:t xml:space="preserve"> définit les services nécessaires, y compris le serveur Node.js et le serveur </w:t>
+      </w:r>
+      <w:r>
+        <w:rPr>
+          <w:i/>
+          <w:iCs/>
+          <w:lang w:eastAsia="fr-CH"/>
+        </w:rPr>
+        <w:t>MySQL</w:t>
+      </w:r>
+      <w:r>
+        <w:rPr>
+          <w:lang w:eastAsia="fr-CH"/>
+        </w:rPr>
+        <w:t>.</w:t>
+      </w:r>
     </w:p>
     <w:p>
       <w:pPr>
         <w:pStyle w:val="Titre2"/>
       </w:pPr>
-      <w:bookmarkStart w:id="7" w:name="_Toc188950857"/>
+      <w:bookmarkStart w:id="12" w:name="_Toc192509026"/>
       <w:r>
         <w:lastRenderedPageBreak/>
         <w:t>Explication code</w:t>
       </w:r>
-      <w:bookmarkEnd w:id="7"/>
+      <w:bookmarkEnd w:id="12"/>
     </w:p>
     <w:p>
       <w:pPr>
@@ -2089,14 +3433,14 @@
           <w:lang w:eastAsia="fr-CH"/>
         </w:rPr>
       </w:pPr>
-      <w:bookmarkStart w:id="8" w:name="_Toc188950858"/>
+      <w:bookmarkStart w:id="13" w:name="_Toc192509027"/>
       <w:r>
         <w:rPr>
           <w:lang w:eastAsia="fr-CH"/>
         </w:rPr>
         <w:t>Configuration OpenSSL</w:t>
       </w:r>
-      <w:bookmarkEnd w:id="8"/>
+      <w:bookmarkEnd w:id="13"/>
     </w:p>
     <w:p>
       <w:pPr>
@@ -2120,11 +3464,51 @@
       </w:pPr>
       <w:r>
         <w:rPr>
+          <w:lang w:eastAsia="fr-CH"/>
+        </w:rPr>
+        <w:t xml:space="preserve">Avec la commande suivante, on va créer une clé privée qui sert à </w:t>
+      </w:r>
+      <w:r>
+        <w:rPr>
+          <w:lang w:eastAsia="fr-CH"/>
+        </w:rPr>
+        <w:t>générer la demande de signature de certificat (</w:t>
+      </w:r>
+      <w:r>
+        <w:rPr>
+          <w:i/>
+          <w:iCs/>
+          <w:lang w:eastAsia="fr-CH"/>
+        </w:rPr>
+        <w:t>CSR</w:t>
+      </w:r>
+      <w:r>
+        <w:rPr>
+          <w:lang w:eastAsia="fr-CH"/>
+        </w:rPr>
+        <w:t>) et signer le certificat auto-signé</w:t>
+      </w:r>
+      <w:r>
+        <w:rPr>
+          <w:lang w:eastAsia="fr-CH"/>
+        </w:rPr>
+        <w:t>.</w:t>
+      </w:r>
+    </w:p>
+    <w:p>
+      <w:pPr>
+        <w:jc w:val="center"/>
+        <w:rPr>
+          <w:lang w:eastAsia="fr-CH"/>
+        </w:rPr>
+      </w:pPr>
+      <w:r>
+        <w:rPr>
           <w:noProof/>
           <w:lang w:eastAsia="fr-CH"/>
         </w:rPr>
         <w:drawing>
-          <wp:inline distT="0" distB="0" distL="0" distR="0" wp14:anchorId="33E75E35" wp14:editId="0E7C9DB8">
+          <wp:inline distT="0" distB="0" distL="0" distR="0" wp14:anchorId="33E75E35" wp14:editId="135890B8">
             <wp:extent cx="2876951" cy="247685"/>
             <wp:effectExtent l="19050" t="19050" r="19050" b="19050"/>
             <wp:docPr id="8" name="Image 8"/>
@@ -2139,7 +3523,7 @@
                     <pic:cNvPicPr/>
                   </pic:nvPicPr>
                   <pic:blipFill>
-                    <a:blip r:embed="rId18"/>
+                    <a:blip r:embed="rId19"/>
                     <a:stretch>
                       <a:fillRect/>
                     </a:stretch>
@@ -2189,6 +3573,78 @@
       </w:pPr>
       <w:r>
         <w:rPr>
+          <w:lang w:eastAsia="fr-CH"/>
+        </w:rPr>
+        <w:t>Puis, il faut</w:t>
+      </w:r>
+      <w:r>
+        <w:rPr>
+          <w:lang w:eastAsia="fr-CH"/>
+        </w:rPr>
+        <w:t xml:space="preserve"> </w:t>
+      </w:r>
+      <w:r>
+        <w:rPr>
+          <w:lang w:eastAsia="fr-CH"/>
+        </w:rPr>
+        <w:t>créer</w:t>
+      </w:r>
+      <w:r>
+        <w:rPr>
+          <w:lang w:eastAsia="fr-CH"/>
+        </w:rPr>
+        <w:t xml:space="preserve"> une demande de signature de certificat (</w:t>
+      </w:r>
+      <w:r>
+        <w:rPr>
+          <w:i/>
+          <w:iCs/>
+          <w:lang w:eastAsia="fr-CH"/>
+        </w:rPr>
+        <w:t>CSR</w:t>
+      </w:r>
+      <w:r>
+        <w:rPr>
+          <w:lang w:eastAsia="fr-CH"/>
+        </w:rPr>
+        <w:t xml:space="preserve">) en utilisant la clé privée générée </w:t>
+      </w:r>
+      <w:r>
+        <w:rPr>
+          <w:lang w:eastAsia="fr-CH"/>
+        </w:rPr>
+        <w:t>avant</w:t>
+      </w:r>
+      <w:r>
+        <w:rPr>
+          <w:lang w:eastAsia="fr-CH"/>
+        </w:rPr>
+        <w:t>. Cette demande sera utilisée pour obtenir un certificat signé par une autorité de certification (</w:t>
+      </w:r>
+      <w:r>
+        <w:rPr>
+          <w:i/>
+          <w:iCs/>
+          <w:lang w:eastAsia="fr-CH"/>
+        </w:rPr>
+        <w:t>CA</w:t>
+      </w:r>
+      <w:r>
+        <w:rPr>
+          <w:lang w:eastAsia="fr-CH"/>
+        </w:rPr>
+        <w:t>) ou pour générer un certificat auto-signé.</w:t>
+      </w:r>
+    </w:p>
+    <w:p>
+      <w:pPr>
+        <w:jc w:val="center"/>
+        <w:rPr>
+          <w:lang w:eastAsia="fr-CH"/>
+        </w:rPr>
+      </w:pPr>
+      <w:r>
+        <w:rPr>
           <w:noProof/>
           <w:lang w:eastAsia="fr-CH"/>
         </w:rPr>
@@ -2208,7 +3664,7 @@
                     <pic:cNvPicPr/>
                   </pic:nvPicPr>
                   <pic:blipFill>
-                    <a:blip r:embed="rId19"/>
+                    <a:blip r:embed="rId20"/>
                     <a:stretch>
                       <a:fillRect/>
                     </a:stretch>
@@ -2258,6 +3714,76 @@
       </w:pPr>
       <w:r>
         <w:rPr>
+          <w:lang w:eastAsia="fr-CH"/>
+        </w:rPr>
+        <w:t xml:space="preserve">Enfin, </w:t>
+      </w:r>
+      <w:r>
+        <w:rPr>
+          <w:lang w:eastAsia="fr-CH"/>
+        </w:rPr>
+        <w:t>avec la commande ci-dessous, on génère</w:t>
+      </w:r>
+      <w:r>
+        <w:rPr>
+          <w:lang w:eastAsia="fr-CH"/>
+        </w:rPr>
+        <w:t xml:space="preserve"> un certificat auto-signé en utilisant l</w:t>
+      </w:r>
+      <w:r>
+        <w:rPr>
+          <w:lang w:eastAsia="fr-CH"/>
+        </w:rPr>
+        <w:t xml:space="preserve">es éléments générés </w:t>
+      </w:r>
+      <w:r>
+        <w:rPr>
+          <w:lang w:eastAsia="fr-CH"/>
+        </w:rPr>
+        <w:t>précédemment</w:t>
+      </w:r>
+      <w:r>
+        <w:rPr>
+          <w:lang w:eastAsia="fr-CH"/>
+        </w:rPr>
+        <w:t xml:space="preserve">. Ce certificat </w:t>
+      </w:r>
+      <w:r>
+        <w:rPr>
+          <w:lang w:eastAsia="fr-CH"/>
+        </w:rPr>
+        <w:t>sert à</w:t>
+      </w:r>
+      <w:r>
+        <w:rPr>
+          <w:lang w:eastAsia="fr-CH"/>
+        </w:rPr>
+        <w:t xml:space="preserve"> sécuriser les communications </w:t>
+      </w:r>
+      <w:r>
+        <w:rPr>
+          <w:i/>
+          <w:iCs/>
+          <w:lang w:eastAsia="fr-CH"/>
+        </w:rPr>
+        <w:t>HTTPS</w:t>
+      </w:r>
+      <w:r>
+        <w:rPr>
+          <w:lang w:eastAsia="fr-CH"/>
+        </w:rPr>
+        <w:t xml:space="preserve"> entre le client et le serveur.</w:t>
+      </w:r>
+    </w:p>
+    <w:p>
+      <w:pPr>
+        <w:jc w:val="center"/>
+        <w:rPr>
+          <w:lang w:eastAsia="fr-CH"/>
+        </w:rPr>
+      </w:pPr>
+      <w:r>
+        <w:rPr>
           <w:noProof/>
           <w:lang w:eastAsia="fr-CH"/>
         </w:rPr>
@@ -2277,7 +3803,7 @@
                     <pic:cNvPicPr/>
                   </pic:nvPicPr>
                   <pic:blipFill>
-                    <a:blip r:embed="rId20"/>
+                    <a:blip r:embed="rId21"/>
                     <a:stretch>
                       <a:fillRect/>
                     </a:stretch>
@@ -2307,46 +3833,1421 @@
     </w:p>
     <w:p>
       <w:pPr>
+        <w:pStyle w:val="Titre3"/>
+        <w:rPr>
+          <w:lang w:eastAsia="fr-CH"/>
+        </w:rPr>
+      </w:pPr>
+      <w:bookmarkStart w:id="14" w:name="_Toc192509028"/>
+      <w:r>
+        <w:rPr>
+          <w:lang w:eastAsia="fr-CH"/>
+        </w:rPr>
+        <w:t>Gestion des utilisateurs</w:t>
+      </w:r>
+      <w:bookmarkEnd w:id="14"/>
+    </w:p>
+    <w:p>
+      <w:pPr>
+        <w:pStyle w:val="Titre4"/>
+        <w:rPr>
+          <w:lang w:val="en-US" w:eastAsia="fr-CH"/>
+        </w:rPr>
+      </w:pPr>
+      <w:r>
+        <w:rPr>
+          <w:lang w:val="en-US" w:eastAsia="fr-CH"/>
+        </w:rPr>
+        <w:t>DB (t</w:t>
+      </w:r>
+      <w:r>
+        <w:rPr>
+          <w:lang w:val="en-US" w:eastAsia="fr-CH"/>
+        </w:rPr>
+        <w:t xml:space="preserve">able </w:t>
+      </w:r>
+      <w:r>
+        <w:rPr>
+          <w:i/>
+          <w:iCs w:val="0"/>
+          <w:lang w:val="en-US" w:eastAsia="fr-CH"/>
+        </w:rPr>
+        <w:t>User</w:t>
+      </w:r>
+      <w:r>
+        <w:rPr>
+          <w:lang w:val="en-US" w:eastAsia="fr-CH"/>
+        </w:rPr>
+        <w:t>)</w:t>
+      </w:r>
+    </w:p>
+    <w:p>
+      <w:pPr>
+        <w:rPr>
+          <w:lang w:eastAsia="fr-CH"/>
+        </w:rPr>
+      </w:pPr>
+      <w:r>
+        <w:rPr>
+          <w:lang w:eastAsia="fr-CH"/>
+        </w:rPr>
+        <w:t xml:space="preserve">Pour faire une bonne gestion </w:t>
+      </w:r>
+      <w:r>
+        <w:rPr>
+          <w:lang w:eastAsia="fr-CH"/>
+        </w:rPr>
+        <w:t>des utilisateurs</w:t>
+      </w:r>
+      <w:r>
+        <w:rPr>
+          <w:lang w:eastAsia="fr-CH"/>
+        </w:rPr>
+        <w:t xml:space="preserve">, une table, </w:t>
+      </w:r>
+      <w:r>
+        <w:rPr>
+          <w:lang w:eastAsia="fr-CH"/>
+        </w:rPr>
+        <w:t>« </w:t>
+      </w:r>
+      <w:r>
+        <w:rPr>
+          <w:i/>
+          <w:iCs/>
+          <w:lang w:eastAsia="fr-CH"/>
+        </w:rPr>
+        <w:t>t_user</w:t>
+      </w:r>
+      <w:r>
+        <w:rPr>
+          <w:lang w:eastAsia="fr-CH"/>
+        </w:rPr>
+        <w:t> »</w:t>
+      </w:r>
+      <w:r>
+        <w:rPr>
+          <w:lang w:eastAsia="fr-CH"/>
+        </w:rPr>
+        <w:t>, a été créer avec les suivantes colonnes :</w:t>
+      </w:r>
+    </w:p>
+    <w:p>
+      <w:pPr>
+        <w:pStyle w:val="Paragraphedeliste"/>
+        <w:numPr>
+          <w:ilvl w:val="0"/>
+          <w:numId w:val="20"/>
+        </w:numPr>
+        <w:rPr>
+          <w:lang w:eastAsia="fr-CH"/>
+        </w:rPr>
+      </w:pPr>
+      <w:r>
+        <w:rPr>
+          <w:lang w:eastAsia="fr-CH"/>
+        </w:rPr>
+        <w:t>i</w:t>
+      </w:r>
+      <w:r>
+        <w:rPr>
+          <w:lang w:eastAsia="fr-CH"/>
+        </w:rPr>
+        <w:t>d</w:t>
+      </w:r>
+      <w:r>
+        <w:rPr>
+          <w:lang w:eastAsia="fr-CH"/>
+        </w:rPr>
+        <w:t> :</w:t>
+      </w:r>
+      <w:r>
+        <w:rPr>
+          <w:lang w:eastAsia="fr-CH"/>
+        </w:rPr>
+        <w:t xml:space="preserve"> </w:t>
+      </w:r>
+      <w:r>
+        <w:rPr>
+          <w:lang w:eastAsia="fr-CH"/>
+        </w:rPr>
+        <w:t>C’est l’ID de l’utilisateur qui se incrément de 1 à chaque inscription.</w:t>
+      </w:r>
+    </w:p>
+    <w:p>
+      <w:pPr>
+        <w:pStyle w:val="Paragraphedeliste"/>
+        <w:numPr>
+          <w:ilvl w:val="0"/>
+          <w:numId w:val="20"/>
+        </w:numPr>
+        <w:rPr>
+          <w:lang w:eastAsia="fr-CH"/>
+        </w:rPr>
+      </w:pPr>
+      <w:r>
+        <w:rPr>
+          <w:lang w:eastAsia="fr-CH"/>
+        </w:rPr>
+        <w:t>u</w:t>
+      </w:r>
+      <w:r>
+        <w:rPr>
+          <w:lang w:eastAsia="fr-CH"/>
+        </w:rPr>
+        <w:t>sername</w:t>
+      </w:r>
+      <w:r>
+        <w:rPr>
+          <w:lang w:eastAsia="fr-CH"/>
+        </w:rPr>
+        <w:t> :</w:t>
+      </w:r>
+      <w:r>
+        <w:rPr>
+          <w:lang w:eastAsia="fr-CH"/>
+        </w:rPr>
+        <w:t xml:space="preserve"> </w:t>
+      </w:r>
+      <w:r>
+        <w:rPr>
+          <w:lang w:eastAsia="fr-CH"/>
+        </w:rPr>
+        <w:t>C’est le nom de l’utilisateur.</w:t>
+      </w:r>
+    </w:p>
+    <w:p>
+      <w:pPr>
+        <w:pStyle w:val="Paragraphedeliste"/>
+        <w:numPr>
+          <w:ilvl w:val="0"/>
+          <w:numId w:val="20"/>
+        </w:numPr>
+        <w:rPr>
+          <w:lang w:eastAsia="fr-CH"/>
+        </w:rPr>
+      </w:pPr>
+      <w:r>
+        <w:rPr>
+          <w:lang w:eastAsia="fr-CH"/>
+        </w:rPr>
+        <w:t>passwordHash</w:t>
+      </w:r>
+      <w:r>
+        <w:rPr>
+          <w:lang w:eastAsia="fr-CH"/>
+        </w:rPr>
+        <w:t> :</w:t>
+      </w:r>
+      <w:r>
+        <w:rPr>
+          <w:lang w:eastAsia="fr-CH"/>
+        </w:rPr>
+        <w:t xml:space="preserve"> </w:t>
+      </w:r>
+      <w:r>
+        <w:rPr>
+          <w:lang w:eastAsia="fr-CH"/>
+        </w:rPr>
+        <w:t>C’est le mot de passe haché</w:t>
+      </w:r>
+    </w:p>
+    <w:p>
+      <w:pPr>
+        <w:pStyle w:val="Paragraphedeliste"/>
+        <w:numPr>
+          <w:ilvl w:val="0"/>
+          <w:numId w:val="20"/>
+        </w:numPr>
+        <w:rPr>
+          <w:lang w:eastAsia="fr-CH"/>
+        </w:rPr>
+      </w:pPr>
+      <w:r>
+        <w:rPr>
+          <w:lang w:eastAsia="fr-CH"/>
+        </w:rPr>
+        <w:t>salt</w:t>
+      </w:r>
+      <w:r>
+        <w:rPr>
+          <w:lang w:eastAsia="fr-CH"/>
+        </w:rPr>
+        <w:t> :</w:t>
+      </w:r>
+      <w:r>
+        <w:rPr>
+          <w:lang w:eastAsia="fr-CH"/>
+        </w:rPr>
+        <w:t xml:space="preserve"> C’est le </w:t>
+      </w:r>
+      <w:r>
+        <w:rPr>
+          <w:i/>
+          <w:iCs/>
+          <w:lang w:eastAsia="fr-CH"/>
+        </w:rPr>
+        <w:t>salt</w:t>
+      </w:r>
+      <w:r>
+        <w:rPr>
+          <w:lang w:eastAsia="fr-CH"/>
+        </w:rPr>
+        <w:t xml:space="preserve"> utilisé pour </w:t>
+      </w:r>
+      <w:r>
+        <w:rPr>
+          <w:lang w:eastAsia="fr-CH"/>
+        </w:rPr>
+        <w:t xml:space="preserve">le </w:t>
+      </w:r>
+      <w:r>
+        <w:rPr>
+          <w:i/>
+          <w:iCs/>
+          <w:lang w:eastAsia="fr-CH"/>
+        </w:rPr>
+        <w:t>hachage</w:t>
+      </w:r>
+      <w:r>
+        <w:rPr>
+          <w:lang w:eastAsia="fr-CH"/>
+        </w:rPr>
+        <w:t xml:space="preserve"> du mot de passe</w:t>
+      </w:r>
+      <w:r>
+        <w:rPr>
+          <w:lang w:eastAsia="fr-CH"/>
+        </w:rPr>
+        <w:t>.</w:t>
+      </w:r>
+    </w:p>
+    <w:p>
+      <w:pPr>
+        <w:pStyle w:val="Paragraphedeliste"/>
+        <w:numPr>
+          <w:ilvl w:val="0"/>
+          <w:numId w:val="20"/>
+        </w:numPr>
+        <w:rPr>
+          <w:lang w:eastAsia="fr-CH"/>
+        </w:rPr>
+      </w:pPr>
+      <w:r>
+        <w:rPr>
+          <w:lang w:eastAsia="fr-CH"/>
+        </w:rPr>
+        <w:t>isAdmin</w:t>
+      </w:r>
+      <w:r>
+        <w:rPr>
+          <w:lang w:eastAsia="fr-CH"/>
+        </w:rPr>
+        <w:t> :</w:t>
+      </w:r>
+      <w:r>
+        <w:rPr>
+          <w:lang w:eastAsia="fr-CH"/>
+        </w:rPr>
+        <w:t xml:space="preserve"> C’est le rôle de l’utilisateur qui par défaut est « </w:t>
+      </w:r>
+      <w:r>
+        <w:rPr>
+          <w:i/>
+          <w:iCs/>
+          <w:lang w:eastAsia="fr-CH"/>
+        </w:rPr>
+        <w:t>false</w:t>
+      </w:r>
+      <w:r>
+        <w:rPr>
+          <w:i/>
+          <w:iCs/>
+          <w:lang w:eastAsia="fr-CH"/>
+        </w:rPr>
+        <w:t> </w:t>
+      </w:r>
+      <w:r>
+        <w:rPr>
+          <w:lang w:eastAsia="fr-CH"/>
+        </w:rPr>
+        <w:t>»</w:t>
+      </w:r>
+      <w:r>
+        <w:rPr>
+          <w:lang w:eastAsia="fr-CH"/>
+        </w:rPr>
+        <w:t>.</w:t>
+      </w:r>
+    </w:p>
+    <w:p>
+      <w:pPr>
+        <w:pStyle w:val="Paragraphedeliste"/>
+        <w:numPr>
+          <w:ilvl w:val="0"/>
+          <w:numId w:val="20"/>
+        </w:numPr>
+        <w:rPr>
+          <w:lang w:eastAsia="fr-CH"/>
+        </w:rPr>
+      </w:pPr>
+      <w:r>
+        <w:rPr>
+          <w:lang w:eastAsia="fr-CH"/>
+        </w:rPr>
+        <w:t>createdAt</w:t>
+      </w:r>
+      <w:r>
+        <w:rPr>
+          <w:lang w:eastAsia="fr-CH"/>
+        </w:rPr>
+        <w:t> :</w:t>
+      </w:r>
+      <w:r>
+        <w:rPr>
+          <w:lang w:eastAsia="fr-CH"/>
+        </w:rPr>
+        <w:t xml:space="preserve"> C’est la date de création du compte.</w:t>
+      </w:r>
+    </w:p>
+    <w:p>
+      <w:pPr>
+        <w:pStyle w:val="Titre4"/>
+        <w:rPr>
+          <w:lang w:eastAsia="fr-CH"/>
+        </w:rPr>
+      </w:pPr>
+      <w:r>
+        <w:rPr>
+          <w:lang w:eastAsia="fr-CH"/>
+        </w:rPr>
+        <w:lastRenderedPageBreak/>
+        <w:t>Inscription (</w:t>
+      </w:r>
+      <w:r>
+        <w:rPr>
+          <w:i/>
+          <w:iCs w:val="0"/>
+          <w:lang w:eastAsia="fr-CH"/>
+        </w:rPr>
+        <w:t>Register</w:t>
+      </w:r>
+      <w:r>
+        <w:rPr>
+          <w:lang w:eastAsia="fr-CH"/>
+        </w:rPr>
+        <w:t>)</w:t>
+      </w:r>
+    </w:p>
+    <w:p>
+      <w:pPr>
+        <w:jc w:val="center"/>
+        <w:rPr>
+          <w:lang w:eastAsia="fr-CH"/>
+        </w:rPr>
+      </w:pPr>
+      <w:r>
+        <w:rPr>
+          <w:lang w:eastAsia="fr-CH"/>
+        </w:rPr>
+        <w:drawing>
+          <wp:inline distT="0" distB="0" distL="0" distR="0" wp14:anchorId="2B81AAE0" wp14:editId="2943F608">
+            <wp:extent cx="5760720" cy="5572760"/>
+            <wp:effectExtent l="19050" t="19050" r="11430" b="27940"/>
+            <wp:docPr id="10" name="Image 10"/>
+            <wp:cNvGraphicFramePr>
+              <a:graphicFrameLocks xmlns:a="http://schemas.openxmlformats.org/drawingml/2006/main" noChangeAspect="1"/>
+            </wp:cNvGraphicFramePr>
+            <a:graphic xmlns:a="http://schemas.openxmlformats.org/drawingml/2006/main">
+              <a:graphicData uri="http://schemas.openxmlformats.org/drawingml/2006/picture">
+                <pic:pic xmlns:pic="http://schemas.openxmlformats.org/drawingml/2006/picture">
+                  <pic:nvPicPr>
+                    <pic:cNvPr id="1" name=""/>
+                    <pic:cNvPicPr/>
+                  </pic:nvPicPr>
+                  <pic:blipFill>
+                    <a:blip r:embed="rId22"/>
+                    <a:stretch>
+                      <a:fillRect/>
+                    </a:stretch>
+                  </pic:blipFill>
+                  <pic:spPr>
+                    <a:xfrm>
+                      <a:off x="0" y="0"/>
+                      <a:ext cx="5760720" cy="5572760"/>
+                    </a:xfrm>
+                    <a:prstGeom prst="rect">
+                      <a:avLst/>
+                    </a:prstGeom>
+                    <a:ln>
+                      <a:solidFill>
+                        <a:schemeClr val="bg1">
+                          <a:lumMod val="75000"/>
+                        </a:schemeClr>
+                      </a:solidFill>
+                    </a:ln>
+                  </pic:spPr>
+                </pic:pic>
+              </a:graphicData>
+            </a:graphic>
+          </wp:inline>
+        </w:drawing>
+      </w:r>
+    </w:p>
+    <w:p>
+      <w:pPr>
+        <w:rPr>
+          <w:lang w:eastAsia="fr-CH"/>
+        </w:rPr>
+      </w:pPr>
+      <w:r>
+        <w:rPr>
+          <w:lang w:eastAsia="fr-CH"/>
+        </w:rPr>
+        <w:t>…</w:t>
+      </w:r>
+    </w:p>
+    <w:p>
+      <w:pPr>
+        <w:rPr>
+          <w:b/>
+          <w:bCs/>
+          <w:lang w:eastAsia="fr-CH"/>
+        </w:rPr>
+      </w:pPr>
+      <w:r>
+        <w:rPr>
+          <w:b/>
+          <w:bCs/>
+          <w:lang w:eastAsia="fr-CH"/>
+        </w:rPr>
+        <w:t>Hachage (Bcrypt)</w:t>
+      </w:r>
+    </w:p>
+    <w:p>
+      <w:pPr>
+        <w:rPr>
+          <w:lang w:eastAsia="fr-CH"/>
+        </w:rPr>
+      </w:pPr>
+      <w:r>
+        <w:rPr>
+          <w:lang w:eastAsia="fr-CH"/>
+        </w:rPr>
+        <w:t>…</w:t>
+      </w:r>
+    </w:p>
+    <w:p>
+      <w:pPr>
+        <w:pStyle w:val="Titre4"/>
+        <w:rPr>
+          <w:lang w:eastAsia="fr-CH"/>
+        </w:rPr>
+      </w:pPr>
+      <w:r>
+        <w:rPr>
+          <w:lang w:eastAsia="fr-CH"/>
+        </w:rPr>
+        <w:lastRenderedPageBreak/>
+        <w:t>Accès (</w:t>
+      </w:r>
+      <w:r>
+        <w:rPr>
+          <w:i/>
+          <w:iCs w:val="0"/>
+          <w:lang w:eastAsia="fr-CH"/>
+        </w:rPr>
+        <w:t>Login</w:t>
+      </w:r>
+      <w:r>
+        <w:rPr>
+          <w:lang w:eastAsia="fr-CH"/>
+        </w:rPr>
+        <w:t>)</w:t>
+      </w:r>
+    </w:p>
+    <w:p>
+      <w:pPr>
+        <w:jc w:val="center"/>
+        <w:rPr>
+          <w:lang w:eastAsia="fr-CH"/>
+        </w:rPr>
+      </w:pPr>
+      <w:r>
+        <w:rPr>
+          <w:lang w:eastAsia="fr-CH"/>
+        </w:rPr>
+        <w:drawing>
+          <wp:inline distT="0" distB="0" distL="0" distR="0" wp14:anchorId="473769D3" wp14:editId="4D63559F">
+            <wp:extent cx="5210902" cy="7278116"/>
+            <wp:effectExtent l="19050" t="19050" r="27940" b="18415"/>
+            <wp:docPr id="11" name="Image 11"/>
+            <wp:cNvGraphicFramePr>
+              <a:graphicFrameLocks xmlns:a="http://schemas.openxmlformats.org/drawingml/2006/main" noChangeAspect="1"/>
+            </wp:cNvGraphicFramePr>
+            <a:graphic xmlns:a="http://schemas.openxmlformats.org/drawingml/2006/main">
+              <a:graphicData uri="http://schemas.openxmlformats.org/drawingml/2006/picture">
+                <pic:pic xmlns:pic="http://schemas.openxmlformats.org/drawingml/2006/picture">
+                  <pic:nvPicPr>
+                    <pic:cNvPr id="1" name=""/>
+                    <pic:cNvPicPr/>
+                  </pic:nvPicPr>
+                  <pic:blipFill>
+                    <a:blip r:embed="rId23"/>
+                    <a:stretch>
+                      <a:fillRect/>
+                    </a:stretch>
+                  </pic:blipFill>
+                  <pic:spPr>
+                    <a:xfrm>
+                      <a:off x="0" y="0"/>
+                      <a:ext cx="5210902" cy="7278116"/>
+                    </a:xfrm>
+                    <a:prstGeom prst="rect">
+                      <a:avLst/>
+                    </a:prstGeom>
+                    <a:ln>
+                      <a:solidFill>
+                        <a:schemeClr val="bg1">
+                          <a:lumMod val="75000"/>
+                        </a:schemeClr>
+                      </a:solidFill>
+                    </a:ln>
+                  </pic:spPr>
+                </pic:pic>
+              </a:graphicData>
+            </a:graphic>
+          </wp:inline>
+        </w:drawing>
+      </w:r>
+    </w:p>
+    <w:p>
+      <w:pPr>
+        <w:rPr>
+          <w:lang w:eastAsia="fr-CH"/>
+        </w:rPr>
+      </w:pPr>
+      <w:r>
+        <w:rPr>
+          <w:lang w:eastAsia="fr-CH"/>
+        </w:rPr>
+        <w:t>…</w:t>
+      </w:r>
+    </w:p>
+    <w:p>
+      <w:pPr>
+        <w:rPr>
+          <w:b/>
+          <w:bCs/>
+          <w:lang w:eastAsia="fr-CH"/>
+        </w:rPr>
+      </w:pPr>
+      <w:proofErr w:type="spellStart"/>
+      <w:r>
+        <w:rPr>
+          <w:b/>
+          <w:bCs/>
+          <w:lang w:eastAsia="fr-CH"/>
+        </w:rPr>
+        <w:t>Token</w:t>
+      </w:r>
+      <w:proofErr w:type="spellEnd"/>
+      <w:r>
+        <w:rPr>
+          <w:b/>
+          <w:bCs/>
+          <w:lang w:eastAsia="fr-CH"/>
+        </w:rPr>
+        <w:t xml:space="preserve"> (Jeton JWT)</w:t>
+      </w:r>
+    </w:p>
+    <w:p>
+      <w:pPr>
+        <w:rPr>
+          <w:lang w:eastAsia="fr-CH"/>
+        </w:rPr>
+      </w:pPr>
+      <w:r>
+        <w:rPr>
+          <w:lang w:eastAsia="fr-CH"/>
+        </w:rPr>
+        <w:t>…</w:t>
+      </w:r>
+    </w:p>
+    <w:p>
+      <w:pPr>
+        <w:pStyle w:val="Titre4"/>
+        <w:rPr>
+          <w:lang w:eastAsia="fr-CH"/>
+        </w:rPr>
+      </w:pPr>
+      <w:r>
+        <w:rPr>
+          <w:lang w:eastAsia="fr-CH"/>
+        </w:rPr>
+        <w:lastRenderedPageBreak/>
+        <w:t>Middleware</w:t>
+      </w:r>
+      <w:r>
+        <w:rPr>
+          <w:lang w:eastAsia="fr-CH"/>
+        </w:rPr>
+        <w:t xml:space="preserve"> d'authentification</w:t>
+      </w:r>
+    </w:p>
+    <w:p>
+      <w:pPr>
+        <w:rPr>
+          <w:lang w:eastAsia="fr-CH"/>
+        </w:rPr>
+      </w:pPr>
+      <w:r>
+        <w:rPr>
+          <w:lang w:eastAsia="fr-CH"/>
+        </w:rPr>
+        <w:t>« </w:t>
+      </w:r>
+      <w:r>
+        <w:rPr>
+          <w:b/>
+          <w:bCs/>
+          <w:lang w:eastAsia="fr-CH"/>
+        </w:rPr>
+        <w:t>Auth.mjs</w:t>
+      </w:r>
+      <w:r>
+        <w:rPr>
+          <w:lang w:eastAsia="fr-CH"/>
+        </w:rPr>
+        <w:t> »</w:t>
+      </w:r>
+      <w:r>
+        <w:rPr>
+          <w:lang w:eastAsia="fr-CH"/>
+        </w:rPr>
+        <w:t> :</w:t>
+      </w:r>
+    </w:p>
+    <w:p>
+      <w:pPr>
+        <w:jc w:val="center"/>
+        <w:rPr>
+          <w:lang w:eastAsia="fr-CH"/>
+        </w:rPr>
+      </w:pPr>
+      <w:r>
+        <w:rPr>
+          <w:lang w:eastAsia="fr-CH"/>
+        </w:rPr>
+        <w:drawing>
+          <wp:inline distT="0" distB="0" distL="0" distR="0" wp14:anchorId="3681C1CC" wp14:editId="55B9BC35">
+            <wp:extent cx="4686954" cy="3505689"/>
+            <wp:effectExtent l="19050" t="19050" r="18415" b="19050"/>
+            <wp:docPr id="13" name="Image 13"/>
+            <wp:cNvGraphicFramePr>
+              <a:graphicFrameLocks xmlns:a="http://schemas.openxmlformats.org/drawingml/2006/main" noChangeAspect="1"/>
+            </wp:cNvGraphicFramePr>
+            <a:graphic xmlns:a="http://schemas.openxmlformats.org/drawingml/2006/main">
+              <a:graphicData uri="http://schemas.openxmlformats.org/drawingml/2006/picture">
+                <pic:pic xmlns:pic="http://schemas.openxmlformats.org/drawingml/2006/picture">
+                  <pic:nvPicPr>
+                    <pic:cNvPr id="1" name=""/>
+                    <pic:cNvPicPr/>
+                  </pic:nvPicPr>
+                  <pic:blipFill>
+                    <a:blip r:embed="rId24"/>
+                    <a:stretch>
+                      <a:fillRect/>
+                    </a:stretch>
+                  </pic:blipFill>
+                  <pic:spPr>
+                    <a:xfrm>
+                      <a:off x="0" y="0"/>
+                      <a:ext cx="4686954" cy="3505689"/>
+                    </a:xfrm>
+                    <a:prstGeom prst="rect">
+                      <a:avLst/>
+                    </a:prstGeom>
+                    <a:ln>
+                      <a:solidFill>
+                        <a:schemeClr val="bg1">
+                          <a:lumMod val="75000"/>
+                        </a:schemeClr>
+                      </a:solidFill>
+                    </a:ln>
+                  </pic:spPr>
+                </pic:pic>
+              </a:graphicData>
+            </a:graphic>
+          </wp:inline>
+        </w:drawing>
+      </w:r>
+    </w:p>
+    <w:p>
+      <w:pPr>
+        <w:rPr>
+          <w:lang w:eastAsia="fr-CH"/>
+        </w:rPr>
+      </w:pPr>
+    </w:p>
+    <w:p>
+      <w:pPr>
+        <w:rPr>
+          <w:lang w:eastAsia="fr-CH"/>
+        </w:rPr>
+      </w:pPr>
+      <w:r>
+        <w:rPr>
+          <w:lang w:eastAsia="fr-CH"/>
+        </w:rPr>
+        <w:t>« </w:t>
+      </w:r>
+      <w:r>
+        <w:rPr>
+          <w:b/>
+          <w:bCs/>
+          <w:lang w:eastAsia="fr-CH"/>
+        </w:rPr>
+        <w:t>RedirectIfAuthenticated.mjs</w:t>
+      </w:r>
+      <w:r>
+        <w:rPr>
+          <w:lang w:eastAsia="fr-CH"/>
+        </w:rPr>
+        <w:t> »</w:t>
+      </w:r>
+      <w:r>
+        <w:rPr>
+          <w:lang w:eastAsia="fr-CH"/>
+        </w:rPr>
+        <w:t> :</w:t>
+      </w:r>
+    </w:p>
+    <w:p>
+      <w:pPr>
+        <w:jc w:val="center"/>
+        <w:rPr>
+          <w:lang w:eastAsia="fr-CH"/>
+        </w:rPr>
+      </w:pPr>
+      <w:r>
+        <w:rPr>
+          <w:lang w:eastAsia="fr-CH"/>
+        </w:rPr>
+        <w:drawing>
+          <wp:inline distT="0" distB="0" distL="0" distR="0" wp14:anchorId="574E0CD7" wp14:editId="3EB1892D">
+            <wp:extent cx="3991532" cy="1467055"/>
+            <wp:effectExtent l="19050" t="19050" r="9525" b="19050"/>
+            <wp:docPr id="14" name="Image 14"/>
+            <wp:cNvGraphicFramePr>
+              <a:graphicFrameLocks xmlns:a="http://schemas.openxmlformats.org/drawingml/2006/main" noChangeAspect="1"/>
+            </wp:cNvGraphicFramePr>
+            <a:graphic xmlns:a="http://schemas.openxmlformats.org/drawingml/2006/main">
+              <a:graphicData uri="http://schemas.openxmlformats.org/drawingml/2006/picture">
+                <pic:pic xmlns:pic="http://schemas.openxmlformats.org/drawingml/2006/picture">
+                  <pic:nvPicPr>
+                    <pic:cNvPr id="1" name=""/>
+                    <pic:cNvPicPr/>
+                  </pic:nvPicPr>
+                  <pic:blipFill>
+                    <a:blip r:embed="rId25"/>
+                    <a:stretch>
+                      <a:fillRect/>
+                    </a:stretch>
+                  </pic:blipFill>
+                  <pic:spPr>
+                    <a:xfrm>
+                      <a:off x="0" y="0"/>
+                      <a:ext cx="3991532" cy="1467055"/>
+                    </a:xfrm>
+                    <a:prstGeom prst="rect">
+                      <a:avLst/>
+                    </a:prstGeom>
+                    <a:ln>
+                      <a:solidFill>
+                        <a:schemeClr val="bg1">
+                          <a:lumMod val="75000"/>
+                        </a:schemeClr>
+                      </a:solidFill>
+                    </a:ln>
+                  </pic:spPr>
+                </pic:pic>
+              </a:graphicData>
+            </a:graphic>
+          </wp:inline>
+        </w:drawing>
+      </w:r>
+    </w:p>
+    <w:p>
+      <w:pPr>
+        <w:rPr>
+          <w:lang w:eastAsia="fr-CH"/>
+        </w:rPr>
+      </w:pPr>
+    </w:p>
+    <w:p>
+      <w:pPr>
+        <w:pStyle w:val="Titre4"/>
+        <w:rPr>
+          <w:lang w:eastAsia="fr-CH"/>
+        </w:rPr>
+      </w:pPr>
+      <w:r>
+        <w:rPr>
+          <w:lang w:eastAsia="fr-CH"/>
+        </w:rPr>
+        <w:lastRenderedPageBreak/>
+        <w:t>Recherche des utilisateurs</w:t>
+      </w:r>
+    </w:p>
+    <w:p>
+      <w:pPr>
+        <w:jc w:val="center"/>
+        <w:rPr>
+          <w:lang w:eastAsia="fr-CH"/>
+        </w:rPr>
+      </w:pPr>
+      <w:r>
+        <w:rPr>
+          <w:lang w:eastAsia="fr-CH"/>
+        </w:rPr>
+        <w:drawing>
+          <wp:inline distT="0" distB="0" distL="0" distR="0" wp14:anchorId="0BEAC20F" wp14:editId="5C3D6F59">
+            <wp:extent cx="5760720" cy="1783715"/>
+            <wp:effectExtent l="19050" t="19050" r="11430" b="26035"/>
+            <wp:docPr id="12" name="Image 12"/>
+            <wp:cNvGraphicFramePr>
+              <a:graphicFrameLocks xmlns:a="http://schemas.openxmlformats.org/drawingml/2006/main" noChangeAspect="1"/>
+            </wp:cNvGraphicFramePr>
+            <a:graphic xmlns:a="http://schemas.openxmlformats.org/drawingml/2006/main">
+              <a:graphicData uri="http://schemas.openxmlformats.org/drawingml/2006/picture">
+                <pic:pic xmlns:pic="http://schemas.openxmlformats.org/drawingml/2006/picture">
+                  <pic:nvPicPr>
+                    <pic:cNvPr id="1" name=""/>
+                    <pic:cNvPicPr/>
+                  </pic:nvPicPr>
+                  <pic:blipFill>
+                    <a:blip r:embed="rId26"/>
+                    <a:stretch>
+                      <a:fillRect/>
+                    </a:stretch>
+                  </pic:blipFill>
+                  <pic:spPr>
+                    <a:xfrm>
+                      <a:off x="0" y="0"/>
+                      <a:ext cx="5760720" cy="1783715"/>
+                    </a:xfrm>
+                    <a:prstGeom prst="rect">
+                      <a:avLst/>
+                    </a:prstGeom>
+                    <a:ln>
+                      <a:solidFill>
+                        <a:schemeClr val="bg1">
+                          <a:lumMod val="75000"/>
+                        </a:schemeClr>
+                      </a:solidFill>
+                    </a:ln>
+                  </pic:spPr>
+                </pic:pic>
+              </a:graphicData>
+            </a:graphic>
+          </wp:inline>
+        </w:drawing>
+      </w:r>
+    </w:p>
+    <w:p>
+      <w:pPr>
+        <w:rPr>
+          <w:lang w:eastAsia="fr-CH"/>
+        </w:rPr>
+      </w:pPr>
+    </w:p>
+    <w:p>
+      <w:pPr>
+        <w:pStyle w:val="Titre3"/>
+        <w:rPr>
+          <w:lang w:eastAsia="fr-CH"/>
+        </w:rPr>
+      </w:pPr>
+      <w:bookmarkStart w:id="15" w:name="_Toc192509029"/>
+      <w:r>
+        <w:rPr>
+          <w:lang w:eastAsia="fr-CH"/>
+        </w:rPr>
+        <w:t xml:space="preserve">Implémentation EJS (HTML </w:t>
+      </w:r>
+      <w:r>
+        <w:rPr>
+          <w:lang w:eastAsia="fr-CH"/>
+        </w:rPr>
+        <w:t>dynamique</w:t>
+      </w:r>
+      <w:r>
+        <w:rPr>
+          <w:lang w:eastAsia="fr-CH"/>
+        </w:rPr>
+        <w:t>)</w:t>
+      </w:r>
+      <w:bookmarkEnd w:id="15"/>
+    </w:p>
+    <w:p>
+      <w:pPr>
+        <w:rPr>
+          <w:lang w:eastAsia="fr-CH"/>
+        </w:rPr>
+      </w:pPr>
+      <w:r>
+        <w:rPr>
+          <w:lang w:eastAsia="fr-CH"/>
+        </w:rPr>
+        <w:drawing>
+          <wp:anchor distT="0" distB="0" distL="114300" distR="114300" simplePos="0" relativeHeight="251659264" behindDoc="0" locked="0" layoutInCell="1" allowOverlap="1" wp14:anchorId="03FB6532" wp14:editId="433CBD31">
+            <wp:simplePos x="0" y="0"/>
+            <wp:positionH relativeFrom="column">
+              <wp:posOffset>14605</wp:posOffset>
+            </wp:positionH>
+            <wp:positionV relativeFrom="paragraph">
+              <wp:posOffset>20955</wp:posOffset>
+            </wp:positionV>
+            <wp:extent cx="3658111" cy="1448002"/>
+            <wp:effectExtent l="19050" t="19050" r="19050" b="19050"/>
+            <wp:wrapSquare wrapText="bothSides"/>
+            <wp:docPr id="15" name="Image 15"/>
+            <wp:cNvGraphicFramePr>
+              <a:graphicFrameLocks xmlns:a="http://schemas.openxmlformats.org/drawingml/2006/main" noChangeAspect="1"/>
+            </wp:cNvGraphicFramePr>
+            <a:graphic xmlns:a="http://schemas.openxmlformats.org/drawingml/2006/main">
+              <a:graphicData uri="http://schemas.openxmlformats.org/drawingml/2006/picture">
+                <pic:pic xmlns:pic="http://schemas.openxmlformats.org/drawingml/2006/picture">
+                  <pic:nvPicPr>
+                    <pic:cNvPr id="1" name=""/>
+                    <pic:cNvPicPr/>
+                  </pic:nvPicPr>
+                  <pic:blipFill>
+                    <a:blip r:embed="rId27">
+                      <a:extLst>
+                        <a:ext uri="{28A0092B-C50C-407E-A947-70E740481C1C}">
+                          <a14:useLocalDpi xmlns:a14="http://schemas.microsoft.com/office/drawing/2010/main" val="0"/>
+                        </a:ext>
+                      </a:extLst>
+                    </a:blip>
+                    <a:stretch>
+                      <a:fillRect/>
+                    </a:stretch>
+                  </pic:blipFill>
+                  <pic:spPr>
+                    <a:xfrm>
+                      <a:off x="0" y="0"/>
+                      <a:ext cx="3658111" cy="1448002"/>
+                    </a:xfrm>
+                    <a:prstGeom prst="rect">
+                      <a:avLst/>
+                    </a:prstGeom>
+                    <a:ln>
+                      <a:solidFill>
+                        <a:schemeClr val="bg1">
+                          <a:lumMod val="75000"/>
+                        </a:schemeClr>
+                      </a:solidFill>
+                    </a:ln>
+                  </pic:spPr>
+                </pic:pic>
+              </a:graphicData>
+            </a:graphic>
+          </wp:anchor>
+        </w:drawing>
+      </w:r>
+      <w:r>
+        <w:rPr>
+          <w:lang w:eastAsia="fr-CH"/>
+        </w:rPr>
+        <w:t xml:space="preserve">Grâce à l’utilisation de </w:t>
+      </w:r>
+      <w:r>
+        <w:rPr>
+          <w:i/>
+          <w:iCs/>
+          <w:lang w:eastAsia="fr-CH"/>
+        </w:rPr>
+        <w:t>EJS</w:t>
+      </w:r>
+      <w:r>
+        <w:rPr>
+          <w:lang w:eastAsia="fr-CH"/>
+        </w:rPr>
+        <w:t>, on peut afficher les données, contenus dans la DB, sur la page de vue avec des commandes très simples et efficaces.</w:t>
+      </w:r>
+    </w:p>
+    <w:p>
+      <w:pPr>
+        <w:rPr>
+          <w:lang w:eastAsia="fr-CH"/>
+        </w:rPr>
+      </w:pPr>
+      <w:r>
+        <w:rPr>
+          <w:lang w:eastAsia="fr-CH"/>
+        </w:rPr>
+        <w:t xml:space="preserve">La configuration de </w:t>
+      </w:r>
+      <w:r>
+        <w:rPr>
+          <w:i/>
+          <w:iCs/>
+          <w:lang w:eastAsia="fr-CH"/>
+        </w:rPr>
+        <w:t>EJS</w:t>
+      </w:r>
+      <w:r>
+        <w:rPr>
+          <w:lang w:eastAsia="fr-CH"/>
+        </w:rPr>
+        <w:t xml:space="preserve"> est faite avec l’exécution des deux premiers codes ci-dessus, où on va configurer </w:t>
+      </w:r>
+      <w:r>
+        <w:rPr>
+          <w:i/>
+          <w:iCs/>
+          <w:lang w:eastAsia="fr-CH"/>
+        </w:rPr>
+        <w:t>Express</w:t>
+      </w:r>
+      <w:r>
+        <w:rPr>
+          <w:lang w:eastAsia="fr-CH"/>
+        </w:rPr>
+        <w:t xml:space="preserve"> pour utiliser </w:t>
+      </w:r>
+      <w:r>
+        <w:rPr>
+          <w:i/>
+          <w:iCs/>
+          <w:lang w:eastAsia="fr-CH"/>
+        </w:rPr>
+        <w:t>EJS</w:t>
+      </w:r>
+      <w:r>
+        <w:rPr>
+          <w:lang w:eastAsia="fr-CH"/>
+        </w:rPr>
+        <w:t xml:space="preserve"> comme moteur de </w:t>
+      </w:r>
+      <w:r>
+        <w:rPr>
+          <w:i/>
+          <w:iCs/>
+          <w:lang w:eastAsia="fr-CH"/>
+        </w:rPr>
+        <w:t>Template</w:t>
+      </w:r>
+      <w:r>
+        <w:rPr>
+          <w:lang w:eastAsia="fr-CH"/>
+        </w:rPr>
+        <w:t xml:space="preserve">. On va lui donner le chemin des fichiers </w:t>
+      </w:r>
+      <w:r>
+        <w:rPr>
+          <w:i/>
+          <w:iCs/>
+          <w:lang w:eastAsia="fr-CH"/>
+        </w:rPr>
+        <w:t>EJS</w:t>
+      </w:r>
+      <w:r>
+        <w:rPr>
+          <w:lang w:eastAsia="fr-CH"/>
+        </w:rPr>
+        <w:t xml:space="preserve"> </w:t>
+      </w:r>
+      <w:r>
+        <w:rPr>
+          <w:lang w:eastAsia="fr-CH"/>
+        </w:rPr>
+        <w:t>dans notre projet.</w:t>
+      </w:r>
+    </w:p>
+    <w:p>
+      <w:pPr>
         <w:pStyle w:val="Titre2"/>
       </w:pPr>
-      <w:bookmarkStart w:id="9" w:name="_Toc188950859"/>
+      <w:bookmarkStart w:id="16" w:name="_Toc192509030"/>
       <w:r>
         <w:lastRenderedPageBreak/>
         <w:t>Conclusion</w:t>
       </w:r>
-      <w:bookmarkEnd w:id="9"/>
+      <w:bookmarkEnd w:id="16"/>
     </w:p>
     <w:p>
       <w:pPr>
         <w:pStyle w:val="Titre3"/>
         <w:numPr>
           <w:ilvl w:val="0"/>
-          <w:numId w:val="16"/>
+          <w:numId w:val="23"/>
         </w:numPr>
         <w:rPr>
           <w:lang w:eastAsia="fr-CH"/>
         </w:rPr>
       </w:pPr>
-      <w:bookmarkStart w:id="10" w:name="_Toc188950860"/>
-      <w:r>
-        <w:rPr>
-          <w:lang w:eastAsia="fr-CH"/>
-        </w:rPr>
-        <w:t>Déroulement du projet</w:t>
-      </w:r>
-      <w:bookmarkEnd w:id="10"/>
-    </w:p>
-    <w:p>
-      <w:pPr>
-        <w:rPr>
-          <w:lang w:eastAsia="fr-CH"/>
-        </w:rPr>
-      </w:pPr>
-      <w:r>
-        <w:rPr>
-          <w:lang w:eastAsia="fr-CH"/>
-        </w:rPr>
-        <w:t>Expliquer comment le projet a déroulé, les problèmes et comment ont été résolu</w:t>
+      <w:bookmarkStart w:id="17" w:name="_Toc192509032"/>
+      <w:r>
+        <w:rPr>
+          <w:lang w:eastAsia="fr-CH"/>
+        </w:rPr>
+        <w:t>Connaissances apprises</w:t>
+      </w:r>
+      <w:bookmarkEnd w:id="17"/>
+    </w:p>
+    <w:p>
+      <w:pPr>
+        <w:pStyle w:val="Paragraphedeliste"/>
+        <w:numPr>
+          <w:ilvl w:val="0"/>
+          <w:numId w:val="21"/>
+        </w:numPr>
+        <w:rPr>
+          <w:lang w:eastAsia="fr-CH"/>
+        </w:rPr>
+      </w:pPr>
+      <w:bookmarkStart w:id="18" w:name="_Toc192509033"/>
+      <w:r>
+        <w:rPr>
+          <w:lang w:eastAsia="fr-CH"/>
+        </w:rPr>
+        <w:t xml:space="preserve">Génération et utilisation de certificats </w:t>
+      </w:r>
+      <w:r>
+        <w:rPr>
+          <w:i/>
+          <w:iCs/>
+          <w:lang w:eastAsia="fr-CH"/>
+        </w:rPr>
+        <w:t>SSL/TLS</w:t>
+      </w:r>
+      <w:r>
+        <w:rPr>
+          <w:lang w:eastAsia="fr-CH"/>
+        </w:rPr>
+        <w:t xml:space="preserve"> pour sécuriser les communications.</w:t>
+      </w:r>
+    </w:p>
+    <w:p>
+      <w:pPr>
+        <w:pStyle w:val="Paragraphedeliste"/>
+        <w:numPr>
+          <w:ilvl w:val="0"/>
+          <w:numId w:val="21"/>
+        </w:numPr>
+        <w:rPr>
+          <w:lang w:eastAsia="fr-CH"/>
+        </w:rPr>
+      </w:pPr>
+      <w:r>
+        <w:rPr>
+          <w:lang w:eastAsia="fr-CH"/>
+        </w:rPr>
+        <w:t xml:space="preserve">Hachage des mots de passe avec </w:t>
+      </w:r>
+      <w:r>
+        <w:rPr>
+          <w:i/>
+          <w:iCs/>
+          <w:lang w:eastAsia="fr-CH"/>
+        </w:rPr>
+        <w:t>bcrypt</w:t>
+      </w:r>
+      <w:r>
+        <w:rPr>
+          <w:lang w:eastAsia="fr-CH"/>
+        </w:rPr>
+        <w:t xml:space="preserve"> pour garantir la sécurité des données utilisateur.</w:t>
+      </w:r>
+    </w:p>
+    <w:p>
+      <w:pPr>
+        <w:pStyle w:val="Paragraphedeliste"/>
+        <w:numPr>
+          <w:ilvl w:val="0"/>
+          <w:numId w:val="21"/>
+        </w:numPr>
+        <w:rPr>
+          <w:lang w:eastAsia="fr-CH"/>
+        </w:rPr>
+      </w:pPr>
+      <w:r>
+        <w:rPr>
+          <w:lang w:eastAsia="fr-CH"/>
+        </w:rPr>
+        <w:t xml:space="preserve">Utilisation de </w:t>
+      </w:r>
+      <w:r>
+        <w:rPr>
+          <w:lang w:eastAsia="fr-CH"/>
+        </w:rPr>
+        <w:t>jetons</w:t>
+      </w:r>
+      <w:r>
+        <w:rPr>
+          <w:lang w:eastAsia="fr-CH"/>
+        </w:rPr>
+        <w:t xml:space="preserve"> </w:t>
+      </w:r>
+      <w:r>
+        <w:rPr>
+          <w:i/>
+          <w:iCs/>
+          <w:lang w:eastAsia="fr-CH"/>
+        </w:rPr>
+        <w:t>JWT</w:t>
+      </w:r>
+      <w:r>
+        <w:rPr>
+          <w:lang w:eastAsia="fr-CH"/>
+        </w:rPr>
+        <w:t xml:space="preserve"> pour l'authentification et la sécurisation des routes.</w:t>
+      </w:r>
+    </w:p>
+    <w:p>
+      <w:pPr>
+        <w:pStyle w:val="Paragraphedeliste"/>
+        <w:numPr>
+          <w:ilvl w:val="0"/>
+          <w:numId w:val="21"/>
+        </w:numPr>
+        <w:rPr>
+          <w:lang w:eastAsia="fr-CH"/>
+        </w:rPr>
+      </w:pPr>
+      <w:r>
+        <w:rPr>
+          <w:lang w:eastAsia="fr-CH"/>
+        </w:rPr>
+        <w:t xml:space="preserve">Création de serveurs </w:t>
+      </w:r>
+      <w:r>
+        <w:rPr>
+          <w:i/>
+          <w:iCs/>
+          <w:lang w:eastAsia="fr-CH"/>
+        </w:rPr>
+        <w:t>HTTP</w:t>
+      </w:r>
+      <w:r>
+        <w:rPr>
+          <w:lang w:eastAsia="fr-CH"/>
+        </w:rPr>
+        <w:t xml:space="preserve"> et </w:t>
+      </w:r>
+      <w:r>
+        <w:rPr>
+          <w:i/>
+          <w:iCs/>
+          <w:lang w:eastAsia="fr-CH"/>
+        </w:rPr>
+        <w:t>HTTPS</w:t>
+      </w:r>
+      <w:r>
+        <w:rPr>
+          <w:lang w:eastAsia="fr-CH"/>
+        </w:rPr>
+        <w:t xml:space="preserve"> avec </w:t>
+      </w:r>
+      <w:r>
+        <w:rPr>
+          <w:i/>
+          <w:iCs/>
+          <w:lang w:eastAsia="fr-CH"/>
+        </w:rPr>
+        <w:t>Node.js</w:t>
+      </w:r>
+      <w:r>
+        <w:rPr>
+          <w:lang w:eastAsia="fr-CH"/>
+        </w:rPr>
+        <w:t xml:space="preserve"> et </w:t>
+      </w:r>
+      <w:r>
+        <w:rPr>
+          <w:i/>
+          <w:iCs/>
+          <w:lang w:eastAsia="fr-CH"/>
+        </w:rPr>
+        <w:t>Express</w:t>
+      </w:r>
+      <w:r>
+        <w:rPr>
+          <w:lang w:eastAsia="fr-CH"/>
+        </w:rPr>
+        <w:t>.</w:t>
+      </w:r>
+    </w:p>
+    <w:p>
+      <w:pPr>
+        <w:pStyle w:val="Paragraphedeliste"/>
+        <w:numPr>
+          <w:ilvl w:val="0"/>
+          <w:numId w:val="21"/>
+        </w:numPr>
+        <w:rPr>
+          <w:lang w:eastAsia="fr-CH"/>
+        </w:rPr>
+      </w:pPr>
+      <w:r>
+        <w:rPr>
+          <w:lang w:eastAsia="fr-CH"/>
+        </w:rPr>
+        <w:t>Gestion des routes, middlewares et contrôleurs pour structurer l'application.</w:t>
+      </w:r>
+    </w:p>
+    <w:p>
+      <w:pPr>
+        <w:pStyle w:val="Paragraphedeliste"/>
+        <w:numPr>
+          <w:ilvl w:val="0"/>
+          <w:numId w:val="21"/>
+        </w:numPr>
+        <w:rPr>
+          <w:rFonts w:eastAsiaTheme="minorEastAsia" w:cstheme="minorBidi"/>
+          <w:b/>
+          <w:i/>
+          <w:color w:val="385623" w:themeColor="accent6" w:themeShade="80"/>
+          <w:sz w:val="32"/>
+          <w:lang w:eastAsia="fr-CH"/>
+        </w:rPr>
+      </w:pPr>
+      <w:r>
+        <w:rPr>
+          <w:lang w:eastAsia="fr-CH"/>
+        </w:rPr>
+        <w:t xml:space="preserve">Utilisation de modules comme </w:t>
+      </w:r>
+      <w:r>
+        <w:rPr>
+          <w:i/>
+          <w:iCs/>
+          <w:lang w:eastAsia="fr-CH"/>
+        </w:rPr>
+        <w:t>dotenv</w:t>
+      </w:r>
+      <w:r>
+        <w:rPr>
+          <w:lang w:eastAsia="fr-CH"/>
+        </w:rPr>
+        <w:t xml:space="preserve"> pour la gestion des variables d'environnement et </w:t>
+      </w:r>
+      <w:r>
+        <w:rPr>
+          <w:i/>
+          <w:iCs/>
+          <w:lang w:eastAsia="fr-CH"/>
+        </w:rPr>
+        <w:t>cookie-parser</w:t>
+      </w:r>
+      <w:r>
+        <w:rPr>
+          <w:lang w:eastAsia="fr-CH"/>
+        </w:rPr>
+        <w:t xml:space="preserve"> pour la gestion des cookies.</w:t>
       </w:r>
     </w:p>
     <w:p>
@@ -2356,60 +5257,143 @@
           <w:lang w:eastAsia="fr-CH"/>
         </w:rPr>
       </w:pPr>
-      <w:bookmarkStart w:id="11" w:name="_Toc188950861"/>
-      <w:r>
-        <w:rPr>
-          <w:lang w:eastAsia="fr-CH"/>
-        </w:rPr>
-        <w:t>Connaissances apprises</w:t>
-      </w:r>
-      <w:bookmarkEnd w:id="11"/>
-    </w:p>
-    <w:p>
-      <w:pPr>
-        <w:rPr>
-          <w:lang w:eastAsia="fr-CH"/>
-        </w:rPr>
-      </w:pPr>
-      <w:r>
-        <w:rPr>
-          <w:lang w:eastAsia="fr-CH"/>
-        </w:rPr>
-        <w:t>Donner tout ce que j’ai appris grâce au projet</w:t>
-      </w:r>
-    </w:p>
-    <w:p>
-      <w:pPr>
-        <w:pStyle w:val="Titre3"/>
-        <w:rPr>
-          <w:lang w:eastAsia="fr-CH"/>
-        </w:rPr>
-      </w:pPr>
-      <w:bookmarkStart w:id="12" w:name="_Toc188950862"/>
       <w:r>
         <w:rPr>
           <w:lang w:eastAsia="fr-CH"/>
         </w:rPr>
         <w:t>Points à améliorer</w:t>
       </w:r>
-      <w:bookmarkEnd w:id="12"/>
-    </w:p>
-    <w:p>
-      <w:pPr>
-        <w:rPr>
-          <w:lang w:eastAsia="fr-CH"/>
-        </w:rPr>
-      </w:pPr>
-      <w:r>
-        <w:rPr>
-          <w:lang w:eastAsia="fr-CH"/>
-        </w:rPr>
-        <w:t>Ce que j’ai pu améliorer si j’aurais eu plus de temps</w:t>
+      <w:bookmarkEnd w:id="18"/>
+    </w:p>
+    <w:p>
+      <w:pPr>
+        <w:pStyle w:val="Paragraphedeliste"/>
+        <w:numPr>
+          <w:ilvl w:val="0"/>
+          <w:numId w:val="22"/>
+        </w:numPr>
+        <w:rPr>
+          <w:lang w:eastAsia="fr-CH"/>
+        </w:rPr>
+      </w:pPr>
+      <w:r>
+        <w:rPr>
+          <w:lang w:eastAsia="fr-CH"/>
+        </w:rPr>
+        <w:t xml:space="preserve">Ajout de </w:t>
+      </w:r>
+      <w:r>
+        <w:rPr>
+          <w:lang w:eastAsia="fr-CH"/>
+        </w:rPr>
+        <w:t>la</w:t>
+      </w:r>
+      <w:r>
+        <w:rPr>
+          <w:lang w:eastAsia="fr-CH"/>
+        </w:rPr>
+        <w:t xml:space="preserve"> gestion des </w:t>
+      </w:r>
+      <w:r>
+        <w:rPr>
+          <w:lang w:eastAsia="fr-CH"/>
+        </w:rPr>
+        <w:t>mots de passes</w:t>
+      </w:r>
+      <w:r>
+        <w:rPr>
+          <w:lang w:eastAsia="fr-CH"/>
+        </w:rPr>
+        <w:t xml:space="preserve"> </w:t>
+      </w:r>
+      <w:r>
+        <w:rPr>
+          <w:lang w:eastAsia="fr-CH"/>
+        </w:rPr>
+        <w:t>(r</w:t>
+      </w:r>
+      <w:r>
+        <w:rPr>
+          <w:lang w:eastAsia="fr-CH"/>
+        </w:rPr>
+        <w:t xml:space="preserve">écupération </w:t>
+      </w:r>
+      <w:r>
+        <w:rPr>
+          <w:lang w:eastAsia="fr-CH"/>
+        </w:rPr>
+        <w:t>et modification)</w:t>
+      </w:r>
+      <w:r>
+        <w:rPr>
+          <w:lang w:eastAsia="fr-CH"/>
+        </w:rPr>
+        <w:t>.</w:t>
+      </w:r>
+    </w:p>
+    <w:p>
+      <w:pPr>
+        <w:pStyle w:val="Paragraphedeliste"/>
+        <w:numPr>
+          <w:ilvl w:val="0"/>
+          <w:numId w:val="22"/>
+        </w:numPr>
+        <w:rPr>
+          <w:lang w:eastAsia="fr-CH"/>
+        </w:rPr>
+      </w:pPr>
+      <w:r>
+        <w:rPr>
+          <w:lang w:eastAsia="fr-CH"/>
+        </w:rPr>
+        <w:t>Ajout de la gestion</w:t>
+      </w:r>
+      <w:r>
+        <w:rPr>
+          <w:lang w:eastAsia="fr-CH"/>
+        </w:rPr>
+        <w:t xml:space="preserve"> du nom d’utilisateur (modification).</w:t>
+      </w:r>
+    </w:p>
+    <w:p>
+      <w:pPr>
+        <w:pStyle w:val="Paragraphedeliste"/>
+        <w:numPr>
+          <w:ilvl w:val="0"/>
+          <w:numId w:val="22"/>
+        </w:numPr>
+        <w:rPr>
+          <w:lang w:eastAsia="fr-CH"/>
+        </w:rPr>
+      </w:pPr>
+      <w:r>
+        <w:rPr>
+          <w:lang w:eastAsia="fr-CH"/>
+        </w:rPr>
+        <w:t>Possibilité d’ajouter et modifier plus de données (comme date de naissance, nom, prénom, origin, etc.)</w:t>
+      </w:r>
+    </w:p>
+    <w:p>
+      <w:pPr>
+        <w:pStyle w:val="Paragraphedeliste"/>
+        <w:numPr>
+          <w:ilvl w:val="0"/>
+          <w:numId w:val="22"/>
+        </w:numPr>
+        <w:rPr>
+          <w:lang w:eastAsia="fr-CH"/>
+        </w:rPr>
+      </w:pPr>
+      <w:r>
+        <w:rPr>
+          <w:lang w:eastAsia="fr-CH"/>
+        </w:rPr>
+        <w:t>Amélioration de l'interface utilisateur pour une meilleure expérience utilisateur.</w:t>
       </w:r>
     </w:p>
     <w:sectPr>
-      <w:headerReference w:type="default" r:id="rId21"/>
-      <w:footerReference w:type="default" r:id="rId22"/>
+      <w:headerReference w:type="default" r:id="rId28"/>
+      <w:footerReference w:type="default" r:id="rId29"/>
       <w:pgSz w:w="11906" w:h="16838"/>
       <w:pgMar w:top="851" w:right="1417" w:bottom="1417" w:left="1417" w:header="708" w:footer="311" w:gutter="0"/>
       <w:pgBorders w:offsetFrom="page">
@@ -2911,6 +5895,119 @@
     </w:lvl>
   </w:abstractNum>
   <w:abstractNum w:abstractNumId="2" w15:restartNumberingAfterBreak="0">
+    <w:nsid w:val="0C234F76"/>
+    <w:multiLevelType w:val="hybridMultilevel"/>
+    <w:tmpl w:val="5A340736"/>
+    <w:lvl w:ilvl="0" w:tplc="100C0001">
+      <w:start w:val="1"/>
+      <w:numFmt w:val="bullet"/>
+      <w:lvlText w:val=""/>
+      <w:lvlJc w:val="left"/>
+      <w:pPr>
+        <w:ind w:left="720" w:hanging="360"/>
+      </w:pPr>
+      <w:rPr>
+        <w:rFonts w:ascii="Symbol" w:hAnsi="Symbol" w:hint="default"/>
+      </w:rPr>
+    </w:lvl>
+    <w:lvl w:ilvl="1" w:tplc="100C0003" w:tentative="1">
+      <w:start w:val="1"/>
+      <w:numFmt w:val="bullet"/>
+      <w:lvlText w:val="o"/>
+      <w:lvlJc w:val="left"/>
+      <w:pPr>
+        <w:ind w:left="1440" w:hanging="360"/>
+      </w:pPr>
+      <w:rPr>
+        <w:rFonts w:ascii="Courier New" w:hAnsi="Courier New" w:cs="Courier New" w:hint="default"/>
+      </w:rPr>
+    </w:lvl>
+    <w:lvl w:ilvl="2" w:tplc="100C0005" w:tentative="1">
+      <w:start w:val="1"/>
+      <w:numFmt w:val="bullet"/>
+      <w:lvlText w:val=""/>
+      <w:lvlJc w:val="left"/>
+      <w:pPr>
+        <w:ind w:left="2160" w:hanging="360"/>
+      </w:pPr>
+      <w:rPr>
+        <w:rFonts w:ascii="Wingdings" w:hAnsi="Wingdings" w:hint="default"/>
+      </w:rPr>
+    </w:lvl>
+    <w:lvl w:ilvl="3" w:tplc="100C0001" w:tentative="1">
+      <w:start w:val="1"/>
+      <w:numFmt w:val="bullet"/>
+      <w:lvlText w:val=""/>
+      <w:lvlJc w:val="left"/>
+      <w:pPr>
+        <w:ind w:left="2880" w:hanging="360"/>
+      </w:pPr>
+      <w:rPr>
+        <w:rFonts w:ascii="Symbol" w:hAnsi="Symbol" w:hint="default"/>
+      </w:rPr>
+    </w:lvl>
+    <w:lvl w:ilvl="4" w:tplc="100C0003" w:tentative="1">
+      <w:start w:val="1"/>
+      <w:numFmt w:val="bullet"/>
+      <w:lvlText w:val="o"/>
+      <w:lvlJc w:val="left"/>
+      <w:pPr>
+        <w:ind w:left="3600" w:hanging="360"/>
+      </w:pPr>
+      <w:rPr>
+        <w:rFonts w:ascii="Courier New" w:hAnsi="Courier New" w:cs="Courier New" w:hint="default"/>
+      </w:rPr>
+    </w:lvl>
+    <w:lvl w:ilvl="5" w:tplc="100C0005" w:tentative="1">
+      <w:start w:val="1"/>
+      <w:numFmt w:val="bullet"/>
+      <w:lvlText w:val=""/>
+      <w:lvlJc w:val="left"/>
+      <w:pPr>
+        <w:ind w:left="4320" w:hanging="360"/>
+      </w:pPr>
+      <w:rPr>
+        <w:rFonts w:ascii="Wingdings" w:hAnsi="Wingdings" w:hint="default"/>
+      </w:rPr>
+    </w:lvl>
+    <w:lvl w:ilvl="6" w:tplc="100C0001" w:tentative="1">
+      <w:start w:val="1"/>
+      <w:numFmt w:val="bullet"/>
+      <w:lvlText w:val=""/>
+      <w:lvlJc w:val="left"/>
+      <w:pPr>
+        <w:ind w:left="5040" w:hanging="360"/>
+      </w:pPr>
+      <w:rPr>
+        <w:rFonts w:ascii="Symbol" w:hAnsi="Symbol" w:hint="default"/>
+      </w:rPr>
+    </w:lvl>
+    <w:lvl w:ilvl="7" w:tplc="100C0003" w:tentative="1">
+      <w:start w:val="1"/>
+      <w:numFmt w:val="bullet"/>
+      <w:lvlText w:val="o"/>
+      <w:lvlJc w:val="left"/>
+      <w:pPr>
+        <w:ind w:left="5760" w:hanging="360"/>
+      </w:pPr>
+      <w:rPr>
+        <w:rFonts w:ascii="Courier New" w:hAnsi="Courier New" w:cs="Courier New" w:hint="default"/>
+      </w:rPr>
+    </w:lvl>
+    <w:lvl w:ilvl="8" w:tplc="100C0005" w:tentative="1">
+      <w:start w:val="1"/>
+      <w:numFmt w:val="bullet"/>
+      <w:lvlText w:val=""/>
+      <w:lvlJc w:val="left"/>
+      <w:pPr>
+        <w:ind w:left="6480" w:hanging="360"/>
+      </w:pPr>
+      <w:rPr>
+        <w:rFonts w:ascii="Wingdings" w:hAnsi="Wingdings" w:hint="default"/>
+      </w:rPr>
+    </w:lvl>
+  </w:abstractNum>
+  <w:abstractNum w:abstractNumId="3" w15:restartNumberingAfterBreak="0">
     <w:nsid w:val="0D2D2D1A"/>
     <w:multiLevelType w:val="hybridMultilevel"/>
     <w:tmpl w:val="3834B0D4"/>
@@ -3023,7 +6120,7 @@
       </w:rPr>
     </w:lvl>
   </w:abstractNum>
-  <w:abstractNum w:abstractNumId="3" w15:restartNumberingAfterBreak="0">
+  <w:abstractNum w:abstractNumId="4" w15:restartNumberingAfterBreak="0">
     <w:nsid w:val="0D790153"/>
     <w:multiLevelType w:val="hybridMultilevel"/>
     <w:tmpl w:val="070CD46E"/>
@@ -3110,7 +6207,7 @@
       </w:pPr>
     </w:lvl>
   </w:abstractNum>
-  <w:abstractNum w:abstractNumId="4" w15:restartNumberingAfterBreak="0">
+  <w:abstractNum w:abstractNumId="5" w15:restartNumberingAfterBreak="0">
     <w:nsid w:val="0F6434B8"/>
     <w:multiLevelType w:val="hybridMultilevel"/>
     <w:tmpl w:val="44061DAE"/>
@@ -3223,7 +6320,7 @@
       </w:rPr>
     </w:lvl>
   </w:abstractNum>
-  <w:abstractNum w:abstractNumId="5" w15:restartNumberingAfterBreak="0">
+  <w:abstractNum w:abstractNumId="6" w15:restartNumberingAfterBreak="0">
     <w:nsid w:val="1B606A14"/>
     <w:multiLevelType w:val="hybridMultilevel"/>
     <w:tmpl w:val="93E06E52"/>
@@ -3336,7 +6433,7 @@
       </w:rPr>
     </w:lvl>
   </w:abstractNum>
-  <w:abstractNum w:abstractNumId="6" w15:restartNumberingAfterBreak="0">
+  <w:abstractNum w:abstractNumId="7" w15:restartNumberingAfterBreak="0">
     <w:nsid w:val="22CB1059"/>
     <w:multiLevelType w:val="hybridMultilevel"/>
     <w:tmpl w:val="506E1A7C"/>
@@ -3449,7 +6546,7 @@
       </w:rPr>
     </w:lvl>
   </w:abstractNum>
-  <w:abstractNum w:abstractNumId="7" w15:restartNumberingAfterBreak="0">
+  <w:abstractNum w:abstractNumId="8" w15:restartNumberingAfterBreak="0">
     <w:nsid w:val="29251BDA"/>
     <w:multiLevelType w:val="hybridMultilevel"/>
     <w:tmpl w:val="4CCA3DAE"/>
@@ -3562,7 +6659,233 @@
       </w:rPr>
     </w:lvl>
   </w:abstractNum>
-  <w:abstractNum w:abstractNumId="8" w15:restartNumberingAfterBreak="0">
+  <w:abstractNum w:abstractNumId="9" w15:restartNumberingAfterBreak="0">
+    <w:nsid w:val="351811BB"/>
+    <w:multiLevelType w:val="hybridMultilevel"/>
+    <w:tmpl w:val="E41A7C62"/>
+    <w:lvl w:ilvl="0" w:tplc="100C0001">
+      <w:start w:val="1"/>
+      <w:numFmt w:val="bullet"/>
+      <w:lvlText w:val=""/>
+      <w:lvlJc w:val="left"/>
+      <w:pPr>
+        <w:ind w:left="720" w:hanging="360"/>
+      </w:pPr>
+      <w:rPr>
+        <w:rFonts w:ascii="Symbol" w:hAnsi="Symbol" w:hint="default"/>
+      </w:rPr>
+    </w:lvl>
+    <w:lvl w:ilvl="1" w:tplc="100C0003" w:tentative="1">
+      <w:start w:val="1"/>
+      <w:numFmt w:val="bullet"/>
+      <w:lvlText w:val="o"/>
+      <w:lvlJc w:val="left"/>
+      <w:pPr>
+        <w:ind w:left="1440" w:hanging="360"/>
+      </w:pPr>
+      <w:rPr>
+        <w:rFonts w:ascii="Courier New" w:hAnsi="Courier New" w:cs="Courier New" w:hint="default"/>
+      </w:rPr>
+    </w:lvl>
+    <w:lvl w:ilvl="2" w:tplc="100C0005" w:tentative="1">
+      <w:start w:val="1"/>
+      <w:numFmt w:val="bullet"/>
+      <w:lvlText w:val=""/>
+      <w:lvlJc w:val="left"/>
+      <w:pPr>
+        <w:ind w:left="2160" w:hanging="360"/>
+      </w:pPr>
+      <w:rPr>
+        <w:rFonts w:ascii="Wingdings" w:hAnsi="Wingdings" w:hint="default"/>
+      </w:rPr>
+    </w:lvl>
+    <w:lvl w:ilvl="3" w:tplc="100C0001" w:tentative="1">
+      <w:start w:val="1"/>
+      <w:numFmt w:val="bullet"/>
+      <w:lvlText w:val=""/>
+      <w:lvlJc w:val="left"/>
+      <w:pPr>
+        <w:ind w:left="2880" w:hanging="360"/>
+      </w:pPr>
+      <w:rPr>
+        <w:rFonts w:ascii="Symbol" w:hAnsi="Symbol" w:hint="default"/>
+      </w:rPr>
+    </w:lvl>
+    <w:lvl w:ilvl="4" w:tplc="100C0003" w:tentative="1">
+      <w:start w:val="1"/>
+      <w:numFmt w:val="bullet"/>
+      <w:lvlText w:val="o"/>
+      <w:lvlJc w:val="left"/>
+      <w:pPr>
+        <w:ind w:left="3600" w:hanging="360"/>
+      </w:pPr>
+      <w:rPr>
+        <w:rFonts w:ascii="Courier New" w:hAnsi="Courier New" w:cs="Courier New" w:hint="default"/>
+      </w:rPr>
+    </w:lvl>
+    <w:lvl w:ilvl="5" w:tplc="100C0005" w:tentative="1">
+      <w:start w:val="1"/>
+      <w:numFmt w:val="bullet"/>
+      <w:lvlText w:val=""/>
+      <w:lvlJc w:val="left"/>
+      <w:pPr>
+        <w:ind w:left="4320" w:hanging="360"/>
+      </w:pPr>
+      <w:rPr>
+        <w:rFonts w:ascii="Wingdings" w:hAnsi="Wingdings" w:hint="default"/>
+      </w:rPr>
+    </w:lvl>
+    <w:lvl w:ilvl="6" w:tplc="100C0001" w:tentative="1">
+      <w:start w:val="1"/>
+      <w:numFmt w:val="bullet"/>
+      <w:lvlText w:val=""/>
+      <w:lvlJc w:val="left"/>
+      <w:pPr>
+        <w:ind w:left="5040" w:hanging="360"/>
+      </w:pPr>
+      <w:rPr>
+        <w:rFonts w:ascii="Symbol" w:hAnsi="Symbol" w:hint="default"/>
+      </w:rPr>
+    </w:lvl>
+    <w:lvl w:ilvl="7" w:tplc="100C0003" w:tentative="1">
+      <w:start w:val="1"/>
+      <w:numFmt w:val="bullet"/>
+      <w:lvlText w:val="o"/>
+      <w:lvlJc w:val="left"/>
+      <w:pPr>
+        <w:ind w:left="5760" w:hanging="360"/>
+      </w:pPr>
+      <w:rPr>
+        <w:rFonts w:ascii="Courier New" w:hAnsi="Courier New" w:cs="Courier New" w:hint="default"/>
+      </w:rPr>
+    </w:lvl>
+    <w:lvl w:ilvl="8" w:tplc="100C0005" w:tentative="1">
+      <w:start w:val="1"/>
+      <w:numFmt w:val="bullet"/>
+      <w:lvlText w:val=""/>
+      <w:lvlJc w:val="left"/>
+      <w:pPr>
+        <w:ind w:left="6480" w:hanging="360"/>
+      </w:pPr>
+      <w:rPr>
+        <w:rFonts w:ascii="Wingdings" w:hAnsi="Wingdings" w:hint="default"/>
+      </w:rPr>
+    </w:lvl>
+  </w:abstractNum>
+  <w:abstractNum w:abstractNumId="10" w15:restartNumberingAfterBreak="0">
+    <w:nsid w:val="35263666"/>
+    <w:multiLevelType w:val="hybridMultilevel"/>
+    <w:tmpl w:val="C4080BA0"/>
+    <w:lvl w:ilvl="0" w:tplc="100C0001">
+      <w:start w:val="1"/>
+      <w:numFmt w:val="bullet"/>
+      <w:lvlText w:val=""/>
+      <w:lvlJc w:val="left"/>
+      <w:pPr>
+        <w:ind w:left="720" w:hanging="360"/>
+      </w:pPr>
+      <w:rPr>
+        <w:rFonts w:ascii="Symbol" w:hAnsi="Symbol" w:hint="default"/>
+      </w:rPr>
+    </w:lvl>
+    <w:lvl w:ilvl="1" w:tplc="100C0003" w:tentative="1">
+      <w:start w:val="1"/>
+      <w:numFmt w:val="bullet"/>
+      <w:lvlText w:val="o"/>
+      <w:lvlJc w:val="left"/>
+      <w:pPr>
+        <w:ind w:left="1440" w:hanging="360"/>
+      </w:pPr>
+      <w:rPr>
+        <w:rFonts w:ascii="Courier New" w:hAnsi="Courier New" w:cs="Courier New" w:hint="default"/>
+      </w:rPr>
+    </w:lvl>
+    <w:lvl w:ilvl="2" w:tplc="100C0005" w:tentative="1">
+      <w:start w:val="1"/>
+      <w:numFmt w:val="bullet"/>
+      <w:lvlText w:val=""/>
+      <w:lvlJc w:val="left"/>
+      <w:pPr>
+        <w:ind w:left="2160" w:hanging="360"/>
+      </w:pPr>
+      <w:rPr>
+        <w:rFonts w:ascii="Wingdings" w:hAnsi="Wingdings" w:hint="default"/>
+      </w:rPr>
+    </w:lvl>
+    <w:lvl w:ilvl="3" w:tplc="100C0001" w:tentative="1">
+      <w:start w:val="1"/>
+      <w:numFmt w:val="bullet"/>
+      <w:lvlText w:val=""/>
+      <w:lvlJc w:val="left"/>
+      <w:pPr>
+        <w:ind w:left="2880" w:hanging="360"/>
+      </w:pPr>
+      <w:rPr>
+        <w:rFonts w:ascii="Symbol" w:hAnsi="Symbol" w:hint="default"/>
+      </w:rPr>
+    </w:lvl>
+    <w:lvl w:ilvl="4" w:tplc="100C0003" w:tentative="1">
+      <w:start w:val="1"/>
+      <w:numFmt w:val="bullet"/>
+      <w:lvlText w:val="o"/>
+      <w:lvlJc w:val="left"/>
+      <w:pPr>
+        <w:ind w:left="3600" w:hanging="360"/>
+      </w:pPr>
+      <w:rPr>
+        <w:rFonts w:ascii="Courier New" w:hAnsi="Courier New" w:cs="Courier New" w:hint="default"/>
+      </w:rPr>
+    </w:lvl>
+    <w:lvl w:ilvl="5" w:tplc="100C0005" w:tentative="1">
+      <w:start w:val="1"/>
+      <w:numFmt w:val="bullet"/>
+      <w:lvlText w:val=""/>
+      <w:lvlJc w:val="left"/>
+      <w:pPr>
+        <w:ind w:left="4320" w:hanging="360"/>
+      </w:pPr>
+      <w:rPr>
+        <w:rFonts w:ascii="Wingdings" w:hAnsi="Wingdings" w:hint="default"/>
+      </w:rPr>
+    </w:lvl>
+    <w:lvl w:ilvl="6" w:tplc="100C0001" w:tentative="1">
+      <w:start w:val="1"/>
+      <w:numFmt w:val="bullet"/>
+      <w:lvlText w:val=""/>
+      <w:lvlJc w:val="left"/>
+      <w:pPr>
+        <w:ind w:left="5040" w:hanging="360"/>
+      </w:pPr>
+      <w:rPr>
+        <w:rFonts w:ascii="Symbol" w:hAnsi="Symbol" w:hint="default"/>
+      </w:rPr>
+    </w:lvl>
+    <w:lvl w:ilvl="7" w:tplc="100C0003" w:tentative="1">
+      <w:start w:val="1"/>
+      <w:numFmt w:val="bullet"/>
+      <w:lvlText w:val="o"/>
+      <w:lvlJc w:val="left"/>
+      <w:pPr>
+        <w:ind w:left="5760" w:hanging="360"/>
+      </w:pPr>
+      <w:rPr>
+        <w:rFonts w:ascii="Courier New" w:hAnsi="Courier New" w:cs="Courier New" w:hint="default"/>
+      </w:rPr>
+    </w:lvl>
+    <w:lvl w:ilvl="8" w:tplc="100C0005" w:tentative="1">
+      <w:start w:val="1"/>
+      <w:numFmt w:val="bullet"/>
+      <w:lvlText w:val=""/>
+      <w:lvlJc w:val="left"/>
+      <w:pPr>
+        <w:ind w:left="6480" w:hanging="360"/>
+      </w:pPr>
+      <w:rPr>
+        <w:rFonts w:ascii="Wingdings" w:hAnsi="Wingdings" w:hint="default"/>
+      </w:rPr>
+    </w:lvl>
+  </w:abstractNum>
+  <w:abstractNum w:abstractNumId="11" w15:restartNumberingAfterBreak="0">
     <w:nsid w:val="367C60B4"/>
     <w:multiLevelType w:val="hybridMultilevel"/>
     <w:tmpl w:val="23282F9E"/>
@@ -3675,7 +6998,120 @@
       </w:rPr>
     </w:lvl>
   </w:abstractNum>
-  <w:abstractNum w:abstractNumId="9" w15:restartNumberingAfterBreak="0">
+  <w:abstractNum w:abstractNumId="12" w15:restartNumberingAfterBreak="0">
+    <w:nsid w:val="38AA0E92"/>
+    <w:multiLevelType w:val="hybridMultilevel"/>
+    <w:tmpl w:val="39A4ACE6"/>
+    <w:lvl w:ilvl="0" w:tplc="100C0001">
+      <w:start w:val="1"/>
+      <w:numFmt w:val="bullet"/>
+      <w:lvlText w:val=""/>
+      <w:lvlJc w:val="left"/>
+      <w:pPr>
+        <w:ind w:left="720" w:hanging="360"/>
+      </w:pPr>
+      <w:rPr>
+        <w:rFonts w:ascii="Symbol" w:hAnsi="Symbol" w:hint="default"/>
+      </w:rPr>
+    </w:lvl>
+    <w:lvl w:ilvl="1" w:tplc="100C0003" w:tentative="1">
+      <w:start w:val="1"/>
+      <w:numFmt w:val="bullet"/>
+      <w:lvlText w:val="o"/>
+      <w:lvlJc w:val="left"/>
+      <w:pPr>
+        <w:ind w:left="1440" w:hanging="360"/>
+      </w:pPr>
+      <w:rPr>
+        <w:rFonts w:ascii="Courier New" w:hAnsi="Courier New" w:cs="Courier New" w:hint="default"/>
+      </w:rPr>
+    </w:lvl>
+    <w:lvl w:ilvl="2" w:tplc="100C0005" w:tentative="1">
+      <w:start w:val="1"/>
+      <w:numFmt w:val="bullet"/>
+      <w:lvlText w:val=""/>
+      <w:lvlJc w:val="left"/>
+      <w:pPr>
+        <w:ind w:left="2160" w:hanging="360"/>
+      </w:pPr>
+      <w:rPr>
+        <w:rFonts w:ascii="Wingdings" w:hAnsi="Wingdings" w:hint="default"/>
+      </w:rPr>
+    </w:lvl>
+    <w:lvl w:ilvl="3" w:tplc="100C0001" w:tentative="1">
+      <w:start w:val="1"/>
+      <w:numFmt w:val="bullet"/>
+      <w:lvlText w:val=""/>
+      <w:lvlJc w:val="left"/>
+      <w:pPr>
+        <w:ind w:left="2880" w:hanging="360"/>
+      </w:pPr>
+      <w:rPr>
+        <w:rFonts w:ascii="Symbol" w:hAnsi="Symbol" w:hint="default"/>
+      </w:rPr>
+    </w:lvl>
+    <w:lvl w:ilvl="4" w:tplc="100C0003" w:tentative="1">
+      <w:start w:val="1"/>
+      <w:numFmt w:val="bullet"/>
+      <w:lvlText w:val="o"/>
+      <w:lvlJc w:val="left"/>
+      <w:pPr>
+        <w:ind w:left="3600" w:hanging="360"/>
+      </w:pPr>
+      <w:rPr>
+        <w:rFonts w:ascii="Courier New" w:hAnsi="Courier New" w:cs="Courier New" w:hint="default"/>
+      </w:rPr>
+    </w:lvl>
+    <w:lvl w:ilvl="5" w:tplc="100C0005" w:tentative="1">
+      <w:start w:val="1"/>
+      <w:numFmt w:val="bullet"/>
+      <w:lvlText w:val=""/>
+      <w:lvlJc w:val="left"/>
+      <w:pPr>
+        <w:ind w:left="4320" w:hanging="360"/>
+      </w:pPr>
+      <w:rPr>
+        <w:rFonts w:ascii="Wingdings" w:hAnsi="Wingdings" w:hint="default"/>
+      </w:rPr>
+    </w:lvl>
+    <w:lvl w:ilvl="6" w:tplc="100C0001" w:tentative="1">
+      <w:start w:val="1"/>
+      <w:numFmt w:val="bullet"/>
+      <w:lvlText w:val=""/>
+      <w:lvlJc w:val="left"/>
+      <w:pPr>
+        <w:ind w:left="5040" w:hanging="360"/>
+      </w:pPr>
+      <w:rPr>
+        <w:rFonts w:ascii="Symbol" w:hAnsi="Symbol" w:hint="default"/>
+      </w:rPr>
+    </w:lvl>
+    <w:lvl w:ilvl="7" w:tplc="100C0003" w:tentative="1">
+      <w:start w:val="1"/>
+      <w:numFmt w:val="bullet"/>
+      <w:lvlText w:val="o"/>
+      <w:lvlJc w:val="left"/>
+      <w:pPr>
+        <w:ind w:left="5760" w:hanging="360"/>
+      </w:pPr>
+      <w:rPr>
+        <w:rFonts w:ascii="Courier New" w:hAnsi="Courier New" w:cs="Courier New" w:hint="default"/>
+      </w:rPr>
+    </w:lvl>
+    <w:lvl w:ilvl="8" w:tplc="100C0005" w:tentative="1">
+      <w:start w:val="1"/>
+      <w:numFmt w:val="bullet"/>
+      <w:lvlText w:val=""/>
+      <w:lvlJc w:val="left"/>
+      <w:pPr>
+        <w:ind w:left="6480" w:hanging="360"/>
+      </w:pPr>
+      <w:rPr>
+        <w:rFonts w:ascii="Wingdings" w:hAnsi="Wingdings" w:hint="default"/>
+      </w:rPr>
+    </w:lvl>
+  </w:abstractNum>
+  <w:abstractNum w:abstractNumId="13" w15:restartNumberingAfterBreak="0">
     <w:nsid w:val="3CE13266"/>
     <w:multiLevelType w:val="hybridMultilevel"/>
     <w:tmpl w:val="558EBAD8"/>
@@ -3788,7 +7224,7 @@
       </w:rPr>
     </w:lvl>
   </w:abstractNum>
-  <w:abstractNum w:abstractNumId="10" w15:restartNumberingAfterBreak="0">
+  <w:abstractNum w:abstractNumId="14" w15:restartNumberingAfterBreak="0">
     <w:nsid w:val="44DC6BC4"/>
     <w:multiLevelType w:val="hybridMultilevel"/>
     <w:tmpl w:val="0D302DD0"/>
@@ -3901,7 +7337,7 @@
       </w:rPr>
     </w:lvl>
   </w:abstractNum>
-  <w:abstractNum w:abstractNumId="11" w15:restartNumberingAfterBreak="0">
+  <w:abstractNum w:abstractNumId="15" w15:restartNumberingAfterBreak="0">
     <w:nsid w:val="462B1AE8"/>
     <w:multiLevelType w:val="hybridMultilevel"/>
     <w:tmpl w:val="D5C8E044"/>
@@ -4014,7 +7450,7 @@
       </w:rPr>
     </w:lvl>
   </w:abstractNum>
-  <w:abstractNum w:abstractNumId="12" w15:restartNumberingAfterBreak="0">
+  <w:abstractNum w:abstractNumId="16" w15:restartNumberingAfterBreak="0">
     <w:nsid w:val="56A2477F"/>
     <w:multiLevelType w:val="hybridMultilevel"/>
     <w:tmpl w:val="32928322"/>
@@ -4127,7 +7563,120 @@
       </w:rPr>
     </w:lvl>
   </w:abstractNum>
-  <w:abstractNum w:abstractNumId="13" w15:restartNumberingAfterBreak="0">
+  <w:abstractNum w:abstractNumId="17" w15:restartNumberingAfterBreak="0">
+    <w:nsid w:val="5A54132F"/>
+    <w:multiLevelType w:val="hybridMultilevel"/>
+    <w:tmpl w:val="31AE2F76"/>
+    <w:lvl w:ilvl="0" w:tplc="100C0001">
+      <w:start w:val="1"/>
+      <w:numFmt w:val="bullet"/>
+      <w:lvlText w:val=""/>
+      <w:lvlJc w:val="left"/>
+      <w:pPr>
+        <w:ind w:left="720" w:hanging="360"/>
+      </w:pPr>
+      <w:rPr>
+        <w:rFonts w:ascii="Symbol" w:hAnsi="Symbol" w:hint="default"/>
+      </w:rPr>
+    </w:lvl>
+    <w:lvl w:ilvl="1" w:tplc="100C0003" w:tentative="1">
+      <w:start w:val="1"/>
+      <w:numFmt w:val="bullet"/>
+      <w:lvlText w:val="o"/>
+      <w:lvlJc w:val="left"/>
+      <w:pPr>
+        <w:ind w:left="1440" w:hanging="360"/>
+      </w:pPr>
+      <w:rPr>
+        <w:rFonts w:ascii="Courier New" w:hAnsi="Courier New" w:cs="Courier New" w:hint="default"/>
+      </w:rPr>
+    </w:lvl>
+    <w:lvl w:ilvl="2" w:tplc="100C0005" w:tentative="1">
+      <w:start w:val="1"/>
+      <w:numFmt w:val="bullet"/>
+      <w:lvlText w:val=""/>
+      <w:lvlJc w:val="left"/>
+      <w:pPr>
+        <w:ind w:left="2160" w:hanging="360"/>
+      </w:pPr>
+      <w:rPr>
+        <w:rFonts w:ascii="Wingdings" w:hAnsi="Wingdings" w:hint="default"/>
+      </w:rPr>
+    </w:lvl>
+    <w:lvl w:ilvl="3" w:tplc="100C0001" w:tentative="1">
+      <w:start w:val="1"/>
+      <w:numFmt w:val="bullet"/>
+      <w:lvlText w:val=""/>
+      <w:lvlJc w:val="left"/>
+      <w:pPr>
+        <w:ind w:left="2880" w:hanging="360"/>
+      </w:pPr>
+      <w:rPr>
+        <w:rFonts w:ascii="Symbol" w:hAnsi="Symbol" w:hint="default"/>
+      </w:rPr>
+    </w:lvl>
+    <w:lvl w:ilvl="4" w:tplc="100C0003" w:tentative="1">
+      <w:start w:val="1"/>
+      <w:numFmt w:val="bullet"/>
+      <w:lvlText w:val="o"/>
+      <w:lvlJc w:val="left"/>
+      <w:pPr>
+        <w:ind w:left="3600" w:hanging="360"/>
+      </w:pPr>
+      <w:rPr>
+        <w:rFonts w:ascii="Courier New" w:hAnsi="Courier New" w:cs="Courier New" w:hint="default"/>
+      </w:rPr>
+    </w:lvl>
+    <w:lvl w:ilvl="5" w:tplc="100C0005" w:tentative="1">
+      <w:start w:val="1"/>
+      <w:numFmt w:val="bullet"/>
+      <w:lvlText w:val=""/>
+      <w:lvlJc w:val="left"/>
+      <w:pPr>
+        <w:ind w:left="4320" w:hanging="360"/>
+      </w:pPr>
+      <w:rPr>
+        <w:rFonts w:ascii="Wingdings" w:hAnsi="Wingdings" w:hint="default"/>
+      </w:rPr>
+    </w:lvl>
+    <w:lvl w:ilvl="6" w:tplc="100C0001" w:tentative="1">
+      <w:start w:val="1"/>
+      <w:numFmt w:val="bullet"/>
+      <w:lvlText w:val=""/>
+      <w:lvlJc w:val="left"/>
+      <w:pPr>
+        <w:ind w:left="5040" w:hanging="360"/>
+      </w:pPr>
+      <w:rPr>
+        <w:rFonts w:ascii="Symbol" w:hAnsi="Symbol" w:hint="default"/>
+      </w:rPr>
+    </w:lvl>
+    <w:lvl w:ilvl="7" w:tplc="100C0003" w:tentative="1">
+      <w:start w:val="1"/>
+      <w:numFmt w:val="bullet"/>
+      <w:lvlText w:val="o"/>
+      <w:lvlJc w:val="left"/>
+      <w:pPr>
+        <w:ind w:left="5760" w:hanging="360"/>
+      </w:pPr>
+      <w:rPr>
+        <w:rFonts w:ascii="Courier New" w:hAnsi="Courier New" w:cs="Courier New" w:hint="default"/>
+      </w:rPr>
+    </w:lvl>
+    <w:lvl w:ilvl="8" w:tplc="100C0005" w:tentative="1">
+      <w:start w:val="1"/>
+      <w:numFmt w:val="bullet"/>
+      <w:lvlText w:val=""/>
+      <w:lvlJc w:val="left"/>
+      <w:pPr>
+        <w:ind w:left="6480" w:hanging="360"/>
+      </w:pPr>
+      <w:rPr>
+        <w:rFonts w:ascii="Wingdings" w:hAnsi="Wingdings" w:hint="default"/>
+      </w:rPr>
+    </w:lvl>
+  </w:abstractNum>
+  <w:abstractNum w:abstractNumId="18" w15:restartNumberingAfterBreak="0">
     <w:nsid w:val="69C73868"/>
     <w:multiLevelType w:val="hybridMultilevel"/>
     <w:tmpl w:val="5FF6E36A"/>
@@ -4241,55 +7790,82 @@
     </w:lvl>
   </w:abstractNum>
   <w:num w:numId="1" w16cid:durableId="1306005951">
-    <w:abstractNumId w:val="3"/>
+    <w:abstractNumId w:val="4"/>
   </w:num>
   <w:num w:numId="2" w16cid:durableId="405687234">
+    <w:abstractNumId w:val="6"/>
+  </w:num>
+  <w:num w:numId="3" w16cid:durableId="1781409692">
+    <w:abstractNumId w:val="11"/>
+  </w:num>
+  <w:num w:numId="4" w16cid:durableId="1382749780">
+    <w:abstractNumId w:val="14"/>
+  </w:num>
+  <w:num w:numId="5" w16cid:durableId="1911234630">
+    <w:abstractNumId w:val="16"/>
+  </w:num>
+  <w:num w:numId="6" w16cid:durableId="1367636683">
     <w:abstractNumId w:val="5"/>
   </w:num>
-  <w:num w:numId="3" w16cid:durableId="1781409692">
-    <w:abstractNumId w:val="8"/>
-  </w:num>
-  <w:num w:numId="4" w16cid:durableId="1382749780">
-    <w:abstractNumId w:val="10"/>
-  </w:num>
-  <w:num w:numId="5" w16cid:durableId="1911234630">
-    <w:abstractNumId w:val="12"/>
-  </w:num>
-  <w:num w:numId="6" w16cid:durableId="1367636683">
-    <w:abstractNumId w:val="4"/>
-  </w:num>
   <w:num w:numId="7" w16cid:durableId="849218269">
-    <w:abstractNumId w:val="13"/>
+    <w:abstractNumId w:val="18"/>
   </w:num>
   <w:num w:numId="8" w16cid:durableId="1324165757">
-    <w:abstractNumId w:val="11"/>
+    <w:abstractNumId w:val="15"/>
   </w:num>
   <w:num w:numId="9" w16cid:durableId="391391414">
     <w:abstractNumId w:val="1"/>
   </w:num>
   <w:num w:numId="10" w16cid:durableId="1415082022">
-    <w:abstractNumId w:val="6"/>
+    <w:abstractNumId w:val="7"/>
   </w:num>
   <w:num w:numId="11" w16cid:durableId="669408099">
-    <w:abstractNumId w:val="9"/>
+    <w:abstractNumId w:val="13"/>
   </w:num>
   <w:num w:numId="12" w16cid:durableId="1753626947">
     <w:abstractNumId w:val="0"/>
   </w:num>
   <w:num w:numId="13" w16cid:durableId="1372533210">
-    <w:abstractNumId w:val="7"/>
+    <w:abstractNumId w:val="8"/>
   </w:num>
   <w:num w:numId="14" w16cid:durableId="815729941">
-    <w:abstractNumId w:val="2"/>
+    <w:abstractNumId w:val="3"/>
   </w:num>
   <w:num w:numId="15" w16cid:durableId="210532092">
-    <w:abstractNumId w:val="3"/>
+    <w:abstractNumId w:val="4"/>
     <w:lvlOverride w:ilvl="0">
       <w:startOverride w:val="1"/>
     </w:lvlOverride>
   </w:num>
   <w:num w:numId="16" w16cid:durableId="99841677">
-    <w:abstractNumId w:val="3"/>
+    <w:abstractNumId w:val="4"/>
+    <w:lvlOverride w:ilvl="0">
+      <w:startOverride w:val="1"/>
+    </w:lvlOverride>
+  </w:num>
+  <w:num w:numId="17" w16cid:durableId="1688752507">
+    <w:abstractNumId w:val="4"/>
+    <w:lvlOverride w:ilvl="0">
+      <w:startOverride w:val="1"/>
+    </w:lvlOverride>
+  </w:num>
+  <w:num w:numId="18" w16cid:durableId="826285612">
+    <w:abstractNumId w:val="10"/>
+  </w:num>
+  <w:num w:numId="19" w16cid:durableId="954873116">
+    <w:abstractNumId w:val="12"/>
+  </w:num>
+  <w:num w:numId="20" w16cid:durableId="2084981576">
+    <w:abstractNumId w:val="17"/>
+  </w:num>
+  <w:num w:numId="21" w16cid:durableId="102382009">
+    <w:abstractNumId w:val="9"/>
+  </w:num>
+  <w:num w:numId="22" w16cid:durableId="876743313">
+    <w:abstractNumId w:val="2"/>
+  </w:num>
+  <w:num w:numId="23" w16cid:durableId="577834375">
+    <w:abstractNumId w:val="4"/>
     <w:lvlOverride w:ilvl="0">
       <w:startOverride w:val="1"/>
     </w:lvlOverride>
@@ -5554,10 +9130,6 @@
 </file>
 
 <file path=customXml/item1.xml><?xml version="1.0" encoding="utf-8"?>
-<b:Sources xmlns:b="http://schemas.openxmlformats.org/officeDocument/2006/bibliography" xmlns="http://schemas.openxmlformats.org/officeDocument/2006/bibliography" SelectedStyle="\APASixthEditionOfficeOnline.xsl" StyleName="APA" Version="6"/>
-</file>
-
-<file path=customXml/item2.xml><?xml version="1.0" encoding="utf-8"?>
 <ct:contentTypeSchema xmlns:ct="http://schemas.microsoft.com/office/2006/metadata/contentType" xmlns:ma="http://schemas.microsoft.com/office/2006/metadata/properties/metaAttributes" ct:_="" ma:_="" ma:contentTypeName="Document" ma:contentTypeID="0x010100556952629042AF4392ABFF79F1535A46" ma:contentTypeVersion="14" ma:contentTypeDescription="Crée un document." ma:contentTypeScope="" ma:versionID="d7dd7aa85c7a4bea358cc70cf63b29fd">
   <xsd:schema xmlns:xsd="http://www.w3.org/2001/XMLSchema" xmlns:xs="http://www.w3.org/2001/XMLSchema" xmlns:p="http://schemas.microsoft.com/office/2006/metadata/properties" xmlns:ns3="1be71a9f-368a-4876-9c29-26a4f26a34a2" xmlns:ns4="521153c6-29d6-40b2-abdc-15687e3d4d82" targetNamespace="http://schemas.microsoft.com/office/2006/metadata/properties" ma:root="true" ma:fieldsID="b3dc5af6f139d8eb84cf72c534ecba8f" ns3:_="" ns4:_="">
     <xsd:import namespace="1be71a9f-368a-4876-9c29-26a4f26a34a2"/>
@@ -5784,7 +9356,19 @@
 </ct:contentTypeSchema>
 </file>
 
+<file path=customXml/item2.xml><?xml version="1.0" encoding="utf-8"?>
+<b:Sources xmlns:b="http://schemas.openxmlformats.org/officeDocument/2006/bibliography" xmlns="http://schemas.openxmlformats.org/officeDocument/2006/bibliography" SelectedStyle="\APASixthEditionOfficeOnline.xsl" StyleName="APA" Version="6"/>
+</file>
+
 <file path=customXml/item3.xml><?xml version="1.0" encoding="utf-8"?>
+<p:properties xmlns:p="http://schemas.microsoft.com/office/2006/metadata/properties" xmlns:xsi="http://www.w3.org/2001/XMLSchema-instance" xmlns:pc="http://schemas.microsoft.com/office/infopath/2007/PartnerControls">
+  <documentManagement>
+    <_activity xmlns="1be71a9f-368a-4876-9c29-26a4f26a34a2" xsi:nil="true"/>
+  </documentManagement>
+</p:properties>
+</file>
+
+<file path=customXml/item4.xml><?xml version="1.0" encoding="utf-8"?>
 <?mso-contentType ?>
 <FormTemplates xmlns="http://schemas.microsoft.com/sharepoint/v3/contenttype/forms">
   <Display>DocumentLibraryForm</Display>
@@ -5793,23 +9377,7 @@
 </FormTemplates>
 </file>
 
-<file path=customXml/item4.xml><?xml version="1.0" encoding="utf-8"?>
-<p:properties xmlns:p="http://schemas.microsoft.com/office/2006/metadata/properties" xmlns:xsi="http://www.w3.org/2001/XMLSchema-instance" xmlns:pc="http://schemas.microsoft.com/office/infopath/2007/PartnerControls">
-  <documentManagement>
-    <_activity xmlns="1be71a9f-368a-4876-9c29-26a4f26a34a2" xsi:nil="true"/>
-  </documentManagement>
-</p:properties>
-</file>
-
 <file path=customXml/itemProps1.xml><?xml version="1.0" encoding="utf-8"?>
-<ds:datastoreItem xmlns:ds="http://schemas.openxmlformats.org/officeDocument/2006/customXml" ds:itemID="{51574DDE-7856-40D0-B1BF-8A7AF725ADDF}">
-  <ds:schemaRefs>
-    <ds:schemaRef ds:uri="http://schemas.openxmlformats.org/officeDocument/2006/bibliography"/>
-  </ds:schemaRefs>
-</ds:datastoreItem>
-</file>
-
-<file path=customXml/itemProps2.xml><?xml version="1.0" encoding="utf-8"?>
 <ds:datastoreItem xmlns:ds="http://schemas.openxmlformats.org/officeDocument/2006/customXml" ds:itemID="{679CA638-191D-48E2-B3D7-ABC8356A9E02}">
   <ds:schemaRefs>
     <ds:schemaRef ds:uri="http://schemas.microsoft.com/office/2006/metadata/contentType"/>
@@ -5828,15 +9396,15 @@
 </ds:datastoreItem>
 </file>
 
-<file path=customXml/itemProps3.xml><?xml version="1.0" encoding="utf-8"?>
-<ds:datastoreItem xmlns:ds="http://schemas.openxmlformats.org/officeDocument/2006/customXml" ds:itemID="{D454F2B3-13D2-453B-8DFC-FDF834C4934E}">
+<file path=customXml/itemProps2.xml><?xml version="1.0" encoding="utf-8"?>
+<ds:datastoreItem xmlns:ds="http://schemas.openxmlformats.org/officeDocument/2006/customXml" ds:itemID="{51574DDE-7856-40D0-B1BF-8A7AF725ADDF}">
   <ds:schemaRefs>
-    <ds:schemaRef ds:uri="http://schemas.microsoft.com/sharepoint/v3/contenttype/forms"/>
+    <ds:schemaRef ds:uri="http://schemas.openxmlformats.org/officeDocument/2006/bibliography"/>
   </ds:schemaRefs>
 </ds:datastoreItem>
 </file>
 
-<file path=customXml/itemProps4.xml><?xml version="1.0" encoding="utf-8"?>
+<file path=customXml/itemProps3.xml><?xml version="1.0" encoding="utf-8"?>
 <ds:datastoreItem xmlns:ds="http://schemas.openxmlformats.org/officeDocument/2006/customXml" ds:itemID="{0BA2CA45-8F25-4252-8E26-C2644CB730DB}">
   <ds:schemaRefs>
     <ds:schemaRef ds:uri="http://schemas.microsoft.com/office/2006/metadata/properties"/>
@@ -5844,4 +9412,12 @@
     <ds:schemaRef ds:uri="1be71a9f-368a-4876-9c29-26a4f26a34a2"/>
   </ds:schemaRefs>
 </ds:datastoreItem>
+</file>
+
+<file path=customXml/itemProps4.xml><?xml version="1.0" encoding="utf-8"?>
+<ds:datastoreItem xmlns:ds="http://schemas.openxmlformats.org/officeDocument/2006/customXml" ds:itemID="{D454F2B3-13D2-453B-8DFC-FDF834C4934E}">
+  <ds:schemaRefs>
+    <ds:schemaRef ds:uri="http://schemas.microsoft.com/sharepoint/v3/contenttype/forms"/>
+  </ds:schemaRefs>
+</ds:datastoreItem>
 </file>
--- a/docs/R-Secured_Webshop-EmiKrasniqi-Rapport.docx
+++ b/docs/R-Secured_Webshop-EmiKrasniqi-Rapport.docx
@@ -1,12 +1,12 @@
 
 <file path=word/document.xml><?xml version="1.0" encoding="utf-8"?>
-<w:document xmlns:wpc="http://schemas.microsoft.com/office/word/2010/wordprocessingCanvas" xmlns:cx="http://schemas.microsoft.com/office/drawing/2014/chartex" xmlns:cx1="http://schemas.microsoft.com/office/drawing/2015/9/8/chartex" xmlns:cx2="http://schemas.microsoft.com/office/drawing/2015/10/21/chartex" xmlns:cx3="http://schemas.microsoft.com/office/drawing/2016/5/9/chartex" xmlns:cx4="http://schemas.microsoft.com/office/drawing/2016/5/10/chartex" xmlns:cx5="http://schemas.microsoft.com/office/drawing/2016/5/11/chartex" xmlns:cx6="http://schemas.microsoft.com/office/drawing/2016/5/12/chartex" xmlns:cx7="http://schemas.microsoft.com/office/drawing/2016/5/13/chartex" xmlns:cx8="http://schemas.microsoft.com/office/drawing/2016/5/14/chartex" xmlns:mc="http://schemas.openxmlformats.org/markup-compatibility/2006" xmlns:aink="http://schemas.microsoft.com/office/drawing/2016/ink" xmlns:am3d="http://schemas.microsoft.com/office/drawing/2017/model3d" xmlns:o="urn:schemas-microsoft-com:office:office" xmlns:oel="http://schemas.microsoft.com/office/2019/extlst" xmlns:r="http://schemas.openxmlformats.org/officeDocument/2006/relationships" xmlns:m="http://schemas.openxmlformats.org/officeDocument/2006/math" xmlns:v="urn:schemas-microsoft-com:vml" xmlns:wp14="http://schemas.microsoft.com/office/word/2010/wordprocessingDrawing" xmlns:wp="http://schemas.openxmlformats.org/drawingml/2006/wordprocessingDrawing" xmlns:w10="urn:schemas-microsoft-com:office:word" xmlns:w="http://schemas.openxmlformats.org/wordprocessingml/2006/main" xmlns:w14="http://schemas.microsoft.com/office/word/2010/wordml" xmlns:w15="http://schemas.microsoft.com/office/word/2012/wordml" xmlns:w16cex="http://schemas.microsoft.com/office/word/2018/wordml/cex" xmlns:w16cid="http://schemas.microsoft.com/office/word/2016/wordml/cid" xmlns:w16="http://schemas.microsoft.com/office/word/2018/wordml" xmlns:w16sdtdh="http://schemas.microsoft.com/office/word/2020/wordml/sdtdatahash" xmlns:w16se="http://schemas.microsoft.com/office/word/2015/wordml/symex" xmlns:wpg="http://schemas.microsoft.com/office/word/2010/wordprocessingGroup" xmlns:wpi="http://schemas.microsoft.com/office/word/2010/wordprocessingInk" xmlns:wne="http://schemas.microsoft.com/office/word/2006/wordml" xmlns:wps="http://schemas.microsoft.com/office/word/2010/wordprocessingShape" mc:Ignorable="w14 w15 w16se w16cid w16 w16cex w16sdtdh wp14">
+<w:document xmlns:wpc="http://schemas.microsoft.com/office/word/2010/wordprocessingCanvas" xmlns:cx="http://schemas.microsoft.com/office/drawing/2014/chartex" xmlns:cx1="http://schemas.microsoft.com/office/drawing/2015/9/8/chartex" xmlns:cx2="http://schemas.microsoft.com/office/drawing/2015/10/21/chartex" xmlns:cx3="http://schemas.microsoft.com/office/drawing/2016/5/9/chartex" xmlns:cx4="http://schemas.microsoft.com/office/drawing/2016/5/10/chartex" xmlns:cx5="http://schemas.microsoft.com/office/drawing/2016/5/11/chartex" xmlns:cx6="http://schemas.microsoft.com/office/drawing/2016/5/12/chartex" xmlns:cx7="http://schemas.microsoft.com/office/drawing/2016/5/13/chartex" xmlns:cx8="http://schemas.microsoft.com/office/drawing/2016/5/14/chartex" xmlns:mc="http://schemas.openxmlformats.org/markup-compatibility/2006" xmlns:aink="http://schemas.microsoft.com/office/drawing/2016/ink" xmlns:am3d="http://schemas.microsoft.com/office/drawing/2017/model3d" xmlns:o="urn:schemas-microsoft-com:office:office" xmlns:oel="http://schemas.microsoft.com/office/2019/extlst" xmlns:r="http://schemas.openxmlformats.org/officeDocument/2006/relationships" xmlns:m="http://schemas.openxmlformats.org/officeDocument/2006/math" xmlns:v="urn:schemas-microsoft-com:vml" xmlns:wp14="http://schemas.microsoft.com/office/word/2010/wordprocessingDrawing" xmlns:wp="http://schemas.openxmlformats.org/drawingml/2006/wordprocessingDrawing" xmlns:w10="urn:schemas-microsoft-com:office:word" xmlns:w="http://schemas.openxmlformats.org/wordprocessingml/2006/main" xmlns:w14="http://schemas.microsoft.com/office/word/2010/wordml" xmlns:w15="http://schemas.microsoft.com/office/word/2012/wordml" xmlns:w16cex="http://schemas.microsoft.com/office/word/2018/wordml/cex" xmlns:w16cid="http://schemas.microsoft.com/office/word/2016/wordml/cid" xmlns:w16="http://schemas.microsoft.com/office/word/2018/wordml" xmlns:w16du="http://schemas.microsoft.com/office/word/2023/wordml/word16du" xmlns:w16sdtdh="http://schemas.microsoft.com/office/word/2020/wordml/sdtdatahash" xmlns:w16sdtfl="http://schemas.microsoft.com/office/word/2024/wordml/sdtformatlock" xmlns:w16se="http://schemas.microsoft.com/office/word/2015/wordml/symex" xmlns:wpg="http://schemas.microsoft.com/office/word/2010/wordprocessingGroup" xmlns:wpi="http://schemas.microsoft.com/office/word/2010/wordprocessingInk" xmlns:wne="http://schemas.microsoft.com/office/word/2006/wordml" xmlns:wps="http://schemas.microsoft.com/office/word/2010/wordprocessingShape" mc:Ignorable="w14 w15 w16se w16cid w16 w16cex w16sdtdh w16sdtfl w16du wp14">
   <w:body>
     <w:p>
       <w:pPr>
-        <w:pStyle w:val="Titre1"/>
-      </w:pPr>
-      <w:bookmarkStart w:id="0" w:name="_Toc192509014"/>
+        <w:pStyle w:val="Titolo1"/>
+      </w:pPr>
+      <w:bookmarkStart w:id="0" w:name="_Toc192946034"/>
       <w:r>
         <w:t>S</w:t>
       </w:r>
@@ -278,7 +278,7 @@
           <w:sz w:val="18"/>
           <w:szCs w:val="18"/>
         </w:rPr>
-        <w:t>10</w:t>
+        <w:t>15</w:t>
       </w:r>
       <w:r>
         <w:rPr>
@@ -341,7 +341,7 @@
         <w:t>2025</w:t>
       </w:r>
     </w:p>
-    <w:bookmarkStart w:id="1" w:name="_Toc192509015" w:displacedByCustomXml="next"/>
+    <w:bookmarkStart w:id="1" w:name="_Toc192946035" w:displacedByCustomXml="next"/>
     <w:sdt>
       <w:sdtPr>
         <w:rPr>
@@ -371,14 +371,14 @@
       <w:sdtContent>
         <w:p>
           <w:pPr>
-            <w:pStyle w:val="Titre2"/>
+            <w:pStyle w:val="Titolo2"/>
             <w:rPr>
-              <w:rStyle w:val="Titre2Car"/>
+              <w:rStyle w:val="Titolo2Carattere"/>
             </w:rPr>
           </w:pPr>
           <w:r>
             <w:rPr>
-              <w:rStyle w:val="Titre2Car"/>
+              <w:rStyle w:val="Titolo2Carattere"/>
             </w:rPr>
             <w:t>Sommaire</w:t>
           </w:r>
@@ -386,14 +386,14 @@
         </w:p>
         <w:p>
           <w:pPr>
-            <w:pStyle w:val="TM1"/>
+            <w:pStyle w:val="Sommario1"/>
             <w:rPr>
               <w:rFonts w:asciiTheme="minorHAnsi" w:eastAsiaTheme="minorEastAsia" w:hAnsiTheme="minorHAnsi" w:cstheme="minorBidi"/>
               <w:noProof/>
               <w:kern w:val="2"/>
-              <w:sz w:val="22"/>
-              <w:szCs w:val="22"/>
-              <w:lang w:eastAsia="fr-CH"/>
+              <w:sz w:val="24"/>
+              <w:szCs w:val="24"/>
+              <w:lang w:val="it-CH" w:eastAsia="it-CH"/>
               <w14:ligatures w14:val="standardContextual"/>
             </w:rPr>
           </w:pPr>
@@ -406,10 +406,10 @@
           <w:r>
             <w:fldChar w:fldCharType="separate"/>
           </w:r>
-          <w:hyperlink w:anchor="_Toc192509014" w:history="1">
-            <w:r>
-              <w:rPr>
-                <w:rStyle w:val="Lienhypertexte"/>
+          <w:hyperlink w:anchor="_Toc192946034" w:history="1">
+            <w:r>
+              <w:rPr>
+                <w:rStyle w:val="Collegamentoipertestuale"/>
                 <w:rFonts w:eastAsiaTheme="majorEastAsia"/>
                 <w:noProof/>
               </w:rPr>
@@ -434,7 +434,7 @@
                 <w:noProof/>
                 <w:webHidden/>
               </w:rPr>
-              <w:instrText xml:space="preserve"> PAGEREF _Toc192509014 \h </w:instrText>
+              <w:instrText xml:space="preserve"> PAGEREF _Toc192946034 \h </w:instrText>
             </w:r>
             <w:r>
               <w:rPr>
@@ -467,7 +467,7 @@
         </w:p>
         <w:p>
           <w:pPr>
-            <w:pStyle w:val="TM2"/>
+            <w:pStyle w:val="Sommario2"/>
             <w:tabs>
               <w:tab w:val="right" w:leader="dot" w:pos="9062"/>
             </w:tabs>
@@ -475,16 +475,16 @@
               <w:rFonts w:asciiTheme="minorHAnsi" w:eastAsiaTheme="minorEastAsia" w:hAnsiTheme="minorHAnsi" w:cstheme="minorBidi"/>
               <w:noProof/>
               <w:kern w:val="2"/>
-              <w:sz w:val="22"/>
-              <w:szCs w:val="22"/>
-              <w:lang w:eastAsia="fr-CH"/>
+              <w:sz w:val="24"/>
+              <w:szCs w:val="24"/>
+              <w:lang w:val="it-CH" w:eastAsia="it-CH"/>
               <w14:ligatures w14:val="standardContextual"/>
             </w:rPr>
           </w:pPr>
-          <w:hyperlink w:anchor="_Toc192509015" w:history="1">
-            <w:r>
-              <w:rPr>
-                <w:rStyle w:val="Lienhypertexte"/>
+          <w:hyperlink w:anchor="_Toc192946035" w:history="1">
+            <w:r>
+              <w:rPr>
+                <w:rStyle w:val="Collegamentoipertestuale"/>
                 <w:rFonts w:eastAsiaTheme="majorEastAsia"/>
                 <w:noProof/>
               </w:rPr>
@@ -509,7 +509,7 @@
                 <w:noProof/>
                 <w:webHidden/>
               </w:rPr>
-              <w:instrText xml:space="preserve"> PAGEREF _Toc192509015 \h </w:instrText>
+              <w:instrText xml:space="preserve"> PAGEREF _Toc192946035 \h </w:instrText>
             </w:r>
             <w:r>
               <w:rPr>
@@ -542,7 +542,7 @@
         </w:p>
         <w:p>
           <w:pPr>
-            <w:pStyle w:val="TM2"/>
+            <w:pStyle w:val="Sommario2"/>
             <w:tabs>
               <w:tab w:val="right" w:leader="dot" w:pos="9062"/>
             </w:tabs>
@@ -550,16 +550,16 @@
               <w:rFonts w:asciiTheme="minorHAnsi" w:eastAsiaTheme="minorEastAsia" w:hAnsiTheme="minorHAnsi" w:cstheme="minorBidi"/>
               <w:noProof/>
               <w:kern w:val="2"/>
-              <w:sz w:val="22"/>
-              <w:szCs w:val="22"/>
-              <w:lang w:eastAsia="fr-CH"/>
+              <w:sz w:val="24"/>
+              <w:szCs w:val="24"/>
+              <w:lang w:val="it-CH" w:eastAsia="it-CH"/>
               <w14:ligatures w14:val="standardContextual"/>
             </w:rPr>
           </w:pPr>
-          <w:hyperlink w:anchor="_Toc192509016" w:history="1">
-            <w:r>
-              <w:rPr>
-                <w:rStyle w:val="Lienhypertexte"/>
+          <w:hyperlink w:anchor="_Toc192946036" w:history="1">
+            <w:r>
+              <w:rPr>
+                <w:rStyle w:val="Collegamentoipertestuale"/>
                 <w:rFonts w:eastAsiaTheme="majorEastAsia"/>
                 <w:noProof/>
               </w:rPr>
@@ -584,7 +584,7 @@
                 <w:noProof/>
                 <w:webHidden/>
               </w:rPr>
-              <w:instrText xml:space="preserve"> PAGEREF _Toc192509016 \h </w:instrText>
+              <w:instrText xml:space="preserve"> PAGEREF _Toc192946036 \h </w:instrText>
             </w:r>
             <w:r>
               <w:rPr>
@@ -617,25 +617,25 @@
         </w:p>
         <w:p>
           <w:pPr>
-            <w:pStyle w:val="TM3"/>
+            <w:pStyle w:val="Sommario3"/>
             <w:tabs>
-              <w:tab w:val="left" w:pos="880"/>
+              <w:tab w:val="left" w:pos="960"/>
               <w:tab w:val="right" w:leader="dot" w:pos="9062"/>
             </w:tabs>
             <w:rPr>
               <w:rFonts w:asciiTheme="minorHAnsi" w:eastAsiaTheme="minorEastAsia" w:hAnsiTheme="minorHAnsi" w:cstheme="minorBidi"/>
               <w:noProof/>
               <w:kern w:val="2"/>
-              <w:sz w:val="22"/>
-              <w:szCs w:val="22"/>
-              <w:lang w:eastAsia="fr-CH"/>
+              <w:sz w:val="24"/>
+              <w:szCs w:val="24"/>
+              <w:lang w:val="it-CH" w:eastAsia="it-CH"/>
               <w14:ligatures w14:val="standardContextual"/>
             </w:rPr>
           </w:pPr>
-          <w:hyperlink w:anchor="_Toc192509017" w:history="1">
-            <w:r>
-              <w:rPr>
-                <w:rStyle w:val="Lienhypertexte"/>
+          <w:hyperlink w:anchor="_Toc192946037" w:history="1">
+            <w:r>
+              <w:rPr>
+                <w:rStyle w:val="Collegamentoipertestuale"/>
                 <w:rFonts w:eastAsiaTheme="majorEastAsia"/>
                 <w:noProof/>
                 <w:lang w:eastAsia="fr-CH"/>
@@ -647,31 +647,31 @@
                 <w:rFonts w:asciiTheme="minorHAnsi" w:eastAsiaTheme="minorEastAsia" w:hAnsiTheme="minorHAnsi" w:cstheme="minorBidi"/>
                 <w:noProof/>
                 <w:kern w:val="2"/>
-                <w:sz w:val="22"/>
-                <w:szCs w:val="22"/>
+                <w:sz w:val="24"/>
+                <w:szCs w:val="24"/>
+                <w:lang w:val="it-CH" w:eastAsia="it-CH"/>
+                <w14:ligatures w14:val="standardContextual"/>
+              </w:rPr>
+              <w:tab/>
+            </w:r>
+            <w:r>
+              <w:rPr>
+                <w:rStyle w:val="Collegamentoipertestuale"/>
+                <w:rFonts w:eastAsiaTheme="majorEastAsia"/>
+                <w:noProof/>
                 <w:lang w:eastAsia="fr-CH"/>
-                <w14:ligatures w14:val="standardContextual"/>
+              </w:rPr>
+              <w:t>GitHub</w:t>
+            </w:r>
+            <w:r>
+              <w:rPr>
+                <w:noProof/>
+                <w:webHidden/>
               </w:rPr>
               <w:tab/>
             </w:r>
             <w:r>
               <w:rPr>
-                <w:rStyle w:val="Lienhypertexte"/>
-                <w:rFonts w:eastAsiaTheme="majorEastAsia"/>
-                <w:noProof/>
-                <w:lang w:eastAsia="fr-CH"/>
-              </w:rPr>
-              <w:t>GitHub</w:t>
-            </w:r>
-            <w:r>
-              <w:rPr>
-                <w:noProof/>
-                <w:webHidden/>
-              </w:rPr>
-              <w:tab/>
-            </w:r>
-            <w:r>
-              <w:rPr>
                 <w:noProof/>
                 <w:webHidden/>
               </w:rPr>
@@ -682,7 +682,7 @@
                 <w:noProof/>
                 <w:webHidden/>
               </w:rPr>
-              <w:instrText xml:space="preserve"> PAGEREF _Toc192509017 \h </w:instrText>
+              <w:instrText xml:space="preserve"> PAGEREF _Toc192946037 \h </w:instrText>
             </w:r>
             <w:r>
               <w:rPr>
@@ -715,25 +715,25 @@
         </w:p>
         <w:p>
           <w:pPr>
-            <w:pStyle w:val="TM3"/>
+            <w:pStyle w:val="Sommario3"/>
             <w:tabs>
-              <w:tab w:val="left" w:pos="1100"/>
+              <w:tab w:val="left" w:pos="1200"/>
               <w:tab w:val="right" w:leader="dot" w:pos="9062"/>
             </w:tabs>
             <w:rPr>
               <w:rFonts w:asciiTheme="minorHAnsi" w:eastAsiaTheme="minorEastAsia" w:hAnsiTheme="minorHAnsi" w:cstheme="minorBidi"/>
               <w:noProof/>
               <w:kern w:val="2"/>
-              <w:sz w:val="22"/>
-              <w:szCs w:val="22"/>
-              <w:lang w:eastAsia="fr-CH"/>
+              <w:sz w:val="24"/>
+              <w:szCs w:val="24"/>
+              <w:lang w:val="it-CH" w:eastAsia="it-CH"/>
               <w14:ligatures w14:val="standardContextual"/>
             </w:rPr>
           </w:pPr>
-          <w:hyperlink w:anchor="_Toc192509018" w:history="1">
-            <w:r>
-              <w:rPr>
-                <w:rStyle w:val="Lienhypertexte"/>
+          <w:hyperlink w:anchor="_Toc192946038" w:history="1">
+            <w:r>
+              <w:rPr>
+                <w:rStyle w:val="Collegamentoipertestuale"/>
                 <w:rFonts w:eastAsiaTheme="majorEastAsia"/>
                 <w:noProof/>
                 <w:lang w:eastAsia="fr-CH"/>
@@ -745,31 +745,31 @@
                 <w:rFonts w:asciiTheme="minorHAnsi" w:eastAsiaTheme="minorEastAsia" w:hAnsiTheme="minorHAnsi" w:cstheme="minorBidi"/>
                 <w:noProof/>
                 <w:kern w:val="2"/>
-                <w:sz w:val="22"/>
-                <w:szCs w:val="22"/>
+                <w:sz w:val="24"/>
+                <w:szCs w:val="24"/>
+                <w:lang w:val="it-CH" w:eastAsia="it-CH"/>
+                <w14:ligatures w14:val="standardContextual"/>
+              </w:rPr>
+              <w:tab/>
+            </w:r>
+            <w:r>
+              <w:rPr>
+                <w:rStyle w:val="Collegamentoipertestuale"/>
+                <w:rFonts w:eastAsiaTheme="majorEastAsia"/>
+                <w:noProof/>
                 <w:lang w:eastAsia="fr-CH"/>
-                <w14:ligatures w14:val="standardContextual"/>
+              </w:rPr>
+              <w:t>Docker</w:t>
+            </w:r>
+            <w:r>
+              <w:rPr>
+                <w:noProof/>
+                <w:webHidden/>
               </w:rPr>
               <w:tab/>
             </w:r>
             <w:r>
               <w:rPr>
-                <w:rStyle w:val="Lienhypertexte"/>
-                <w:rFonts w:eastAsiaTheme="majorEastAsia"/>
-                <w:noProof/>
-                <w:lang w:eastAsia="fr-CH"/>
-              </w:rPr>
-              <w:t>Docker</w:t>
-            </w:r>
-            <w:r>
-              <w:rPr>
-                <w:noProof/>
-                <w:webHidden/>
-              </w:rPr>
-              <w:tab/>
-            </w:r>
-            <w:r>
-              <w:rPr>
                 <w:noProof/>
                 <w:webHidden/>
               </w:rPr>
@@ -780,7 +780,7 @@
                 <w:noProof/>
                 <w:webHidden/>
               </w:rPr>
-              <w:instrText xml:space="preserve"> PAGEREF _Toc192509018 \h </w:instrText>
+              <w:instrText xml:space="preserve"> PAGEREF _Toc192946038 \h </w:instrText>
             </w:r>
             <w:r>
               <w:rPr>
@@ -813,25 +813,25 @@
         </w:p>
         <w:p>
           <w:pPr>
-            <w:pStyle w:val="TM3"/>
+            <w:pStyle w:val="Sommario3"/>
             <w:tabs>
-              <w:tab w:val="left" w:pos="1100"/>
+              <w:tab w:val="left" w:pos="1200"/>
               <w:tab w:val="right" w:leader="dot" w:pos="9062"/>
             </w:tabs>
             <w:rPr>
               <w:rFonts w:asciiTheme="minorHAnsi" w:eastAsiaTheme="minorEastAsia" w:hAnsiTheme="minorHAnsi" w:cstheme="minorBidi"/>
               <w:noProof/>
               <w:kern w:val="2"/>
-              <w:sz w:val="22"/>
-              <w:szCs w:val="22"/>
-              <w:lang w:eastAsia="fr-CH"/>
+              <w:sz w:val="24"/>
+              <w:szCs w:val="24"/>
+              <w:lang w:val="it-CH" w:eastAsia="it-CH"/>
               <w14:ligatures w14:val="standardContextual"/>
             </w:rPr>
           </w:pPr>
-          <w:hyperlink w:anchor="_Toc192509019" w:history="1">
-            <w:r>
-              <w:rPr>
-                <w:rStyle w:val="Lienhypertexte"/>
+          <w:hyperlink w:anchor="_Toc192946039" w:history="1">
+            <w:r>
+              <w:rPr>
+                <w:rStyle w:val="Collegamentoipertestuale"/>
                 <w:rFonts w:eastAsiaTheme="majorEastAsia"/>
                 <w:noProof/>
                 <w:lang w:eastAsia="fr-CH"/>
@@ -843,31 +843,31 @@
                 <w:rFonts w:asciiTheme="minorHAnsi" w:eastAsiaTheme="minorEastAsia" w:hAnsiTheme="minorHAnsi" w:cstheme="minorBidi"/>
                 <w:noProof/>
                 <w:kern w:val="2"/>
-                <w:sz w:val="22"/>
-                <w:szCs w:val="22"/>
+                <w:sz w:val="24"/>
+                <w:szCs w:val="24"/>
+                <w:lang w:val="it-CH" w:eastAsia="it-CH"/>
+                <w14:ligatures w14:val="standardContextual"/>
+              </w:rPr>
+              <w:tab/>
+            </w:r>
+            <w:r>
+              <w:rPr>
+                <w:rStyle w:val="Collegamentoipertestuale"/>
+                <w:rFonts w:eastAsiaTheme="majorEastAsia"/>
+                <w:noProof/>
                 <w:lang w:eastAsia="fr-CH"/>
-                <w14:ligatures w14:val="standardContextual"/>
+              </w:rPr>
+              <w:t>Server Localhost</w:t>
+            </w:r>
+            <w:r>
+              <w:rPr>
+                <w:noProof/>
+                <w:webHidden/>
               </w:rPr>
               <w:tab/>
             </w:r>
             <w:r>
               <w:rPr>
-                <w:rStyle w:val="Lienhypertexte"/>
-                <w:rFonts w:eastAsiaTheme="majorEastAsia"/>
-                <w:noProof/>
-                <w:lang w:eastAsia="fr-CH"/>
-              </w:rPr>
-              <w:t>Server Localhost</w:t>
-            </w:r>
-            <w:r>
-              <w:rPr>
-                <w:noProof/>
-                <w:webHidden/>
-              </w:rPr>
-              <w:tab/>
-            </w:r>
-            <w:r>
-              <w:rPr>
                 <w:noProof/>
                 <w:webHidden/>
               </w:rPr>
@@ -878,7 +878,7 @@
                 <w:noProof/>
                 <w:webHidden/>
               </w:rPr>
-              <w:instrText xml:space="preserve"> PAGEREF _Toc192509019 \h </w:instrText>
+              <w:instrText xml:space="preserve"> PAGEREF _Toc192946039 \h </w:instrText>
             </w:r>
             <w:r>
               <w:rPr>
@@ -911,7 +911,7 @@
         </w:p>
         <w:p>
           <w:pPr>
-            <w:pStyle w:val="TM2"/>
+            <w:pStyle w:val="Sommario2"/>
             <w:tabs>
               <w:tab w:val="right" w:leader="dot" w:pos="9062"/>
             </w:tabs>
@@ -919,16 +919,16 @@
               <w:rFonts w:asciiTheme="minorHAnsi" w:eastAsiaTheme="minorEastAsia" w:hAnsiTheme="minorHAnsi" w:cstheme="minorBidi"/>
               <w:noProof/>
               <w:kern w:val="2"/>
-              <w:sz w:val="22"/>
-              <w:szCs w:val="22"/>
-              <w:lang w:eastAsia="fr-CH"/>
+              <w:sz w:val="24"/>
+              <w:szCs w:val="24"/>
+              <w:lang w:val="it-CH" w:eastAsia="it-CH"/>
               <w14:ligatures w14:val="standardContextual"/>
             </w:rPr>
           </w:pPr>
-          <w:hyperlink w:anchor="_Toc192509020" w:history="1">
-            <w:r>
-              <w:rPr>
-                <w:rStyle w:val="Lienhypertexte"/>
+          <w:hyperlink w:anchor="_Toc192946040" w:history="1">
+            <w:r>
+              <w:rPr>
+                <w:rStyle w:val="Collegamentoipertestuale"/>
                 <w:rFonts w:eastAsiaTheme="majorEastAsia"/>
                 <w:noProof/>
               </w:rPr>
@@ -953,7 +953,7 @@
                 <w:noProof/>
                 <w:webHidden/>
               </w:rPr>
-              <w:instrText xml:space="preserve"> PAGEREF _Toc192509020 \h </w:instrText>
+              <w:instrText xml:space="preserve"> PAGEREF _Toc192946040 \h </w:instrText>
             </w:r>
             <w:r>
               <w:rPr>
@@ -986,25 +986,25 @@
         </w:p>
         <w:p>
           <w:pPr>
-            <w:pStyle w:val="TM3"/>
+            <w:pStyle w:val="Sommario3"/>
             <w:tabs>
-              <w:tab w:val="left" w:pos="880"/>
+              <w:tab w:val="left" w:pos="960"/>
               <w:tab w:val="right" w:leader="dot" w:pos="9062"/>
             </w:tabs>
             <w:rPr>
               <w:rFonts w:asciiTheme="minorHAnsi" w:eastAsiaTheme="minorEastAsia" w:hAnsiTheme="minorHAnsi" w:cstheme="minorBidi"/>
               <w:noProof/>
               <w:kern w:val="2"/>
-              <w:sz w:val="22"/>
-              <w:szCs w:val="22"/>
-              <w:lang w:eastAsia="fr-CH"/>
+              <w:sz w:val="24"/>
+              <w:szCs w:val="24"/>
+              <w:lang w:val="it-CH" w:eastAsia="it-CH"/>
               <w14:ligatures w14:val="standardContextual"/>
             </w:rPr>
           </w:pPr>
-          <w:hyperlink w:anchor="_Toc192509021" w:history="1">
-            <w:r>
-              <w:rPr>
-                <w:rStyle w:val="Lienhypertexte"/>
+          <w:hyperlink w:anchor="_Toc192946041" w:history="1">
+            <w:r>
+              <w:rPr>
+                <w:rStyle w:val="Collegamentoipertestuale"/>
                 <w:rFonts w:eastAsiaTheme="majorEastAsia"/>
                 <w:noProof/>
                 <w:lang w:eastAsia="fr-CH"/>
@@ -1016,31 +1016,31 @@
                 <w:rFonts w:asciiTheme="minorHAnsi" w:eastAsiaTheme="minorEastAsia" w:hAnsiTheme="minorHAnsi" w:cstheme="minorBidi"/>
                 <w:noProof/>
                 <w:kern w:val="2"/>
-                <w:sz w:val="22"/>
-                <w:szCs w:val="22"/>
+                <w:sz w:val="24"/>
+                <w:szCs w:val="24"/>
+                <w:lang w:val="it-CH" w:eastAsia="it-CH"/>
+                <w14:ligatures w14:val="standardContextual"/>
+              </w:rPr>
+              <w:tab/>
+            </w:r>
+            <w:r>
+              <w:rPr>
+                <w:rStyle w:val="Collegamentoipertestuale"/>
+                <w:rFonts w:eastAsiaTheme="majorEastAsia"/>
+                <w:noProof/>
                 <w:lang w:eastAsia="fr-CH"/>
-                <w14:ligatures w14:val="standardContextual"/>
+              </w:rPr>
+              <w:t>Client</w:t>
+            </w:r>
+            <w:r>
+              <w:rPr>
+                <w:noProof/>
+                <w:webHidden/>
               </w:rPr>
               <w:tab/>
             </w:r>
             <w:r>
               <w:rPr>
-                <w:rStyle w:val="Lienhypertexte"/>
-                <w:rFonts w:eastAsiaTheme="majorEastAsia"/>
-                <w:noProof/>
-                <w:lang w:eastAsia="fr-CH"/>
-              </w:rPr>
-              <w:t>Client</w:t>
-            </w:r>
-            <w:r>
-              <w:rPr>
-                <w:noProof/>
-                <w:webHidden/>
-              </w:rPr>
-              <w:tab/>
-            </w:r>
-            <w:r>
-              <w:rPr>
                 <w:noProof/>
                 <w:webHidden/>
               </w:rPr>
@@ -1051,7 +1051,7 @@
                 <w:noProof/>
                 <w:webHidden/>
               </w:rPr>
-              <w:instrText xml:space="preserve"> PAGEREF _Toc192509021 \h </w:instrText>
+              <w:instrText xml:space="preserve"> PAGEREF _Toc192946041 \h </w:instrText>
             </w:r>
             <w:r>
               <w:rPr>
@@ -1084,25 +1084,25 @@
         </w:p>
         <w:p>
           <w:pPr>
-            <w:pStyle w:val="TM3"/>
+            <w:pStyle w:val="Sommario3"/>
             <w:tabs>
-              <w:tab w:val="left" w:pos="1100"/>
+              <w:tab w:val="left" w:pos="1200"/>
               <w:tab w:val="right" w:leader="dot" w:pos="9062"/>
             </w:tabs>
             <w:rPr>
               <w:rFonts w:asciiTheme="minorHAnsi" w:eastAsiaTheme="minorEastAsia" w:hAnsiTheme="minorHAnsi" w:cstheme="minorBidi"/>
               <w:noProof/>
               <w:kern w:val="2"/>
-              <w:sz w:val="22"/>
-              <w:szCs w:val="22"/>
-              <w:lang w:eastAsia="fr-CH"/>
+              <w:sz w:val="24"/>
+              <w:szCs w:val="24"/>
+              <w:lang w:val="it-CH" w:eastAsia="it-CH"/>
               <w14:ligatures w14:val="standardContextual"/>
             </w:rPr>
           </w:pPr>
-          <w:hyperlink w:anchor="_Toc192509022" w:history="1">
-            <w:r>
-              <w:rPr>
-                <w:rStyle w:val="Lienhypertexte"/>
+          <w:hyperlink w:anchor="_Toc192946042" w:history="1">
+            <w:r>
+              <w:rPr>
+                <w:rStyle w:val="Collegamentoipertestuale"/>
                 <w:rFonts w:eastAsiaTheme="majorEastAsia"/>
                 <w:noProof/>
                 <w:lang w:eastAsia="fr-CH"/>
@@ -1114,31 +1114,31 @@
                 <w:rFonts w:asciiTheme="minorHAnsi" w:eastAsiaTheme="minorEastAsia" w:hAnsiTheme="minorHAnsi" w:cstheme="minorBidi"/>
                 <w:noProof/>
                 <w:kern w:val="2"/>
-                <w:sz w:val="22"/>
-                <w:szCs w:val="22"/>
+                <w:sz w:val="24"/>
+                <w:szCs w:val="24"/>
+                <w:lang w:val="it-CH" w:eastAsia="it-CH"/>
+                <w14:ligatures w14:val="standardContextual"/>
+              </w:rPr>
+              <w:tab/>
+            </w:r>
+            <w:r>
+              <w:rPr>
+                <w:rStyle w:val="Collegamentoipertestuale"/>
+                <w:rFonts w:eastAsiaTheme="majorEastAsia"/>
+                <w:noProof/>
                 <w:lang w:eastAsia="fr-CH"/>
-                <w14:ligatures w14:val="standardContextual"/>
+              </w:rPr>
+              <w:t>Serveur</w:t>
+            </w:r>
+            <w:r>
+              <w:rPr>
+                <w:noProof/>
+                <w:webHidden/>
               </w:rPr>
               <w:tab/>
             </w:r>
             <w:r>
               <w:rPr>
-                <w:rStyle w:val="Lienhypertexte"/>
-                <w:rFonts w:eastAsiaTheme="majorEastAsia"/>
-                <w:noProof/>
-                <w:lang w:eastAsia="fr-CH"/>
-              </w:rPr>
-              <w:t>Serveur</w:t>
-            </w:r>
-            <w:r>
-              <w:rPr>
-                <w:noProof/>
-                <w:webHidden/>
-              </w:rPr>
-              <w:tab/>
-            </w:r>
-            <w:r>
-              <w:rPr>
                 <w:noProof/>
                 <w:webHidden/>
               </w:rPr>
@@ -1149,7 +1149,7 @@
                 <w:noProof/>
                 <w:webHidden/>
               </w:rPr>
-              <w:instrText xml:space="preserve"> PAGEREF _Toc192509022 \h </w:instrText>
+              <w:instrText xml:space="preserve"> PAGEREF _Toc192946042 \h </w:instrText>
             </w:r>
             <w:r>
               <w:rPr>
@@ -1182,25 +1182,25 @@
         </w:p>
         <w:p>
           <w:pPr>
-            <w:pStyle w:val="TM3"/>
+            <w:pStyle w:val="Sommario3"/>
             <w:tabs>
-              <w:tab w:val="left" w:pos="1100"/>
+              <w:tab w:val="left" w:pos="1200"/>
               <w:tab w:val="right" w:leader="dot" w:pos="9062"/>
             </w:tabs>
             <w:rPr>
               <w:rFonts w:asciiTheme="minorHAnsi" w:eastAsiaTheme="minorEastAsia" w:hAnsiTheme="minorHAnsi" w:cstheme="minorBidi"/>
               <w:noProof/>
               <w:kern w:val="2"/>
-              <w:sz w:val="22"/>
-              <w:szCs w:val="22"/>
-              <w:lang w:eastAsia="fr-CH"/>
+              <w:sz w:val="24"/>
+              <w:szCs w:val="24"/>
+              <w:lang w:val="it-CH" w:eastAsia="it-CH"/>
               <w14:ligatures w14:val="standardContextual"/>
             </w:rPr>
           </w:pPr>
-          <w:hyperlink w:anchor="_Toc192509023" w:history="1">
-            <w:r>
-              <w:rPr>
-                <w:rStyle w:val="Lienhypertexte"/>
+          <w:hyperlink w:anchor="_Toc192946043" w:history="1">
+            <w:r>
+              <w:rPr>
+                <w:rStyle w:val="Collegamentoipertestuale"/>
                 <w:rFonts w:eastAsiaTheme="majorEastAsia"/>
                 <w:noProof/>
                 <w:lang w:eastAsia="fr-CH"/>
@@ -1212,31 +1212,31 @@
                 <w:rFonts w:asciiTheme="minorHAnsi" w:eastAsiaTheme="minorEastAsia" w:hAnsiTheme="minorHAnsi" w:cstheme="minorBidi"/>
                 <w:noProof/>
                 <w:kern w:val="2"/>
-                <w:sz w:val="22"/>
-                <w:szCs w:val="22"/>
+                <w:sz w:val="24"/>
+                <w:szCs w:val="24"/>
+                <w:lang w:val="it-CH" w:eastAsia="it-CH"/>
+                <w14:ligatures w14:val="standardContextual"/>
+              </w:rPr>
+              <w:tab/>
+            </w:r>
+            <w:r>
+              <w:rPr>
+                <w:rStyle w:val="Collegamentoipertestuale"/>
+                <w:rFonts w:eastAsiaTheme="majorEastAsia"/>
+                <w:noProof/>
                 <w:lang w:eastAsia="fr-CH"/>
-                <w14:ligatures w14:val="standardContextual"/>
+              </w:rPr>
+              <w:t>Base de données</w:t>
+            </w:r>
+            <w:r>
+              <w:rPr>
+                <w:noProof/>
+                <w:webHidden/>
               </w:rPr>
               <w:tab/>
             </w:r>
             <w:r>
               <w:rPr>
-                <w:rStyle w:val="Lienhypertexte"/>
-                <w:rFonts w:eastAsiaTheme="majorEastAsia"/>
-                <w:noProof/>
-                <w:lang w:eastAsia="fr-CH"/>
-              </w:rPr>
-              <w:t>Base de données</w:t>
-            </w:r>
-            <w:r>
-              <w:rPr>
-                <w:noProof/>
-                <w:webHidden/>
-              </w:rPr>
-              <w:tab/>
-            </w:r>
-            <w:r>
-              <w:rPr>
                 <w:noProof/>
                 <w:webHidden/>
               </w:rPr>
@@ -1247,7 +1247,7 @@
                 <w:noProof/>
                 <w:webHidden/>
               </w:rPr>
-              <w:instrText xml:space="preserve"> PAGEREF _Toc192509023 \h </w:instrText>
+              <w:instrText xml:space="preserve"> PAGEREF _Toc192946043 \h </w:instrText>
             </w:r>
             <w:r>
               <w:rPr>
@@ -1280,25 +1280,25 @@
         </w:p>
         <w:p>
           <w:pPr>
-            <w:pStyle w:val="TM3"/>
+            <w:pStyle w:val="Sommario3"/>
             <w:tabs>
-              <w:tab w:val="left" w:pos="1100"/>
+              <w:tab w:val="left" w:pos="1200"/>
               <w:tab w:val="right" w:leader="dot" w:pos="9062"/>
             </w:tabs>
             <w:rPr>
               <w:rFonts w:asciiTheme="minorHAnsi" w:eastAsiaTheme="minorEastAsia" w:hAnsiTheme="minorHAnsi" w:cstheme="minorBidi"/>
               <w:noProof/>
               <w:kern w:val="2"/>
-              <w:sz w:val="22"/>
-              <w:szCs w:val="22"/>
-              <w:lang w:eastAsia="fr-CH"/>
+              <w:sz w:val="24"/>
+              <w:szCs w:val="24"/>
+              <w:lang w:val="it-CH" w:eastAsia="it-CH"/>
               <w14:ligatures w14:val="standardContextual"/>
             </w:rPr>
           </w:pPr>
-          <w:hyperlink w:anchor="_Toc192509024" w:history="1">
-            <w:r>
-              <w:rPr>
-                <w:rStyle w:val="Lienhypertexte"/>
+          <w:hyperlink w:anchor="_Toc192946044" w:history="1">
+            <w:r>
+              <w:rPr>
+                <w:rStyle w:val="Collegamentoipertestuale"/>
                 <w:rFonts w:eastAsiaTheme="majorEastAsia"/>
                 <w:noProof/>
                 <w:lang w:eastAsia="fr-CH"/>
@@ -1310,31 +1310,31 @@
                 <w:rFonts w:asciiTheme="minorHAnsi" w:eastAsiaTheme="minorEastAsia" w:hAnsiTheme="minorHAnsi" w:cstheme="minorBidi"/>
                 <w:noProof/>
                 <w:kern w:val="2"/>
-                <w:sz w:val="22"/>
-                <w:szCs w:val="22"/>
+                <w:sz w:val="24"/>
+                <w:szCs w:val="24"/>
+                <w:lang w:val="it-CH" w:eastAsia="it-CH"/>
+                <w14:ligatures w14:val="standardContextual"/>
+              </w:rPr>
+              <w:tab/>
+            </w:r>
+            <w:r>
+              <w:rPr>
+                <w:rStyle w:val="Collegamentoipertestuale"/>
+                <w:rFonts w:eastAsiaTheme="majorEastAsia"/>
+                <w:noProof/>
                 <w:lang w:eastAsia="fr-CH"/>
-                <w14:ligatures w14:val="standardContextual"/>
+              </w:rPr>
+              <w:t>Sécurité</w:t>
+            </w:r>
+            <w:r>
+              <w:rPr>
+                <w:noProof/>
+                <w:webHidden/>
               </w:rPr>
               <w:tab/>
             </w:r>
             <w:r>
               <w:rPr>
-                <w:rStyle w:val="Lienhypertexte"/>
-                <w:rFonts w:eastAsiaTheme="majorEastAsia"/>
-                <w:noProof/>
-                <w:lang w:eastAsia="fr-CH"/>
-              </w:rPr>
-              <w:t>Sécurité</w:t>
-            </w:r>
-            <w:r>
-              <w:rPr>
-                <w:noProof/>
-                <w:webHidden/>
-              </w:rPr>
-              <w:tab/>
-            </w:r>
-            <w:r>
-              <w:rPr>
                 <w:noProof/>
                 <w:webHidden/>
               </w:rPr>
@@ -1345,7 +1345,7 @@
                 <w:noProof/>
                 <w:webHidden/>
               </w:rPr>
-              <w:instrText xml:space="preserve"> PAGEREF _Toc192509024 \h </w:instrText>
+              <w:instrText xml:space="preserve"> PAGEREF _Toc192946044 \h </w:instrText>
             </w:r>
             <w:r>
               <w:rPr>
@@ -1378,25 +1378,25 @@
         </w:p>
         <w:p>
           <w:pPr>
-            <w:pStyle w:val="TM3"/>
+            <w:pStyle w:val="Sommario3"/>
             <w:tabs>
-              <w:tab w:val="left" w:pos="1100"/>
+              <w:tab w:val="left" w:pos="1200"/>
               <w:tab w:val="right" w:leader="dot" w:pos="9062"/>
             </w:tabs>
             <w:rPr>
               <w:rFonts w:asciiTheme="minorHAnsi" w:eastAsiaTheme="minorEastAsia" w:hAnsiTheme="minorHAnsi" w:cstheme="minorBidi"/>
               <w:noProof/>
               <w:kern w:val="2"/>
-              <w:sz w:val="22"/>
-              <w:szCs w:val="22"/>
-              <w:lang w:eastAsia="fr-CH"/>
+              <w:sz w:val="24"/>
+              <w:szCs w:val="24"/>
+              <w:lang w:val="it-CH" w:eastAsia="it-CH"/>
               <w14:ligatures w14:val="standardContextual"/>
             </w:rPr>
           </w:pPr>
-          <w:hyperlink w:anchor="_Toc192509025" w:history="1">
-            <w:r>
-              <w:rPr>
-                <w:rStyle w:val="Lienhypertexte"/>
+          <w:hyperlink w:anchor="_Toc192946045" w:history="1">
+            <w:r>
+              <w:rPr>
+                <w:rStyle w:val="Collegamentoipertestuale"/>
                 <w:rFonts w:eastAsiaTheme="majorEastAsia"/>
                 <w:noProof/>
                 <w:lang w:eastAsia="fr-CH"/>
@@ -1408,31 +1408,31 @@
                 <w:rFonts w:asciiTheme="minorHAnsi" w:eastAsiaTheme="minorEastAsia" w:hAnsiTheme="minorHAnsi" w:cstheme="minorBidi"/>
                 <w:noProof/>
                 <w:kern w:val="2"/>
-                <w:sz w:val="22"/>
-                <w:szCs w:val="22"/>
+                <w:sz w:val="24"/>
+                <w:szCs w:val="24"/>
+                <w:lang w:val="it-CH" w:eastAsia="it-CH"/>
+                <w14:ligatures w14:val="standardContextual"/>
+              </w:rPr>
+              <w:tab/>
+            </w:r>
+            <w:r>
+              <w:rPr>
+                <w:rStyle w:val="Collegamentoipertestuale"/>
+                <w:rFonts w:eastAsiaTheme="majorEastAsia"/>
+                <w:noProof/>
                 <w:lang w:eastAsia="fr-CH"/>
-                <w14:ligatures w14:val="standardContextual"/>
+              </w:rPr>
+              <w:t>Docker</w:t>
+            </w:r>
+            <w:r>
+              <w:rPr>
+                <w:noProof/>
+                <w:webHidden/>
               </w:rPr>
               <w:tab/>
             </w:r>
             <w:r>
               <w:rPr>
-                <w:rStyle w:val="Lienhypertexte"/>
-                <w:rFonts w:eastAsiaTheme="majorEastAsia"/>
-                <w:noProof/>
-                <w:lang w:eastAsia="fr-CH"/>
-              </w:rPr>
-              <w:t>Docker</w:t>
-            </w:r>
-            <w:r>
-              <w:rPr>
-                <w:noProof/>
-                <w:webHidden/>
-              </w:rPr>
-              <w:tab/>
-            </w:r>
-            <w:r>
-              <w:rPr>
                 <w:noProof/>
                 <w:webHidden/>
               </w:rPr>
@@ -1443,7 +1443,7 @@
                 <w:noProof/>
                 <w:webHidden/>
               </w:rPr>
-              <w:instrText xml:space="preserve"> PAGEREF _Toc192509025 \h </w:instrText>
+              <w:instrText xml:space="preserve"> PAGEREF _Toc192946045 \h </w:instrText>
             </w:r>
             <w:r>
               <w:rPr>
@@ -1476,7 +1476,7 @@
         </w:p>
         <w:p>
           <w:pPr>
-            <w:pStyle w:val="TM2"/>
+            <w:pStyle w:val="Sommario2"/>
             <w:tabs>
               <w:tab w:val="right" w:leader="dot" w:pos="9062"/>
             </w:tabs>
@@ -1484,16 +1484,16 @@
               <w:rFonts w:asciiTheme="minorHAnsi" w:eastAsiaTheme="minorEastAsia" w:hAnsiTheme="minorHAnsi" w:cstheme="minorBidi"/>
               <w:noProof/>
               <w:kern w:val="2"/>
-              <w:sz w:val="22"/>
-              <w:szCs w:val="22"/>
-              <w:lang w:eastAsia="fr-CH"/>
+              <w:sz w:val="24"/>
+              <w:szCs w:val="24"/>
+              <w:lang w:val="it-CH" w:eastAsia="it-CH"/>
               <w14:ligatures w14:val="standardContextual"/>
             </w:rPr>
           </w:pPr>
-          <w:hyperlink w:anchor="_Toc192509026" w:history="1">
-            <w:r>
-              <w:rPr>
-                <w:rStyle w:val="Lienhypertexte"/>
+          <w:hyperlink w:anchor="_Toc192946046" w:history="1">
+            <w:r>
+              <w:rPr>
+                <w:rStyle w:val="Collegamentoipertestuale"/>
                 <w:rFonts w:eastAsiaTheme="majorEastAsia"/>
                 <w:noProof/>
               </w:rPr>
@@ -1518,7 +1518,7 @@
                 <w:noProof/>
                 <w:webHidden/>
               </w:rPr>
-              <w:instrText xml:space="preserve"> PAGEREF _Toc192509026 \h </w:instrText>
+              <w:instrText xml:space="preserve"> PAGEREF _Toc192946046 \h </w:instrText>
             </w:r>
             <w:r>
               <w:rPr>
@@ -1551,25 +1551,25 @@
         </w:p>
         <w:p>
           <w:pPr>
-            <w:pStyle w:val="TM3"/>
+            <w:pStyle w:val="Sommario3"/>
             <w:tabs>
-              <w:tab w:val="left" w:pos="880"/>
+              <w:tab w:val="left" w:pos="960"/>
               <w:tab w:val="right" w:leader="dot" w:pos="9062"/>
             </w:tabs>
             <w:rPr>
               <w:rFonts w:asciiTheme="minorHAnsi" w:eastAsiaTheme="minorEastAsia" w:hAnsiTheme="minorHAnsi" w:cstheme="minorBidi"/>
               <w:noProof/>
               <w:kern w:val="2"/>
-              <w:sz w:val="22"/>
-              <w:szCs w:val="22"/>
-              <w:lang w:eastAsia="fr-CH"/>
+              <w:sz w:val="24"/>
+              <w:szCs w:val="24"/>
+              <w:lang w:val="it-CH" w:eastAsia="it-CH"/>
               <w14:ligatures w14:val="standardContextual"/>
             </w:rPr>
           </w:pPr>
-          <w:hyperlink w:anchor="_Toc192509027" w:history="1">
-            <w:r>
-              <w:rPr>
-                <w:rStyle w:val="Lienhypertexte"/>
+          <w:hyperlink w:anchor="_Toc192946047" w:history="1">
+            <w:r>
+              <w:rPr>
+                <w:rStyle w:val="Collegamentoipertestuale"/>
                 <w:rFonts w:eastAsiaTheme="majorEastAsia"/>
                 <w:noProof/>
                 <w:lang w:eastAsia="fr-CH"/>
@@ -1581,31 +1581,31 @@
                 <w:rFonts w:asciiTheme="minorHAnsi" w:eastAsiaTheme="minorEastAsia" w:hAnsiTheme="minorHAnsi" w:cstheme="minorBidi"/>
                 <w:noProof/>
                 <w:kern w:val="2"/>
-                <w:sz w:val="22"/>
-                <w:szCs w:val="22"/>
+                <w:sz w:val="24"/>
+                <w:szCs w:val="24"/>
+                <w:lang w:val="it-CH" w:eastAsia="it-CH"/>
+                <w14:ligatures w14:val="standardContextual"/>
+              </w:rPr>
+              <w:tab/>
+            </w:r>
+            <w:r>
+              <w:rPr>
+                <w:rStyle w:val="Collegamentoipertestuale"/>
+                <w:rFonts w:eastAsiaTheme="majorEastAsia"/>
+                <w:noProof/>
                 <w:lang w:eastAsia="fr-CH"/>
-                <w14:ligatures w14:val="standardContextual"/>
+              </w:rPr>
+              <w:t>Configuration OpenSSL</w:t>
+            </w:r>
+            <w:r>
+              <w:rPr>
+                <w:noProof/>
+                <w:webHidden/>
               </w:rPr>
               <w:tab/>
             </w:r>
             <w:r>
               <w:rPr>
-                <w:rStyle w:val="Lienhypertexte"/>
-                <w:rFonts w:eastAsiaTheme="majorEastAsia"/>
-                <w:noProof/>
-                <w:lang w:eastAsia="fr-CH"/>
-              </w:rPr>
-              <w:t>Configuration OpenSSL</w:t>
-            </w:r>
-            <w:r>
-              <w:rPr>
-                <w:noProof/>
-                <w:webHidden/>
-              </w:rPr>
-              <w:tab/>
-            </w:r>
-            <w:r>
-              <w:rPr>
                 <w:noProof/>
                 <w:webHidden/>
               </w:rPr>
@@ -1616,7 +1616,7 @@
                 <w:noProof/>
                 <w:webHidden/>
               </w:rPr>
-              <w:instrText xml:space="preserve"> PAGEREF _Toc192509027 \h </w:instrText>
+              <w:instrText xml:space="preserve"> PAGEREF _Toc192946047 \h </w:instrText>
             </w:r>
             <w:r>
               <w:rPr>
@@ -1649,25 +1649,25 @@
         </w:p>
         <w:p>
           <w:pPr>
-            <w:pStyle w:val="TM3"/>
+            <w:pStyle w:val="Sommario3"/>
             <w:tabs>
-              <w:tab w:val="left" w:pos="1100"/>
+              <w:tab w:val="left" w:pos="1200"/>
               <w:tab w:val="right" w:leader="dot" w:pos="9062"/>
             </w:tabs>
             <w:rPr>
               <w:rFonts w:asciiTheme="minorHAnsi" w:eastAsiaTheme="minorEastAsia" w:hAnsiTheme="minorHAnsi" w:cstheme="minorBidi"/>
               <w:noProof/>
               <w:kern w:val="2"/>
-              <w:sz w:val="22"/>
-              <w:szCs w:val="22"/>
-              <w:lang w:eastAsia="fr-CH"/>
+              <w:sz w:val="24"/>
+              <w:szCs w:val="24"/>
+              <w:lang w:val="it-CH" w:eastAsia="it-CH"/>
               <w14:ligatures w14:val="standardContextual"/>
             </w:rPr>
           </w:pPr>
-          <w:hyperlink w:anchor="_Toc192509028" w:history="1">
-            <w:r>
-              <w:rPr>
-                <w:rStyle w:val="Lienhypertexte"/>
+          <w:hyperlink w:anchor="_Toc192946048" w:history="1">
+            <w:r>
+              <w:rPr>
+                <w:rStyle w:val="Collegamentoipertestuale"/>
                 <w:rFonts w:eastAsiaTheme="majorEastAsia"/>
                 <w:noProof/>
                 <w:lang w:eastAsia="fr-CH"/>
@@ -1679,31 +1679,31 @@
                 <w:rFonts w:asciiTheme="minorHAnsi" w:eastAsiaTheme="minorEastAsia" w:hAnsiTheme="minorHAnsi" w:cstheme="minorBidi"/>
                 <w:noProof/>
                 <w:kern w:val="2"/>
-                <w:sz w:val="22"/>
-                <w:szCs w:val="22"/>
+                <w:sz w:val="24"/>
+                <w:szCs w:val="24"/>
+                <w:lang w:val="it-CH" w:eastAsia="it-CH"/>
+                <w14:ligatures w14:val="standardContextual"/>
+              </w:rPr>
+              <w:tab/>
+            </w:r>
+            <w:r>
+              <w:rPr>
+                <w:rStyle w:val="Collegamentoipertestuale"/>
+                <w:rFonts w:eastAsiaTheme="majorEastAsia"/>
+                <w:noProof/>
                 <w:lang w:eastAsia="fr-CH"/>
-                <w14:ligatures w14:val="standardContextual"/>
+              </w:rPr>
+              <w:t>Gestion des utilisateurs</w:t>
+            </w:r>
+            <w:r>
+              <w:rPr>
+                <w:noProof/>
+                <w:webHidden/>
               </w:rPr>
               <w:tab/>
             </w:r>
             <w:r>
               <w:rPr>
-                <w:rStyle w:val="Lienhypertexte"/>
-                <w:rFonts w:eastAsiaTheme="majorEastAsia"/>
-                <w:noProof/>
-                <w:lang w:eastAsia="fr-CH"/>
-              </w:rPr>
-              <w:t>Gestion des utilisateurs</w:t>
-            </w:r>
-            <w:r>
-              <w:rPr>
-                <w:noProof/>
-                <w:webHidden/>
-              </w:rPr>
-              <w:tab/>
-            </w:r>
-            <w:r>
-              <w:rPr>
                 <w:noProof/>
                 <w:webHidden/>
               </w:rPr>
@@ -1714,7 +1714,7 @@
                 <w:noProof/>
                 <w:webHidden/>
               </w:rPr>
-              <w:instrText xml:space="preserve"> PAGEREF _Toc192509028 \h </w:instrText>
+              <w:instrText xml:space="preserve"> PAGEREF _Toc192946048 \h </w:instrText>
             </w:r>
             <w:r>
               <w:rPr>
@@ -1747,25 +1747,25 @@
         </w:p>
         <w:p>
           <w:pPr>
-            <w:pStyle w:val="TM3"/>
+            <w:pStyle w:val="Sommario3"/>
             <w:tabs>
-              <w:tab w:val="left" w:pos="1100"/>
+              <w:tab w:val="left" w:pos="1200"/>
               <w:tab w:val="right" w:leader="dot" w:pos="9062"/>
             </w:tabs>
             <w:rPr>
               <w:rFonts w:asciiTheme="minorHAnsi" w:eastAsiaTheme="minorEastAsia" w:hAnsiTheme="minorHAnsi" w:cstheme="minorBidi"/>
               <w:noProof/>
               <w:kern w:val="2"/>
-              <w:sz w:val="22"/>
-              <w:szCs w:val="22"/>
-              <w:lang w:eastAsia="fr-CH"/>
+              <w:sz w:val="24"/>
+              <w:szCs w:val="24"/>
+              <w:lang w:val="it-CH" w:eastAsia="it-CH"/>
               <w14:ligatures w14:val="standardContextual"/>
             </w:rPr>
           </w:pPr>
-          <w:hyperlink w:anchor="_Toc192509029" w:history="1">
-            <w:r>
-              <w:rPr>
-                <w:rStyle w:val="Lienhypertexte"/>
+          <w:hyperlink w:anchor="_Toc192946049" w:history="1">
+            <w:r>
+              <w:rPr>
+                <w:rStyle w:val="Collegamentoipertestuale"/>
                 <w:rFonts w:eastAsiaTheme="majorEastAsia"/>
                 <w:noProof/>
                 <w:lang w:eastAsia="fr-CH"/>
@@ -1777,31 +1777,31 @@
                 <w:rFonts w:asciiTheme="minorHAnsi" w:eastAsiaTheme="minorEastAsia" w:hAnsiTheme="minorHAnsi" w:cstheme="minorBidi"/>
                 <w:noProof/>
                 <w:kern w:val="2"/>
-                <w:sz w:val="22"/>
-                <w:szCs w:val="22"/>
+                <w:sz w:val="24"/>
+                <w:szCs w:val="24"/>
+                <w:lang w:val="it-CH" w:eastAsia="it-CH"/>
+                <w14:ligatures w14:val="standardContextual"/>
+              </w:rPr>
+              <w:tab/>
+            </w:r>
+            <w:r>
+              <w:rPr>
+                <w:rStyle w:val="Collegamentoipertestuale"/>
+                <w:rFonts w:eastAsiaTheme="majorEastAsia"/>
+                <w:noProof/>
                 <w:lang w:eastAsia="fr-CH"/>
-                <w14:ligatures w14:val="standardContextual"/>
+              </w:rPr>
+              <w:t>Implémentation EJS (HTML dynamique)</w:t>
+            </w:r>
+            <w:r>
+              <w:rPr>
+                <w:noProof/>
+                <w:webHidden/>
               </w:rPr>
               <w:tab/>
             </w:r>
             <w:r>
               <w:rPr>
-                <w:rStyle w:val="Lienhypertexte"/>
-                <w:rFonts w:eastAsiaTheme="majorEastAsia"/>
-                <w:noProof/>
-                <w:lang w:eastAsia="fr-CH"/>
-              </w:rPr>
-              <w:t>Implémentation EJS (HTML dynamique)</w:t>
-            </w:r>
-            <w:r>
-              <w:rPr>
-                <w:noProof/>
-                <w:webHidden/>
-              </w:rPr>
-              <w:tab/>
-            </w:r>
-            <w:r>
-              <w:rPr>
                 <w:noProof/>
                 <w:webHidden/>
               </w:rPr>
@@ -1812,7 +1812,7 @@
                 <w:noProof/>
                 <w:webHidden/>
               </w:rPr>
-              <w:instrText xml:space="preserve"> PAGEREF _Toc192509029 \h </w:instrText>
+              <w:instrText xml:space="preserve"> PAGEREF _Toc192946049 \h </w:instrText>
             </w:r>
             <w:r>
               <w:rPr>
@@ -1845,7 +1845,7 @@
         </w:p>
         <w:p>
           <w:pPr>
-            <w:pStyle w:val="TM2"/>
+            <w:pStyle w:val="Sommario2"/>
             <w:tabs>
               <w:tab w:val="right" w:leader="dot" w:pos="9062"/>
             </w:tabs>
@@ -1853,16 +1853,16 @@
               <w:rFonts w:asciiTheme="minorHAnsi" w:eastAsiaTheme="minorEastAsia" w:hAnsiTheme="minorHAnsi" w:cstheme="minorBidi"/>
               <w:noProof/>
               <w:kern w:val="2"/>
-              <w:sz w:val="22"/>
-              <w:szCs w:val="22"/>
-              <w:lang w:eastAsia="fr-CH"/>
+              <w:sz w:val="24"/>
+              <w:szCs w:val="24"/>
+              <w:lang w:val="it-CH" w:eastAsia="it-CH"/>
               <w14:ligatures w14:val="standardContextual"/>
             </w:rPr>
           </w:pPr>
-          <w:hyperlink w:anchor="_Toc192509030" w:history="1">
-            <w:r>
-              <w:rPr>
-                <w:rStyle w:val="Lienhypertexte"/>
+          <w:hyperlink w:anchor="_Toc192946050" w:history="1">
+            <w:r>
+              <w:rPr>
+                <w:rStyle w:val="Collegamentoipertestuale"/>
                 <w:rFonts w:eastAsiaTheme="majorEastAsia"/>
                 <w:noProof/>
               </w:rPr>
@@ -1887,7 +1887,7 @@
                 <w:noProof/>
                 <w:webHidden/>
               </w:rPr>
-              <w:instrText xml:space="preserve"> PAGEREF _Toc192509030 \h </w:instrText>
+              <w:instrText xml:space="preserve"> PAGEREF _Toc192946050 \h </w:instrText>
             </w:r>
             <w:r>
               <w:rPr>
@@ -1920,25 +1920,25 @@
         </w:p>
         <w:p>
           <w:pPr>
-            <w:pStyle w:val="TM3"/>
+            <w:pStyle w:val="Sommario3"/>
             <w:tabs>
-              <w:tab w:val="left" w:pos="880"/>
+              <w:tab w:val="left" w:pos="960"/>
               <w:tab w:val="right" w:leader="dot" w:pos="9062"/>
             </w:tabs>
             <w:rPr>
               <w:rFonts w:asciiTheme="minorHAnsi" w:eastAsiaTheme="minorEastAsia" w:hAnsiTheme="minorHAnsi" w:cstheme="minorBidi"/>
               <w:noProof/>
               <w:kern w:val="2"/>
-              <w:sz w:val="22"/>
-              <w:szCs w:val="22"/>
-              <w:lang w:eastAsia="fr-CH"/>
+              <w:sz w:val="24"/>
+              <w:szCs w:val="24"/>
+              <w:lang w:val="it-CH" w:eastAsia="it-CH"/>
               <w14:ligatures w14:val="standardContextual"/>
             </w:rPr>
           </w:pPr>
-          <w:hyperlink w:anchor="_Toc192509031" w:history="1">
-            <w:r>
-              <w:rPr>
-                <w:rStyle w:val="Lienhypertexte"/>
+          <w:hyperlink w:anchor="_Toc192946051" w:history="1">
+            <w:r>
+              <w:rPr>
+                <w:rStyle w:val="Collegamentoipertestuale"/>
                 <w:rFonts w:eastAsiaTheme="majorEastAsia"/>
                 <w:noProof/>
                 <w:lang w:eastAsia="fr-CH"/>
@@ -1950,31 +1950,31 @@
                 <w:rFonts w:asciiTheme="minorHAnsi" w:eastAsiaTheme="minorEastAsia" w:hAnsiTheme="minorHAnsi" w:cstheme="minorBidi"/>
                 <w:noProof/>
                 <w:kern w:val="2"/>
-                <w:sz w:val="22"/>
-                <w:szCs w:val="22"/>
+                <w:sz w:val="24"/>
+                <w:szCs w:val="24"/>
+                <w:lang w:val="it-CH" w:eastAsia="it-CH"/>
+                <w14:ligatures w14:val="standardContextual"/>
+              </w:rPr>
+              <w:tab/>
+            </w:r>
+            <w:r>
+              <w:rPr>
+                <w:rStyle w:val="Collegamentoipertestuale"/>
+                <w:rFonts w:eastAsiaTheme="majorEastAsia"/>
+                <w:noProof/>
                 <w:lang w:eastAsia="fr-CH"/>
-                <w14:ligatures w14:val="standardContextual"/>
+              </w:rPr>
+              <w:t>Connaissances apprises</w:t>
+            </w:r>
+            <w:r>
+              <w:rPr>
+                <w:noProof/>
+                <w:webHidden/>
               </w:rPr>
               <w:tab/>
             </w:r>
             <w:r>
               <w:rPr>
-                <w:rStyle w:val="Lienhypertexte"/>
-                <w:rFonts w:eastAsiaTheme="majorEastAsia"/>
-                <w:noProof/>
-                <w:lang w:eastAsia="fr-CH"/>
-              </w:rPr>
-              <w:t>Déroulement du projet</w:t>
-            </w:r>
-            <w:r>
-              <w:rPr>
-                <w:noProof/>
-                <w:webHidden/>
-              </w:rPr>
-              <w:tab/>
-            </w:r>
-            <w:r>
-              <w:rPr>
                 <w:noProof/>
                 <w:webHidden/>
               </w:rPr>
@@ -1985,7 +1985,7 @@
                 <w:noProof/>
                 <w:webHidden/>
               </w:rPr>
-              <w:instrText xml:space="preserve"> PAGEREF _Toc192509031 \h </w:instrText>
+              <w:instrText xml:space="preserve"> PAGEREF _Toc192946051 \h </w:instrText>
             </w:r>
             <w:r>
               <w:rPr>
@@ -2018,25 +2018,25 @@
         </w:p>
         <w:p>
           <w:pPr>
-            <w:pStyle w:val="TM3"/>
+            <w:pStyle w:val="Sommario3"/>
             <w:tabs>
-              <w:tab w:val="left" w:pos="1100"/>
+              <w:tab w:val="left" w:pos="1200"/>
               <w:tab w:val="right" w:leader="dot" w:pos="9062"/>
             </w:tabs>
             <w:rPr>
               <w:rFonts w:asciiTheme="minorHAnsi" w:eastAsiaTheme="minorEastAsia" w:hAnsiTheme="minorHAnsi" w:cstheme="minorBidi"/>
               <w:noProof/>
               <w:kern w:val="2"/>
-              <w:sz w:val="22"/>
-              <w:szCs w:val="22"/>
-              <w:lang w:eastAsia="fr-CH"/>
+              <w:sz w:val="24"/>
+              <w:szCs w:val="24"/>
+              <w:lang w:val="it-CH" w:eastAsia="it-CH"/>
               <w14:ligatures w14:val="standardContextual"/>
             </w:rPr>
           </w:pPr>
-          <w:hyperlink w:anchor="_Toc192509032" w:history="1">
-            <w:r>
-              <w:rPr>
-                <w:rStyle w:val="Lienhypertexte"/>
+          <w:hyperlink w:anchor="_Toc192946052" w:history="1">
+            <w:r>
+              <w:rPr>
+                <w:rStyle w:val="Collegamentoipertestuale"/>
                 <w:rFonts w:eastAsiaTheme="majorEastAsia"/>
                 <w:noProof/>
                 <w:lang w:eastAsia="fr-CH"/>
@@ -2048,31 +2048,31 @@
                 <w:rFonts w:asciiTheme="minorHAnsi" w:eastAsiaTheme="minorEastAsia" w:hAnsiTheme="minorHAnsi" w:cstheme="minorBidi"/>
                 <w:noProof/>
                 <w:kern w:val="2"/>
-                <w:sz w:val="22"/>
-                <w:szCs w:val="22"/>
+                <w:sz w:val="24"/>
+                <w:szCs w:val="24"/>
+                <w:lang w:val="it-CH" w:eastAsia="it-CH"/>
+                <w14:ligatures w14:val="standardContextual"/>
+              </w:rPr>
+              <w:tab/>
+            </w:r>
+            <w:r>
+              <w:rPr>
+                <w:rStyle w:val="Collegamentoipertestuale"/>
+                <w:rFonts w:eastAsiaTheme="majorEastAsia"/>
+                <w:noProof/>
                 <w:lang w:eastAsia="fr-CH"/>
-                <w14:ligatures w14:val="standardContextual"/>
+              </w:rPr>
+              <w:t>Points à améliorer</w:t>
+            </w:r>
+            <w:r>
+              <w:rPr>
+                <w:noProof/>
+                <w:webHidden/>
               </w:rPr>
               <w:tab/>
             </w:r>
             <w:r>
               <w:rPr>
-                <w:rStyle w:val="Lienhypertexte"/>
-                <w:rFonts w:eastAsiaTheme="majorEastAsia"/>
-                <w:noProof/>
-                <w:lang w:eastAsia="fr-CH"/>
-              </w:rPr>
-              <w:t>Connaissances apprises</w:t>
-            </w:r>
-            <w:r>
-              <w:rPr>
-                <w:noProof/>
-                <w:webHidden/>
-              </w:rPr>
-              <w:tab/>
-            </w:r>
-            <w:r>
-              <w:rPr>
                 <w:noProof/>
                 <w:webHidden/>
               </w:rPr>
@@ -2083,7 +2083,7 @@
                 <w:noProof/>
                 <w:webHidden/>
               </w:rPr>
-              <w:instrText xml:space="preserve"> PAGEREF _Toc192509032 \h </w:instrText>
+              <w:instrText xml:space="preserve"> PAGEREF _Toc192946052 \h </w:instrText>
             </w:r>
             <w:r>
               <w:rPr>
@@ -2116,111 +2116,13 @@
         </w:p>
         <w:p>
           <w:pPr>
-            <w:pStyle w:val="TM3"/>
-            <w:tabs>
-              <w:tab w:val="left" w:pos="1100"/>
-              <w:tab w:val="right" w:leader="dot" w:pos="9062"/>
-            </w:tabs>
-            <w:rPr>
-              <w:rFonts w:asciiTheme="minorHAnsi" w:eastAsiaTheme="minorEastAsia" w:hAnsiTheme="minorHAnsi" w:cstheme="minorBidi"/>
-              <w:noProof/>
-              <w:kern w:val="2"/>
-              <w:sz w:val="22"/>
-              <w:szCs w:val="22"/>
-              <w:lang w:eastAsia="fr-CH"/>
-              <w14:ligatures w14:val="standardContextual"/>
-            </w:rPr>
-          </w:pPr>
-          <w:hyperlink w:anchor="_Toc192509033" w:history="1">
-            <w:r>
-              <w:rPr>
-                <w:rStyle w:val="Lienhypertexte"/>
-                <w:rFonts w:eastAsiaTheme="majorEastAsia"/>
-                <w:noProof/>
-                <w:lang w:eastAsia="fr-CH"/>
-              </w:rPr>
-              <w:t>III.</w:t>
-            </w:r>
-            <w:r>
-              <w:rPr>
-                <w:rFonts w:asciiTheme="minorHAnsi" w:eastAsiaTheme="minorEastAsia" w:hAnsiTheme="minorHAnsi" w:cstheme="minorBidi"/>
-                <w:noProof/>
-                <w:kern w:val="2"/>
-                <w:sz w:val="22"/>
-                <w:szCs w:val="22"/>
-                <w:lang w:eastAsia="fr-CH"/>
-                <w14:ligatures w14:val="standardContextual"/>
-              </w:rPr>
-              <w:tab/>
-            </w:r>
-            <w:r>
-              <w:rPr>
-                <w:rStyle w:val="Lienhypertexte"/>
-                <w:rFonts w:eastAsiaTheme="majorEastAsia"/>
-                <w:noProof/>
-                <w:lang w:eastAsia="fr-CH"/>
-              </w:rPr>
-              <w:t>Points à améliorer</w:t>
-            </w:r>
-            <w:r>
-              <w:rPr>
-                <w:noProof/>
-                <w:webHidden/>
-              </w:rPr>
-              <w:tab/>
-            </w:r>
-            <w:r>
-              <w:rPr>
-                <w:noProof/>
-                <w:webHidden/>
-              </w:rPr>
-              <w:fldChar w:fldCharType="begin"/>
-            </w:r>
-            <w:r>
-              <w:rPr>
-                <w:noProof/>
-                <w:webHidden/>
-              </w:rPr>
-              <w:instrText xml:space="preserve"> PAGEREF _Toc192509033 \h </w:instrText>
-            </w:r>
-            <w:r>
-              <w:rPr>
-                <w:noProof/>
-                <w:webHidden/>
-              </w:rPr>
-            </w:r>
-            <w:r>
-              <w:rPr>
-                <w:noProof/>
-                <w:webHidden/>
-              </w:rPr>
-              <w:fldChar w:fldCharType="separate"/>
-            </w:r>
-            <w:r>
-              <w:rPr>
-                <w:noProof/>
-                <w:webHidden/>
-              </w:rPr>
-              <w:t>11</w:t>
-            </w:r>
-            <w:r>
-              <w:rPr>
-                <w:noProof/>
-                <w:webHidden/>
-              </w:rPr>
-              <w:fldChar w:fldCharType="end"/>
-            </w:r>
-          </w:hyperlink>
-        </w:p>
-        <w:p>
-          <w:pPr>
-            <w:pStyle w:val="TM3"/>
+            <w:pStyle w:val="Sommario3"/>
             <w:tabs>
               <w:tab w:val="left" w:pos="960"/>
               <w:tab w:val="right" w:leader="dot" w:pos="9060"/>
             </w:tabs>
             <w:rPr>
-              <w:rStyle w:val="Lienhypertexte"/>
+              <w:rStyle w:val="Collegamentoipertestuale"/>
             </w:rPr>
           </w:pPr>
           <w:r>
@@ -2231,9 +2133,9 @@
     </w:sdt>
     <w:p>
       <w:pPr>
-        <w:pStyle w:val="Titre2"/>
-      </w:pPr>
-      <w:bookmarkStart w:id="2" w:name="_Toc192509016"/>
+        <w:pStyle w:val="Titolo2"/>
+      </w:pPr>
+      <w:bookmarkStart w:id="2" w:name="_Toc192946036"/>
       <w:r>
         <w:lastRenderedPageBreak/>
         <w:t>Mis en place des outils</w:t>
@@ -2242,12 +2144,12 @@
     </w:p>
     <w:p>
       <w:pPr>
-        <w:pStyle w:val="Titre3"/>
-        <w:rPr>
-          <w:lang w:eastAsia="fr-CH"/>
-        </w:rPr>
-      </w:pPr>
-      <w:bookmarkStart w:id="3" w:name="_Toc192509017"/>
+        <w:pStyle w:val="Titolo3"/>
+        <w:rPr>
+          <w:lang w:eastAsia="fr-CH"/>
+        </w:rPr>
+      </w:pPr>
+      <w:bookmarkStart w:id="3" w:name="_Toc192946037"/>
       <w:r>
         <w:rPr>
           <w:lang w:eastAsia="fr-CH"/>
@@ -2278,7 +2180,7 @@
       <w:hyperlink r:id="rId12" w:history="1">
         <w:r>
           <w:rPr>
-            <w:rStyle w:val="Lienhypertexte"/>
+            <w:rStyle w:val="Collegamentoipertestuale"/>
           </w:rPr>
           <w:t>https://github.com/ETML-INF/secured_webshop</w:t>
         </w:r>
@@ -2325,12 +2227,12 @@
     </w:p>
     <w:p>
       <w:pPr>
-        <w:pStyle w:val="Titre3"/>
-        <w:rPr>
-          <w:lang w:eastAsia="fr-CH"/>
-        </w:rPr>
-      </w:pPr>
-      <w:bookmarkStart w:id="4" w:name="_Toc192509018"/>
+        <w:pStyle w:val="Titolo3"/>
+        <w:rPr>
+          <w:lang w:eastAsia="fr-CH"/>
+        </w:rPr>
+      </w:pPr>
+      <w:bookmarkStart w:id="4" w:name="_Toc192946038"/>
       <w:r>
         <w:rPr>
           <w:lang w:eastAsia="fr-CH"/>
@@ -2525,12 +2427,12 @@
     </w:p>
     <w:p>
       <w:pPr>
-        <w:pStyle w:val="Titre3"/>
-        <w:rPr>
-          <w:lang w:eastAsia="fr-CH"/>
-        </w:rPr>
-      </w:pPr>
-      <w:bookmarkStart w:id="5" w:name="_Toc192509019"/>
+        <w:pStyle w:val="Titolo3"/>
+        <w:rPr>
+          <w:lang w:eastAsia="fr-CH"/>
+        </w:rPr>
+      </w:pPr>
+      <w:bookmarkStart w:id="5" w:name="_Toc192946039"/>
       <w:r>
         <w:rPr>
           <w:lang w:eastAsia="fr-CH"/>
@@ -2554,7 +2456,7 @@
       <w:hyperlink r:id="rId15" w:history="1">
         <w:r>
           <w:rPr>
-            <w:rStyle w:val="Lienhypertexte"/>
+            <w:rStyle w:val="Collegamentoipertestuale"/>
             <w:i/>
             <w:iCs/>
             <w:lang w:eastAsia="fr-CH"/>
@@ -2644,7 +2546,6 @@
         <w:t xml:space="preserve">Avant de lancer le server il faut créer les fichier </w:t>
       </w:r>
       <w:proofErr w:type="spellStart"/>
-      <w:proofErr w:type="gramStart"/>
       <w:r>
         <w:rPr>
           <w:lang w:eastAsia="fr-CH"/>
@@ -2652,7 +2553,6 @@
         <w:t>package.json</w:t>
       </w:r>
       <w:proofErr w:type="spellEnd"/>
-      <w:proofErr w:type="gramEnd"/>
       <w:r>
         <w:rPr>
           <w:lang w:eastAsia="fr-CH"/>
@@ -2737,9 +2637,9 @@
     </w:p>
     <w:p>
       <w:pPr>
-        <w:pStyle w:val="Titre2"/>
-      </w:pPr>
-      <w:bookmarkStart w:id="6" w:name="_Toc192509020"/>
+        <w:pStyle w:val="Titolo2"/>
+      </w:pPr>
+      <w:bookmarkStart w:id="6" w:name="_Toc192946040"/>
       <w:r>
         <w:lastRenderedPageBreak/>
         <w:t>Conceptualisation (schéma)</w:t>
@@ -2755,6 +2655,7 @@
       </w:pPr>
       <w:r>
         <w:rPr>
+          <w:noProof/>
           <w:lang w:eastAsia="fr-CH"/>
         </w:rPr>
         <w:drawing>
@@ -2803,7 +2704,7 @@
     </w:p>
     <w:p>
       <w:pPr>
-        <w:pStyle w:val="Titre3"/>
+        <w:pStyle w:val="Titolo3"/>
         <w:numPr>
           <w:ilvl w:val="0"/>
           <w:numId w:val="17"/>
@@ -2812,7 +2713,7 @@
           <w:lang w:eastAsia="fr-CH"/>
         </w:rPr>
       </w:pPr>
-      <w:bookmarkStart w:id="7" w:name="_Toc192509021"/>
+      <w:bookmarkStart w:id="7" w:name="_Toc192946041"/>
       <w:r>
         <w:rPr>
           <w:lang w:eastAsia="fr-CH"/>
@@ -2874,12 +2775,12 @@
     </w:p>
     <w:p>
       <w:pPr>
-        <w:pStyle w:val="Titre3"/>
-        <w:rPr>
-          <w:lang w:eastAsia="fr-CH"/>
-        </w:rPr>
-      </w:pPr>
-      <w:bookmarkStart w:id="8" w:name="_Toc192509022"/>
+        <w:pStyle w:val="Titolo3"/>
+        <w:rPr>
+          <w:lang w:eastAsia="fr-CH"/>
+        </w:rPr>
+      </w:pPr>
+      <w:bookmarkStart w:id="8" w:name="_Toc192946042"/>
       <w:r>
         <w:rPr>
           <w:lang w:eastAsia="fr-CH"/>
@@ -2903,7 +2804,7 @@
     </w:p>
     <w:p>
       <w:pPr>
-        <w:pStyle w:val="Paragraphedeliste"/>
+        <w:pStyle w:val="Paragrafoelenco"/>
         <w:numPr>
           <w:ilvl w:val="0"/>
           <w:numId w:val="18"/>
@@ -2955,7 +2856,7 @@
     </w:p>
     <w:p>
       <w:pPr>
-        <w:pStyle w:val="Paragraphedeliste"/>
+        <w:pStyle w:val="Paragrafoelenco"/>
         <w:numPr>
           <w:ilvl w:val="0"/>
           <w:numId w:val="18"/>
@@ -2995,7 +2896,7 @@
     </w:p>
     <w:p>
       <w:pPr>
-        <w:pStyle w:val="Paragraphedeliste"/>
+        <w:pStyle w:val="Paragrafoelenco"/>
         <w:numPr>
           <w:ilvl w:val="0"/>
           <w:numId w:val="18"/>
@@ -3035,7 +2936,7 @@
     </w:p>
     <w:p>
       <w:pPr>
-        <w:pStyle w:val="Paragraphedeliste"/>
+        <w:pStyle w:val="Paragrafoelenco"/>
         <w:numPr>
           <w:ilvl w:val="0"/>
           <w:numId w:val="18"/>
@@ -3089,12 +2990,12 @@
     </w:p>
     <w:p>
       <w:pPr>
-        <w:pStyle w:val="Titre3"/>
-        <w:rPr>
-          <w:lang w:eastAsia="fr-CH"/>
-        </w:rPr>
-      </w:pPr>
-      <w:bookmarkStart w:id="9" w:name="_Toc192509023"/>
+        <w:pStyle w:val="Titolo3"/>
+        <w:rPr>
+          <w:lang w:eastAsia="fr-CH"/>
+        </w:rPr>
+      </w:pPr>
+      <w:bookmarkStart w:id="9" w:name="_Toc192946043"/>
       <w:r>
         <w:rPr>
           <w:lang w:eastAsia="fr-CH"/>
@@ -3146,12 +3047,12 @@
     </w:p>
     <w:p>
       <w:pPr>
-        <w:pStyle w:val="Titre3"/>
-        <w:rPr>
-          <w:lang w:eastAsia="fr-CH"/>
-        </w:rPr>
-      </w:pPr>
-      <w:bookmarkStart w:id="10" w:name="_Toc192509024"/>
+        <w:pStyle w:val="Titolo3"/>
+        <w:rPr>
+          <w:lang w:eastAsia="fr-CH"/>
+        </w:rPr>
+      </w:pPr>
+      <w:bookmarkStart w:id="10" w:name="_Toc192946044"/>
       <w:r>
         <w:rPr>
           <w:lang w:eastAsia="fr-CH"/>
@@ -3175,7 +3076,7 @@
     </w:p>
     <w:p>
       <w:pPr>
-        <w:pStyle w:val="Paragraphedeliste"/>
+        <w:pStyle w:val="Paragrafoelenco"/>
         <w:numPr>
           <w:ilvl w:val="0"/>
           <w:numId w:val="19"/>
@@ -3227,7 +3128,7 @@
     </w:p>
     <w:p>
       <w:pPr>
-        <w:pStyle w:val="Paragraphedeliste"/>
+        <w:pStyle w:val="Paragrafoelenco"/>
         <w:numPr>
           <w:ilvl w:val="0"/>
           <w:numId w:val="19"/>
@@ -3289,7 +3190,7 @@
     </w:p>
     <w:p>
       <w:pPr>
-        <w:pStyle w:val="Paragraphedeliste"/>
+        <w:pStyle w:val="Paragrafoelenco"/>
         <w:numPr>
           <w:ilvl w:val="0"/>
           <w:numId w:val="19"/>
@@ -3343,12 +3244,12 @@
     </w:p>
     <w:p>
       <w:pPr>
-        <w:pStyle w:val="Titre3"/>
-        <w:rPr>
-          <w:lang w:eastAsia="fr-CH"/>
-        </w:rPr>
-      </w:pPr>
-      <w:bookmarkStart w:id="11" w:name="_Toc192509025"/>
+        <w:pStyle w:val="Titolo3"/>
+        <w:rPr>
+          <w:lang w:eastAsia="fr-CH"/>
+        </w:rPr>
+      </w:pPr>
+      <w:bookmarkStart w:id="11" w:name="_Toc192946045"/>
       <w:r>
         <w:rPr>
           <w:lang w:eastAsia="fr-CH"/>
@@ -3413,9 +3314,12 @@
     </w:p>
     <w:p>
       <w:pPr>
-        <w:pStyle w:val="Titre2"/>
-      </w:pPr>
-      <w:bookmarkStart w:id="12" w:name="_Toc192509026"/>
+        <w:pStyle w:val="Titolo2"/>
+        <w:rPr>
+          <w:u w:val="single"/>
+        </w:rPr>
+      </w:pPr>
+      <w:bookmarkStart w:id="12" w:name="_Toc192946046"/>
       <w:r>
         <w:lastRenderedPageBreak/>
         <w:t>Explication code</w:t>
@@ -3424,7 +3328,7 @@
     </w:p>
     <w:p>
       <w:pPr>
-        <w:pStyle w:val="Titre3"/>
+        <w:pStyle w:val="Titolo3"/>
         <w:numPr>
           <w:ilvl w:val="0"/>
           <w:numId w:val="15"/>
@@ -3433,7 +3337,7 @@
           <w:lang w:eastAsia="fr-CH"/>
         </w:rPr>
       </w:pPr>
-      <w:bookmarkStart w:id="13" w:name="_Toc192509027"/>
+      <w:bookmarkStart w:id="13" w:name="_Toc192946047"/>
       <w:r>
         <w:rPr>
           <w:lang w:eastAsia="fr-CH"/>
@@ -3444,7 +3348,7 @@
     </w:p>
     <w:p>
       <w:pPr>
-        <w:pStyle w:val="Titre4"/>
+        <w:pStyle w:val="Titolo4"/>
         <w:rPr>
           <w:lang w:eastAsia="fr-CH"/>
         </w:rPr>
@@ -3553,7 +3457,7 @@
     </w:p>
     <w:p>
       <w:pPr>
-        <w:pStyle w:val="Titre4"/>
+        <w:pStyle w:val="Titolo4"/>
         <w:rPr>
           <w:lang w:eastAsia="fr-CH"/>
         </w:rPr>
@@ -3694,7 +3598,7 @@
     </w:p>
     <w:p>
       <w:pPr>
-        <w:pStyle w:val="Titre4"/>
+        <w:pStyle w:val="Titolo4"/>
         <w:rPr>
           <w:lang w:eastAsia="fr-CH"/>
         </w:rPr>
@@ -3833,12 +3737,12 @@
     </w:p>
     <w:p>
       <w:pPr>
-        <w:pStyle w:val="Titre3"/>
-        <w:rPr>
-          <w:lang w:eastAsia="fr-CH"/>
-        </w:rPr>
-      </w:pPr>
-      <w:bookmarkStart w:id="14" w:name="_Toc192509028"/>
+        <w:pStyle w:val="Titolo3"/>
+        <w:rPr>
+          <w:lang w:eastAsia="fr-CH"/>
+        </w:rPr>
+      </w:pPr>
+      <w:bookmarkStart w:id="14" w:name="_Toc192946048"/>
       <w:r>
         <w:rPr>
           <w:lang w:eastAsia="fr-CH"/>
@@ -3849,7 +3753,7 @@
     </w:p>
     <w:p>
       <w:pPr>
-        <w:pStyle w:val="Titre4"/>
+        <w:pStyle w:val="Titolo4"/>
         <w:rPr>
           <w:lang w:val="en-US" w:eastAsia="fr-CH"/>
         </w:rPr>
@@ -3934,7 +3838,7 @@
     </w:p>
     <w:p>
       <w:pPr>
-        <w:pStyle w:val="Paragraphedeliste"/>
+        <w:pStyle w:val="Paragrafoelenco"/>
         <w:numPr>
           <w:ilvl w:val="0"/>
           <w:numId w:val="20"/>
@@ -3976,7 +3880,7 @@
     </w:p>
     <w:p>
       <w:pPr>
-        <w:pStyle w:val="Paragraphedeliste"/>
+        <w:pStyle w:val="Paragrafoelenco"/>
         <w:numPr>
           <w:ilvl w:val="0"/>
           <w:numId w:val="20"/>
@@ -4018,7 +3922,7 @@
     </w:p>
     <w:p>
       <w:pPr>
-        <w:pStyle w:val="Paragraphedeliste"/>
+        <w:pStyle w:val="Paragrafoelenco"/>
         <w:numPr>
           <w:ilvl w:val="0"/>
           <w:numId w:val="20"/>
@@ -4054,7 +3958,7 @@
     </w:p>
     <w:p>
       <w:pPr>
-        <w:pStyle w:val="Paragraphedeliste"/>
+        <w:pStyle w:val="Paragrafoelenco"/>
         <w:numPr>
           <w:ilvl w:val="0"/>
           <w:numId w:val="20"/>
@@ -4124,7 +4028,7 @@
     </w:p>
     <w:p>
       <w:pPr>
-        <w:pStyle w:val="Paragraphedeliste"/>
+        <w:pStyle w:val="Paragrafoelenco"/>
         <w:numPr>
           <w:ilvl w:val="0"/>
           <w:numId w:val="20"/>
@@ -4182,7 +4086,7 @@
     </w:p>
     <w:p>
       <w:pPr>
-        <w:pStyle w:val="Paragraphedeliste"/>
+        <w:pStyle w:val="Paragrafoelenco"/>
         <w:numPr>
           <w:ilvl w:val="0"/>
           <w:numId w:val="20"/>
@@ -4212,7 +4116,7 @@
     </w:p>
     <w:p>
       <w:pPr>
-        <w:pStyle w:val="Titre4"/>
+        <w:pStyle w:val="Titolo4"/>
         <w:rPr>
           <w:lang w:eastAsia="fr-CH"/>
         </w:rPr>
@@ -4248,6 +4152,7 @@
       </w:pPr>
       <w:r>
         <w:rPr>
+          <w:noProof/>
           <w:lang w:eastAsia="fr-CH"/>
         </w:rPr>
         <w:drawing>
@@ -4304,8 +4209,31 @@
         <w:rPr>
           <w:lang w:eastAsia="fr-CH"/>
         </w:rPr>
-        <w:t>…</w:t>
-      </w:r>
+        <w:t xml:space="preserve">La fonction </w:t>
+      </w:r>
+      <w:proofErr w:type="spellStart"/>
+      <w:r>
+        <w:rPr>
+          <w:i/>
+          <w:iCs/>
+          <w:lang w:eastAsia="fr-CH"/>
+        </w:rPr>
+        <w:t>createUserHandler</w:t>
+      </w:r>
+      <w:proofErr w:type="spellEnd"/>
+      <w:r>
+        <w:rPr>
+          <w:lang w:eastAsia="fr-CH"/>
+        </w:rPr>
+        <w:t xml:space="preserve"> sert de gestionnaire d'inscription pour créer un nouveau compte utilisateur dans une application web. Elle suit une approche systématique pour garantir qu'il y a un minimum de risques pour la sécurité des données et associe les erreurs courantes lors de l'inscription d'un compte.</w:t>
+      </w:r>
+    </w:p>
+    <w:p>
+      <w:pPr>
+        <w:rPr>
+          <w:lang w:eastAsia="fr-CH"/>
+        </w:rPr>
+      </w:pPr>
     </w:p>
     <w:p>
       <w:pPr>
@@ -4321,25 +4249,346 @@
           <w:bCs/>
           <w:lang w:eastAsia="fr-CH"/>
         </w:rPr>
-        <w:t>Hachage (Bcrypt)</w:t>
-      </w:r>
-    </w:p>
-    <w:p>
-      <w:pPr>
-        <w:rPr>
-          <w:lang w:eastAsia="fr-CH"/>
-        </w:rPr>
-      </w:pPr>
-      <w:r>
-        <w:rPr>
-          <w:lang w:eastAsia="fr-CH"/>
-        </w:rPr>
-        <w:t>…</w:t>
-      </w:r>
-    </w:p>
-    <w:p>
-      <w:pPr>
-        <w:pStyle w:val="Titre4"/>
+        <w:t>Récupération des Informations Utilisateur</w:t>
+      </w:r>
+    </w:p>
+    <w:p>
+      <w:pPr>
+        <w:rPr>
+          <w:lang w:eastAsia="fr-CH"/>
+        </w:rPr>
+      </w:pPr>
+      <w:r>
+        <w:rPr>
+          <w:lang w:eastAsia="fr-CH"/>
+        </w:rPr>
+        <w:t xml:space="preserve">Lorsqu'un utilisateur final remplit et soumet un formulaire de création de compte, le nom d'utilisateur, le mot de passe et les détails de confirmation du mot de passe sont transmis au système via </w:t>
+      </w:r>
+      <w:proofErr w:type="spellStart"/>
+      <w:r>
+        <w:rPr>
+          <w:i/>
+          <w:iCs/>
+          <w:lang w:eastAsia="fr-CH"/>
+        </w:rPr>
+        <w:t>req.body</w:t>
+      </w:r>
+      <w:proofErr w:type="spellEnd"/>
+      <w:r>
+        <w:rPr>
+          <w:lang w:eastAsia="fr-CH"/>
+        </w:rPr>
+        <w:t>, et cette fonction capture ces informations.</w:t>
+      </w:r>
+    </w:p>
+    <w:p>
+      <w:pPr>
+        <w:rPr>
+          <w:lang w:eastAsia="fr-CH"/>
+        </w:rPr>
+      </w:pPr>
+    </w:p>
+    <w:p>
+      <w:pPr>
+        <w:rPr>
+          <w:b/>
+          <w:bCs/>
+          <w:lang w:eastAsia="fr-CH"/>
+        </w:rPr>
+      </w:pPr>
+      <w:r>
+        <w:rPr>
+          <w:b/>
+          <w:bCs/>
+          <w:lang w:eastAsia="fr-CH"/>
+        </w:rPr>
+        <w:lastRenderedPageBreak/>
+        <w:t>Validation des Données</w:t>
+      </w:r>
+    </w:p>
+    <w:p>
+      <w:pPr>
+        <w:rPr>
+          <w:lang w:eastAsia="fr-CH"/>
+        </w:rPr>
+      </w:pPr>
+      <w:r>
+        <w:rPr>
+          <w:lang w:eastAsia="fr-CH"/>
+        </w:rPr>
+        <w:t>Une validation des données est mise en place dans l’ordre suivant :</w:t>
+      </w:r>
+    </w:p>
+    <w:p>
+      <w:pPr>
+        <w:rPr>
+          <w:lang w:eastAsia="fr-CH"/>
+        </w:rPr>
+      </w:pPr>
+      <w:r>
+        <w:rPr>
+          <w:lang w:eastAsia="fr-CH"/>
+        </w:rPr>
+        <w:t xml:space="preserve">Tous les champs obligatoires sont correctement remplis, confirmer que le mot de passe avec sa confirmation sont </w:t>
+      </w:r>
+      <w:r>
+        <w:rPr>
+          <w:lang w:eastAsia="fr-CH"/>
+        </w:rPr>
+        <w:t>identiques</w:t>
+      </w:r>
+      <w:r>
+        <w:rPr>
+          <w:lang w:eastAsia="fr-CH"/>
+        </w:rPr>
+        <w:t>. Sinon,</w:t>
+      </w:r>
+      <w:r>
+        <w:rPr>
+          <w:lang w:eastAsia="fr-CH"/>
+        </w:rPr>
+        <w:t xml:space="preserve"> </w:t>
+      </w:r>
+      <w:r>
+        <w:rPr>
+          <w:lang w:eastAsia="fr-CH"/>
+        </w:rPr>
+        <w:t>un message d'erreur sera fourni</w:t>
+      </w:r>
+    </w:p>
+    <w:p>
+      <w:pPr>
+        <w:rPr>
+          <w:u w:val="single"/>
+          <w:lang w:eastAsia="fr-CH"/>
+        </w:rPr>
+      </w:pPr>
+    </w:p>
+    <w:p>
+      <w:pPr>
+        <w:rPr>
+          <w:b/>
+          <w:bCs/>
+          <w:lang w:eastAsia="fr-CH"/>
+        </w:rPr>
+      </w:pPr>
+      <w:r>
+        <w:rPr>
+          <w:b/>
+          <w:bCs/>
+          <w:lang w:eastAsia="fr-CH"/>
+        </w:rPr>
+        <w:t>Vérification de l'Existence de l'Utilisateur</w:t>
+      </w:r>
+    </w:p>
+    <w:p>
+      <w:pPr>
+        <w:rPr>
+          <w:lang w:eastAsia="fr-CH"/>
+        </w:rPr>
+      </w:pPr>
+      <w:r>
+        <w:rPr>
+          <w:lang w:eastAsia="fr-CH"/>
+        </w:rPr>
+        <w:t>Cette fonction vérifie si un compte utilisateur avec le nom d'utilisateur fourni existe déjà dans la base de données avant de créer un compte. En cas de correspondance, la tentative de création de compte sera refusée afin d'éviter l'existence de comptes en double.</w:t>
+      </w:r>
+    </w:p>
+    <w:p>
+      <w:pPr>
+        <w:rPr>
+          <w:lang w:eastAsia="fr-CH"/>
+        </w:rPr>
+      </w:pPr>
+    </w:p>
+    <w:p>
+      <w:pPr>
+        <w:rPr>
+          <w:b/>
+          <w:bCs/>
+          <w:lang w:eastAsia="fr-CH"/>
+        </w:rPr>
+      </w:pPr>
+      <w:r>
+        <w:rPr>
+          <w:b/>
+          <w:bCs/>
+          <w:lang w:eastAsia="fr-CH"/>
+        </w:rPr>
+        <w:t>Ajout de l'utilisateur à la base de données</w:t>
+      </w:r>
+    </w:p>
+    <w:p>
+      <w:pPr>
+        <w:rPr>
+          <w:lang w:eastAsia="fr-CH"/>
+        </w:rPr>
+      </w:pPr>
+      <w:r>
+        <w:rPr>
+          <w:lang w:eastAsia="fr-CH"/>
+        </w:rPr>
+        <w:t>Après avoir haché le mot de passe, l'utilisateur est enregistré dans la base de données avec ses données.</w:t>
+      </w:r>
+    </w:p>
+    <w:p>
+      <w:pPr>
+        <w:rPr>
+          <w:lang w:eastAsia="fr-CH"/>
+        </w:rPr>
+      </w:pPr>
+    </w:p>
+    <w:p>
+      <w:pPr>
+        <w:rPr>
+          <w:lang w:eastAsia="fr-CH"/>
+        </w:rPr>
+      </w:pPr>
+      <w:r>
+        <w:rPr>
+          <w:b/>
+          <w:bCs/>
+          <w:lang w:eastAsia="fr-CH"/>
+        </w:rPr>
+        <w:t>Redirection de l'utilisateur</w:t>
+      </w:r>
+    </w:p>
+    <w:p>
+      <w:pPr>
+        <w:rPr>
+          <w:lang w:eastAsia="fr-CH"/>
+        </w:rPr>
+      </w:pPr>
+      <w:r>
+        <w:rPr>
+          <w:lang w:eastAsia="fr-CH"/>
+        </w:rPr>
+        <w:t>Si tout se passe bien, l'utilisateur est redirigé vers la page de connexion avec un message confirmant son inscription.</w:t>
+      </w:r>
+    </w:p>
+    <w:p>
+      <w:pPr>
+        <w:rPr>
+          <w:lang w:eastAsia="fr-CH"/>
+        </w:rPr>
+      </w:pPr>
+      <w:r>
+        <w:rPr>
+          <w:lang w:eastAsia="fr-CH"/>
+        </w:rPr>
+        <w:t>Si quelque chose ne va pas (un problème avec la base de données, etc.), l'utilisateur est redirigé vers la page d'inscription avec un message indiquant qu'il y a un problème.</w:t>
+      </w:r>
+    </w:p>
+    <w:p>
+      <w:pPr>
+        <w:rPr>
+          <w:lang w:eastAsia="fr-CH"/>
+        </w:rPr>
+      </w:pPr>
+    </w:p>
+    <w:p>
+      <w:pPr>
+        <w:rPr>
+          <w:b/>
+          <w:bCs/>
+          <w:lang w:eastAsia="fr-CH"/>
+        </w:rPr>
+      </w:pPr>
+      <w:r>
+        <w:rPr>
+          <w:b/>
+          <w:bCs/>
+          <w:lang w:eastAsia="fr-CH"/>
+        </w:rPr>
+        <w:t>Sécurité et bonnes pratiques</w:t>
+      </w:r>
+    </w:p>
+    <w:p>
+      <w:pPr>
+        <w:rPr>
+          <w:lang w:eastAsia="fr-CH"/>
+        </w:rPr>
+      </w:pPr>
+      <w:r>
+        <w:rPr>
+          <w:lang w:eastAsia="fr-CH"/>
+        </w:rPr>
+        <w:t>Ce processus aide à garantir une forme d'inscription sécurisée en :</w:t>
+      </w:r>
+    </w:p>
+    <w:p>
+      <w:pPr>
+        <w:pStyle w:val="Paragrafoelenco"/>
+        <w:numPr>
+          <w:ilvl w:val="0"/>
+          <w:numId w:val="24"/>
+        </w:numPr>
+        <w:rPr>
+          <w:lang w:eastAsia="fr-CH"/>
+        </w:rPr>
+      </w:pPr>
+      <w:r>
+        <w:rPr>
+          <w:lang w:eastAsia="fr-CH"/>
+        </w:rPr>
+        <w:t>Empêchant l'enregistrement de mots de passe en clair, ce qui réduit les risques en cas de violation de données.</w:t>
+      </w:r>
+    </w:p>
+    <w:p>
+      <w:pPr>
+        <w:pStyle w:val="Paragrafoelenco"/>
+        <w:numPr>
+          <w:ilvl w:val="0"/>
+          <w:numId w:val="24"/>
+        </w:numPr>
+        <w:rPr>
+          <w:lang w:eastAsia="fr-CH"/>
+        </w:rPr>
+      </w:pPr>
+      <w:r>
+        <w:rPr>
+          <w:lang w:eastAsia="fr-CH"/>
+        </w:rPr>
+        <w:t xml:space="preserve">Atténuant les attaques par « table arc-en-ciel » en utilisant du sel et le hachage </w:t>
+      </w:r>
+      <w:proofErr w:type="spellStart"/>
+      <w:r>
+        <w:rPr>
+          <w:i/>
+          <w:iCs/>
+          <w:lang w:eastAsia="fr-CH"/>
+        </w:rPr>
+        <w:t>bcrypt</w:t>
+      </w:r>
+      <w:proofErr w:type="spellEnd"/>
+      <w:r>
+        <w:rPr>
+          <w:lang w:eastAsia="fr-CH"/>
+        </w:rPr>
+        <w:t>.</w:t>
+      </w:r>
+    </w:p>
+    <w:p>
+      <w:pPr>
+        <w:pStyle w:val="Paragrafoelenco"/>
+        <w:numPr>
+          <w:ilvl w:val="0"/>
+          <w:numId w:val="24"/>
+        </w:numPr>
+        <w:rPr>
+          <w:lang w:eastAsia="fr-CH"/>
+        </w:rPr>
+      </w:pPr>
+      <w:r>
+        <w:rPr>
+          <w:lang w:eastAsia="fr-CH"/>
+        </w:rPr>
+        <w:t>Vérifiant l'unicité des noms d'utilisateur afin d'éviter les conflits entre les comptes.</w:t>
+      </w:r>
+    </w:p>
+    <w:p>
+      <w:pPr>
+        <w:pStyle w:val="Titolo4"/>
         <w:rPr>
           <w:lang w:eastAsia="fr-CH"/>
         </w:rPr>
@@ -4375,6 +4624,7 @@
       </w:pPr>
       <w:r>
         <w:rPr>
+          <w:noProof/>
           <w:lang w:eastAsia="fr-CH"/>
         </w:rPr>
         <w:drawing>
@@ -4431,8 +4681,31 @@
         <w:rPr>
           <w:lang w:eastAsia="fr-CH"/>
         </w:rPr>
-        <w:t>…</w:t>
-      </w:r>
+        <w:t xml:space="preserve">La fonction </w:t>
+      </w:r>
+      <w:proofErr w:type="spellStart"/>
+      <w:r>
+        <w:rPr>
+          <w:i/>
+          <w:iCs/>
+          <w:lang w:eastAsia="fr-CH"/>
+        </w:rPr>
+        <w:t>loginUserHandler</w:t>
+      </w:r>
+      <w:proofErr w:type="spellEnd"/>
+      <w:r>
+        <w:rPr>
+          <w:lang w:eastAsia="fr-CH"/>
+        </w:rPr>
+        <w:t xml:space="preserve"> fournit un mécanisme pour authentifier un utilisateur via ses identifiants et créer un jeton JWT pour maintenir sa session. Elle passe par plusieurs étapes pour garantir la sécurité concernant l'accès.</w:t>
+      </w:r>
+    </w:p>
+    <w:p>
+      <w:pPr>
+        <w:rPr>
+          <w:lang w:eastAsia="fr-CH"/>
+        </w:rPr>
+      </w:pPr>
     </w:p>
     <w:p>
       <w:pPr>
@@ -4442,77 +4715,684 @@
           <w:lang w:eastAsia="fr-CH"/>
         </w:rPr>
       </w:pPr>
-      <w:proofErr w:type="spellStart"/>
       <w:r>
         <w:rPr>
           <w:b/>
           <w:bCs/>
           <w:lang w:eastAsia="fr-CH"/>
         </w:rPr>
-        <w:t>Token</w:t>
-      </w:r>
-      <w:proofErr w:type="spellEnd"/>
+        <w:lastRenderedPageBreak/>
+        <w:t>Récupération des Données</w:t>
+      </w:r>
+    </w:p>
+    <w:p>
+      <w:pPr>
+        <w:rPr>
+          <w:lang w:eastAsia="fr-CH"/>
+        </w:rPr>
+      </w:pPr>
+      <w:r>
+        <w:rPr>
+          <w:lang w:eastAsia="fr-CH"/>
+        </w:rPr>
+        <w:t>Les informations de connexion, qui sont le nom d'utilisateur et le mot de passe, sont récupérées du corps de la requête.</w:t>
+      </w:r>
+    </w:p>
+    <w:p>
+      <w:pPr>
+        <w:rPr>
+          <w:lang w:eastAsia="fr-CH"/>
+        </w:rPr>
+      </w:pPr>
+    </w:p>
+    <w:p>
+      <w:pPr>
+        <w:rPr>
+          <w:lang w:eastAsia="fr-CH"/>
+        </w:rPr>
+      </w:pPr>
       <w:r>
         <w:rPr>
           <w:b/>
           <w:bCs/>
           <w:lang w:eastAsia="fr-CH"/>
         </w:rPr>
-        <w:t xml:space="preserve"> (Jeton JWT)</w:t>
-      </w:r>
-    </w:p>
-    <w:p>
-      <w:pPr>
-        <w:rPr>
-          <w:lang w:eastAsia="fr-CH"/>
-        </w:rPr>
-      </w:pPr>
-      <w:r>
-        <w:rPr>
-          <w:lang w:eastAsia="fr-CH"/>
-        </w:rPr>
-        <w:t>…</w:t>
-      </w:r>
-    </w:p>
-    <w:p>
-      <w:pPr>
-        <w:pStyle w:val="Titre4"/>
-        <w:rPr>
-          <w:lang w:eastAsia="fr-CH"/>
-        </w:rPr>
-      </w:pPr>
-      <w:r>
-        <w:rPr>
-          <w:lang w:eastAsia="fr-CH"/>
-        </w:rPr>
-        <w:lastRenderedPageBreak/>
-        <w:t>Middleware</w:t>
-      </w:r>
-      <w:r>
-        <w:rPr>
-          <w:lang w:eastAsia="fr-CH"/>
-        </w:rPr>
-        <w:t xml:space="preserve"> d'authentification</w:t>
-      </w:r>
-    </w:p>
-    <w:p>
-      <w:pPr>
-        <w:rPr>
-          <w:lang w:eastAsia="fr-CH"/>
-        </w:rPr>
-      </w:pPr>
-      <w:r>
-        <w:rPr>
-          <w:lang w:eastAsia="fr-CH"/>
-        </w:rPr>
-        <w:t>« </w:t>
-      </w:r>
-      <w:r>
+        <w:t>Vérification de l'Utilisateur</w:t>
+      </w:r>
+    </w:p>
+    <w:p>
+      <w:pPr>
+        <w:rPr>
+          <w:lang w:eastAsia="fr-CH"/>
+        </w:rPr>
+      </w:pPr>
+      <w:r>
+        <w:rPr>
+          <w:lang w:eastAsia="fr-CH"/>
+        </w:rPr>
+        <w:t>La fonction utilise le nom d'utilisateur pour trouver l'enregistrement de l'utilisateur dans la base de données.</w:t>
+      </w:r>
+    </w:p>
+    <w:p>
+      <w:pPr>
+        <w:rPr>
+          <w:lang w:eastAsia="fr-CH"/>
+        </w:rPr>
+      </w:pPr>
+      <w:r>
+        <w:rPr>
+          <w:lang w:eastAsia="fr-CH"/>
+        </w:rPr>
+        <w:t>Un message d'erreur sera affiché dans le cas où l'utilisateur n'existe pas.</w:t>
+      </w:r>
+    </w:p>
+    <w:p>
+      <w:pPr>
+        <w:rPr>
+          <w:lang w:eastAsia="fr-CH"/>
+        </w:rPr>
+      </w:pPr>
+    </w:p>
+    <w:p>
+      <w:pPr>
         <w:rPr>
           <w:b/>
           <w:bCs/>
           <w:lang w:eastAsia="fr-CH"/>
         </w:rPr>
+      </w:pPr>
+      <w:r>
+        <w:rPr>
+          <w:b/>
+          <w:bCs/>
+          <w:lang w:eastAsia="fr-CH"/>
+        </w:rPr>
+        <w:t>Vérification du Mot de Passe</w:t>
+      </w:r>
+    </w:p>
+    <w:p>
+      <w:pPr>
+        <w:rPr>
+          <w:lang w:eastAsia="fr-CH"/>
+        </w:rPr>
+      </w:pPr>
+      <w:r>
+        <w:rPr>
+          <w:lang w:eastAsia="fr-CH"/>
+        </w:rPr>
+        <w:t>Le mot de passe envoyé est vérifié par rapport au mot de passe dans la base de données à l'aide de</w:t>
+      </w:r>
+      <w:r>
+        <w:rPr>
+          <w:i/>
+          <w:iCs/>
+          <w:lang w:eastAsia="fr-CH"/>
+        </w:rPr>
+        <w:t xml:space="preserve"> </w:t>
+      </w:r>
+      <w:proofErr w:type="spellStart"/>
+      <w:r>
+        <w:rPr>
+          <w:i/>
+          <w:iCs/>
+          <w:lang w:eastAsia="fr-CH"/>
+        </w:rPr>
+        <w:t>bcrypt.compare</w:t>
+      </w:r>
+      <w:proofErr w:type="spellEnd"/>
+      <w:r>
+        <w:rPr>
+          <w:i/>
+          <w:iCs/>
+          <w:lang w:eastAsia="fr-CH"/>
+        </w:rPr>
+        <w:t>()</w:t>
+      </w:r>
+      <w:r>
+        <w:rPr>
+          <w:lang w:eastAsia="fr-CH"/>
+        </w:rPr>
+        <w:t>.</w:t>
+      </w:r>
+    </w:p>
+    <w:p>
+      <w:pPr>
+        <w:rPr>
+          <w:lang w:eastAsia="fr-CH"/>
+        </w:rPr>
+      </w:pPr>
+      <w:r>
+        <w:rPr>
+          <w:lang w:eastAsia="fr-CH"/>
+        </w:rPr>
+        <w:t>L'accès au service est refusé si les mots de passe sont différents.</w:t>
+      </w:r>
+    </w:p>
+    <w:p>
+      <w:pPr>
+        <w:rPr>
+          <w:lang w:eastAsia="fr-CH"/>
+        </w:rPr>
+      </w:pPr>
+    </w:p>
+    <w:p>
+      <w:pPr>
+        <w:rPr>
+          <w:b/>
+          <w:bCs/>
+          <w:lang w:eastAsia="fr-CH"/>
+        </w:rPr>
+      </w:pPr>
+      <w:r>
+        <w:rPr>
+          <w:b/>
+          <w:bCs/>
+          <w:lang w:eastAsia="fr-CH"/>
+        </w:rPr>
+        <w:t>Génération du Jeton JWT</w:t>
+      </w:r>
+    </w:p>
+    <w:p>
+      <w:pPr>
+        <w:rPr>
+          <w:lang w:eastAsia="fr-CH"/>
+        </w:rPr>
+      </w:pPr>
+      <w:r>
+        <w:rPr>
+          <w:lang w:eastAsia="fr-CH"/>
+        </w:rPr>
+        <w:t xml:space="preserve">Lorsque l'utilisateur est authentifié, un </w:t>
+      </w:r>
+      <w:r>
+        <w:rPr>
+          <w:i/>
+          <w:iCs/>
+          <w:lang w:eastAsia="fr-CH"/>
+        </w:rPr>
+        <w:t>JSON</w:t>
+      </w:r>
+      <w:r>
+        <w:rPr>
+          <w:lang w:eastAsia="fr-CH"/>
+        </w:rPr>
+        <w:t xml:space="preserve"> </w:t>
+      </w:r>
+      <w:r>
+        <w:rPr>
+          <w:i/>
+          <w:iCs/>
+          <w:lang w:eastAsia="fr-CH"/>
+        </w:rPr>
+        <w:t xml:space="preserve">Web </w:t>
+      </w:r>
+      <w:proofErr w:type="spellStart"/>
+      <w:r>
+        <w:rPr>
+          <w:i/>
+          <w:iCs/>
+          <w:lang w:eastAsia="fr-CH"/>
+        </w:rPr>
+        <w:t>Token</w:t>
+      </w:r>
+      <w:proofErr w:type="spellEnd"/>
+      <w:r>
+        <w:rPr>
+          <w:lang w:eastAsia="fr-CH"/>
+        </w:rPr>
+        <w:t xml:space="preserve"> (JWT) est créé avec :</w:t>
+      </w:r>
+    </w:p>
+    <w:p>
+      <w:pPr>
+        <w:pStyle w:val="Paragrafoelenco"/>
+        <w:numPr>
+          <w:ilvl w:val="0"/>
+          <w:numId w:val="26"/>
+        </w:numPr>
+        <w:rPr>
+          <w:lang w:eastAsia="fr-CH"/>
+        </w:rPr>
+      </w:pPr>
+      <w:r>
+        <w:rPr>
+          <w:lang w:eastAsia="fr-CH"/>
+        </w:rPr>
+        <w:t>Un identifiant de l'utilisateur, son nom d'utilisateur et s'il est administrateur (</w:t>
+      </w:r>
+      <w:proofErr w:type="spellStart"/>
+      <w:r>
+        <w:rPr>
+          <w:i/>
+          <w:iCs/>
+          <w:lang w:eastAsia="fr-CH"/>
+        </w:rPr>
+        <w:t>isAdmin</w:t>
+      </w:r>
+      <w:proofErr w:type="spellEnd"/>
+      <w:r>
+        <w:rPr>
+          <w:lang w:eastAsia="fr-CH"/>
+        </w:rPr>
+        <w:t>) avec le contenu du jeton.</w:t>
+      </w:r>
+    </w:p>
+    <w:p>
+      <w:pPr>
+        <w:pStyle w:val="Paragrafoelenco"/>
+        <w:numPr>
+          <w:ilvl w:val="0"/>
+          <w:numId w:val="26"/>
+        </w:numPr>
+        <w:rPr>
+          <w:lang w:eastAsia="fr-CH"/>
+        </w:rPr>
+      </w:pPr>
+      <w:r>
+        <w:rPr>
+          <w:lang w:eastAsia="fr-CH"/>
+        </w:rPr>
+        <w:t>Le jeton est signé avec une clé secrète (</w:t>
+      </w:r>
+      <w:r>
+        <w:rPr>
+          <w:i/>
+          <w:iCs/>
+          <w:lang w:eastAsia="fr-CH"/>
+        </w:rPr>
+        <w:t>JWT_SECRET</w:t>
+      </w:r>
+      <w:r>
+        <w:rPr>
+          <w:lang w:eastAsia="fr-CH"/>
+        </w:rPr>
+        <w:t>).</w:t>
+      </w:r>
+    </w:p>
+    <w:p>
+      <w:pPr>
+        <w:pStyle w:val="Paragrafoelenco"/>
+        <w:numPr>
+          <w:ilvl w:val="0"/>
+          <w:numId w:val="26"/>
+        </w:numPr>
+        <w:rPr>
+          <w:lang w:eastAsia="fr-CH"/>
+        </w:rPr>
+      </w:pPr>
+      <w:r>
+        <w:rPr>
+          <w:lang w:eastAsia="fr-CH"/>
+        </w:rPr>
+        <w:t>Une durée d'1 heure (</w:t>
+      </w:r>
+      <w:proofErr w:type="spellStart"/>
+      <w:r>
+        <w:rPr>
+          <w:i/>
+          <w:iCs/>
+          <w:lang w:eastAsia="fr-CH"/>
+        </w:rPr>
+        <w:t>expiresIn</w:t>
+      </w:r>
+      <w:proofErr w:type="spellEnd"/>
+      <w:r>
+        <w:rPr>
+          <w:lang w:eastAsia="fr-CH"/>
+        </w:rPr>
+        <w:t xml:space="preserve"> : “1h”) pendant laquelle le jeton est valide est définie afin de minimiser les risques d'un jeton volé.</w:t>
+      </w:r>
+    </w:p>
+    <w:p>
+      <w:pPr>
+        <w:rPr>
+          <w:lang w:eastAsia="fr-CH"/>
+        </w:rPr>
+      </w:pPr>
+    </w:p>
+    <w:p>
+      <w:pPr>
+        <w:rPr>
+          <w:b/>
+          <w:bCs/>
+          <w:lang w:eastAsia="fr-CH"/>
+        </w:rPr>
+      </w:pPr>
+      <w:r>
+        <w:rPr>
+          <w:b/>
+          <w:bCs/>
+          <w:lang w:eastAsia="fr-CH"/>
+        </w:rPr>
+        <w:t>Retour du Jeton dans une commande Set-Cookie dans l'En-tête HTTP</w:t>
+      </w:r>
+    </w:p>
+    <w:p>
+      <w:pPr>
+        <w:rPr>
+          <w:lang w:eastAsia="fr-CH"/>
+        </w:rPr>
+      </w:pPr>
+      <w:r>
+        <w:rPr>
+          <w:lang w:eastAsia="fr-CH"/>
+        </w:rPr>
+        <w:t>Le jeton est conservé dans un cookie HTTP étiqueté comme sécurisé avec les options :</w:t>
+      </w:r>
+    </w:p>
+    <w:p>
+      <w:pPr>
+        <w:pStyle w:val="Paragrafoelenco"/>
+        <w:numPr>
+          <w:ilvl w:val="0"/>
+          <w:numId w:val="25"/>
+        </w:numPr>
+        <w:rPr>
+          <w:lang w:eastAsia="fr-CH"/>
+        </w:rPr>
+      </w:pPr>
+      <w:proofErr w:type="spellStart"/>
+      <w:r>
+        <w:rPr>
+          <w:i/>
+          <w:iCs/>
+          <w:lang w:eastAsia="fr-CH"/>
+        </w:rPr>
+        <w:t>httpOnly</w:t>
+      </w:r>
+      <w:proofErr w:type="spellEnd"/>
+      <w:r>
+        <w:rPr>
+          <w:lang w:eastAsia="fr-CH"/>
+        </w:rPr>
+        <w:t xml:space="preserve"> : </w:t>
+      </w:r>
+      <w:proofErr w:type="spellStart"/>
+      <w:r>
+        <w:rPr>
+          <w:lang w:eastAsia="fr-CH"/>
+        </w:rPr>
+        <w:t>true</w:t>
+      </w:r>
+      <w:proofErr w:type="spellEnd"/>
+      <w:r>
+        <w:rPr>
+          <w:lang w:eastAsia="fr-CH"/>
+        </w:rPr>
+        <w:t xml:space="preserve"> (cela empêche l'accès </w:t>
+      </w:r>
+      <w:r>
+        <w:rPr>
+          <w:i/>
+          <w:iCs/>
+          <w:lang w:eastAsia="fr-CH"/>
+        </w:rPr>
+        <w:t>JavaScript</w:t>
+      </w:r>
+      <w:r>
+        <w:rPr>
+          <w:lang w:eastAsia="fr-CH"/>
+        </w:rPr>
+        <w:t xml:space="preserve">, diminuant encore les attaques </w:t>
+      </w:r>
+      <w:r>
+        <w:rPr>
+          <w:i/>
+          <w:iCs/>
+          <w:lang w:eastAsia="fr-CH"/>
+        </w:rPr>
+        <w:t>XSS</w:t>
+      </w:r>
+      <w:r>
+        <w:rPr>
+          <w:lang w:eastAsia="fr-CH"/>
+        </w:rPr>
+        <w:t>).</w:t>
+      </w:r>
+    </w:p>
+    <w:p>
+      <w:pPr>
+        <w:pStyle w:val="Paragrafoelenco"/>
+        <w:numPr>
+          <w:ilvl w:val="0"/>
+          <w:numId w:val="25"/>
+        </w:numPr>
+        <w:rPr>
+          <w:lang w:eastAsia="fr-CH"/>
+        </w:rPr>
+      </w:pPr>
+      <w:proofErr w:type="spellStart"/>
+      <w:r>
+        <w:rPr>
+          <w:i/>
+          <w:iCs/>
+          <w:lang w:eastAsia="fr-CH"/>
+        </w:rPr>
+        <w:t>secure</w:t>
+      </w:r>
+      <w:proofErr w:type="spellEnd"/>
+      <w:r>
+        <w:rPr>
+          <w:lang w:eastAsia="fr-CH"/>
+        </w:rPr>
+        <w:t xml:space="preserve"> : </w:t>
+      </w:r>
+      <w:proofErr w:type="spellStart"/>
+      <w:r>
+        <w:rPr>
+          <w:lang w:eastAsia="fr-CH"/>
+        </w:rPr>
+        <w:t>true</w:t>
+      </w:r>
+      <w:proofErr w:type="spellEnd"/>
+      <w:r>
+        <w:rPr>
+          <w:lang w:eastAsia="fr-CH"/>
+        </w:rPr>
+        <w:t xml:space="preserve"> (assure que la transmission se fait exclusivement sur </w:t>
+      </w:r>
+      <w:r>
+        <w:rPr>
+          <w:i/>
+          <w:iCs/>
+          <w:lang w:eastAsia="fr-CH"/>
+        </w:rPr>
+        <w:t>HTTPS</w:t>
+      </w:r>
+      <w:r>
+        <w:rPr>
+          <w:lang w:eastAsia="fr-CH"/>
+        </w:rPr>
+        <w:t>).</w:t>
+      </w:r>
+    </w:p>
+    <w:p>
+      <w:pPr>
+        <w:rPr>
+          <w:lang w:eastAsia="fr-CH"/>
+        </w:rPr>
+      </w:pPr>
+    </w:p>
+    <w:p>
+      <w:pPr>
+        <w:rPr>
+          <w:b/>
+          <w:bCs/>
+          <w:lang w:eastAsia="fr-CH"/>
+        </w:rPr>
+      </w:pPr>
+      <w:r>
+        <w:rPr>
+          <w:b/>
+          <w:bCs/>
+          <w:lang w:eastAsia="fr-CH"/>
+        </w:rPr>
+        <w:t>Redirection de l'utilisateur</w:t>
+      </w:r>
+    </w:p>
+    <w:p>
+      <w:pPr>
+        <w:rPr>
+          <w:lang w:eastAsia="fr-CH"/>
+        </w:rPr>
+      </w:pPr>
+      <w:r>
+        <w:rPr>
+          <w:lang w:eastAsia="fr-CH"/>
+        </w:rPr>
+        <w:t>En cas de succès, la page de profil (/profile) est affichée à l'utilisateur.</w:t>
+      </w:r>
+    </w:p>
+    <w:p>
+      <w:pPr>
+        <w:rPr>
+          <w:lang w:eastAsia="fr-CH"/>
+        </w:rPr>
+      </w:pPr>
+      <w:r>
+        <w:rPr>
+          <w:lang w:eastAsia="fr-CH"/>
+        </w:rPr>
+        <w:t>En cas d'échec, un message d'erreur est affiché et l'écran de connexion est montré.</w:t>
+      </w:r>
+    </w:p>
+    <w:p>
+      <w:pPr>
+        <w:rPr>
+          <w:lang w:eastAsia="fr-CH"/>
+        </w:rPr>
+      </w:pPr>
+    </w:p>
+    <w:p>
+      <w:pPr>
+        <w:rPr>
+          <w:b/>
+          <w:bCs/>
+          <w:lang w:eastAsia="fr-CH"/>
+        </w:rPr>
+      </w:pPr>
+      <w:r>
+        <w:rPr>
+          <w:b/>
+          <w:bCs/>
+          <w:lang w:eastAsia="fr-CH"/>
+        </w:rPr>
+        <w:lastRenderedPageBreak/>
+        <w:t>Sécurité et bonnes pratiques</w:t>
+      </w:r>
+    </w:p>
+    <w:p>
+      <w:pPr>
+        <w:rPr>
+          <w:lang w:eastAsia="fr-CH"/>
+        </w:rPr>
+      </w:pPr>
+      <w:r>
+        <w:rPr>
+          <w:lang w:eastAsia="fr-CH"/>
+        </w:rPr>
+        <w:t>Le stockage de session sans serveur avec des jetons JWT signifie qu'il n'y a pas de sessions côté serveur à gérer.</w:t>
+      </w:r>
+    </w:p>
+    <w:p>
+      <w:pPr>
+        <w:rPr>
+          <w:lang w:eastAsia="fr-CH"/>
+        </w:rPr>
+      </w:pPr>
+      <w:r>
+        <w:rPr>
+          <w:lang w:eastAsia="fr-CH"/>
+        </w:rPr>
+        <w:t xml:space="preserve">Les mots de passe stockés avec </w:t>
+      </w:r>
+      <w:proofErr w:type="spellStart"/>
+      <w:r>
+        <w:rPr>
+          <w:lang w:eastAsia="fr-CH"/>
+        </w:rPr>
+        <w:t>Bcrypt</w:t>
+      </w:r>
+      <w:proofErr w:type="spellEnd"/>
+      <w:r>
+        <w:rPr>
+          <w:lang w:eastAsia="fr-CH"/>
+        </w:rPr>
+        <w:t xml:space="preserve"> ne peuvent pas être facilement déchiffrés car ils sont hachés.</w:t>
+      </w:r>
+    </w:p>
+    <w:p>
+      <w:pPr>
+        <w:rPr>
+          <w:lang w:eastAsia="fr-CH"/>
+        </w:rPr>
+      </w:pPr>
+      <w:r>
+        <w:rPr>
+          <w:lang w:eastAsia="fr-CH"/>
+        </w:rPr>
+        <w:t>L'utilisation de cookies sécurisés diminue les chances d'attaques XSS et d'interception de session.</w:t>
+      </w:r>
+    </w:p>
+    <w:p>
+      <w:pPr>
+        <w:rPr>
+          <w:lang w:eastAsia="fr-CH"/>
+        </w:rPr>
+      </w:pPr>
+      <w:r>
+        <w:rPr>
+          <w:lang w:eastAsia="fr-CH"/>
+        </w:rPr>
+        <w:t>Le jeton a une date d'expiration, donc une session ne peut pas être valide trop longtemps.</w:t>
+      </w:r>
+    </w:p>
+    <w:p>
+      <w:pPr>
+        <w:rPr>
+          <w:lang w:eastAsia="fr-CH"/>
+        </w:rPr>
+      </w:pPr>
+    </w:p>
+    <w:p>
+      <w:pPr>
+        <w:pStyle w:val="Titolo4"/>
+        <w:rPr>
+          <w:u w:val="single"/>
+          <w:lang w:eastAsia="fr-CH"/>
+        </w:rPr>
+      </w:pPr>
+      <w:r>
+        <w:rPr>
+          <w:lang w:eastAsia="fr-CH"/>
+        </w:rPr>
+        <w:t>Middleware</w:t>
+      </w:r>
+      <w:r>
+        <w:rPr>
+          <w:lang w:eastAsia="fr-CH"/>
+        </w:rPr>
+        <w:t xml:space="preserve"> d'authentification</w:t>
+      </w:r>
+    </w:p>
+    <w:p>
+      <w:pPr>
+        <w:rPr>
+          <w:lang w:eastAsia="fr-CH"/>
+        </w:rPr>
+      </w:pPr>
+      <w:r>
+        <w:rPr>
+          <w:lang w:eastAsia="fr-CH"/>
+        </w:rPr>
+        <w:t>« </w:t>
+      </w:r>
+      <w:r>
+        <w:rPr>
+          <w:b/>
+          <w:bCs/>
+          <w:lang w:eastAsia="fr-CH"/>
+        </w:rPr>
         <w:t>Auth.mjs</w:t>
       </w:r>
       <w:r>
@@ -4537,11 +5417,12 @@
       </w:pPr>
       <w:r>
         <w:rPr>
+          <w:noProof/>
           <w:lang w:eastAsia="fr-CH"/>
         </w:rPr>
         <w:drawing>
-          <wp:inline distT="0" distB="0" distL="0" distR="0" wp14:anchorId="3681C1CC" wp14:editId="55B9BC35">
-            <wp:extent cx="4686954" cy="3505689"/>
+          <wp:inline distT="0" distB="0" distL="0" distR="0" wp14:anchorId="3681C1CC" wp14:editId="635B5546">
+            <wp:extent cx="4686935" cy="3505200"/>
             <wp:effectExtent l="19050" t="19050" r="18415" b="19050"/>
             <wp:docPr id="13" name="Image 13"/>
             <wp:cNvGraphicFramePr>
@@ -4555,7 +5436,13 @@
                     <pic:cNvPicPr/>
                   </pic:nvPicPr>
                   <pic:blipFill>
-                    <a:blip r:embed="rId24"/>
+                    <a:blip r:embed="rId24">
+                      <a:extLst>
+                        <a:ext uri="{28A0092B-C50C-407E-A947-70E740481C1C}">
+                          <a14:useLocalDpi xmlns:a14="http://schemas.microsoft.com/office/drawing/2010/main" val="0"/>
+                        </a:ext>
+                      </a:extLst>
+                    </a:blip>
                     <a:stretch>
                       <a:fillRect/>
                     </a:stretch>
@@ -4563,7 +5450,7 @@
                   <pic:spPr>
                     <a:xfrm>
                       <a:off x="0" y="0"/>
-                      <a:ext cx="4686954" cy="3505689"/>
+                      <a:ext cx="4686935" cy="3505200"/>
                     </a:xfrm>
                     <a:prstGeom prst="rect">
                       <a:avLst/>
@@ -4589,6 +5476,267 @@
           <w:lang w:eastAsia="fr-CH"/>
         </w:rPr>
       </w:pPr>
+      <w:r>
+        <w:rPr>
+          <w:lang w:eastAsia="fr-CH"/>
+        </w:rPr>
+        <w:t xml:space="preserve">Cette fonction middleware pour </w:t>
+      </w:r>
+      <w:r>
+        <w:rPr>
+          <w:i/>
+          <w:iCs/>
+          <w:lang w:eastAsia="fr-CH"/>
+        </w:rPr>
+        <w:t>Express.js</w:t>
+      </w:r>
+      <w:r>
+        <w:rPr>
+          <w:lang w:eastAsia="fr-CH"/>
+        </w:rPr>
+        <w:t xml:space="preserve"> vérifie si un </w:t>
+      </w:r>
+      <w:proofErr w:type="spellStart"/>
+      <w:r>
+        <w:rPr>
+          <w:i/>
+          <w:iCs/>
+          <w:lang w:eastAsia="fr-CH"/>
+        </w:rPr>
+        <w:t>token</w:t>
+      </w:r>
+      <w:proofErr w:type="spellEnd"/>
+      <w:r>
+        <w:rPr>
+          <w:lang w:eastAsia="fr-CH"/>
+        </w:rPr>
+        <w:t xml:space="preserve"> JWT (</w:t>
+      </w:r>
+      <w:r>
+        <w:rPr>
+          <w:i/>
+          <w:iCs/>
+          <w:lang w:eastAsia="fr-CH"/>
+        </w:rPr>
+        <w:t>JSON</w:t>
+      </w:r>
+      <w:r>
+        <w:rPr>
+          <w:lang w:eastAsia="fr-CH"/>
+        </w:rPr>
+        <w:t xml:space="preserve"> </w:t>
+      </w:r>
+      <w:r>
+        <w:rPr>
+          <w:i/>
+          <w:iCs/>
+          <w:lang w:eastAsia="fr-CH"/>
+        </w:rPr>
+        <w:t xml:space="preserve">Web </w:t>
+      </w:r>
+      <w:proofErr w:type="spellStart"/>
+      <w:r>
+        <w:rPr>
+          <w:i/>
+          <w:iCs/>
+          <w:lang w:eastAsia="fr-CH"/>
+        </w:rPr>
+        <w:t>Token</w:t>
+      </w:r>
+      <w:proofErr w:type="spellEnd"/>
+      <w:r>
+        <w:rPr>
+          <w:lang w:eastAsia="fr-CH"/>
+        </w:rPr>
+        <w:t xml:space="preserve">) est présent dans les </w:t>
+      </w:r>
+      <w:r>
+        <w:rPr>
+          <w:i/>
+          <w:iCs/>
+          <w:lang w:eastAsia="fr-CH"/>
+        </w:rPr>
+        <w:t>cookies</w:t>
+      </w:r>
+      <w:r>
+        <w:rPr>
+          <w:lang w:eastAsia="fr-CH"/>
+        </w:rPr>
+        <w:t xml:space="preserve"> de la requête (</w:t>
+      </w:r>
+      <w:proofErr w:type="spellStart"/>
+      <w:r>
+        <w:rPr>
+          <w:i/>
+          <w:iCs/>
+          <w:lang w:eastAsia="fr-CH"/>
+        </w:rPr>
+        <w:t>req.cookies.jwt</w:t>
+      </w:r>
+      <w:proofErr w:type="spellEnd"/>
+      <w:r>
+        <w:rPr>
+          <w:lang w:eastAsia="fr-CH"/>
+        </w:rPr>
+        <w:t xml:space="preserve">). Si aucun </w:t>
+      </w:r>
+      <w:proofErr w:type="spellStart"/>
+      <w:r>
+        <w:rPr>
+          <w:i/>
+          <w:iCs/>
+          <w:lang w:eastAsia="fr-CH"/>
+        </w:rPr>
+        <w:t>token</w:t>
+      </w:r>
+      <w:proofErr w:type="spellEnd"/>
+      <w:r>
+        <w:rPr>
+          <w:lang w:eastAsia="fr-CH"/>
+        </w:rPr>
+        <w:t xml:space="preserve"> n'est trouvé, l'utilisateur est redirigé vers la page de connexion </w:t>
+      </w:r>
+      <w:r>
+        <w:rPr>
+          <w:lang w:eastAsia="fr-CH"/>
+        </w:rPr>
+        <w:t>(</w:t>
+      </w:r>
+      <w:r>
+        <w:rPr>
+          <w:i/>
+          <w:iCs/>
+          <w:lang w:eastAsia="fr-CH"/>
+        </w:rPr>
+        <w:t>/login</w:t>
+      </w:r>
+      <w:r>
+        <w:rPr>
+          <w:lang w:eastAsia="fr-CH"/>
+        </w:rPr>
+        <w:t xml:space="preserve">). Si un </w:t>
+      </w:r>
+      <w:proofErr w:type="spellStart"/>
+      <w:r>
+        <w:rPr>
+          <w:i/>
+          <w:iCs/>
+          <w:lang w:eastAsia="fr-CH"/>
+        </w:rPr>
+        <w:t>token</w:t>
+      </w:r>
+      <w:proofErr w:type="spellEnd"/>
+      <w:r>
+        <w:rPr>
+          <w:lang w:eastAsia="fr-CH"/>
+        </w:rPr>
+        <w:t xml:space="preserve"> est présent, la fonction tente de le vérifier à l'aide d'un secret JWT (</w:t>
+      </w:r>
+      <w:r>
+        <w:rPr>
+          <w:i/>
+          <w:iCs/>
+          <w:lang w:eastAsia="fr-CH"/>
+        </w:rPr>
+        <w:t>JWT_SECRET</w:t>
+      </w:r>
+      <w:r>
+        <w:rPr>
+          <w:lang w:eastAsia="fr-CH"/>
+        </w:rPr>
+        <w:t xml:space="preserve">). Si la vérification réussit, les informations décodées du </w:t>
+      </w:r>
+      <w:proofErr w:type="spellStart"/>
+      <w:r>
+        <w:rPr>
+          <w:i/>
+          <w:iCs/>
+          <w:lang w:eastAsia="fr-CH"/>
+        </w:rPr>
+        <w:t>token</w:t>
+      </w:r>
+      <w:proofErr w:type="spellEnd"/>
+      <w:r>
+        <w:rPr>
+          <w:lang w:eastAsia="fr-CH"/>
+        </w:rPr>
+        <w:t xml:space="preserve"> sont stockées dans </w:t>
+      </w:r>
+      <w:proofErr w:type="spellStart"/>
+      <w:r>
+        <w:rPr>
+          <w:lang w:eastAsia="fr-CH"/>
+        </w:rPr>
+        <w:t>req.user</w:t>
+      </w:r>
+      <w:proofErr w:type="spellEnd"/>
+      <w:r>
+        <w:rPr>
+          <w:lang w:eastAsia="fr-CH"/>
+        </w:rPr>
+        <w:t xml:space="preserve">, puis la fonction </w:t>
+      </w:r>
+      <w:proofErr w:type="spellStart"/>
+      <w:r>
+        <w:rPr>
+          <w:i/>
+          <w:iCs/>
+          <w:lang w:eastAsia="fr-CH"/>
+        </w:rPr>
+        <w:t>next</w:t>
+      </w:r>
+      <w:proofErr w:type="spellEnd"/>
+      <w:r>
+        <w:rPr>
+          <w:i/>
+          <w:iCs/>
+          <w:lang w:eastAsia="fr-CH"/>
+        </w:rPr>
+        <w:t>()</w:t>
+      </w:r>
+      <w:r>
+        <w:rPr>
+          <w:lang w:eastAsia="fr-CH"/>
+        </w:rPr>
+        <w:t xml:space="preserve"> est appelée pour passer à la prochaine étape. En cas d'erreur (</w:t>
+      </w:r>
+      <w:proofErr w:type="spellStart"/>
+      <w:r>
+        <w:rPr>
+          <w:i/>
+          <w:iCs/>
+          <w:lang w:eastAsia="fr-CH"/>
+        </w:rPr>
+        <w:t>token</w:t>
+      </w:r>
+      <w:proofErr w:type="spellEnd"/>
+      <w:r>
+        <w:rPr>
+          <w:lang w:eastAsia="fr-CH"/>
+        </w:rPr>
+        <w:t xml:space="preserve"> invalide ou expiré), l'utilisateur est redirigé vers </w:t>
+      </w:r>
+      <w:r>
+        <w:rPr>
+          <w:i/>
+          <w:iCs/>
+          <w:lang w:eastAsia="fr-CH"/>
+        </w:rPr>
+        <w:t>/login</w:t>
+      </w:r>
+      <w:r>
+        <w:rPr>
+          <w:lang w:eastAsia="fr-CH"/>
+        </w:rPr>
+        <w:t>.</w:t>
+      </w:r>
+    </w:p>
+    <w:p>
+      <w:pPr>
+        <w:rPr>
+          <w:lang w:eastAsia="fr-CH"/>
+        </w:rPr>
+      </w:pPr>
     </w:p>
     <w:p>
       <w:pPr>
@@ -4625,19 +5773,93 @@
     </w:p>
     <w:p>
       <w:pPr>
-        <w:jc w:val="center"/>
-        <w:rPr>
-          <w:lang w:eastAsia="fr-CH"/>
-        </w:rPr>
-      </w:pPr>
-      <w:r>
-        <w:rPr>
+        <w:rPr>
+          <w:lang w:eastAsia="fr-CH"/>
+        </w:rPr>
+      </w:pPr>
+      <w:r>
+        <w:rPr>
+          <w:lang w:eastAsia="fr-CH"/>
+        </w:rPr>
+        <w:t xml:space="preserve">Cette fonction middleware vérifie si l'utilisateur est déjà authentifié à l'aide de </w:t>
+      </w:r>
+      <w:proofErr w:type="spellStart"/>
+      <w:r>
+        <w:rPr>
+          <w:i/>
+          <w:iCs/>
+          <w:lang w:eastAsia="fr-CH"/>
+        </w:rPr>
+        <w:t>req.isAuthenticated</w:t>
+      </w:r>
+      <w:proofErr w:type="spellEnd"/>
+      <w:r>
+        <w:rPr>
+          <w:lang w:eastAsia="fr-CH"/>
+        </w:rPr>
+        <w:t xml:space="preserve">. Si c'est le cas, l'utilisateur est redirigé vers la page de profil </w:t>
+      </w:r>
+      <w:r>
+        <w:rPr>
+          <w:lang w:eastAsia="fr-CH"/>
+        </w:rPr>
+        <w:t>(</w:t>
+      </w:r>
+      <w:r>
+        <w:rPr>
+          <w:i/>
+          <w:iCs/>
+          <w:lang w:eastAsia="fr-CH"/>
+        </w:rPr>
+        <w:t>/profile</w:t>
+      </w:r>
+      <w:r>
+        <w:rPr>
+          <w:lang w:eastAsia="fr-CH"/>
+        </w:rPr>
+        <w:t xml:space="preserve">). Sinon, la fonction </w:t>
+      </w:r>
+      <w:proofErr w:type="spellStart"/>
+      <w:r>
+        <w:rPr>
+          <w:i/>
+          <w:iCs/>
+          <w:lang w:eastAsia="fr-CH"/>
+        </w:rPr>
+        <w:t>next</w:t>
+      </w:r>
+      <w:proofErr w:type="spellEnd"/>
+      <w:r>
+        <w:rPr>
+          <w:i/>
+          <w:iCs/>
+          <w:lang w:eastAsia="fr-CH"/>
+        </w:rPr>
+        <w:t>()</w:t>
+      </w:r>
+      <w:r>
+        <w:rPr>
+          <w:lang w:eastAsia="fr-CH"/>
+        </w:rPr>
+        <w:t xml:space="preserve"> est appelée pour permettre à la requête de continuer.</w:t>
+      </w:r>
+      <w:r>
+        <w:rPr>
+          <w:noProof/>
           <w:lang w:eastAsia="fr-CH"/>
         </w:rPr>
         <w:drawing>
-          <wp:inline distT="0" distB="0" distL="0" distR="0" wp14:anchorId="574E0CD7" wp14:editId="3EB1892D">
+          <wp:anchor distT="0" distB="0" distL="114300" distR="114300" simplePos="0" relativeHeight="251660288" behindDoc="0" locked="0" layoutInCell="1" allowOverlap="1" wp14:anchorId="574E0CD7" wp14:editId="6C5C90E2">
+            <wp:simplePos x="0" y="0"/>
+            <wp:positionH relativeFrom="column">
+              <wp:posOffset>19587</wp:posOffset>
+            </wp:positionH>
+            <wp:positionV relativeFrom="paragraph">
+              <wp:posOffset>21053</wp:posOffset>
+            </wp:positionV>
             <wp:extent cx="3991532" cy="1467055"/>
             <wp:effectExtent l="19050" t="19050" r="9525" b="19050"/>
+            <wp:wrapSquare wrapText="bothSides"/>
             <wp:docPr id="14" name="Image 14"/>
             <wp:cNvGraphicFramePr>
               <a:graphicFrameLocks xmlns:a="http://schemas.openxmlformats.org/drawingml/2006/main" noChangeAspect="1"/>
@@ -4650,7 +5872,13 @@
                     <pic:cNvPicPr/>
                   </pic:nvPicPr>
                   <pic:blipFill>
-                    <a:blip r:embed="rId25"/>
+                    <a:blip r:embed="rId25">
+                      <a:extLst>
+                        <a:ext uri="{28A0092B-C50C-407E-A947-70E740481C1C}">
+                          <a14:useLocalDpi xmlns:a14="http://schemas.microsoft.com/office/drawing/2010/main" val="0"/>
+                        </a:ext>
+                      </a:extLst>
+                    </a:blip>
                     <a:stretch>
                       <a:fillRect/>
                     </a:stretch>
@@ -4674,7 +5902,7 @@
                 </pic:pic>
               </a:graphicData>
             </a:graphic>
-          </wp:inline>
+          </wp:anchor>
         </w:drawing>
       </w:r>
     </w:p>
@@ -4687,16 +5915,15 @@
     </w:p>
     <w:p>
       <w:pPr>
-        <w:pStyle w:val="Titre4"/>
-        <w:rPr>
-          <w:lang w:eastAsia="fr-CH"/>
-        </w:rPr>
-      </w:pPr>
-      <w:r>
-        <w:rPr>
-          <w:lang w:eastAsia="fr-CH"/>
-        </w:rPr>
-        <w:lastRenderedPageBreak/>
+        <w:pStyle w:val="Titolo4"/>
+        <w:rPr>
+          <w:lang w:eastAsia="fr-CH"/>
+        </w:rPr>
+      </w:pPr>
+      <w:r>
+        <w:rPr>
+          <w:lang w:eastAsia="fr-CH"/>
+        </w:rPr>
         <w:t>Recherche des utilisateurs</w:t>
       </w:r>
     </w:p>
@@ -4709,6 +5936,7 @@
       </w:pPr>
       <w:r>
         <w:rPr>
+          <w:noProof/>
           <w:lang w:eastAsia="fr-CH"/>
         </w:rPr>
         <w:drawing>
@@ -4761,15 +5989,76 @@
           <w:lang w:eastAsia="fr-CH"/>
         </w:rPr>
       </w:pPr>
-    </w:p>
-    <w:p>
-      <w:pPr>
-        <w:pStyle w:val="Titre3"/>
-        <w:rPr>
-          <w:lang w:eastAsia="fr-CH"/>
-        </w:rPr>
-      </w:pPr>
-      <w:bookmarkStart w:id="15" w:name="_Toc192509029"/>
+      <w:r>
+        <w:rPr>
+          <w:lang w:eastAsia="fr-CH"/>
+        </w:rPr>
+        <w:t>Cette fonction asynchrone recherche des utilisateurs en fonction d'un nom d'utilisateur donné (</w:t>
+      </w:r>
+      <w:proofErr w:type="spellStart"/>
+      <w:r>
+        <w:rPr>
+          <w:i/>
+          <w:iCs/>
+          <w:lang w:eastAsia="fr-CH"/>
+        </w:rPr>
+        <w:t>search</w:t>
+      </w:r>
+      <w:proofErr w:type="spellEnd"/>
+      <w:r>
+        <w:rPr>
+          <w:lang w:eastAsia="fr-CH"/>
+        </w:rPr>
+        <w:t xml:space="preserve">). Elle utilise </w:t>
+      </w:r>
+      <w:proofErr w:type="spellStart"/>
+      <w:r>
+        <w:rPr>
+          <w:i/>
+          <w:iCs/>
+          <w:lang w:eastAsia="fr-CH"/>
+        </w:rPr>
+        <w:t>await</w:t>
+      </w:r>
+      <w:proofErr w:type="spellEnd"/>
+      <w:r>
+        <w:rPr>
+          <w:lang w:eastAsia="fr-CH"/>
+        </w:rPr>
+        <w:t xml:space="preserve"> pour attendre le résultat de </w:t>
+      </w:r>
+      <w:proofErr w:type="spellStart"/>
+      <w:r>
+        <w:rPr>
+          <w:i/>
+          <w:iCs/>
+          <w:lang w:eastAsia="fr-CH"/>
+        </w:rPr>
+        <w:t>searchByUsername</w:t>
+      </w:r>
+      <w:proofErr w:type="spellEnd"/>
+      <w:r>
+        <w:rPr>
+          <w:lang w:eastAsia="fr-CH"/>
+        </w:rPr>
+        <w:t>. Si la recherche réussit, elle retourne les utilisateurs trouvés. En cas d'erreur, elle affiche un message d'erreur dans la console et relance l'erreur pour une gestion ultérieure.</w:t>
+      </w:r>
+    </w:p>
+    <w:p>
+      <w:pPr>
+        <w:rPr>
+          <w:lang w:eastAsia="fr-CH"/>
+        </w:rPr>
+      </w:pPr>
+    </w:p>
+    <w:p>
+      <w:pPr>
+        <w:pStyle w:val="Titolo3"/>
+        <w:rPr>
+          <w:lang w:eastAsia="fr-CH"/>
+        </w:rPr>
+      </w:pPr>
+      <w:bookmarkStart w:id="15" w:name="_Toc192946049"/>
       <w:r>
         <w:rPr>
           <w:lang w:eastAsia="fr-CH"/>
@@ -4798,6 +6087,7 @@
       </w:pPr>
       <w:r>
         <w:rPr>
+          <w:noProof/>
           <w:lang w:eastAsia="fr-CH"/>
         </w:rPr>
         <w:drawing>
@@ -4888,6 +6178,7 @@
         <w:rPr>
           <w:lang w:eastAsia="fr-CH"/>
         </w:rPr>
+        <w:lastRenderedPageBreak/>
         <w:t xml:space="preserve">La configuration de </w:t>
       </w:r>
       <w:r>
@@ -4969,9 +6260,9 @@
     </w:p>
     <w:p>
       <w:pPr>
-        <w:pStyle w:val="Titre2"/>
-      </w:pPr>
-      <w:bookmarkStart w:id="16" w:name="_Toc192509030"/>
+        <w:pStyle w:val="Titolo2"/>
+      </w:pPr>
+      <w:bookmarkStart w:id="16" w:name="_Toc192946050"/>
       <w:r>
         <w:lastRenderedPageBreak/>
         <w:t>Conclusion</w:t>
@@ -4980,7 +6271,7 @@
     </w:p>
     <w:p>
       <w:pPr>
-        <w:pStyle w:val="Titre3"/>
+        <w:pStyle w:val="Titolo3"/>
         <w:numPr>
           <w:ilvl w:val="0"/>
           <w:numId w:val="23"/>
@@ -4989,7 +6280,7 @@
           <w:lang w:eastAsia="fr-CH"/>
         </w:rPr>
       </w:pPr>
-      <w:bookmarkStart w:id="17" w:name="_Toc192509032"/>
+      <w:bookmarkStart w:id="17" w:name="_Toc192946051"/>
       <w:r>
         <w:rPr>
           <w:lang w:eastAsia="fr-CH"/>
@@ -5000,7 +6291,7 @@
     </w:p>
     <w:p>
       <w:pPr>
-        <w:pStyle w:val="Paragraphedeliste"/>
+        <w:pStyle w:val="Paragrafoelenco"/>
         <w:numPr>
           <w:ilvl w:val="0"/>
           <w:numId w:val="21"/>
@@ -5009,7 +6300,6 @@
           <w:lang w:eastAsia="fr-CH"/>
         </w:rPr>
       </w:pPr>
-      <w:bookmarkStart w:id="18" w:name="_Toc192509033"/>
       <w:r>
         <w:rPr>
           <w:lang w:eastAsia="fr-CH"/>
@@ -5033,7 +6323,7 @@
     </w:p>
     <w:p>
       <w:pPr>
-        <w:pStyle w:val="Paragraphedeliste"/>
+        <w:pStyle w:val="Paragrafoelenco"/>
         <w:numPr>
           <w:ilvl w:val="0"/>
           <w:numId w:val="21"/>
@@ -5065,7 +6355,7 @@
     </w:p>
     <w:p>
       <w:pPr>
-        <w:pStyle w:val="Paragraphedeliste"/>
+        <w:pStyle w:val="Paragrafoelenco"/>
         <w:numPr>
           <w:ilvl w:val="0"/>
           <w:numId w:val="21"/>
@@ -5109,7 +6399,7 @@
     </w:p>
     <w:p>
       <w:pPr>
-        <w:pStyle w:val="Paragraphedeliste"/>
+        <w:pStyle w:val="Paragrafoelenco"/>
         <w:numPr>
           <w:ilvl w:val="0"/>
           <w:numId w:val="21"/>
@@ -5183,7 +6473,7 @@
     </w:p>
     <w:p>
       <w:pPr>
-        <w:pStyle w:val="Paragraphedeliste"/>
+        <w:pStyle w:val="Paragrafoelenco"/>
         <w:numPr>
           <w:ilvl w:val="0"/>
           <w:numId w:val="21"/>
@@ -5201,7 +6491,7 @@
     </w:p>
     <w:p>
       <w:pPr>
-        <w:pStyle w:val="Paragraphedeliste"/>
+        <w:pStyle w:val="Paragrafoelenco"/>
         <w:numPr>
           <w:ilvl w:val="0"/>
           <w:numId w:val="21"/>
@@ -5252,11 +6542,12 @@
     </w:p>
     <w:p>
       <w:pPr>
-        <w:pStyle w:val="Titre3"/>
-        <w:rPr>
-          <w:lang w:eastAsia="fr-CH"/>
-        </w:rPr>
-      </w:pPr>
+        <w:pStyle w:val="Titolo3"/>
+        <w:rPr>
+          <w:lang w:eastAsia="fr-CH"/>
+        </w:rPr>
+      </w:pPr>
+      <w:bookmarkStart w:id="18" w:name="_Toc192946052"/>
       <w:r>
         <w:rPr>
           <w:lang w:eastAsia="fr-CH"/>
@@ -5267,7 +6558,7 @@
     </w:p>
     <w:p>
       <w:pPr>
-        <w:pStyle w:val="Paragraphedeliste"/>
+        <w:pStyle w:val="Paragrafoelenco"/>
         <w:numPr>
           <w:ilvl w:val="0"/>
           <w:numId w:val="22"/>
@@ -5292,48 +6583,12 @@
         <w:rPr>
           <w:lang w:eastAsia="fr-CH"/>
         </w:rPr>
-        <w:t xml:space="preserve"> gestion des </w:t>
-      </w:r>
-      <w:r>
-        <w:rPr>
-          <w:lang w:eastAsia="fr-CH"/>
-        </w:rPr>
-        <w:t>mots de passes</w:t>
-      </w:r>
-      <w:r>
-        <w:rPr>
-          <w:lang w:eastAsia="fr-CH"/>
-        </w:rPr>
-        <w:t xml:space="preserve"> </w:t>
-      </w:r>
-      <w:r>
-        <w:rPr>
-          <w:lang w:eastAsia="fr-CH"/>
-        </w:rPr>
-        <w:t>(r</w:t>
-      </w:r>
-      <w:r>
-        <w:rPr>
-          <w:lang w:eastAsia="fr-CH"/>
-        </w:rPr>
-        <w:t xml:space="preserve">écupération </w:t>
-      </w:r>
-      <w:r>
-        <w:rPr>
-          <w:lang w:eastAsia="fr-CH"/>
-        </w:rPr>
-        <w:t>et modification)</w:t>
-      </w:r>
-      <w:r>
-        <w:rPr>
-          <w:lang w:eastAsia="fr-CH"/>
-        </w:rPr>
-        <w:t>.</w:t>
-      </w:r>
-    </w:p>
-    <w:p>
-      <w:pPr>
-        <w:pStyle w:val="Paragraphedeliste"/>
+        <w:t xml:space="preserve"> gestion des mots de passes (récupération et modification).</w:t>
+      </w:r>
+    </w:p>
+    <w:p>
+      <w:pPr>
+        <w:pStyle w:val="Paragrafoelenco"/>
         <w:numPr>
           <w:ilvl w:val="0"/>
           <w:numId w:val="22"/>
@@ -5346,18 +6601,12 @@
         <w:rPr>
           <w:lang w:eastAsia="fr-CH"/>
         </w:rPr>
-        <w:t>Ajout de la gestion</w:t>
-      </w:r>
-      <w:r>
-        <w:rPr>
-          <w:lang w:eastAsia="fr-CH"/>
-        </w:rPr>
-        <w:t xml:space="preserve"> du nom d’utilisateur (modification).</w:t>
-      </w:r>
-    </w:p>
-    <w:p>
-      <w:pPr>
-        <w:pStyle w:val="Paragraphedeliste"/>
+        <w:t>Ajout de la gestion du nom d’utilisateur (modification).</w:t>
+      </w:r>
+    </w:p>
+    <w:p>
+      <w:pPr>
+        <w:pStyle w:val="Paragrafoelenco"/>
         <w:numPr>
           <w:ilvl w:val="0"/>
           <w:numId w:val="22"/>
@@ -5375,7 +6624,7 @@
     </w:p>
     <w:p>
       <w:pPr>
-        <w:pStyle w:val="Paragraphedeliste"/>
+        <w:pStyle w:val="Paragrafoelenco"/>
         <w:numPr>
           <w:ilvl w:val="0"/>
           <w:numId w:val="22"/>
@@ -5410,7 +6659,7 @@
 </file>
 
 <file path=word/endnotes.xml><?xml version="1.0" encoding="utf-8"?>
-<w:endnotes xmlns:wpc="http://schemas.microsoft.com/office/word/2010/wordprocessingCanvas" xmlns:cx="http://schemas.microsoft.com/office/drawing/2014/chartex" xmlns:cx1="http://schemas.microsoft.com/office/drawing/2015/9/8/chartex" xmlns:cx2="http://schemas.microsoft.com/office/drawing/2015/10/21/chartex" xmlns:cx3="http://schemas.microsoft.com/office/drawing/2016/5/9/chartex" xmlns:cx4="http://schemas.microsoft.com/office/drawing/2016/5/10/chartex" xmlns:cx5="http://schemas.microsoft.com/office/drawing/2016/5/11/chartex" xmlns:cx6="http://schemas.microsoft.com/office/drawing/2016/5/12/chartex" xmlns:cx7="http://schemas.microsoft.com/office/drawing/2016/5/13/chartex" xmlns:cx8="http://schemas.microsoft.com/office/drawing/2016/5/14/chartex" xmlns:mc="http://schemas.openxmlformats.org/markup-compatibility/2006" xmlns:aink="http://schemas.microsoft.com/office/drawing/2016/ink" xmlns:am3d="http://schemas.microsoft.com/office/drawing/2017/model3d" xmlns:o="urn:schemas-microsoft-com:office:office" xmlns:oel="http://schemas.microsoft.com/office/2019/extlst" xmlns:r="http://schemas.openxmlformats.org/officeDocument/2006/relationships" xmlns:m="http://schemas.openxmlformats.org/officeDocument/2006/math" xmlns:v="urn:schemas-microsoft-com:vml" xmlns:wp14="http://schemas.microsoft.com/office/word/2010/wordprocessingDrawing" xmlns:wp="http://schemas.openxmlformats.org/drawingml/2006/wordprocessingDrawing" xmlns:w10="urn:schemas-microsoft-com:office:word" xmlns:w="http://schemas.openxmlformats.org/wordprocessingml/2006/main" xmlns:w14="http://schemas.microsoft.com/office/word/2010/wordml" xmlns:w15="http://schemas.microsoft.com/office/word/2012/wordml" xmlns:w16cex="http://schemas.microsoft.com/office/word/2018/wordml/cex" xmlns:w16cid="http://schemas.microsoft.com/office/word/2016/wordml/cid" xmlns:w16="http://schemas.microsoft.com/office/word/2018/wordml" xmlns:w16sdtdh="http://schemas.microsoft.com/office/word/2020/wordml/sdtdatahash" xmlns:w16se="http://schemas.microsoft.com/office/word/2015/wordml/symex" xmlns:wpg="http://schemas.microsoft.com/office/word/2010/wordprocessingGroup" xmlns:wpi="http://schemas.microsoft.com/office/word/2010/wordprocessingInk" xmlns:wne="http://schemas.microsoft.com/office/word/2006/wordml" xmlns:wps="http://schemas.microsoft.com/office/word/2010/wordprocessingShape" mc:Ignorable="w14 w15 w16se w16cid w16 w16cex w16sdtdh wp14">
+<w:endnotes xmlns:wpc="http://schemas.microsoft.com/office/word/2010/wordprocessingCanvas" xmlns:cx="http://schemas.microsoft.com/office/drawing/2014/chartex" xmlns:cx1="http://schemas.microsoft.com/office/drawing/2015/9/8/chartex" xmlns:cx2="http://schemas.microsoft.com/office/drawing/2015/10/21/chartex" xmlns:cx3="http://schemas.microsoft.com/office/drawing/2016/5/9/chartex" xmlns:cx4="http://schemas.microsoft.com/office/drawing/2016/5/10/chartex" xmlns:cx5="http://schemas.microsoft.com/office/drawing/2016/5/11/chartex" xmlns:cx6="http://schemas.microsoft.com/office/drawing/2016/5/12/chartex" xmlns:cx7="http://schemas.microsoft.com/office/drawing/2016/5/13/chartex" xmlns:cx8="http://schemas.microsoft.com/office/drawing/2016/5/14/chartex" xmlns:mc="http://schemas.openxmlformats.org/markup-compatibility/2006" xmlns:aink="http://schemas.microsoft.com/office/drawing/2016/ink" xmlns:am3d="http://schemas.microsoft.com/office/drawing/2017/model3d" xmlns:o="urn:schemas-microsoft-com:office:office" xmlns:oel="http://schemas.microsoft.com/office/2019/extlst" xmlns:r="http://schemas.openxmlformats.org/officeDocument/2006/relationships" xmlns:m="http://schemas.openxmlformats.org/officeDocument/2006/math" xmlns:v="urn:schemas-microsoft-com:vml" xmlns:wp14="http://schemas.microsoft.com/office/word/2010/wordprocessingDrawing" xmlns:wp="http://schemas.openxmlformats.org/drawingml/2006/wordprocessingDrawing" xmlns:w10="urn:schemas-microsoft-com:office:word" xmlns:w="http://schemas.openxmlformats.org/wordprocessingml/2006/main" xmlns:w14="http://schemas.microsoft.com/office/word/2010/wordml" xmlns:w15="http://schemas.microsoft.com/office/word/2012/wordml" xmlns:w16cex="http://schemas.microsoft.com/office/word/2018/wordml/cex" xmlns:w16cid="http://schemas.microsoft.com/office/word/2016/wordml/cid" xmlns:w16="http://schemas.microsoft.com/office/word/2018/wordml" xmlns:w16du="http://schemas.microsoft.com/office/word/2023/wordml/word16du" xmlns:w16sdtdh="http://schemas.microsoft.com/office/word/2020/wordml/sdtdatahash" xmlns:w16sdtfl="http://schemas.microsoft.com/office/word/2024/wordml/sdtformatlock" xmlns:w16se="http://schemas.microsoft.com/office/word/2015/wordml/symex" xmlns:wpg="http://schemas.microsoft.com/office/word/2010/wordprocessingGroup" xmlns:wpi="http://schemas.microsoft.com/office/word/2010/wordprocessingInk" xmlns:wne="http://schemas.microsoft.com/office/word/2006/wordml" xmlns:wps="http://schemas.microsoft.com/office/word/2010/wordprocessingShape" mc:Ignorable="w14 w15 w16se w16cid w16 w16cex w16sdtdh w16sdtfl w16du wp14">
   <w:endnote w:type="separator" w:id="-1">
     <w:p>
       <w:r>
@@ -5436,7 +6685,7 @@
 </file>
 
 <file path=word/footer1.xml><?xml version="1.0" encoding="utf-8"?>
-<w:ftr xmlns:wpc="http://schemas.microsoft.com/office/word/2010/wordprocessingCanvas" xmlns:cx="http://schemas.microsoft.com/office/drawing/2014/chartex" xmlns:cx1="http://schemas.microsoft.com/office/drawing/2015/9/8/chartex" xmlns:cx2="http://schemas.microsoft.com/office/drawing/2015/10/21/chartex" xmlns:cx3="http://schemas.microsoft.com/office/drawing/2016/5/9/chartex" xmlns:cx4="http://schemas.microsoft.com/office/drawing/2016/5/10/chartex" xmlns:cx5="http://schemas.microsoft.com/office/drawing/2016/5/11/chartex" xmlns:cx6="http://schemas.microsoft.com/office/drawing/2016/5/12/chartex" xmlns:cx7="http://schemas.microsoft.com/office/drawing/2016/5/13/chartex" xmlns:cx8="http://schemas.microsoft.com/office/drawing/2016/5/14/chartex" xmlns:mc="http://schemas.openxmlformats.org/markup-compatibility/2006" xmlns:aink="http://schemas.microsoft.com/office/drawing/2016/ink" xmlns:am3d="http://schemas.microsoft.com/office/drawing/2017/model3d" xmlns:o="urn:schemas-microsoft-com:office:office" xmlns:oel="http://schemas.microsoft.com/office/2019/extlst" xmlns:r="http://schemas.openxmlformats.org/officeDocument/2006/relationships" xmlns:m="http://schemas.openxmlformats.org/officeDocument/2006/math" xmlns:v="urn:schemas-microsoft-com:vml" xmlns:wp14="http://schemas.microsoft.com/office/word/2010/wordprocessingDrawing" xmlns:wp="http://schemas.openxmlformats.org/drawingml/2006/wordprocessingDrawing" xmlns:w10="urn:schemas-microsoft-com:office:word" xmlns:w="http://schemas.openxmlformats.org/wordprocessingml/2006/main" xmlns:w14="http://schemas.microsoft.com/office/word/2010/wordml" xmlns:w15="http://schemas.microsoft.com/office/word/2012/wordml" xmlns:w16cex="http://schemas.microsoft.com/office/word/2018/wordml/cex" xmlns:w16cid="http://schemas.microsoft.com/office/word/2016/wordml/cid" xmlns:w16="http://schemas.microsoft.com/office/word/2018/wordml" xmlns:w16sdtdh="http://schemas.microsoft.com/office/word/2020/wordml/sdtdatahash" xmlns:w16se="http://schemas.microsoft.com/office/word/2015/wordml/symex" xmlns:wpg="http://schemas.microsoft.com/office/word/2010/wordprocessingGroup" xmlns:wpi="http://schemas.microsoft.com/office/word/2010/wordprocessingInk" xmlns:wne="http://schemas.microsoft.com/office/word/2006/wordml" xmlns:wps="http://schemas.microsoft.com/office/word/2010/wordprocessingShape" mc:Ignorable="w14 w15 w16se w16cid w16 w16cex w16sdtdh wp14">
+<w:ftr xmlns:wpc="http://schemas.microsoft.com/office/word/2010/wordprocessingCanvas" xmlns:cx="http://schemas.microsoft.com/office/drawing/2014/chartex" xmlns:cx1="http://schemas.microsoft.com/office/drawing/2015/9/8/chartex" xmlns:cx2="http://schemas.microsoft.com/office/drawing/2015/10/21/chartex" xmlns:cx3="http://schemas.microsoft.com/office/drawing/2016/5/9/chartex" xmlns:cx4="http://schemas.microsoft.com/office/drawing/2016/5/10/chartex" xmlns:cx5="http://schemas.microsoft.com/office/drawing/2016/5/11/chartex" xmlns:cx6="http://schemas.microsoft.com/office/drawing/2016/5/12/chartex" xmlns:cx7="http://schemas.microsoft.com/office/drawing/2016/5/13/chartex" xmlns:cx8="http://schemas.microsoft.com/office/drawing/2016/5/14/chartex" xmlns:mc="http://schemas.openxmlformats.org/markup-compatibility/2006" xmlns:aink="http://schemas.microsoft.com/office/drawing/2016/ink" xmlns:am3d="http://schemas.microsoft.com/office/drawing/2017/model3d" xmlns:o="urn:schemas-microsoft-com:office:office" xmlns:oel="http://schemas.microsoft.com/office/2019/extlst" xmlns:r="http://schemas.openxmlformats.org/officeDocument/2006/relationships" xmlns:m="http://schemas.openxmlformats.org/officeDocument/2006/math" xmlns:v="urn:schemas-microsoft-com:vml" xmlns:wp14="http://schemas.microsoft.com/office/word/2010/wordprocessingDrawing" xmlns:wp="http://schemas.openxmlformats.org/drawingml/2006/wordprocessingDrawing" xmlns:w10="urn:schemas-microsoft-com:office:word" xmlns:w="http://schemas.openxmlformats.org/wordprocessingml/2006/main" xmlns:w14="http://schemas.microsoft.com/office/word/2010/wordml" xmlns:w15="http://schemas.microsoft.com/office/word/2012/wordml" xmlns:w16cex="http://schemas.microsoft.com/office/word/2018/wordml/cex" xmlns:w16cid="http://schemas.microsoft.com/office/word/2016/wordml/cid" xmlns:w16="http://schemas.microsoft.com/office/word/2018/wordml" xmlns:w16du="http://schemas.microsoft.com/office/word/2023/wordml/word16du" xmlns:w16sdtdh="http://schemas.microsoft.com/office/word/2020/wordml/sdtdatahash" xmlns:w16sdtfl="http://schemas.microsoft.com/office/word/2024/wordml/sdtformatlock" xmlns:w16se="http://schemas.microsoft.com/office/word/2015/wordml/symex" xmlns:wpg="http://schemas.microsoft.com/office/word/2010/wordprocessingGroup" xmlns:wpi="http://schemas.microsoft.com/office/word/2010/wordprocessingInk" xmlns:wne="http://schemas.microsoft.com/office/word/2006/wordml" xmlns:wps="http://schemas.microsoft.com/office/word/2010/wordprocessingShape" mc:Ignorable="w14 w15 w16se w16cid w16 w16cex w16sdtdh w16sdtfl w16du wp14">
   <w:tbl>
     <w:tblPr>
       <w:tblW w:w="0" w:type="auto"/>
@@ -5458,7 +6707,7 @@
         </w:tcPr>
         <w:p>
           <w:pPr>
-            <w:pStyle w:val="En-tte"/>
+            <w:pStyle w:val="Intestazione"/>
             <w:ind w:left="-115"/>
             <w:jc w:val="left"/>
           </w:pPr>
@@ -5473,7 +6722,7 @@
         </w:tcPr>
         <w:p>
           <w:pPr>
-            <w:pStyle w:val="En-tte"/>
+            <w:pStyle w:val="Intestazione"/>
             <w:jc w:val="center"/>
           </w:pPr>
           <w:r>
@@ -5502,7 +6751,7 @@
         </w:tcPr>
         <w:p>
           <w:pPr>
-            <w:pStyle w:val="En-tte"/>
+            <w:pStyle w:val="Intestazione"/>
             <w:ind w:right="-115"/>
             <w:jc w:val="right"/>
           </w:pPr>
@@ -5524,14 +6773,14 @@
   </w:tbl>
   <w:p>
     <w:pPr>
-      <w:pStyle w:val="Pieddepage"/>
+      <w:pStyle w:val="Pidipagina"/>
     </w:pPr>
   </w:p>
 </w:ftr>
 </file>
 
 <file path=word/footnotes.xml><?xml version="1.0" encoding="utf-8"?>
-<w:footnotes xmlns:wpc="http://schemas.microsoft.com/office/word/2010/wordprocessingCanvas" xmlns:cx="http://schemas.microsoft.com/office/drawing/2014/chartex" xmlns:cx1="http://schemas.microsoft.com/office/drawing/2015/9/8/chartex" xmlns:cx2="http://schemas.microsoft.com/office/drawing/2015/10/21/chartex" xmlns:cx3="http://schemas.microsoft.com/office/drawing/2016/5/9/chartex" xmlns:cx4="http://schemas.microsoft.com/office/drawing/2016/5/10/chartex" xmlns:cx5="http://schemas.microsoft.com/office/drawing/2016/5/11/chartex" xmlns:cx6="http://schemas.microsoft.com/office/drawing/2016/5/12/chartex" xmlns:cx7="http://schemas.microsoft.com/office/drawing/2016/5/13/chartex" xmlns:cx8="http://schemas.microsoft.com/office/drawing/2016/5/14/chartex" xmlns:mc="http://schemas.openxmlformats.org/markup-compatibility/2006" xmlns:aink="http://schemas.microsoft.com/office/drawing/2016/ink" xmlns:am3d="http://schemas.microsoft.com/office/drawing/2017/model3d" xmlns:o="urn:schemas-microsoft-com:office:office" xmlns:oel="http://schemas.microsoft.com/office/2019/extlst" xmlns:r="http://schemas.openxmlformats.org/officeDocument/2006/relationships" xmlns:m="http://schemas.openxmlformats.org/officeDocument/2006/math" xmlns:v="urn:schemas-microsoft-com:vml" xmlns:wp14="http://schemas.microsoft.com/office/word/2010/wordprocessingDrawing" xmlns:wp="http://schemas.openxmlformats.org/drawingml/2006/wordprocessingDrawing" xmlns:w10="urn:schemas-microsoft-com:office:word" xmlns:w="http://schemas.openxmlformats.org/wordprocessingml/2006/main" xmlns:w14="http://schemas.microsoft.com/office/word/2010/wordml" xmlns:w15="http://schemas.microsoft.com/office/word/2012/wordml" xmlns:w16cex="http://schemas.microsoft.com/office/word/2018/wordml/cex" xmlns:w16cid="http://schemas.microsoft.com/office/word/2016/wordml/cid" xmlns:w16="http://schemas.microsoft.com/office/word/2018/wordml" xmlns:w16sdtdh="http://schemas.microsoft.com/office/word/2020/wordml/sdtdatahash" xmlns:w16se="http://schemas.microsoft.com/office/word/2015/wordml/symex" xmlns:wpg="http://schemas.microsoft.com/office/word/2010/wordprocessingGroup" xmlns:wpi="http://schemas.microsoft.com/office/word/2010/wordprocessingInk" xmlns:wne="http://schemas.microsoft.com/office/word/2006/wordml" xmlns:wps="http://schemas.microsoft.com/office/word/2010/wordprocessingShape" mc:Ignorable="w14 w15 w16se w16cid w16 w16cex w16sdtdh wp14">
+<w:footnotes xmlns:wpc="http://schemas.microsoft.com/office/word/2010/wordprocessingCanvas" xmlns:cx="http://schemas.microsoft.com/office/drawing/2014/chartex" xmlns:cx1="http://schemas.microsoft.com/office/drawing/2015/9/8/chartex" xmlns:cx2="http://schemas.microsoft.com/office/drawing/2015/10/21/chartex" xmlns:cx3="http://schemas.microsoft.com/office/drawing/2016/5/9/chartex" xmlns:cx4="http://schemas.microsoft.com/office/drawing/2016/5/10/chartex" xmlns:cx5="http://schemas.microsoft.com/office/drawing/2016/5/11/chartex" xmlns:cx6="http://schemas.microsoft.com/office/drawing/2016/5/12/chartex" xmlns:cx7="http://schemas.microsoft.com/office/drawing/2016/5/13/chartex" xmlns:cx8="http://schemas.microsoft.com/office/drawing/2016/5/14/chartex" xmlns:mc="http://schemas.openxmlformats.org/markup-compatibility/2006" xmlns:aink="http://schemas.microsoft.com/office/drawing/2016/ink" xmlns:am3d="http://schemas.microsoft.com/office/drawing/2017/model3d" xmlns:o="urn:schemas-microsoft-com:office:office" xmlns:oel="http://schemas.microsoft.com/office/2019/extlst" xmlns:r="http://schemas.openxmlformats.org/officeDocument/2006/relationships" xmlns:m="http://schemas.openxmlformats.org/officeDocument/2006/math" xmlns:v="urn:schemas-microsoft-com:vml" xmlns:wp14="http://schemas.microsoft.com/office/word/2010/wordprocessingDrawing" xmlns:wp="http://schemas.openxmlformats.org/drawingml/2006/wordprocessingDrawing" xmlns:w10="urn:schemas-microsoft-com:office:word" xmlns:w="http://schemas.openxmlformats.org/wordprocessingml/2006/main" xmlns:w14="http://schemas.microsoft.com/office/word/2010/wordml" xmlns:w15="http://schemas.microsoft.com/office/word/2012/wordml" xmlns:w16cex="http://schemas.microsoft.com/office/word/2018/wordml/cex" xmlns:w16cid="http://schemas.microsoft.com/office/word/2016/wordml/cid" xmlns:w16="http://schemas.microsoft.com/office/word/2018/wordml" xmlns:w16du="http://schemas.microsoft.com/office/word/2023/wordml/word16du" xmlns:w16sdtdh="http://schemas.microsoft.com/office/word/2020/wordml/sdtdatahash" xmlns:w16sdtfl="http://schemas.microsoft.com/office/word/2024/wordml/sdtformatlock" xmlns:w16se="http://schemas.microsoft.com/office/word/2015/wordml/symex" xmlns:wpg="http://schemas.microsoft.com/office/word/2010/wordprocessingGroup" xmlns:wpi="http://schemas.microsoft.com/office/word/2010/wordprocessingInk" xmlns:wne="http://schemas.microsoft.com/office/word/2006/wordml" xmlns:wps="http://schemas.microsoft.com/office/word/2010/wordprocessingShape" mc:Ignorable="w14 w15 w16se w16cid w16 w16cex w16sdtdh w16sdtfl w16du wp14">
   <w:footnote w:type="separator" w:id="-1">
     <w:p>
       <w:r>
@@ -5557,7 +6806,7 @@
 </file>
 
 <file path=word/header1.xml><?xml version="1.0" encoding="utf-8"?>
-<w:hdr xmlns:wpc="http://schemas.microsoft.com/office/word/2010/wordprocessingCanvas" xmlns:cx="http://schemas.microsoft.com/office/drawing/2014/chartex" xmlns:cx1="http://schemas.microsoft.com/office/drawing/2015/9/8/chartex" xmlns:cx2="http://schemas.microsoft.com/office/drawing/2015/10/21/chartex" xmlns:cx3="http://schemas.microsoft.com/office/drawing/2016/5/9/chartex" xmlns:cx4="http://schemas.microsoft.com/office/drawing/2016/5/10/chartex" xmlns:cx5="http://schemas.microsoft.com/office/drawing/2016/5/11/chartex" xmlns:cx6="http://schemas.microsoft.com/office/drawing/2016/5/12/chartex" xmlns:cx7="http://schemas.microsoft.com/office/drawing/2016/5/13/chartex" xmlns:cx8="http://schemas.microsoft.com/office/drawing/2016/5/14/chartex" xmlns:mc="http://schemas.openxmlformats.org/markup-compatibility/2006" xmlns:aink="http://schemas.microsoft.com/office/drawing/2016/ink" xmlns:am3d="http://schemas.microsoft.com/office/drawing/2017/model3d" xmlns:o="urn:schemas-microsoft-com:office:office" xmlns:oel="http://schemas.microsoft.com/office/2019/extlst" xmlns:r="http://schemas.openxmlformats.org/officeDocument/2006/relationships" xmlns:m="http://schemas.openxmlformats.org/officeDocument/2006/math" xmlns:v="urn:schemas-microsoft-com:vml" xmlns:wp14="http://schemas.microsoft.com/office/word/2010/wordprocessingDrawing" xmlns:wp="http://schemas.openxmlformats.org/drawingml/2006/wordprocessingDrawing" xmlns:w10="urn:schemas-microsoft-com:office:word" xmlns:w="http://schemas.openxmlformats.org/wordprocessingml/2006/main" xmlns:w14="http://schemas.microsoft.com/office/word/2010/wordml" xmlns:w15="http://schemas.microsoft.com/office/word/2012/wordml" xmlns:w16cex="http://schemas.microsoft.com/office/word/2018/wordml/cex" xmlns:w16cid="http://schemas.microsoft.com/office/word/2016/wordml/cid" xmlns:w16="http://schemas.microsoft.com/office/word/2018/wordml" xmlns:w16sdtdh="http://schemas.microsoft.com/office/word/2020/wordml/sdtdatahash" xmlns:w16se="http://schemas.microsoft.com/office/word/2015/wordml/symex" xmlns:wpg="http://schemas.microsoft.com/office/word/2010/wordprocessingGroup" xmlns:wpi="http://schemas.microsoft.com/office/word/2010/wordprocessingInk" xmlns:wne="http://schemas.microsoft.com/office/word/2006/wordml" xmlns:wps="http://schemas.microsoft.com/office/word/2010/wordprocessingShape" mc:Ignorable="w14 w15 w16se w16cid w16 w16cex w16sdtdh wp14">
+<w:hdr xmlns:wpc="http://schemas.microsoft.com/office/word/2010/wordprocessingCanvas" xmlns:cx="http://schemas.microsoft.com/office/drawing/2014/chartex" xmlns:cx1="http://schemas.microsoft.com/office/drawing/2015/9/8/chartex" xmlns:cx2="http://schemas.microsoft.com/office/drawing/2015/10/21/chartex" xmlns:cx3="http://schemas.microsoft.com/office/drawing/2016/5/9/chartex" xmlns:cx4="http://schemas.microsoft.com/office/drawing/2016/5/10/chartex" xmlns:cx5="http://schemas.microsoft.com/office/drawing/2016/5/11/chartex" xmlns:cx6="http://schemas.microsoft.com/office/drawing/2016/5/12/chartex" xmlns:cx7="http://schemas.microsoft.com/office/drawing/2016/5/13/chartex" xmlns:cx8="http://schemas.microsoft.com/office/drawing/2016/5/14/chartex" xmlns:mc="http://schemas.openxmlformats.org/markup-compatibility/2006" xmlns:aink="http://schemas.microsoft.com/office/drawing/2016/ink" xmlns:am3d="http://schemas.microsoft.com/office/drawing/2017/model3d" xmlns:o="urn:schemas-microsoft-com:office:office" xmlns:oel="http://schemas.microsoft.com/office/2019/extlst" xmlns:r="http://schemas.openxmlformats.org/officeDocument/2006/relationships" xmlns:m="http://schemas.openxmlformats.org/officeDocument/2006/math" xmlns:v="urn:schemas-microsoft-com:vml" xmlns:wp14="http://schemas.microsoft.com/office/word/2010/wordprocessingDrawing" xmlns:wp="http://schemas.openxmlformats.org/drawingml/2006/wordprocessingDrawing" xmlns:w10="urn:schemas-microsoft-com:office:word" xmlns:w="http://schemas.openxmlformats.org/wordprocessingml/2006/main" xmlns:w14="http://schemas.microsoft.com/office/word/2010/wordml" xmlns:w15="http://schemas.microsoft.com/office/word/2012/wordml" xmlns:w16cex="http://schemas.microsoft.com/office/word/2018/wordml/cex" xmlns:w16cid="http://schemas.microsoft.com/office/word/2016/wordml/cid" xmlns:w16="http://schemas.microsoft.com/office/word/2018/wordml" xmlns:w16du="http://schemas.microsoft.com/office/word/2023/wordml/word16du" xmlns:w16sdtdh="http://schemas.microsoft.com/office/word/2020/wordml/sdtdatahash" xmlns:w16sdtfl="http://schemas.microsoft.com/office/word/2024/wordml/sdtformatlock" xmlns:w16se="http://schemas.microsoft.com/office/word/2015/wordml/symex" xmlns:wpg="http://schemas.microsoft.com/office/word/2010/wordprocessingGroup" xmlns:wpi="http://schemas.microsoft.com/office/word/2010/wordprocessingInk" xmlns:wne="http://schemas.microsoft.com/office/word/2006/wordml" xmlns:wps="http://schemas.microsoft.com/office/word/2010/wordprocessingShape" mc:Ignorable="w14 w15 w16se w16cid w16 w16cex w16sdtdh w16sdtfl w16du wp14">
   <w:tbl>
     <w:tblPr>
       <w:tblW w:w="0" w:type="auto"/>
@@ -5579,7 +6828,7 @@
         </w:tcPr>
         <w:p>
           <w:pPr>
-            <w:pStyle w:val="En-tte"/>
+            <w:pStyle w:val="Intestazione"/>
             <w:ind w:left="-115"/>
             <w:jc w:val="left"/>
           </w:pPr>
@@ -5594,7 +6843,7 @@
         </w:tcPr>
         <w:p>
           <w:pPr>
-            <w:pStyle w:val="En-tte"/>
+            <w:pStyle w:val="Intestazione"/>
             <w:jc w:val="center"/>
           </w:pPr>
         </w:p>
@@ -5605,7 +6854,7 @@
         </w:tcPr>
         <w:p>
           <w:pPr>
-            <w:pStyle w:val="En-tte"/>
+            <w:pStyle w:val="Intestazione"/>
             <w:ind w:right="-115"/>
             <w:jc w:val="right"/>
           </w:pPr>
@@ -5624,7 +6873,7 @@
   </w:tbl>
   <w:p>
     <w:pPr>
-      <w:pStyle w:val="En-tte"/>
+      <w:pStyle w:val="Intestazione"/>
     </w:pPr>
   </w:p>
 </w:hdr>
@@ -5667,7 +6916,7 @@
 </file>
 
 <file path=word/numbering.xml><?xml version="1.0" encoding="utf-8"?>
-<w:numbering xmlns:wpc="http://schemas.microsoft.com/office/word/2010/wordprocessingCanvas" xmlns:cx="http://schemas.microsoft.com/office/drawing/2014/chartex" xmlns:cx1="http://schemas.microsoft.com/office/drawing/2015/9/8/chartex" xmlns:cx2="http://schemas.microsoft.com/office/drawing/2015/10/21/chartex" xmlns:cx3="http://schemas.microsoft.com/office/drawing/2016/5/9/chartex" xmlns:cx4="http://schemas.microsoft.com/office/drawing/2016/5/10/chartex" xmlns:cx5="http://schemas.microsoft.com/office/drawing/2016/5/11/chartex" xmlns:cx6="http://schemas.microsoft.com/office/drawing/2016/5/12/chartex" xmlns:cx7="http://schemas.microsoft.com/office/drawing/2016/5/13/chartex" xmlns:cx8="http://schemas.microsoft.com/office/drawing/2016/5/14/chartex" xmlns:mc="http://schemas.openxmlformats.org/markup-compatibility/2006" xmlns:aink="http://schemas.microsoft.com/office/drawing/2016/ink" xmlns:am3d="http://schemas.microsoft.com/office/drawing/2017/model3d" xmlns:o="urn:schemas-microsoft-com:office:office" xmlns:oel="http://schemas.microsoft.com/office/2019/extlst" xmlns:r="http://schemas.openxmlformats.org/officeDocument/2006/relationships" xmlns:m="http://schemas.openxmlformats.org/officeDocument/2006/math" xmlns:v="urn:schemas-microsoft-com:vml" xmlns:wp14="http://schemas.microsoft.com/office/word/2010/wordprocessingDrawing" xmlns:wp="http://schemas.openxmlformats.org/drawingml/2006/wordprocessingDrawing" xmlns:w10="urn:schemas-microsoft-com:office:word" xmlns:w="http://schemas.openxmlformats.org/wordprocessingml/2006/main" xmlns:w14="http://schemas.microsoft.com/office/word/2010/wordml" xmlns:w15="http://schemas.microsoft.com/office/word/2012/wordml" xmlns:w16cex="http://schemas.microsoft.com/office/word/2018/wordml/cex" xmlns:w16cid="http://schemas.microsoft.com/office/word/2016/wordml/cid" xmlns:w16="http://schemas.microsoft.com/office/word/2018/wordml" xmlns:w16sdtdh="http://schemas.microsoft.com/office/word/2020/wordml/sdtdatahash" xmlns:w16se="http://schemas.microsoft.com/office/word/2015/wordml/symex" xmlns:wpg="http://schemas.microsoft.com/office/word/2010/wordprocessingGroup" xmlns:wpi="http://schemas.microsoft.com/office/word/2010/wordprocessingInk" xmlns:wne="http://schemas.microsoft.com/office/word/2006/wordml" xmlns:wps="http://schemas.microsoft.com/office/word/2010/wordprocessingShape" mc:Ignorable="w14 w15 w16se w16cid w16 w16cex w16sdtdh wp14">
+<w:numbering xmlns:wpc="http://schemas.microsoft.com/office/word/2010/wordprocessingCanvas" xmlns:cx="http://schemas.microsoft.com/office/drawing/2014/chartex" xmlns:cx1="http://schemas.microsoft.com/office/drawing/2015/9/8/chartex" xmlns:cx2="http://schemas.microsoft.com/office/drawing/2015/10/21/chartex" xmlns:cx3="http://schemas.microsoft.com/office/drawing/2016/5/9/chartex" xmlns:cx4="http://schemas.microsoft.com/office/drawing/2016/5/10/chartex" xmlns:cx5="http://schemas.microsoft.com/office/drawing/2016/5/11/chartex" xmlns:cx6="http://schemas.microsoft.com/office/drawing/2016/5/12/chartex" xmlns:cx7="http://schemas.microsoft.com/office/drawing/2016/5/13/chartex" xmlns:cx8="http://schemas.microsoft.com/office/drawing/2016/5/14/chartex" xmlns:mc="http://schemas.openxmlformats.org/markup-compatibility/2006" xmlns:aink="http://schemas.microsoft.com/office/drawing/2016/ink" xmlns:am3d="http://schemas.microsoft.com/office/drawing/2017/model3d" xmlns:o="urn:schemas-microsoft-com:office:office" xmlns:oel="http://schemas.microsoft.com/office/2019/extlst" xmlns:r="http://schemas.openxmlformats.org/officeDocument/2006/relationships" xmlns:m="http://schemas.openxmlformats.org/officeDocument/2006/math" xmlns:v="urn:schemas-microsoft-com:vml" xmlns:wp14="http://schemas.microsoft.com/office/word/2010/wordprocessingDrawing" xmlns:wp="http://schemas.openxmlformats.org/drawingml/2006/wordprocessingDrawing" xmlns:w10="urn:schemas-microsoft-com:office:word" xmlns:w="http://schemas.openxmlformats.org/wordprocessingml/2006/main" xmlns:w14="http://schemas.microsoft.com/office/word/2010/wordml" xmlns:w15="http://schemas.microsoft.com/office/word/2012/wordml" xmlns:w16cex="http://schemas.microsoft.com/office/word/2018/wordml/cex" xmlns:w16cid="http://schemas.microsoft.com/office/word/2016/wordml/cid" xmlns:w16="http://schemas.microsoft.com/office/word/2018/wordml" xmlns:w16du="http://schemas.microsoft.com/office/word/2023/wordml/word16du" xmlns:w16sdtdh="http://schemas.microsoft.com/office/word/2020/wordml/sdtdatahash" xmlns:w16sdtfl="http://schemas.microsoft.com/office/word/2024/wordml/sdtformatlock" xmlns:w16se="http://schemas.microsoft.com/office/word/2015/wordml/symex" xmlns:wpg="http://schemas.microsoft.com/office/word/2010/wordprocessingGroup" xmlns:wpi="http://schemas.microsoft.com/office/word/2010/wordprocessingInk" xmlns:wne="http://schemas.microsoft.com/office/word/2006/wordml" xmlns:wps="http://schemas.microsoft.com/office/word/2010/wordprocessingShape" mc:Ignorable="w14 w15 w16se w16cid w16 w16cex w16sdtdh w16sdtfl w16du wp14">
   <w:abstractNum w:abstractNumId="0" w15:restartNumberingAfterBreak="0">
     <w:nsid w:val="00723E04"/>
     <w:multiLevelType w:val="hybridMultilevel"/>
@@ -6127,7 +7376,7 @@
     <w:lvl w:ilvl="0" w:tplc="6E0C2CD6">
       <w:start w:val="1"/>
       <w:numFmt w:val="upperRoman"/>
-      <w:pStyle w:val="Titre3"/>
+      <w:pStyle w:val="Titolo3"/>
       <w:lvlText w:val="%1."/>
       <w:lvlJc w:val="right"/>
       <w:pPr>
@@ -6547,6 +7796,119 @@
     </w:lvl>
   </w:abstractNum>
   <w:abstractNum w:abstractNumId="8" w15:restartNumberingAfterBreak="0">
+    <w:nsid w:val="28852E52"/>
+    <w:multiLevelType w:val="hybridMultilevel"/>
+    <w:tmpl w:val="75F22220"/>
+    <w:lvl w:ilvl="0" w:tplc="08100001">
+      <w:start w:val="1"/>
+      <w:numFmt w:val="bullet"/>
+      <w:lvlText w:val=""/>
+      <w:lvlJc w:val="left"/>
+      <w:pPr>
+        <w:ind w:left="720" w:hanging="360"/>
+      </w:pPr>
+      <w:rPr>
+        <w:rFonts w:ascii="Symbol" w:hAnsi="Symbol" w:hint="default"/>
+      </w:rPr>
+    </w:lvl>
+    <w:lvl w:ilvl="1" w:tplc="08100003" w:tentative="1">
+      <w:start w:val="1"/>
+      <w:numFmt w:val="bullet"/>
+      <w:lvlText w:val="o"/>
+      <w:lvlJc w:val="left"/>
+      <w:pPr>
+        <w:ind w:left="1440" w:hanging="360"/>
+      </w:pPr>
+      <w:rPr>
+        <w:rFonts w:ascii="Courier New" w:hAnsi="Courier New" w:cs="Courier New" w:hint="default"/>
+      </w:rPr>
+    </w:lvl>
+    <w:lvl w:ilvl="2" w:tplc="08100005" w:tentative="1">
+      <w:start w:val="1"/>
+      <w:numFmt w:val="bullet"/>
+      <w:lvlText w:val=""/>
+      <w:lvlJc w:val="left"/>
+      <w:pPr>
+        <w:ind w:left="2160" w:hanging="360"/>
+      </w:pPr>
+      <w:rPr>
+        <w:rFonts w:ascii="Wingdings" w:hAnsi="Wingdings" w:hint="default"/>
+      </w:rPr>
+    </w:lvl>
+    <w:lvl w:ilvl="3" w:tplc="08100001" w:tentative="1">
+      <w:start w:val="1"/>
+      <w:numFmt w:val="bullet"/>
+      <w:lvlText w:val=""/>
+      <w:lvlJc w:val="left"/>
+      <w:pPr>
+        <w:ind w:left="2880" w:hanging="360"/>
+      </w:pPr>
+      <w:rPr>
+        <w:rFonts w:ascii="Symbol" w:hAnsi="Symbol" w:hint="default"/>
+      </w:rPr>
+    </w:lvl>
+    <w:lvl w:ilvl="4" w:tplc="08100003" w:tentative="1">
+      <w:start w:val="1"/>
+      <w:numFmt w:val="bullet"/>
+      <w:lvlText w:val="o"/>
+      <w:lvlJc w:val="left"/>
+      <w:pPr>
+        <w:ind w:left="3600" w:hanging="360"/>
+      </w:pPr>
+      <w:rPr>
+        <w:rFonts w:ascii="Courier New" w:hAnsi="Courier New" w:cs="Courier New" w:hint="default"/>
+      </w:rPr>
+    </w:lvl>
+    <w:lvl w:ilvl="5" w:tplc="08100005" w:tentative="1">
+      <w:start w:val="1"/>
+      <w:numFmt w:val="bullet"/>
+      <w:lvlText w:val=""/>
+      <w:lvlJc w:val="left"/>
+      <w:pPr>
+        <w:ind w:left="4320" w:hanging="360"/>
+      </w:pPr>
+      <w:rPr>
+        <w:rFonts w:ascii="Wingdings" w:hAnsi="Wingdings" w:hint="default"/>
+      </w:rPr>
+    </w:lvl>
+    <w:lvl w:ilvl="6" w:tplc="08100001" w:tentative="1">
+      <w:start w:val="1"/>
+      <w:numFmt w:val="bullet"/>
+      <w:lvlText w:val=""/>
+      <w:lvlJc w:val="left"/>
+      <w:pPr>
+        <w:ind w:left="5040" w:hanging="360"/>
+      </w:pPr>
+      <w:rPr>
+        <w:rFonts w:ascii="Symbol" w:hAnsi="Symbol" w:hint="default"/>
+      </w:rPr>
+    </w:lvl>
+    <w:lvl w:ilvl="7" w:tplc="08100003" w:tentative="1">
+      <w:start w:val="1"/>
+      <w:numFmt w:val="bullet"/>
+      <w:lvlText w:val="o"/>
+      <w:lvlJc w:val="left"/>
+      <w:pPr>
+        <w:ind w:left="5760" w:hanging="360"/>
+      </w:pPr>
+      <w:rPr>
+        <w:rFonts w:ascii="Courier New" w:hAnsi="Courier New" w:cs="Courier New" w:hint="default"/>
+      </w:rPr>
+    </w:lvl>
+    <w:lvl w:ilvl="8" w:tplc="08100005" w:tentative="1">
+      <w:start w:val="1"/>
+      <w:numFmt w:val="bullet"/>
+      <w:lvlText w:val=""/>
+      <w:lvlJc w:val="left"/>
+      <w:pPr>
+        <w:ind w:left="6480" w:hanging="360"/>
+      </w:pPr>
+      <w:rPr>
+        <w:rFonts w:ascii="Wingdings" w:hAnsi="Wingdings" w:hint="default"/>
+      </w:rPr>
+    </w:lvl>
+  </w:abstractNum>
+  <w:abstractNum w:abstractNumId="9" w15:restartNumberingAfterBreak="0">
     <w:nsid w:val="29251BDA"/>
     <w:multiLevelType w:val="hybridMultilevel"/>
     <w:tmpl w:val="4CCA3DAE"/>
@@ -6659,7 +8021,7 @@
       </w:rPr>
     </w:lvl>
   </w:abstractNum>
-  <w:abstractNum w:abstractNumId="9" w15:restartNumberingAfterBreak="0">
+  <w:abstractNum w:abstractNumId="10" w15:restartNumberingAfterBreak="0">
     <w:nsid w:val="351811BB"/>
     <w:multiLevelType w:val="hybridMultilevel"/>
     <w:tmpl w:val="E41A7C62"/>
@@ -6772,7 +8134,7 @@
       </w:rPr>
     </w:lvl>
   </w:abstractNum>
-  <w:abstractNum w:abstractNumId="10" w15:restartNumberingAfterBreak="0">
+  <w:abstractNum w:abstractNumId="11" w15:restartNumberingAfterBreak="0">
     <w:nsid w:val="35263666"/>
     <w:multiLevelType w:val="hybridMultilevel"/>
     <w:tmpl w:val="C4080BA0"/>
@@ -6885,7 +8247,7 @@
       </w:rPr>
     </w:lvl>
   </w:abstractNum>
-  <w:abstractNum w:abstractNumId="11" w15:restartNumberingAfterBreak="0">
+  <w:abstractNum w:abstractNumId="12" w15:restartNumberingAfterBreak="0">
     <w:nsid w:val="367C60B4"/>
     <w:multiLevelType w:val="hybridMultilevel"/>
     <w:tmpl w:val="23282F9E"/>
@@ -6998,7 +8360,7 @@
       </w:rPr>
     </w:lvl>
   </w:abstractNum>
-  <w:abstractNum w:abstractNumId="12" w15:restartNumberingAfterBreak="0">
+  <w:abstractNum w:abstractNumId="13" w15:restartNumberingAfterBreak="0">
     <w:nsid w:val="38AA0E92"/>
     <w:multiLevelType w:val="hybridMultilevel"/>
     <w:tmpl w:val="39A4ACE6"/>
@@ -7111,7 +8473,7 @@
       </w:rPr>
     </w:lvl>
   </w:abstractNum>
-  <w:abstractNum w:abstractNumId="13" w15:restartNumberingAfterBreak="0">
+  <w:abstractNum w:abstractNumId="14" w15:restartNumberingAfterBreak="0">
     <w:nsid w:val="3CE13266"/>
     <w:multiLevelType w:val="hybridMultilevel"/>
     <w:tmpl w:val="558EBAD8"/>
@@ -7224,7 +8586,7 @@
       </w:rPr>
     </w:lvl>
   </w:abstractNum>
-  <w:abstractNum w:abstractNumId="14" w15:restartNumberingAfterBreak="0">
+  <w:abstractNum w:abstractNumId="15" w15:restartNumberingAfterBreak="0">
     <w:nsid w:val="44DC6BC4"/>
     <w:multiLevelType w:val="hybridMultilevel"/>
     <w:tmpl w:val="0D302DD0"/>
@@ -7337,7 +8699,7 @@
       </w:rPr>
     </w:lvl>
   </w:abstractNum>
-  <w:abstractNum w:abstractNumId="15" w15:restartNumberingAfterBreak="0">
+  <w:abstractNum w:abstractNumId="16" w15:restartNumberingAfterBreak="0">
     <w:nsid w:val="462B1AE8"/>
     <w:multiLevelType w:val="hybridMultilevel"/>
     <w:tmpl w:val="D5C8E044"/>
@@ -7450,7 +8812,233 @@
       </w:rPr>
     </w:lvl>
   </w:abstractNum>
-  <w:abstractNum w:abstractNumId="16" w15:restartNumberingAfterBreak="0">
+  <w:abstractNum w:abstractNumId="17" w15:restartNumberingAfterBreak="0">
+    <w:nsid w:val="47497B93"/>
+    <w:multiLevelType w:val="hybridMultilevel"/>
+    <w:tmpl w:val="1316A186"/>
+    <w:lvl w:ilvl="0" w:tplc="08100001">
+      <w:start w:val="1"/>
+      <w:numFmt w:val="bullet"/>
+      <w:lvlText w:val=""/>
+      <w:lvlJc w:val="left"/>
+      <w:pPr>
+        <w:ind w:left="720" w:hanging="360"/>
+      </w:pPr>
+      <w:rPr>
+        <w:rFonts w:ascii="Symbol" w:hAnsi="Symbol" w:hint="default"/>
+      </w:rPr>
+    </w:lvl>
+    <w:lvl w:ilvl="1" w:tplc="08100003" w:tentative="1">
+      <w:start w:val="1"/>
+      <w:numFmt w:val="bullet"/>
+      <w:lvlText w:val="o"/>
+      <w:lvlJc w:val="left"/>
+      <w:pPr>
+        <w:ind w:left="1440" w:hanging="360"/>
+      </w:pPr>
+      <w:rPr>
+        <w:rFonts w:ascii="Courier New" w:hAnsi="Courier New" w:cs="Courier New" w:hint="default"/>
+      </w:rPr>
+    </w:lvl>
+    <w:lvl w:ilvl="2" w:tplc="08100005" w:tentative="1">
+      <w:start w:val="1"/>
+      <w:numFmt w:val="bullet"/>
+      <w:lvlText w:val=""/>
+      <w:lvlJc w:val="left"/>
+      <w:pPr>
+        <w:ind w:left="2160" w:hanging="360"/>
+      </w:pPr>
+      <w:rPr>
+        <w:rFonts w:ascii="Wingdings" w:hAnsi="Wingdings" w:hint="default"/>
+      </w:rPr>
+    </w:lvl>
+    <w:lvl w:ilvl="3" w:tplc="08100001" w:tentative="1">
+      <w:start w:val="1"/>
+      <w:numFmt w:val="bullet"/>
+      <w:lvlText w:val=""/>
+      <w:lvlJc w:val="left"/>
+      <w:pPr>
+        <w:ind w:left="2880" w:hanging="360"/>
+      </w:pPr>
+      <w:rPr>
+        <w:rFonts w:ascii="Symbol" w:hAnsi="Symbol" w:hint="default"/>
+      </w:rPr>
+    </w:lvl>
+    <w:lvl w:ilvl="4" w:tplc="08100003" w:tentative="1">
+      <w:start w:val="1"/>
+      <w:numFmt w:val="bullet"/>
+      <w:lvlText w:val="o"/>
+      <w:lvlJc w:val="left"/>
+      <w:pPr>
+        <w:ind w:left="3600" w:hanging="360"/>
+      </w:pPr>
+      <w:rPr>
+        <w:rFonts w:ascii="Courier New" w:hAnsi="Courier New" w:cs="Courier New" w:hint="default"/>
+      </w:rPr>
+    </w:lvl>
+    <w:lvl w:ilvl="5" w:tplc="08100005" w:tentative="1">
+      <w:start w:val="1"/>
+      <w:numFmt w:val="bullet"/>
+      <w:lvlText w:val=""/>
+      <w:lvlJc w:val="left"/>
+      <w:pPr>
+        <w:ind w:left="4320" w:hanging="360"/>
+      </w:pPr>
+      <w:rPr>
+        <w:rFonts w:ascii="Wingdings" w:hAnsi="Wingdings" w:hint="default"/>
+      </w:rPr>
+    </w:lvl>
+    <w:lvl w:ilvl="6" w:tplc="08100001" w:tentative="1">
+      <w:start w:val="1"/>
+      <w:numFmt w:val="bullet"/>
+      <w:lvlText w:val=""/>
+      <w:lvlJc w:val="left"/>
+      <w:pPr>
+        <w:ind w:left="5040" w:hanging="360"/>
+      </w:pPr>
+      <w:rPr>
+        <w:rFonts w:ascii="Symbol" w:hAnsi="Symbol" w:hint="default"/>
+      </w:rPr>
+    </w:lvl>
+    <w:lvl w:ilvl="7" w:tplc="08100003" w:tentative="1">
+      <w:start w:val="1"/>
+      <w:numFmt w:val="bullet"/>
+      <w:lvlText w:val="o"/>
+      <w:lvlJc w:val="left"/>
+      <w:pPr>
+        <w:ind w:left="5760" w:hanging="360"/>
+      </w:pPr>
+      <w:rPr>
+        <w:rFonts w:ascii="Courier New" w:hAnsi="Courier New" w:cs="Courier New" w:hint="default"/>
+      </w:rPr>
+    </w:lvl>
+    <w:lvl w:ilvl="8" w:tplc="08100005" w:tentative="1">
+      <w:start w:val="1"/>
+      <w:numFmt w:val="bullet"/>
+      <w:lvlText w:val=""/>
+      <w:lvlJc w:val="left"/>
+      <w:pPr>
+        <w:ind w:left="6480" w:hanging="360"/>
+      </w:pPr>
+      <w:rPr>
+        <w:rFonts w:ascii="Wingdings" w:hAnsi="Wingdings" w:hint="default"/>
+      </w:rPr>
+    </w:lvl>
+  </w:abstractNum>
+  <w:abstractNum w:abstractNumId="18" w15:restartNumberingAfterBreak="0">
+    <w:nsid w:val="52A95ECD"/>
+    <w:multiLevelType w:val="hybridMultilevel"/>
+    <w:tmpl w:val="3F8681BC"/>
+    <w:lvl w:ilvl="0" w:tplc="08100001">
+      <w:start w:val="1"/>
+      <w:numFmt w:val="bullet"/>
+      <w:lvlText w:val=""/>
+      <w:lvlJc w:val="left"/>
+      <w:pPr>
+        <w:ind w:left="720" w:hanging="360"/>
+      </w:pPr>
+      <w:rPr>
+        <w:rFonts w:ascii="Symbol" w:hAnsi="Symbol" w:hint="default"/>
+      </w:rPr>
+    </w:lvl>
+    <w:lvl w:ilvl="1" w:tplc="08100003" w:tentative="1">
+      <w:start w:val="1"/>
+      <w:numFmt w:val="bullet"/>
+      <w:lvlText w:val="o"/>
+      <w:lvlJc w:val="left"/>
+      <w:pPr>
+        <w:ind w:left="1440" w:hanging="360"/>
+      </w:pPr>
+      <w:rPr>
+        <w:rFonts w:ascii="Courier New" w:hAnsi="Courier New" w:cs="Courier New" w:hint="default"/>
+      </w:rPr>
+    </w:lvl>
+    <w:lvl w:ilvl="2" w:tplc="08100005" w:tentative="1">
+      <w:start w:val="1"/>
+      <w:numFmt w:val="bullet"/>
+      <w:lvlText w:val=""/>
+      <w:lvlJc w:val="left"/>
+      <w:pPr>
+        <w:ind w:left="2160" w:hanging="360"/>
+      </w:pPr>
+      <w:rPr>
+        <w:rFonts w:ascii="Wingdings" w:hAnsi="Wingdings" w:hint="default"/>
+      </w:rPr>
+    </w:lvl>
+    <w:lvl w:ilvl="3" w:tplc="08100001" w:tentative="1">
+      <w:start w:val="1"/>
+      <w:numFmt w:val="bullet"/>
+      <w:lvlText w:val=""/>
+      <w:lvlJc w:val="left"/>
+      <w:pPr>
+        <w:ind w:left="2880" w:hanging="360"/>
+      </w:pPr>
+      <w:rPr>
+        <w:rFonts w:ascii="Symbol" w:hAnsi="Symbol" w:hint="default"/>
+      </w:rPr>
+    </w:lvl>
+    <w:lvl w:ilvl="4" w:tplc="08100003" w:tentative="1">
+      <w:start w:val="1"/>
+      <w:numFmt w:val="bullet"/>
+      <w:lvlText w:val="o"/>
+      <w:lvlJc w:val="left"/>
+      <w:pPr>
+        <w:ind w:left="3600" w:hanging="360"/>
+      </w:pPr>
+      <w:rPr>
+        <w:rFonts w:ascii="Courier New" w:hAnsi="Courier New" w:cs="Courier New" w:hint="default"/>
+      </w:rPr>
+    </w:lvl>
+    <w:lvl w:ilvl="5" w:tplc="08100005" w:tentative="1">
+      <w:start w:val="1"/>
+      <w:numFmt w:val="bullet"/>
+      <w:lvlText w:val=""/>
+      <w:lvlJc w:val="left"/>
+      <w:pPr>
+        <w:ind w:left="4320" w:hanging="360"/>
+      </w:pPr>
+      <w:rPr>
+        <w:rFonts w:ascii="Wingdings" w:hAnsi="Wingdings" w:hint="default"/>
+      </w:rPr>
+    </w:lvl>
+    <w:lvl w:ilvl="6" w:tplc="08100001" w:tentative="1">
+      <w:start w:val="1"/>
+      <w:numFmt w:val="bullet"/>
+      <w:lvlText w:val=""/>
+      <w:lvlJc w:val="left"/>
+      <w:pPr>
+        <w:ind w:left="5040" w:hanging="360"/>
+      </w:pPr>
+      <w:rPr>
+        <w:rFonts w:ascii="Symbol" w:hAnsi="Symbol" w:hint="default"/>
+      </w:rPr>
+    </w:lvl>
+    <w:lvl w:ilvl="7" w:tplc="08100003" w:tentative="1">
+      <w:start w:val="1"/>
+      <w:numFmt w:val="bullet"/>
+      <w:lvlText w:val="o"/>
+      <w:lvlJc w:val="left"/>
+      <w:pPr>
+        <w:ind w:left="5760" w:hanging="360"/>
+      </w:pPr>
+      <w:rPr>
+        <w:rFonts w:ascii="Courier New" w:hAnsi="Courier New" w:cs="Courier New" w:hint="default"/>
+      </w:rPr>
+    </w:lvl>
+    <w:lvl w:ilvl="8" w:tplc="08100005" w:tentative="1">
+      <w:start w:val="1"/>
+      <w:numFmt w:val="bullet"/>
+      <w:lvlText w:val=""/>
+      <w:lvlJc w:val="left"/>
+      <w:pPr>
+        <w:ind w:left="6480" w:hanging="360"/>
+      </w:pPr>
+      <w:rPr>
+        <w:rFonts w:ascii="Wingdings" w:hAnsi="Wingdings" w:hint="default"/>
+      </w:rPr>
+    </w:lvl>
+  </w:abstractNum>
+  <w:abstractNum w:abstractNumId="19" w15:restartNumberingAfterBreak="0">
     <w:nsid w:val="56A2477F"/>
     <w:multiLevelType w:val="hybridMultilevel"/>
     <w:tmpl w:val="32928322"/>
@@ -7563,7 +9151,7 @@
       </w:rPr>
     </w:lvl>
   </w:abstractNum>
-  <w:abstractNum w:abstractNumId="17" w15:restartNumberingAfterBreak="0">
+  <w:abstractNum w:abstractNumId="20" w15:restartNumberingAfterBreak="0">
     <w:nsid w:val="5A54132F"/>
     <w:multiLevelType w:val="hybridMultilevel"/>
     <w:tmpl w:val="31AE2F76"/>
@@ -7676,7 +9264,7 @@
       </w:rPr>
     </w:lvl>
   </w:abstractNum>
-  <w:abstractNum w:abstractNumId="18" w15:restartNumberingAfterBreak="0">
+  <w:abstractNum w:abstractNumId="21" w15:restartNumberingAfterBreak="0">
     <w:nsid w:val="69C73868"/>
     <w:multiLevelType w:val="hybridMultilevel"/>
     <w:tmpl w:val="5FF6E36A"/>
@@ -7796,22 +9384,22 @@
     <w:abstractNumId w:val="6"/>
   </w:num>
   <w:num w:numId="3" w16cid:durableId="1781409692">
-    <w:abstractNumId w:val="11"/>
+    <w:abstractNumId w:val="12"/>
   </w:num>
   <w:num w:numId="4" w16cid:durableId="1382749780">
-    <w:abstractNumId w:val="14"/>
+    <w:abstractNumId w:val="15"/>
   </w:num>
   <w:num w:numId="5" w16cid:durableId="1911234630">
-    <w:abstractNumId w:val="16"/>
+    <w:abstractNumId w:val="19"/>
   </w:num>
   <w:num w:numId="6" w16cid:durableId="1367636683">
     <w:abstractNumId w:val="5"/>
   </w:num>
   <w:num w:numId="7" w16cid:durableId="849218269">
-    <w:abstractNumId w:val="18"/>
+    <w:abstractNumId w:val="21"/>
   </w:num>
   <w:num w:numId="8" w16cid:durableId="1324165757">
-    <w:abstractNumId w:val="15"/>
+    <w:abstractNumId w:val="16"/>
   </w:num>
   <w:num w:numId="9" w16cid:durableId="391391414">
     <w:abstractNumId w:val="1"/>
@@ -7820,13 +9408,13 @@
     <w:abstractNumId w:val="7"/>
   </w:num>
   <w:num w:numId="11" w16cid:durableId="669408099">
-    <w:abstractNumId w:val="13"/>
+    <w:abstractNumId w:val="14"/>
   </w:num>
   <w:num w:numId="12" w16cid:durableId="1753626947">
     <w:abstractNumId w:val="0"/>
   </w:num>
   <w:num w:numId="13" w16cid:durableId="1372533210">
-    <w:abstractNumId w:val="8"/>
+    <w:abstractNumId w:val="9"/>
   </w:num>
   <w:num w:numId="14" w16cid:durableId="815729941">
     <w:abstractNumId w:val="3"/>
@@ -7850,16 +9438,16 @@
     </w:lvlOverride>
   </w:num>
   <w:num w:numId="18" w16cid:durableId="826285612">
-    <w:abstractNumId w:val="10"/>
+    <w:abstractNumId w:val="11"/>
   </w:num>
   <w:num w:numId="19" w16cid:durableId="954873116">
-    <w:abstractNumId w:val="12"/>
+    <w:abstractNumId w:val="13"/>
   </w:num>
   <w:num w:numId="20" w16cid:durableId="2084981576">
-    <w:abstractNumId w:val="17"/>
+    <w:abstractNumId w:val="20"/>
   </w:num>
   <w:num w:numId="21" w16cid:durableId="102382009">
-    <w:abstractNumId w:val="9"/>
+    <w:abstractNumId w:val="10"/>
   </w:num>
   <w:num w:numId="22" w16cid:durableId="876743313">
     <w:abstractNumId w:val="2"/>
@@ -7870,12 +9458,21 @@
       <w:startOverride w:val="1"/>
     </w:lvlOverride>
   </w:num>
+  <w:num w:numId="24" w16cid:durableId="653066513">
+    <w:abstractNumId w:val="8"/>
+  </w:num>
+  <w:num w:numId="25" w16cid:durableId="499933482">
+    <w:abstractNumId w:val="18"/>
+  </w:num>
+  <w:num w:numId="26" w16cid:durableId="1241674938">
+    <w:abstractNumId w:val="17"/>
+  </w:num>
   <w:numIdMacAtCleanup w:val="14"/>
 </w:numbering>
 </file>
 
 <file path=word/styles.xml><?xml version="1.0" encoding="utf-8"?>
-<w:styles xmlns:mc="http://schemas.openxmlformats.org/markup-compatibility/2006" xmlns:r="http://schemas.openxmlformats.org/officeDocument/2006/relationships" xmlns:w="http://schemas.openxmlformats.org/wordprocessingml/2006/main" xmlns:w14="http://schemas.microsoft.com/office/word/2010/wordml" xmlns:w15="http://schemas.microsoft.com/office/word/2012/wordml" xmlns:w16cex="http://schemas.microsoft.com/office/word/2018/wordml/cex" xmlns:w16cid="http://schemas.microsoft.com/office/word/2016/wordml/cid" xmlns:w16="http://schemas.microsoft.com/office/word/2018/wordml" xmlns:w16sdtdh="http://schemas.microsoft.com/office/word/2020/wordml/sdtdatahash" xmlns:w16se="http://schemas.microsoft.com/office/word/2015/wordml/symex" mc:Ignorable="w14 w15 w16se w16cid w16 w16cex w16sdtdh">
+<w:styles xmlns:mc="http://schemas.openxmlformats.org/markup-compatibility/2006" xmlns:r="http://schemas.openxmlformats.org/officeDocument/2006/relationships" xmlns:w="http://schemas.openxmlformats.org/wordprocessingml/2006/main" xmlns:w14="http://schemas.microsoft.com/office/word/2010/wordml" xmlns:w15="http://schemas.microsoft.com/office/word/2012/wordml" xmlns:w16cex="http://schemas.microsoft.com/office/word/2018/wordml/cex" xmlns:w16cid="http://schemas.microsoft.com/office/word/2016/wordml/cid" xmlns:w16="http://schemas.microsoft.com/office/word/2018/wordml" xmlns:w16du="http://schemas.microsoft.com/office/word/2023/wordml/word16du" xmlns:w16sdtdh="http://schemas.microsoft.com/office/word/2020/wordml/sdtdatahash" xmlns:w16sdtfl="http://schemas.microsoft.com/office/word/2024/wordml/sdtformatlock" xmlns:w16se="http://schemas.microsoft.com/office/word/2015/wordml/symex" mc:Ignorable="w14 w15 w16se w16cid w16 w16cex w16sdtdh w16sdtfl w16du">
   <w:docDefaults>
     <w:rPrDefault>
       <w:rPr>
@@ -8269,7 +9866,7 @@
     <w:lsdException w:name="Unresolved Mention" w:semiHidden="1" w:unhideWhenUsed="1"/>
     <w:lsdException w:name="Smart Link" w:semiHidden="1" w:unhideWhenUsed="1"/>
   </w:latentStyles>
-  <w:style w:type="paragraph" w:default="1" w:styleId="Normal">
+  <w:style w:type="paragraph" w:default="1" w:styleId="Normale">
     <w:name w:val="Normal"/>
     <w:qFormat/>
     <w:rsid w:val="00880A5F"/>
@@ -8284,11 +9881,11 @@
       <w:lang w:eastAsia="fr-FR"/>
     </w:rPr>
   </w:style>
-  <w:style w:type="paragraph" w:styleId="Titre1">
+  <w:style w:type="paragraph" w:styleId="Titolo1">
     <w:name w:val="heading 1"/>
-    <w:basedOn w:val="Normal"/>
-    <w:next w:val="Normal"/>
-    <w:link w:val="Titre1Car"/>
+    <w:basedOn w:val="Normale"/>
+    <w:next w:val="Normale"/>
+    <w:link w:val="Titolo1Carattere"/>
     <w:uiPriority w:val="9"/>
     <w:qFormat/>
     <w:rsid w:val="00865E46"/>
@@ -8315,11 +9912,11 @@
       <w14:ligatures w14:val="standardContextual"/>
     </w:rPr>
   </w:style>
-  <w:style w:type="paragraph" w:styleId="Titre2">
+  <w:style w:type="paragraph" w:styleId="Titolo2">
     <w:name w:val="heading 2"/>
-    <w:basedOn w:val="Titre1"/>
-    <w:next w:val="Normal"/>
-    <w:link w:val="Titre2Car"/>
+    <w:basedOn w:val="Titolo1"/>
+    <w:next w:val="Normale"/>
+    <w:link w:val="Titolo2Carattere"/>
     <w:uiPriority w:val="9"/>
     <w:unhideWhenUsed/>
     <w:qFormat/>
@@ -8338,11 +9935,11 @@
       <w:szCs w:val="44"/>
     </w:rPr>
   </w:style>
-  <w:style w:type="paragraph" w:styleId="Titre3">
+  <w:style w:type="paragraph" w:styleId="Titolo3">
     <w:name w:val="heading 3"/>
-    <w:basedOn w:val="Normal"/>
-    <w:next w:val="Normal"/>
-    <w:link w:val="Titre3Car"/>
+    <w:basedOn w:val="Normale"/>
+    <w:next w:val="Normale"/>
+    <w:link w:val="Titolo3Carattere"/>
     <w:uiPriority w:val="9"/>
     <w:unhideWhenUsed/>
     <w:qFormat/>
@@ -8363,11 +9960,11 @@
       <w:sz w:val="32"/>
     </w:rPr>
   </w:style>
-  <w:style w:type="paragraph" w:styleId="Titre4">
+  <w:style w:type="paragraph" w:styleId="Titolo4">
     <w:name w:val="heading 4"/>
-    <w:basedOn w:val="Normal"/>
-    <w:next w:val="Normal"/>
-    <w:link w:val="Titre4Car"/>
+    <w:basedOn w:val="Normale"/>
+    <w:next w:val="Normale"/>
+    <w:link w:val="Titolo4Carattere"/>
     <w:uiPriority w:val="9"/>
     <w:unhideWhenUsed/>
     <w:qFormat/>
@@ -8386,13 +9983,12 @@
       <w:sz w:val="28"/>
     </w:rPr>
   </w:style>
-  <w:style w:type="character" w:default="1" w:styleId="Policepardfaut">
+  <w:style w:type="character" w:default="1" w:styleId="Carpredefinitoparagrafo">
     <w:name w:val="Default Paragraph Font"/>
     <w:uiPriority w:val="1"/>
-    <w:semiHidden/>
     <w:unhideWhenUsed/>
   </w:style>
-  <w:style w:type="table" w:default="1" w:styleId="TableauNormal">
+  <w:style w:type="table" w:default="1" w:styleId="Tabellanormale">
     <w:name w:val="Normal Table"/>
     <w:uiPriority w:val="99"/>
     <w:semiHidden/>
@@ -8407,16 +10003,16 @@
       </w:tblCellMar>
     </w:tblPr>
   </w:style>
-  <w:style w:type="numbering" w:default="1" w:styleId="Aucuneliste">
+  <w:style w:type="numbering" w:default="1" w:styleId="Nessunelenco">
     <w:name w:val="No List"/>
     <w:uiPriority w:val="99"/>
     <w:semiHidden/>
     <w:unhideWhenUsed/>
   </w:style>
-  <w:style w:type="paragraph" w:styleId="En-tte">
+  <w:style w:type="paragraph" w:styleId="Intestazione">
     <w:name w:val="header"/>
-    <w:basedOn w:val="Normal"/>
-    <w:link w:val="En-tteCar"/>
+    <w:basedOn w:val="Normale"/>
+    <w:link w:val="IntestazioneCarattere"/>
     <w:uiPriority w:val="99"/>
     <w:unhideWhenUsed/>
     <w:rsid w:val="00CA750E"/>
@@ -8433,17 +10029,17 @@
       <w:lang w:eastAsia="en-US"/>
     </w:rPr>
   </w:style>
-  <w:style w:type="character" w:customStyle="1" w:styleId="En-tteCar">
-    <w:name w:val="En-tête Car"/>
-    <w:basedOn w:val="Policepardfaut"/>
-    <w:link w:val="En-tte"/>
+  <w:style w:type="character" w:customStyle="1" w:styleId="IntestazioneCarattere">
+    <w:name w:val="Intestazione Carattere"/>
+    <w:basedOn w:val="Carpredefinitoparagrafo"/>
+    <w:link w:val="Intestazione"/>
     <w:uiPriority w:val="99"/>
     <w:rsid w:val="00CA750E"/>
   </w:style>
-  <w:style w:type="paragraph" w:styleId="Pieddepage">
+  <w:style w:type="paragraph" w:styleId="Pidipagina">
     <w:name w:val="footer"/>
-    <w:basedOn w:val="Normal"/>
-    <w:link w:val="PieddepageCar"/>
+    <w:basedOn w:val="Normale"/>
+    <w:link w:val="PidipaginaCarattere"/>
     <w:uiPriority w:val="99"/>
     <w:unhideWhenUsed/>
     <w:rsid w:val="00CA750E"/>
@@ -8460,17 +10056,17 @@
       <w:lang w:eastAsia="en-US"/>
     </w:rPr>
   </w:style>
-  <w:style w:type="character" w:customStyle="1" w:styleId="PieddepageCar">
-    <w:name w:val="Pied de page Car"/>
-    <w:basedOn w:val="Policepardfaut"/>
-    <w:link w:val="Pieddepage"/>
+  <w:style w:type="character" w:customStyle="1" w:styleId="PidipaginaCarattere">
+    <w:name w:val="Piè di pagina Carattere"/>
+    <w:basedOn w:val="Carpredefinitoparagrafo"/>
+    <w:link w:val="Pidipagina"/>
     <w:uiPriority w:val="99"/>
     <w:rsid w:val="00CA750E"/>
   </w:style>
-  <w:style w:type="paragraph" w:styleId="Textedebulles">
+  <w:style w:type="paragraph" w:styleId="Testofumetto">
     <w:name w:val="Balloon Text"/>
-    <w:basedOn w:val="Normal"/>
-    <w:link w:val="TextedebullesCar"/>
+    <w:basedOn w:val="Normale"/>
+    <w:link w:val="TestofumettoCarattere"/>
     <w:uiPriority w:val="99"/>
     <w:semiHidden/>
     <w:unhideWhenUsed/>
@@ -8481,10 +10077,10 @@
       <w:szCs w:val="18"/>
     </w:rPr>
   </w:style>
-  <w:style w:type="character" w:customStyle="1" w:styleId="TextedebullesCar">
-    <w:name w:val="Texte de bulles Car"/>
-    <w:basedOn w:val="Policepardfaut"/>
-    <w:link w:val="Textedebulles"/>
+  <w:style w:type="character" w:customStyle="1" w:styleId="TestofumettoCarattere">
+    <w:name w:val="Testo fumetto Carattere"/>
+    <w:basedOn w:val="Carpredefinitoparagrafo"/>
+    <w:link w:val="Testofumetto"/>
     <w:uiPriority w:val="99"/>
     <w:semiHidden/>
     <w:rsid w:val="00556933"/>
@@ -8494,14 +10090,14 @@
       <w:szCs w:val="18"/>
     </w:rPr>
   </w:style>
-  <w:style w:type="character" w:styleId="Numrodepage">
+  <w:style w:type="character" w:styleId="Numeropagina">
     <w:name w:val="page number"/>
-    <w:basedOn w:val="Policepardfaut"/>
+    <w:basedOn w:val="Carpredefinitoparagrafo"/>
     <w:rsid w:val="007D02F1"/>
   </w:style>
   <w:style w:type="paragraph" w:customStyle="1" w:styleId="-Pieddepage">
     <w:name w:val="-Pied de page"/>
-    <w:basedOn w:val="Normal"/>
+    <w:basedOn w:val="Normale"/>
     <w:rsid w:val="007D02F1"/>
     <w:rPr>
       <w:rFonts w:ascii="Arial" w:hAnsi="Arial"/>
@@ -8509,9 +10105,9 @@
       <w:lang w:val="fr-FR"/>
     </w:rPr>
   </w:style>
-  <w:style w:type="paragraph" w:styleId="Paragraphedeliste">
+  <w:style w:type="paragraph" w:styleId="Paragrafoelenco">
     <w:name w:val="List Paragraph"/>
-    <w:basedOn w:val="Normal"/>
+    <w:basedOn w:val="Normale"/>
     <w:uiPriority w:val="34"/>
     <w:qFormat/>
     <w:rsid w:val="00AE5F17"/>
@@ -8520,10 +10116,10 @@
       <w:contextualSpacing/>
     </w:pPr>
   </w:style>
-  <w:style w:type="character" w:customStyle="1" w:styleId="Titre1Car">
-    <w:name w:val="Titre 1 Car"/>
-    <w:basedOn w:val="Policepardfaut"/>
-    <w:link w:val="Titre1"/>
+  <w:style w:type="character" w:customStyle="1" w:styleId="Titolo1Carattere">
+    <w:name w:val="Titolo 1 Carattere"/>
+    <w:basedOn w:val="Carpredefinitoparagrafo"/>
+    <w:link w:val="Titolo1"/>
     <w:uiPriority w:val="9"/>
     <w:rsid w:val="00865E46"/>
     <w:rPr>
@@ -8539,9 +10135,9 @@
       <w14:ligatures w14:val="standardContextual"/>
     </w:rPr>
   </w:style>
-  <w:style w:type="table" w:styleId="Grilledutableau">
+  <w:style w:type="table" w:styleId="Grigliatabella">
     <w:name w:val="Table Grid"/>
-    <w:basedOn w:val="TableauNormal"/>
+    <w:basedOn w:val="Tabellanormale"/>
     <w:rsid w:val="00E53F3B"/>
     <w:pPr>
       <w:spacing w:after="0" w:line="240" w:lineRule="auto"/>
@@ -8557,9 +10153,9 @@
       </w:tblBorders>
     </w:tblPr>
   </w:style>
-  <w:style w:type="character" w:styleId="Lienhypertexte">
+  <w:style w:type="character" w:styleId="Collegamentoipertestuale">
     <w:name w:val="Hyperlink"/>
-    <w:basedOn w:val="Policepardfaut"/>
+    <w:basedOn w:val="Carpredefinitoparagrafo"/>
     <w:uiPriority w:val="99"/>
     <w:unhideWhenUsed/>
     <w:rsid w:val="00393E74"/>
@@ -8570,7 +10166,7 @@
   </w:style>
   <w:style w:type="character" w:customStyle="1" w:styleId="Menzionenonrisolta1">
     <w:name w:val="Menzione non risolta1"/>
-    <w:basedOn w:val="Policepardfaut"/>
+    <w:basedOn w:val="Carpredefinitoparagrafo"/>
     <w:uiPriority w:val="99"/>
     <w:semiHidden/>
     <w:unhideWhenUsed/>
@@ -8580,9 +10176,9 @@
       <w:shd w:val="clear" w:color="auto" w:fill="E1DFDD"/>
     </w:rPr>
   </w:style>
-  <w:style w:type="character" w:styleId="Lienhypertextesuivivisit">
+  <w:style w:type="character" w:styleId="Collegamentovisitato">
     <w:name w:val="FollowedHyperlink"/>
-    <w:basedOn w:val="Policepardfaut"/>
+    <w:basedOn w:val="Carpredefinitoparagrafo"/>
     <w:uiPriority w:val="99"/>
     <w:semiHidden/>
     <w:unhideWhenUsed/>
@@ -8592,10 +10188,10 @@
       <w:u w:val="single"/>
     </w:rPr>
   </w:style>
-  <w:style w:type="paragraph" w:styleId="En-ttedetabledesmatires">
+  <w:style w:type="paragraph" w:styleId="Titolosommario">
     <w:name w:val="TOC Heading"/>
-    <w:basedOn w:val="Titre1"/>
-    <w:next w:val="Normal"/>
+    <w:basedOn w:val="Titolo1"/>
+    <w:next w:val="Normale"/>
     <w:uiPriority w:val="39"/>
     <w:unhideWhenUsed/>
     <w:qFormat/>
@@ -8604,10 +10200,10 @@
       <w:outlineLvl w:val="9"/>
     </w:pPr>
   </w:style>
-  <w:style w:type="paragraph" w:styleId="TM1">
+  <w:style w:type="paragraph" w:styleId="Sommario1">
     <w:name w:val="toc 1"/>
-    <w:basedOn w:val="Normal"/>
-    <w:next w:val="Normal"/>
+    <w:basedOn w:val="Normale"/>
+    <w:next w:val="Normale"/>
     <w:autoRedefine/>
     <w:uiPriority w:val="39"/>
     <w:unhideWhenUsed/>
@@ -8620,10 +10216,10 @@
       <w:spacing w:after="100"/>
     </w:pPr>
   </w:style>
-  <w:style w:type="character" w:customStyle="1" w:styleId="Titre2Car">
-    <w:name w:val="Titre 2 Car"/>
-    <w:basedOn w:val="Policepardfaut"/>
-    <w:link w:val="Titre2"/>
+  <w:style w:type="character" w:customStyle="1" w:styleId="Titolo2Carattere">
+    <w:name w:val="Titolo 2 Carattere"/>
+    <w:basedOn w:val="Carpredefinitoparagrafo"/>
+    <w:link w:val="Titolo2"/>
     <w:uiPriority w:val="9"/>
     <w:rsid w:val="00865E46"/>
     <w:rPr>
@@ -8640,10 +10236,10 @@
       <w14:ligatures w14:val="standardContextual"/>
     </w:rPr>
   </w:style>
-  <w:style w:type="paragraph" w:styleId="TM2">
+  <w:style w:type="paragraph" w:styleId="Sommario2">
     <w:name w:val="toc 2"/>
-    <w:basedOn w:val="Normal"/>
-    <w:next w:val="Normal"/>
+    <w:basedOn w:val="Normale"/>
+    <w:next w:val="Normale"/>
     <w:autoRedefine/>
     <w:uiPriority w:val="39"/>
     <w:unhideWhenUsed/>
@@ -8655,12 +10251,12 @@
   </w:style>
   <w:style w:type="character" w:customStyle="1" w:styleId="hgkelc">
     <w:name w:val="hgkelc"/>
-    <w:basedOn w:val="Policepardfaut"/>
+    <w:basedOn w:val="Carpredefinitoparagrafo"/>
     <w:rsid w:val="00E95BE2"/>
   </w:style>
-  <w:style w:type="character" w:customStyle="1" w:styleId="Titre3Car">
-    <w:name w:val="Titre 3 Car"/>
-    <w:link w:val="Titre3"/>
+  <w:style w:type="character" w:customStyle="1" w:styleId="Titolo3Carattere">
+    <w:name w:val="Titolo 3 Carattere"/>
+    <w:link w:val="Titolo3"/>
     <w:uiPriority w:val="9"/>
     <w:rsid w:val="00865E46"/>
     <w:rPr>
@@ -8673,10 +10269,10 @@
       <w:lang w:eastAsia="fr-FR"/>
     </w:rPr>
   </w:style>
-  <w:style w:type="paragraph" w:styleId="Lgende">
+  <w:style w:type="paragraph" w:styleId="Didascalia">
     <w:name w:val="caption"/>
-    <w:basedOn w:val="Normal"/>
-    <w:next w:val="Normal"/>
+    <w:basedOn w:val="Normale"/>
+    <w:next w:val="Normale"/>
     <w:unhideWhenUsed/>
     <w:qFormat/>
     <w:rsid w:val="008A6308"/>
@@ -8693,10 +10289,10 @@
       <w:lang w:val="fr-FR"/>
     </w:rPr>
   </w:style>
-  <w:style w:type="paragraph" w:styleId="TM3">
+  <w:style w:type="paragraph" w:styleId="Sommario3">
     <w:name w:val="toc 3"/>
-    <w:basedOn w:val="Normal"/>
-    <w:next w:val="Normal"/>
+    <w:basedOn w:val="Normale"/>
+    <w:next w:val="Normale"/>
     <w:autoRedefine/>
     <w:uiPriority w:val="39"/>
     <w:unhideWhenUsed/>
@@ -8706,9 +10302,9 @@
       <w:ind w:left="480"/>
     </w:pPr>
   </w:style>
-  <w:style w:type="character" w:styleId="MachinecrireHTML">
+  <w:style w:type="character" w:styleId="MacchinadascrivereHTML">
     <w:name w:val="HTML Typewriter"/>
-    <w:basedOn w:val="Policepardfaut"/>
+    <w:basedOn w:val="Carpredefinitoparagrafo"/>
     <w:uiPriority w:val="99"/>
     <w:semiHidden/>
     <w:unhideWhenUsed/>
@@ -8719,9 +10315,9 @@
       <w:szCs w:val="20"/>
     </w:rPr>
   </w:style>
-  <w:style w:type="character" w:styleId="lev">
+  <w:style w:type="character" w:styleId="Enfasigrassetto">
     <w:name w:val="Strong"/>
-    <w:basedOn w:val="Policepardfaut"/>
+    <w:basedOn w:val="Carpredefinitoparagrafo"/>
     <w:uiPriority w:val="22"/>
     <w:qFormat/>
     <w:rsid w:val="009B4D12"/>
@@ -8732,7 +10328,7 @@
   </w:style>
   <w:style w:type="paragraph" w:customStyle="1" w:styleId="Command">
     <w:name w:val="Command"/>
-    <w:basedOn w:val="Normal"/>
+    <w:basedOn w:val="Normale"/>
     <w:link w:val="CommandCar"/>
     <w:qFormat/>
     <w:rsid w:val="00653201"/>
@@ -8752,7 +10348,7 @@
   </w:style>
   <w:style w:type="character" w:customStyle="1" w:styleId="CommandCar">
     <w:name w:val="Command Car"/>
-    <w:basedOn w:val="Policepardfaut"/>
+    <w:basedOn w:val="Carpredefinitoparagrafo"/>
     <w:link w:val="Command"/>
     <w:rsid w:val="00653201"/>
     <w:rPr>
@@ -8763,9 +10359,9 @@
       <w:shd w:val="clear" w:color="auto" w:fill="D9D9D9" w:themeFill="background1" w:themeFillShade="D9"/>
     </w:rPr>
   </w:style>
-  <w:style w:type="character" w:styleId="CodeHTML">
+  <w:style w:type="character" w:styleId="CodiceHTML">
     <w:name w:val="HTML Code"/>
-    <w:basedOn w:val="Policepardfaut"/>
+    <w:basedOn w:val="Carpredefinitoparagrafo"/>
     <w:uiPriority w:val="99"/>
     <w:semiHidden/>
     <w:unhideWhenUsed/>
@@ -8776,11 +10372,11 @@
       <w:szCs w:val="20"/>
     </w:rPr>
   </w:style>
-  <w:style w:type="paragraph" w:styleId="Titre">
+  <w:style w:type="paragraph" w:styleId="Titolo">
     <w:name w:val="Title"/>
-    <w:basedOn w:val="Normal"/>
-    <w:next w:val="Normal"/>
-    <w:link w:val="TitreCar"/>
+    <w:basedOn w:val="Normale"/>
+    <w:next w:val="Normale"/>
+    <w:link w:val="TitoloCarattere"/>
     <w:uiPriority w:val="10"/>
     <w:qFormat/>
     <w:rsid w:val="007A2976"/>
@@ -8804,10 +10400,10 @@
       <w14:ligatures w14:val="standardContextual"/>
     </w:rPr>
   </w:style>
-  <w:style w:type="character" w:customStyle="1" w:styleId="TitreCar">
-    <w:name w:val="Titre Car"/>
-    <w:basedOn w:val="Policepardfaut"/>
-    <w:link w:val="Titre"/>
+  <w:style w:type="character" w:customStyle="1" w:styleId="TitoloCarattere">
+    <w:name w:val="Titolo Carattere"/>
+    <w:basedOn w:val="Carpredefinitoparagrafo"/>
+    <w:link w:val="Titolo"/>
     <w:uiPriority w:val="10"/>
     <w:rsid w:val="007A2976"/>
     <w:rPr>
@@ -8821,9 +10417,9 @@
       <w14:ligatures w14:val="standardContextual"/>
     </w:rPr>
   </w:style>
-  <w:style w:type="paragraph" w:styleId="NormalWeb">
+  <w:style w:type="paragraph" w:styleId="NormaleWeb">
     <w:name w:val="Normal (Web)"/>
-    <w:basedOn w:val="Normal"/>
+    <w:basedOn w:val="Normale"/>
     <w:uiPriority w:val="99"/>
     <w:unhideWhenUsed/>
     <w:rsid w:val="0020106E"/>
@@ -8837,9 +10433,9 @@
       <w:lang w:eastAsia="fr-CH"/>
     </w:rPr>
   </w:style>
-  <w:style w:type="character" w:styleId="Mentionnonrsolue">
+  <w:style w:type="character" w:styleId="Menzionenonrisolta">
     <w:name w:val="Unresolved Mention"/>
-    <w:basedOn w:val="Policepardfaut"/>
+    <w:basedOn w:val="Carpredefinitoparagrafo"/>
     <w:uiPriority w:val="99"/>
     <w:semiHidden/>
     <w:unhideWhenUsed/>
@@ -8849,10 +10445,10 @@
       <w:shd w:val="clear" w:color="auto" w:fill="E1DFDD"/>
     </w:rPr>
   </w:style>
-  <w:style w:type="character" w:customStyle="1" w:styleId="Titre4Car">
-    <w:name w:val="Titre 4 Car"/>
-    <w:basedOn w:val="Policepardfaut"/>
-    <w:link w:val="Titre4"/>
+  <w:style w:type="character" w:customStyle="1" w:styleId="Titolo4Carattere">
+    <w:name w:val="Titolo 4 Carattere"/>
+    <w:basedOn w:val="Carpredefinitoparagrafo"/>
+    <w:link w:val="Titolo4"/>
     <w:uiPriority w:val="9"/>
     <w:rsid w:val="0050232A"/>
     <w:rPr>
@@ -9130,6 +10726,10 @@
 </file>
 
 <file path=customXml/item1.xml><?xml version="1.0" encoding="utf-8"?>
+<b:Sources xmlns:b="http://schemas.openxmlformats.org/officeDocument/2006/bibliography" xmlns="http://schemas.openxmlformats.org/officeDocument/2006/bibliography" SelectedStyle="\APASixthEditionOfficeOnline.xsl" StyleName="APA" Version="6"/>
+</file>
+
+<file path=customXml/item2.xml><?xml version="1.0" encoding="utf-8"?>
 <ct:contentTypeSchema xmlns:ct="http://schemas.microsoft.com/office/2006/metadata/contentType" xmlns:ma="http://schemas.microsoft.com/office/2006/metadata/properties/metaAttributes" ct:_="" ma:_="" ma:contentTypeName="Document" ma:contentTypeID="0x010100556952629042AF4392ABFF79F1535A46" ma:contentTypeVersion="14" ma:contentTypeDescription="Crée un document." ma:contentTypeScope="" ma:versionID="d7dd7aa85c7a4bea358cc70cf63b29fd">
   <xsd:schema xmlns:xsd="http://www.w3.org/2001/XMLSchema" xmlns:xs="http://www.w3.org/2001/XMLSchema" xmlns:p="http://schemas.microsoft.com/office/2006/metadata/properties" xmlns:ns3="1be71a9f-368a-4876-9c29-26a4f26a34a2" xmlns:ns4="521153c6-29d6-40b2-abdc-15687e3d4d82" targetNamespace="http://schemas.microsoft.com/office/2006/metadata/properties" ma:root="true" ma:fieldsID="b3dc5af6f139d8eb84cf72c534ecba8f" ns3:_="" ns4:_="">
     <xsd:import namespace="1be71a9f-368a-4876-9c29-26a4f26a34a2"/>
@@ -9356,19 +10956,7 @@
 </ct:contentTypeSchema>
 </file>
 
-<file path=customXml/item2.xml><?xml version="1.0" encoding="utf-8"?>
-<b:Sources xmlns:b="http://schemas.openxmlformats.org/officeDocument/2006/bibliography" xmlns="http://schemas.openxmlformats.org/officeDocument/2006/bibliography" SelectedStyle="\APASixthEditionOfficeOnline.xsl" StyleName="APA" Version="6"/>
-</file>
-
 <file path=customXml/item3.xml><?xml version="1.0" encoding="utf-8"?>
-<p:properties xmlns:p="http://schemas.microsoft.com/office/2006/metadata/properties" xmlns:xsi="http://www.w3.org/2001/XMLSchema-instance" xmlns:pc="http://schemas.microsoft.com/office/infopath/2007/PartnerControls">
-  <documentManagement>
-    <_activity xmlns="1be71a9f-368a-4876-9c29-26a4f26a34a2" xsi:nil="true"/>
-  </documentManagement>
-</p:properties>
-</file>
-
-<file path=customXml/item4.xml><?xml version="1.0" encoding="utf-8"?>
 <?mso-contentType ?>
 <FormTemplates xmlns="http://schemas.microsoft.com/sharepoint/v3/contenttype/forms">
   <Display>DocumentLibraryForm</Display>
@@ -9377,7 +10965,23 @@
 </FormTemplates>
 </file>
 
+<file path=customXml/item4.xml><?xml version="1.0" encoding="utf-8"?>
+<p:properties xmlns:p="http://schemas.microsoft.com/office/2006/metadata/properties" xmlns:xsi="http://www.w3.org/2001/XMLSchema-instance" xmlns:pc="http://schemas.microsoft.com/office/infopath/2007/PartnerControls">
+  <documentManagement>
+    <_activity xmlns="1be71a9f-368a-4876-9c29-26a4f26a34a2" xsi:nil="true"/>
+  </documentManagement>
+</p:properties>
+</file>
+
 <file path=customXml/itemProps1.xml><?xml version="1.0" encoding="utf-8"?>
+<ds:datastoreItem xmlns:ds="http://schemas.openxmlformats.org/officeDocument/2006/customXml" ds:itemID="{51574DDE-7856-40D0-B1BF-8A7AF725ADDF}">
+  <ds:schemaRefs>
+    <ds:schemaRef ds:uri="http://schemas.openxmlformats.org/officeDocument/2006/bibliography"/>
+  </ds:schemaRefs>
+</ds:datastoreItem>
+</file>
+
+<file path=customXml/itemProps2.xml><?xml version="1.0" encoding="utf-8"?>
 <ds:datastoreItem xmlns:ds="http://schemas.openxmlformats.org/officeDocument/2006/customXml" ds:itemID="{679CA638-191D-48E2-B3D7-ABC8356A9E02}">
   <ds:schemaRefs>
     <ds:schemaRef ds:uri="http://schemas.microsoft.com/office/2006/metadata/contentType"/>
@@ -9396,15 +11000,15 @@
 </ds:datastoreItem>
 </file>
 
-<file path=customXml/itemProps2.xml><?xml version="1.0" encoding="utf-8"?>
-<ds:datastoreItem xmlns:ds="http://schemas.openxmlformats.org/officeDocument/2006/customXml" ds:itemID="{51574DDE-7856-40D0-B1BF-8A7AF725ADDF}">
+<file path=customXml/itemProps3.xml><?xml version="1.0" encoding="utf-8"?>
+<ds:datastoreItem xmlns:ds="http://schemas.openxmlformats.org/officeDocument/2006/customXml" ds:itemID="{D454F2B3-13D2-453B-8DFC-FDF834C4934E}">
   <ds:schemaRefs>
-    <ds:schemaRef ds:uri="http://schemas.openxmlformats.org/officeDocument/2006/bibliography"/>
+    <ds:schemaRef ds:uri="http://schemas.microsoft.com/sharepoint/v3/contenttype/forms"/>
   </ds:schemaRefs>
 </ds:datastoreItem>
 </file>
 
-<file path=customXml/itemProps3.xml><?xml version="1.0" encoding="utf-8"?>
+<file path=customXml/itemProps4.xml><?xml version="1.0" encoding="utf-8"?>
 <ds:datastoreItem xmlns:ds="http://schemas.openxmlformats.org/officeDocument/2006/customXml" ds:itemID="{0BA2CA45-8F25-4252-8E26-C2644CB730DB}">
   <ds:schemaRefs>
     <ds:schemaRef ds:uri="http://schemas.microsoft.com/office/2006/metadata/properties"/>
@@ -9412,12 +11016,4 @@
     <ds:schemaRef ds:uri="1be71a9f-368a-4876-9c29-26a4f26a34a2"/>
   </ds:schemaRefs>
 </ds:datastoreItem>
-</file>
-
-<file path=customXml/itemProps4.xml><?xml version="1.0" encoding="utf-8"?>
-<ds:datastoreItem xmlns:ds="http://schemas.openxmlformats.org/officeDocument/2006/customXml" ds:itemID="{D454F2B3-13D2-453B-8DFC-FDF834C4934E}">
-  <ds:schemaRefs>
-    <ds:schemaRef ds:uri="http://schemas.microsoft.com/sharepoint/v3/contenttype/forms"/>
-  </ds:schemaRefs>
-</ds:datastoreItem>
 </file>